--- a/docs/M7_ACTIVIDAD2_SUITE_MEDIDA.docx
+++ b/docs/M7_ACTIVIDAD2_SUITE_MEDIDA.docx
@@ -30,33 +30,6 @@
               <w:rPr>
                 <w:b/>
               </w:rPr>
-            </w:r>
-          </w:p>
-        </w:tc>
-        <w:tc>
-          <w:tcPr>
-            <w:tcW w:type="dxa" w:w="4320"/>
-          </w:tcPr>
-          <w:p>
-            <w:r>
-              <w:rPr>
-                <w:b/>
-              </w:rPr>
-            </w:r>
-          </w:p>
-        </w:tc>
-      </w:tr>
-      <w:tr>
-        <w:tc>
-          <w:tcPr>
-            <w:tcW w:type="dxa" w:w="4320"/>
-          </w:tcPr>
-          <w:p>
-            <w:r/>
-            <w:r>
-              <w:rPr>
-                <w:b/>
-              </w:rPr>
               <w:t>Equipo</w:t>
             </w:r>
           </w:p>
@@ -66,7 +39,6 @@
             <w:tcW w:type="dxa" w:w="4320"/>
           </w:tcPr>
           <w:p>
-            <w:r/>
             <w:r>
               <w:rPr>
                 <w:b/>
@@ -82,7 +54,6 @@
             <w:tcW w:type="dxa" w:w="4320"/>
           </w:tcPr>
           <w:p>
-            <w:r/>
             <w:r>
               <w:rPr>
                 <w:b/>
@@ -96,7 +67,6 @@
             <w:tcW w:type="dxa" w:w="4320"/>
           </w:tcPr>
           <w:p>
-            <w:r/>
             <w:r>
               <w:t>Ing. Guillermo Mamani Chambi (individual, G04)</w:t>
             </w:r>
@@ -109,7 +79,6 @@
             <w:tcW w:type="dxa" w:w="4320"/>
           </w:tcPr>
           <w:p>
-            <w:r/>
             <w:r>
               <w:t>Módulo</w:t>
             </w:r>
@@ -120,7 +89,6 @@
             <w:tcW w:type="dxa" w:w="4320"/>
           </w:tcPr>
           <w:p>
-            <w:r/>
             <w:r>
               <w:t>M7 — Pruebas y Validación de Modelos IA</w:t>
             </w:r>
@@ -133,7 +101,6 @@
             <w:tcW w:type="dxa" w:w="4320"/>
           </w:tcPr>
           <w:p>
-            <w:r/>
             <w:r>
               <w:t>Producto</w:t>
             </w:r>
@@ -144,7 +111,6 @@
             <w:tcW w:type="dxa" w:w="4320"/>
           </w:tcPr>
           <w:p>
-            <w:r/>
             <w:r>
               <w:t>Plataforma de Cariotipado Asistido por IA</w:t>
             </w:r>
@@ -157,7 +123,6 @@
             <w:tcW w:type="dxa" w:w="4320"/>
           </w:tcPr>
           <w:p>
-            <w:r/>
             <w:r>
               <w:t>Módulo medido</w:t>
             </w:r>
@@ -168,7 +133,6 @@
             <w:tcW w:type="dxa" w:w="4320"/>
           </w:tcPr>
           <w:p>
-            <w:r/>
             <w:r>
               <w:rPr>
                 <w:rFonts w:ascii="Consolas" w:hAnsi="Consolas"/>
@@ -188,7 +152,6 @@
             <w:tcW w:type="dxa" w:w="4320"/>
           </w:tcPr>
           <w:p>
-            <w:r/>
             <w:r>
               <w:t>Rama</w:t>
             </w:r>
@@ -199,7 +162,6 @@
             <w:tcW w:type="dxa" w:w="4320"/>
           </w:tcPr>
           <w:p>
-            <w:r/>
             <w:r>
               <w:rPr>
                 <w:rFonts w:ascii="Consolas" w:hAnsi="Consolas"/>
@@ -216,7 +178,6 @@
             <w:tcW w:type="dxa" w:w="4320"/>
           </w:tcPr>
           <w:p>
-            <w:r/>
             <w:r>
               <w:t>Fecha</w:t>
             </w:r>
@@ -227,7 +188,6 @@
             <w:tcW w:type="dxa" w:w="4320"/>
           </w:tcPr>
           <w:p>
-            <w:r/>
             <w:r>
               <w:t>7 de septiembre de 2026</w:t>
             </w:r>
@@ -236,7 +196,17 @@
       </w:tr>
     </w:tbl>
     <w:p/>
-    <w:p/>
+    <w:p>
+      <w:pPr>
+        <w:jc w:val="center"/>
+      </w:pPr>
+      <w:r>
+        <w:rPr>
+          <w:color w:val="444444"/>
+        </w:rPr>
+        <w:t>· · ·</w:t>
+      </w:r>
+    </w:p>
     <w:p>
       <w:pPr>
         <w:pStyle w:val="Heading2"/>
@@ -253,7 +223,12 @@
         <w:t>El número de pytest-cov no sirve para decidir.</w:t>
       </w:r>
       <w:r>
-        <w:t xml:space="preserve"> Incluye los propios ficheros de test, que están al 100 % por construcción. Y los </w:t>
+        <w:t xml:space="preserve"> Incluye los propios ficheros</w:t>
+      </w:r>
+    </w:p>
+    <w:p>
+      <w:r>
+        <w:t xml:space="preserve">de test, que están al 100 % por construcción. Y los </w:t>
       </w:r>
       <w:r>
         <w:rPr>
@@ -263,12 +238,411 @@
         <w:t>management/commands/</w:t>
       </w:r>
       <w:r>
-        <w:t xml:space="preserve"> son guiones de demostración y evaluadores que se lanzan a mano: cubrirlos con unit tests sería inflar la cifra sin proteger nada.</w:t>
+        <w:t xml:space="preserve"> son</w:t>
       </w:r>
     </w:p>
     <w:p>
       <w:r>
+        <w:t>guiones de demostración y evaluadores que se lanzan a mano: cubrirlos con unit</w:t>
+      </w:r>
+    </w:p>
+    <w:p>
+      <w:r>
+        <w:t>tests sería inflar la cifra sin proteger nada.</w:t>
+      </w:r>
+    </w:p>
+    <w:p>
+      <w:r>
         <w:t>Por eso se reportan tres, y la que manda es la última:</w:t>
+      </w:r>
+    </w:p>
+    <w:tbl>
+      <w:tblPr>
+        <w:tblStyle w:val="LightGrid-Accent1"/>
+        <w:tblW w:type="auto" w:w="0"/>
+        <w:tblLook w:firstColumn="1" w:firstRow="1" w:lastColumn="0" w:lastRow="0" w:noHBand="0" w:noVBand="1" w:val="04A0"/>
+      </w:tblPr>
+      <w:tblGrid>
+        <w:gridCol w:w="1728"/>
+        <w:gridCol w:w="1728"/>
+        <w:gridCol w:w="1728"/>
+        <w:gridCol w:w="1728"/>
+        <w:gridCol w:w="1728"/>
+      </w:tblGrid>
+      <w:tr>
+        <w:tc>
+          <w:tcPr>
+            <w:tcW w:type="dxa" w:w="1728"/>
+          </w:tcPr>
+          <w:p>
+            <w:r>
+              <w:rPr>
+                <w:b/>
+              </w:rPr>
+              <w:t>Alcance</w:t>
+            </w:r>
+          </w:p>
+        </w:tc>
+        <w:tc>
+          <w:tcPr>
+            <w:tcW w:type="dxa" w:w="1728"/>
+          </w:tcPr>
+          <w:p>
+            <w:r>
+              <w:rPr>
+                <w:b/>
+              </w:rPr>
+              <w:t>Antes</w:t>
+            </w:r>
+          </w:p>
+        </w:tc>
+        <w:tc>
+          <w:tcPr>
+            <w:tcW w:type="dxa" w:w="1728"/>
+          </w:tcPr>
+          <w:p>
+            <w:r>
+              <w:rPr>
+                <w:b/>
+              </w:rPr>
+              <w:t>Actividad 2</w:t>
+            </w:r>
+          </w:p>
+        </w:tc>
+        <w:tc>
+          <w:tcPr>
+            <w:tcW w:type="dxa" w:w="1728"/>
+          </w:tcPr>
+          <w:p>
+            <w:r>
+              <w:rPr>
+                <w:b/>
+              </w:rPr>
+              <w:t>Tras cerrar los huecos</w:t>
+            </w:r>
+          </w:p>
+        </w:tc>
+        <w:tc>
+          <w:tcPr>
+            <w:tcW w:type="dxa" w:w="1728"/>
+          </w:tcPr>
+          <w:p>
+            <w:r>
+              <w:rPr>
+                <w:b/>
+              </w:rPr>
+              <w:t>Δ total</w:t>
+            </w:r>
+          </w:p>
+        </w:tc>
+      </w:tr>
+      <w:tr>
+        <w:tc>
+          <w:tcPr>
+            <w:tcW w:type="dxa" w:w="1728"/>
+          </w:tcPr>
+          <w:p>
+            <w:r>
+              <w:t xml:space="preserve">Lo que reporta </w:t>
+            </w:r>
+            <w:r>
+              <w:rPr>
+                <w:rFonts w:ascii="Consolas" w:hAnsi="Consolas"/>
+                <w:sz w:val="19"/>
+              </w:rPr>
+              <w:t>pytest-cov</w:t>
+            </w:r>
+          </w:p>
+        </w:tc>
+        <w:tc>
+          <w:tcPr>
+            <w:tcW w:type="dxa" w:w="1728"/>
+          </w:tcPr>
+          <w:p>
+            <w:r>
+              <w:t>82,25 %</w:t>
+            </w:r>
+          </w:p>
+        </w:tc>
+        <w:tc>
+          <w:tcPr>
+            <w:tcW w:type="dxa" w:w="1728"/>
+          </w:tcPr>
+          <w:p>
+            <w:r>
+              <w:t>84,04 %</w:t>
+            </w:r>
+          </w:p>
+        </w:tc>
+        <w:tc>
+          <w:tcPr>
+            <w:tcW w:type="dxa" w:w="1728"/>
+          </w:tcPr>
+          <w:p>
+            <w:r>
+              <w:t>86,00 %</w:t>
+            </w:r>
+          </w:p>
+        </w:tc>
+        <w:tc>
+          <w:tcPr>
+            <w:tcW w:type="dxa" w:w="1728"/>
+          </w:tcPr>
+          <w:p>
+            <w:r>
+              <w:t>+3,75 pp</w:t>
+            </w:r>
+          </w:p>
+        </w:tc>
+      </w:tr>
+      <w:tr>
+        <w:tc>
+          <w:tcPr>
+            <w:tcW w:type="dxa" w:w="1728"/>
+          </w:tcPr>
+          <w:p>
+            <w:r>
+              <w:t>Sin ficheros de test</w:t>
+            </w:r>
+          </w:p>
+        </w:tc>
+        <w:tc>
+          <w:tcPr>
+            <w:tcW w:type="dxa" w:w="1728"/>
+          </w:tcPr>
+          <w:p>
+            <w:r>
+              <w:t>65,41 %</w:t>
+            </w:r>
+          </w:p>
+        </w:tc>
+        <w:tc>
+          <w:tcPr>
+            <w:tcW w:type="dxa" w:w="1728"/>
+          </w:tcPr>
+          <w:p>
+            <w:r>
+              <w:t>—</w:t>
+            </w:r>
+          </w:p>
+        </w:tc>
+        <w:tc>
+          <w:tcPr>
+            <w:tcW w:type="dxa" w:w="1728"/>
+          </w:tcPr>
+          <w:p>
+            <w:r>
+              <w:t>—</w:t>
+            </w:r>
+          </w:p>
+        </w:tc>
+        <w:tc>
+          <w:tcPr>
+            <w:tcW w:type="dxa" w:w="1728"/>
+          </w:tcPr>
+          <w:p>
+            <w:r>
+              <w:t>—</w:t>
+            </w:r>
+          </w:p>
+        </w:tc>
+      </w:tr>
+      <w:tr>
+        <w:tc>
+          <w:tcPr>
+            <w:tcW w:type="dxa" w:w="1728"/>
+          </w:tcPr>
+          <w:p>
+            <w:r>
+              <w:rPr>
+                <w:b/>
+              </w:rPr>
+              <w:t>Código de producción</w:t>
+            </w:r>
+            <w:r>
+              <w:t xml:space="preserve"> (sin tests ni CLI)</w:t>
+            </w:r>
+          </w:p>
+        </w:tc>
+        <w:tc>
+          <w:tcPr>
+            <w:tcW w:type="dxa" w:w="1728"/>
+          </w:tcPr>
+          <w:p>
+            <w:r>
+              <w:rPr>
+                <w:b/>
+              </w:rPr>
+              <w:t>85,63 %</w:t>
+            </w:r>
+          </w:p>
+        </w:tc>
+        <w:tc>
+          <w:tcPr>
+            <w:tcW w:type="dxa" w:w="1728"/>
+          </w:tcPr>
+          <w:p>
+            <w:r>
+              <w:rPr>
+                <w:b/>
+              </w:rPr>
+              <w:t>88,60 %</w:t>
+            </w:r>
+          </w:p>
+        </w:tc>
+        <w:tc>
+          <w:tcPr>
+            <w:tcW w:type="dxa" w:w="1728"/>
+          </w:tcPr>
+          <w:p>
+            <w:r>
+              <w:rPr>
+                <w:b/>
+              </w:rPr>
+              <w:t>91,74 %</w:t>
+            </w:r>
+          </w:p>
+        </w:tc>
+        <w:tc>
+          <w:tcPr>
+            <w:tcW w:type="dxa" w:w="1728"/>
+          </w:tcPr>
+          <w:p>
+            <w:r>
+              <w:rPr>
+                <w:b/>
+              </w:rPr>
+              <w:t>+6,11 pp</w:t>
+            </w:r>
+          </w:p>
+        </w:tc>
+      </w:tr>
+    </w:tbl>
+    <w:p/>
+    <w:p>
+      <w:pPr>
+        <w:spacing w:after="200"/>
+        <w:ind w:left="360"/>
+      </w:pPr>
+      <w:r>
+        <w:rPr>
+          <w:rFonts w:ascii="Consolas" w:hAnsi="Consolas"/>
+          <w:color w:val="444444"/>
+          <w:sz w:val="18"/>
+        </w:rPr>
+        <w:t>antes    46 ficheros · 2.798 sentencias · 2.396 cubiertas</w:t>
+        <w:br/>
+        <w:t>act. 2   47 ficheros · 2.806 sentencias · 2.486 cubiertas</w:t>
+        <w:br/>
+        <w:t>cierre   47 ficheros · 2.809 sentencias · 2.577 cubiertas</w:t>
+        <w:br/>
+        <w:t>tests    627  →  663  →  724   (+97)</w:t>
+      </w:r>
+    </w:p>
+    <w:p>
+      <w:r>
+        <w:t>**Con el cierre, el código de producción del clínico pasa el 90 % que exige</w:t>
+      </w:r>
+    </w:p>
+    <w:p>
+      <w:r>
+        <w:t>RN-09** (91,74 %). Las tres sentencias que aparecen de más entre la Actividad 2</w:t>
+      </w:r>
+    </w:p>
+    <w:p>
+      <w:r>
+        <w:t xml:space="preserve">y el cierre son el guard que se añadió a </w:t>
+      </w:r>
+      <w:r>
+        <w:rPr>
+          <w:rFonts w:ascii="Consolas" w:hAnsi="Consolas"/>
+          <w:sz w:val="19"/>
+        </w:rPr>
+        <w:t>agente_acciones.ejecutar</w:t>
+      </w:r>
+      <w:r>
+        <w:t xml:space="preserve"> — ver §4.</w:t>
+      </w:r>
+    </w:p>
+    <w:p>
+      <w:r>
+        <w:t>Reproducible con:</w:t>
+      </w:r>
+    </w:p>
+    <w:p>
+      <w:pPr>
+        <w:spacing w:after="200"/>
+        <w:ind w:left="360"/>
+      </w:pPr>
+      <w:r>
+        <w:rPr>
+          <w:rFonts w:ascii="Consolas" w:hAnsi="Consolas"/>
+          <w:color w:val="444444"/>
+          <w:sz w:val="18"/>
+        </w:rPr>
+        <w:t>cd backend-clinic</w:t>
+        <w:br/>
+        <w:t>.venv/Scripts/python -m pytest --cov=. --cov-report=json:cov.json --cov-fail-under=0</w:t>
+        <w:br/>
+        <w:t>.venv/Scripts/python scripts/cobertura_produccion.py cov.json apps/</w:t>
+      </w:r>
+    </w:p>
+    <w:p>
+      <w:r>
+        <w:t xml:space="preserve">El segundo argumento acota el agregado a </w:t>
+      </w:r>
+      <w:r>
+        <w:rPr>
+          <w:rFonts w:ascii="Consolas" w:hAnsi="Consolas"/>
+          <w:sz w:val="19"/>
+        </w:rPr>
+        <w:t>apps/</w:t>
+      </w:r>
+      <w:r>
+        <w:t>, que es el alcance de las</w:t>
+      </w:r>
+    </w:p>
+    <w:p>
+      <w:r>
+        <w:t xml:space="preserve">mediciones anteriores: deja fuera </w:t>
+      </w:r>
+      <w:r>
+        <w:rPr>
+          <w:rFonts w:ascii="Consolas" w:hAnsi="Consolas"/>
+          <w:sz w:val="19"/>
+        </w:rPr>
+        <w:t>manage.py</w:t>
+      </w:r>
+      <w:r>
+        <w:t xml:space="preserve">, </w:t>
+      </w:r>
+      <w:r>
+        <w:rPr>
+          <w:rFonts w:ascii="Consolas" w:hAnsi="Consolas"/>
+          <w:sz w:val="19"/>
+        </w:rPr>
+        <w:t>wsgi/asgi</w:t>
+      </w:r>
+      <w:r>
+        <w:t xml:space="preserve"> y los dos guiones MCP</w:t>
+      </w:r>
+    </w:p>
+    <w:p>
+      <w:r>
+        <w:t>sueltos, que no son código de dominio. Los porcentajes por fichero no dependen</w:t>
+      </w:r>
+    </w:p>
+    <w:p>
+      <w:r>
+        <w:t>de ese recorte; lo que cambia es sobre qué población se suman.</w:t>
+      </w:r>
+    </w:p>
+    <w:p>
+      <w:pPr>
+        <w:pStyle w:val="Heading3"/>
+      </w:pPr>
+      <w:r>
+        <w:t>Los huecos que la medición encontró</w:t>
       </w:r>
     </w:p>
     <w:tbl>
@@ -293,12 +667,7 @@
               <w:rPr>
                 <w:b/>
               </w:rPr>
-            </w:r>
-            <w:r>
-              <w:rPr>
-                <w:b/>
-              </w:rPr>
-              <w:t>Alcance</w:t>
+              <w:t>Módulo</w:t>
             </w:r>
           </w:p>
         </w:tc>
@@ -307,11 +676,6 @@
             <w:tcW w:type="dxa" w:w="2160"/>
           </w:tcPr>
           <w:p>
-            <w:r>
-              <w:rPr>
-                <w:b/>
-              </w:rPr>
-            </w:r>
             <w:r>
               <w:rPr>
                 <w:b/>
@@ -329,11 +693,6 @@
               <w:rPr>
                 <w:b/>
               </w:rPr>
-            </w:r>
-            <w:r>
-              <w:rPr>
-                <w:b/>
-              </w:rPr>
               <w:t>Después</w:t>
             </w:r>
           </w:p>
@@ -347,12 +706,7 @@
               <w:rPr>
                 <w:b/>
               </w:rPr>
-            </w:r>
-            <w:r>
-              <w:rPr>
-                <w:b/>
-              </w:rPr>
-              <w:t>Δ</w:t>
+              <w:t>Sentencias que faltaban</w:t>
             </w:r>
           </w:p>
         </w:tc>
@@ -363,16 +717,11 @@
             <w:tcW w:type="dxa" w:w="2160"/>
           </w:tcPr>
           <w:p>
-            <w:r/>
-            <w:r>
-              <w:t xml:space="preserve">Lo que reporta </w:t>
-            </w:r>
             <w:r>
               <w:rPr>
-                <w:rFonts w:ascii="Consolas" w:hAnsi="Consolas"/>
-                <w:sz w:val="19"/>
+                <w:b/>
               </w:rPr>
-              <w:t>pytest-cov</w:t>
+              <w:t>`rag_qa.py`</w:t>
             </w:r>
           </w:p>
         </w:tc>
@@ -381,9 +730,11 @@
             <w:tcW w:type="dxa" w:w="2160"/>
           </w:tcPr>
           <w:p>
-            <w:r/>
             <w:r>
-              <w:t>82,25 %</w:t>
+              <w:rPr>
+                <w:b/>
+              </w:rPr>
+              <w:t>0,0 %</w:t>
             </w:r>
           </w:p>
         </w:tc>
@@ -392,9 +743,11 @@
             <w:tcW w:type="dxa" w:w="2160"/>
           </w:tcPr>
           <w:p>
-            <w:r/>
             <w:r>
-              <w:t>84,04 %</w:t>
+              <w:rPr>
+                <w:b/>
+              </w:rPr>
+              <w:t>100 %</w:t>
             </w:r>
           </w:p>
         </w:tc>
@@ -403,9 +756,11 @@
             <w:tcW w:type="dxa" w:w="2160"/>
           </w:tcPr>
           <w:p>
-            <w:r/>
             <w:r>
-              <w:t>+1,79 pp</w:t>
+              <w:rPr>
+                <w:b/>
+              </w:rPr>
+              <w:t>62</w:t>
             </w:r>
           </w:p>
         </w:tc>
@@ -416,9 +771,12 @@
             <w:tcW w:type="dxa" w:w="2160"/>
           </w:tcPr>
           <w:p>
-            <w:r/>
             <w:r>
-              <w:t>Sin ficheros de test</w:t>
+              <w:rPr>
+                <w:rFonts w:ascii="Consolas" w:hAnsi="Consolas"/>
+                <w:sz w:val="19"/>
+              </w:rPr>
+              <w:t>rag_index.py</w:t>
             </w:r>
           </w:p>
         </w:tc>
@@ -427,9 +785,8 @@
             <w:tcW w:type="dxa" w:w="2160"/>
           </w:tcPr>
           <w:p>
-            <w:r/>
             <w:r>
-              <w:t>65,41 %</w:t>
+              <w:t>37,8 %</w:t>
             </w:r>
           </w:p>
         </w:tc>
@@ -438,9 +795,11 @@
             <w:tcW w:type="dxa" w:w="2160"/>
           </w:tcPr>
           <w:p>
-            <w:r/>
             <w:r>
-              <w:t>—</w:t>
+              <w:rPr>
+                <w:b/>
+              </w:rPr>
+              <w:t>100 %</w:t>
             </w:r>
           </w:p>
         </w:tc>
@@ -449,9 +808,8 @@
             <w:tcW w:type="dxa" w:w="2160"/>
           </w:tcPr>
           <w:p>
-            <w:r/>
             <w:r>
-              <w:t>—</w:t>
+              <w:t>51</w:t>
             </w:r>
           </w:p>
         </w:tc>
@@ -462,15 +820,12 @@
             <w:tcW w:type="dxa" w:w="2160"/>
           </w:tcPr>
           <w:p>
-            <w:r/>
             <w:r>
               <w:rPr>
-                <w:b/>
+                <w:rFonts w:ascii="Consolas" w:hAnsi="Consolas"/>
+                <w:sz w:val="19"/>
               </w:rPr>
-              <w:t>Código de producción</w:t>
-            </w:r>
-            <w:r>
-              <w:t xml:space="preserve"> (sin tests ni CLI)</w:t>
+              <w:t>agente_acciones.py</w:t>
             </w:r>
           </w:p>
         </w:tc>
@@ -479,12 +834,8 @@
             <w:tcW w:type="dxa" w:w="2160"/>
           </w:tcPr>
           <w:p>
-            <w:r/>
             <w:r>
-              <w:rPr>
-                <w:b/>
-              </w:rPr>
-              <w:t>85,63 %</w:t>
+              <w:t>40,7 %</w:t>
             </w:r>
           </w:p>
         </w:tc>
@@ -493,12 +844,11 @@
             <w:tcW w:type="dxa" w:w="2160"/>
           </w:tcPr>
           <w:p>
-            <w:r/>
             <w:r>
               <w:rPr>
                 <w:b/>
               </w:rPr>
-              <w:t>88,60 %</w:t>
+              <w:t>100 %</w:t>
             </w:r>
           </w:p>
         </w:tc>
@@ -507,12 +857,106 @@
             <w:tcW w:type="dxa" w:w="2160"/>
           </w:tcPr>
           <w:p>
-            <w:r/>
+            <w:r>
+              <w:t>16</w:t>
+            </w:r>
+          </w:p>
+        </w:tc>
+      </w:tr>
+      <w:tr>
+        <w:tc>
+          <w:tcPr>
+            <w:tcW w:type="dxa" w:w="2160"/>
+          </w:tcPr>
+          <w:p>
+            <w:r>
+              <w:rPr>
+                <w:rFonts w:ascii="Consolas" w:hAnsi="Consolas"/>
+                <w:sz w:val="19"/>
+              </w:rPr>
+              <w:t>admin_client.py</w:t>
+            </w:r>
+          </w:p>
+        </w:tc>
+        <w:tc>
+          <w:tcPr>
+            <w:tcW w:type="dxa" w:w="2160"/>
+          </w:tcPr>
+          <w:p>
+            <w:r>
+              <w:t>52,9 %</w:t>
+            </w:r>
+          </w:p>
+        </w:tc>
+        <w:tc>
+          <w:tcPr>
+            <w:tcW w:type="dxa" w:w="2160"/>
+          </w:tcPr>
+          <w:p>
             <w:r>
               <w:rPr>
                 <w:b/>
               </w:rPr>
-              <w:t>+2,97 pp</w:t>
+              <w:t>100 %</w:t>
+            </w:r>
+          </w:p>
+        </w:tc>
+        <w:tc>
+          <w:tcPr>
+            <w:tcW w:type="dxa" w:w="2160"/>
+          </w:tcPr>
+          <w:p>
+            <w:r>
+              <w:t>16</w:t>
+            </w:r>
+          </w:p>
+        </w:tc>
+      </w:tr>
+      <w:tr>
+        <w:tc>
+          <w:tcPr>
+            <w:tcW w:type="dxa" w:w="2160"/>
+          </w:tcPr>
+          <w:p>
+            <w:r>
+              <w:rPr>
+                <w:rFonts w:ascii="Consolas" w:hAnsi="Consolas"/>
+                <w:sz w:val="19"/>
+              </w:rPr>
+              <w:t>pipeline_client.py</w:t>
+            </w:r>
+          </w:p>
+        </w:tc>
+        <w:tc>
+          <w:tcPr>
+            <w:tcW w:type="dxa" w:w="2160"/>
+          </w:tcPr>
+          <w:p>
+            <w:r>
+              <w:t>67,5 %</w:t>
+            </w:r>
+          </w:p>
+        </w:tc>
+        <w:tc>
+          <w:tcPr>
+            <w:tcW w:type="dxa" w:w="2160"/>
+          </w:tcPr>
+          <w:p>
+            <w:r>
+              <w:rPr>
+                <w:b/>
+              </w:rPr>
+              <w:t>100 %</w:t>
+            </w:r>
+          </w:p>
+        </w:tc>
+        <w:tc>
+          <w:tcPr>
+            <w:tcW w:type="dxa" w:w="2160"/>
+          </w:tcPr>
+          <w:p>
+            <w:r>
+              <w:t>25</w:t>
             </w:r>
           </w:p>
         </w:tc>
@@ -520,44 +964,63 @@
     </w:tbl>
     <w:p/>
     <w:p>
-      <w:pPr>
-        <w:spacing w:after="200"/>
-        <w:ind w:left="280"/>
-      </w:pPr>
       <w:r>
         <w:rPr>
           <w:rFonts w:ascii="Consolas" w:hAnsi="Consolas"/>
-          <w:color w:val="1F2A37"/>
-          <w:sz w:val="17"/>
+          <w:sz w:val="19"/>
         </w:rPr>
-        <w:t>antes    46 ficheros · 2.798 sentencias · 2.396 cubiertas</w:t>
-        <w:br/>
-        <w:t>después  47 ficheros · 2.806 sentencias · 2.486 cubiertas</w:t>
-        <w:br/>
-        <w:t>tests    627  →  663   (+36)</w:t>
+        <w:t>rag_qa.py</w:t>
+      </w:r>
+      <w:r>
+        <w:t xml:space="preserve"> es el que decide **si el sistema responde una pregunta clínica o</w:t>
       </w:r>
     </w:p>
     <w:p>
       <w:r>
-        <w:t>Reproducible con:</w:t>
+        <w:t>dice que no sabe**, y no tenía ni una prueba. Es el hueco que se atacó primero.</w:t>
+      </w:r>
+    </w:p>
+    <w:p>
+      <w:r>
+        <w:t xml:space="preserve">Los cinco están en la </w:t>
+      </w:r>
+      <w:r>
+        <w:rPr>
+          <w:b/>
+        </w:rPr>
+        <w:t>frontera</w:t>
+      </w:r>
+      <w:r>
+        <w:t xml:space="preserve"> —modelo, disco y red—, que es exactamente</w:t>
+      </w:r>
+    </w:p>
+    <w:p>
+      <w:r>
+        <w:t>donde la consigna pide dobles. Los cinco quedan cerrados: 170 sentencias que</w:t>
+      </w:r>
+    </w:p>
+    <w:p>
+      <w:r>
+        <w:t>antes nadie ejercitaba.</w:t>
       </w:r>
     </w:p>
     <w:p>
       <w:pPr>
-        <w:spacing w:after="200"/>
-        <w:ind w:left="280"/>
+        <w:jc w:val="center"/>
       </w:pPr>
       <w:r>
         <w:rPr>
-          <w:rFonts w:ascii="Consolas" w:hAnsi="Consolas"/>
-          <w:color w:val="1F2A37"/>
-          <w:sz w:val="17"/>
+          <w:color w:val="444444"/>
         </w:rPr>
-        <w:t>cd backend-clinic</w:t>
-        <w:br/>
-        <w:t>.venv/Scripts/python -m pytest --cov=apps --cov-report=json:cov.json</w:t>
-        <w:br/>
-        <w:t>python docs/../scripts/huecos_produccion.py cov.json</w:t>
+        <w:t>· · ·</w:t>
+      </w:r>
+    </w:p>
+    <w:p>
+      <w:pPr>
+        <w:pStyle w:val="Heading2"/>
+      </w:pPr>
+      <w:r>
+        <w:t>2 · Duplicados</w:t>
       </w:r>
     </w:p>
     <w:p>
@@ -565,7 +1028,130 @@
         <w:pStyle w:val="Heading3"/>
       </w:pPr>
       <w:r>
-        <w:t>Los huecos que la medición encontró</w:t>
+        <w:t>Cómo se buscaron</w:t>
+      </w:r>
+    </w:p>
+    <w:p>
+      <w:r>
+        <w:t>La consigna define duplicado como *misma función bajo prueba, mismos datos de</w:t>
+      </w:r>
+    </w:p>
+    <w:p>
+      <w:r>
+        <w:t xml:space="preserve">entrada y mismo assert, </w:t>
+      </w:r>
+      <w:r>
+        <w:rPr>
+          <w:b/>
+        </w:rPr>
+        <w:t>aunque el nombre cambie</w:t>
+      </w:r>
+      <w:r>
+        <w:t>*. Comparar texto no vale, así</w:t>
+      </w:r>
+    </w:p>
+    <w:p>
+      <w:r>
+        <w:t xml:space="preserve">que se compara una huella del </w:t>
+      </w:r>
+      <w:r>
+        <w:rPr>
+          <w:b/>
+        </w:rPr>
+        <w:t>AST</w:t>
+      </w:r>
+      <w:r>
+        <w:t xml:space="preserve"> de cada test: llamadas, literales, asserts</w:t>
+      </w:r>
+    </w:p>
+    <w:p>
+      <w:r>
+        <w:t>normalizados, fixtures y decoradores.</w:t>
+      </w:r>
+    </w:p>
+    <w:p>
+      <w:r>
+        <w:t xml:space="preserve">Se analizaron </w:t>
+      </w:r>
+      <w:r>
+        <w:rPr>
+          <w:b/>
+        </w:rPr>
+        <w:t>820 tests con assert</w:t>
+      </w:r>
+      <w:r>
+        <w:t xml:space="preserve"> de los tres backends. El detector está</w:t>
+      </w:r>
+    </w:p>
+    <w:p>
+      <w:r>
+        <w:t>versionado en [</w:t>
+      </w:r>
+      <w:r>
+        <w:rPr>
+          <w:rFonts w:ascii="Consolas" w:hAnsi="Consolas"/>
+          <w:sz w:val="19"/>
+        </w:rPr>
+        <w:t>scripts/detectar_duplicados.py</w:t>
+      </w:r>
+      <w:r>
+        <w:t>](../scripts/detectar_duplicados.py)</w:t>
+      </w:r>
+    </w:p>
+    <w:p>
+      <w:r>
+        <w:t>y se vuelve a correr sin argumentos:</w:t>
+      </w:r>
+    </w:p>
+    <w:p>
+      <w:pPr>
+        <w:spacing w:after="200"/>
+        <w:ind w:left="360"/>
+      </w:pPr>
+      <w:r>
+        <w:rPr>
+          <w:rFonts w:ascii="Consolas" w:hAnsi="Consolas"/>
+          <w:color w:val="444444"/>
+          <w:sz w:val="18"/>
+        </w:rPr>
+        <w:t>python scripts/detectar_duplicados.py</w:t>
+      </w:r>
+    </w:p>
+    <w:p>
+      <w:r>
+        <w:t xml:space="preserve">Tras el cierre de huecos se corrió otra vez sobre </w:t>
+      </w:r>
+      <w:r>
+        <w:rPr>
+          <w:b/>
+        </w:rPr>
+        <w:t>897 tests</w:t>
+      </w:r>
+      <w:r>
+        <w:t xml:space="preserve"> y devolvió 0</w:t>
+      </w:r>
+    </w:p>
+    <w:p>
+      <w:r>
+        <w:t>grupos (§6).</w:t>
+      </w:r>
+    </w:p>
+    <w:p>
+      <w:pPr>
+        <w:pStyle w:val="Heading3"/>
+      </w:pPr>
+      <w:r>
+        <w:t>La primera pasada dio 9 grupos, y los 9 eran falsos</w:t>
+      </w:r>
+    </w:p>
+    <w:p>
+      <w:r>
+        <w:t>Es justo lo que la consigna advierte: *«el agente puede marcar como duplicado lo</w:t>
+      </w:r>
+    </w:p>
+    <w:p>
+      <w:r>
+        <w:t>que solo se parece»*. Los fallos eran de la huella, no de la suite:</w:t>
       </w:r>
     </w:p>
     <w:tbl>
@@ -589,382 +1175,6 @@
               <w:rPr>
                 <w:b/>
               </w:rPr>
-            </w:r>
-            <w:r>
-              <w:rPr>
-                <w:b/>
-              </w:rPr>
-              <w:t>Módulo</w:t>
-            </w:r>
-          </w:p>
-        </w:tc>
-        <w:tc>
-          <w:tcPr>
-            <w:tcW w:type="dxa" w:w="2880"/>
-          </w:tcPr>
-          <w:p>
-            <w:r>
-              <w:rPr>
-                <w:b/>
-              </w:rPr>
-            </w:r>
-            <w:r>
-              <w:rPr>
-                <w:b/>
-              </w:rPr>
-              <w:t>Cobertura antes</w:t>
-            </w:r>
-          </w:p>
-        </w:tc>
-        <w:tc>
-          <w:tcPr>
-            <w:tcW w:type="dxa" w:w="2880"/>
-          </w:tcPr>
-          <w:p>
-            <w:r>
-              <w:rPr>
-                <w:b/>
-              </w:rPr>
-            </w:r>
-            <w:r>
-              <w:rPr>
-                <w:b/>
-              </w:rPr>
-              <w:t>Sentencias sin cubrir</w:t>
-            </w:r>
-          </w:p>
-        </w:tc>
-      </w:tr>
-      <w:tr>
-        <w:tc>
-          <w:tcPr>
-            <w:tcW w:type="dxa" w:w="2880"/>
-          </w:tcPr>
-          <w:p>
-            <w:r/>
-            <w:r>
-              <w:rPr>
-                <w:b/>
-              </w:rPr>
-              <w:t>`rag_qa.py`</w:t>
-            </w:r>
-          </w:p>
-        </w:tc>
-        <w:tc>
-          <w:tcPr>
-            <w:tcW w:type="dxa" w:w="2880"/>
-          </w:tcPr>
-          <w:p>
-            <w:r/>
-            <w:r>
-              <w:rPr>
-                <w:b/>
-              </w:rPr>
-              <w:t>0,0 %</w:t>
-            </w:r>
-          </w:p>
-        </w:tc>
-        <w:tc>
-          <w:tcPr>
-            <w:tcW w:type="dxa" w:w="2880"/>
-          </w:tcPr>
-          <w:p>
-            <w:r/>
-            <w:r>
-              <w:rPr>
-                <w:b/>
-              </w:rPr>
-              <w:t>62</w:t>
-            </w:r>
-          </w:p>
-        </w:tc>
-      </w:tr>
-      <w:tr>
-        <w:tc>
-          <w:tcPr>
-            <w:tcW w:type="dxa" w:w="2880"/>
-          </w:tcPr>
-          <w:p>
-            <w:r/>
-            <w:r>
-              <w:rPr>
-                <w:rFonts w:ascii="Consolas" w:hAnsi="Consolas"/>
-                <w:sz w:val="19"/>
-              </w:rPr>
-              <w:t>rag_index.py</w:t>
-            </w:r>
-          </w:p>
-        </w:tc>
-        <w:tc>
-          <w:tcPr>
-            <w:tcW w:type="dxa" w:w="2880"/>
-          </w:tcPr>
-          <w:p>
-            <w:r/>
-            <w:r>
-              <w:t>37,8 %</w:t>
-            </w:r>
-          </w:p>
-        </w:tc>
-        <w:tc>
-          <w:tcPr>
-            <w:tcW w:type="dxa" w:w="2880"/>
-          </w:tcPr>
-          <w:p>
-            <w:r/>
-            <w:r>
-              <w:t>51</w:t>
-            </w:r>
-          </w:p>
-        </w:tc>
-      </w:tr>
-      <w:tr>
-        <w:tc>
-          <w:tcPr>
-            <w:tcW w:type="dxa" w:w="2880"/>
-          </w:tcPr>
-          <w:p>
-            <w:r/>
-            <w:r>
-              <w:rPr>
-                <w:rFonts w:ascii="Consolas" w:hAnsi="Consolas"/>
-                <w:sz w:val="19"/>
-              </w:rPr>
-              <w:t>agente_acciones.py</w:t>
-            </w:r>
-          </w:p>
-        </w:tc>
-        <w:tc>
-          <w:tcPr>
-            <w:tcW w:type="dxa" w:w="2880"/>
-          </w:tcPr>
-          <w:p>
-            <w:r/>
-            <w:r>
-              <w:t>40,7 %</w:t>
-            </w:r>
-          </w:p>
-        </w:tc>
-        <w:tc>
-          <w:tcPr>
-            <w:tcW w:type="dxa" w:w="2880"/>
-          </w:tcPr>
-          <w:p>
-            <w:r/>
-            <w:r>
-              <w:t>16</w:t>
-            </w:r>
-          </w:p>
-        </w:tc>
-      </w:tr>
-      <w:tr>
-        <w:tc>
-          <w:tcPr>
-            <w:tcW w:type="dxa" w:w="2880"/>
-          </w:tcPr>
-          <w:p>
-            <w:r/>
-            <w:r>
-              <w:rPr>
-                <w:rFonts w:ascii="Consolas" w:hAnsi="Consolas"/>
-                <w:sz w:val="19"/>
-              </w:rPr>
-              <w:t>admin_client.py</w:t>
-            </w:r>
-          </w:p>
-        </w:tc>
-        <w:tc>
-          <w:tcPr>
-            <w:tcW w:type="dxa" w:w="2880"/>
-          </w:tcPr>
-          <w:p>
-            <w:r/>
-            <w:r>
-              <w:t>52,9 %</w:t>
-            </w:r>
-          </w:p>
-        </w:tc>
-        <w:tc>
-          <w:tcPr>
-            <w:tcW w:type="dxa" w:w="2880"/>
-          </w:tcPr>
-          <w:p>
-            <w:r/>
-            <w:r>
-              <w:t>16</w:t>
-            </w:r>
-          </w:p>
-        </w:tc>
-      </w:tr>
-      <w:tr>
-        <w:tc>
-          <w:tcPr>
-            <w:tcW w:type="dxa" w:w="2880"/>
-          </w:tcPr>
-          <w:p>
-            <w:r/>
-            <w:r>
-              <w:rPr>
-                <w:rFonts w:ascii="Consolas" w:hAnsi="Consolas"/>
-                <w:sz w:val="19"/>
-              </w:rPr>
-              <w:t>pipeline_client.py</w:t>
-            </w:r>
-          </w:p>
-        </w:tc>
-        <w:tc>
-          <w:tcPr>
-            <w:tcW w:type="dxa" w:w="2880"/>
-          </w:tcPr>
-          <w:p>
-            <w:r/>
-            <w:r>
-              <w:t>67,5 %</w:t>
-            </w:r>
-          </w:p>
-        </w:tc>
-        <w:tc>
-          <w:tcPr>
-            <w:tcW w:type="dxa" w:w="2880"/>
-          </w:tcPr>
-          <w:p>
-            <w:r/>
-            <w:r>
-              <w:t>25</w:t>
-            </w:r>
-          </w:p>
-        </w:tc>
-      </w:tr>
-    </w:tbl>
-    <w:p/>
-    <w:p>
-      <w:r>
-        <w:rPr>
-          <w:rFonts w:ascii="Consolas" w:hAnsi="Consolas"/>
-          <w:sz w:val="19"/>
-        </w:rPr>
-        <w:t>rag_qa.py</w:t>
-      </w:r>
-      <w:r>
-        <w:t xml:space="preserve"> es el que decide </w:t>
-      </w:r>
-      <w:r>
-        <w:rPr>
-          <w:b/>
-        </w:rPr>
-        <w:t>si el sistema responde una pregunta clínica o dice que no sabe</w:t>
-      </w:r>
-      <w:r>
-        <w:t>, y no tenía ni una prueba. Es el hueco que se atacó primero.</w:t>
-      </w:r>
-    </w:p>
-    <w:p>
-      <w:r>
-        <w:t xml:space="preserve">Los cinco están en la </w:t>
-      </w:r>
-      <w:r>
-        <w:rPr>
-          <w:b/>
-        </w:rPr>
-        <w:t>frontera</w:t>
-      </w:r>
-      <w:r>
-        <w:t xml:space="preserve"> —modelo, disco y red—, que es exactamente donde la consigna pide dobles.</w:t>
-      </w:r>
-    </w:p>
-    <w:p/>
-    <w:p>
-      <w:pPr>
-        <w:pStyle w:val="Heading2"/>
-      </w:pPr>
-      <w:r>
-        <w:t>2 · Duplicados</w:t>
-      </w:r>
-    </w:p>
-    <w:p>
-      <w:pPr>
-        <w:pStyle w:val="Heading3"/>
-      </w:pPr>
-      <w:r>
-        <w:t>Cómo se buscaron</w:t>
-      </w:r>
-    </w:p>
-    <w:p>
-      <w:r>
-        <w:t xml:space="preserve">La consigna define duplicado como *misma función bajo prueba, mismos datos de entrada y mismo assert, </w:t>
-      </w:r>
-      <w:r>
-        <w:rPr>
-          <w:b/>
-        </w:rPr>
-        <w:t>aunque el nombre cambie</w:t>
-      </w:r>
-      <w:r>
-        <w:t xml:space="preserve">*. Comparar texto no vale, así que se compara una huella del </w:t>
-      </w:r>
-      <w:r>
-        <w:rPr>
-          <w:b/>
-        </w:rPr>
-        <w:t>AST</w:t>
-      </w:r>
-      <w:r>
-        <w:t xml:space="preserve"> de cada test: llamadas, literales, asserts normalizados, fixtures y decoradores.</w:t>
-      </w:r>
-    </w:p>
-    <w:p>
-      <w:r>
-        <w:t xml:space="preserve">Se analizaron </w:t>
-      </w:r>
-      <w:r>
-        <w:rPr>
-          <w:b/>
-        </w:rPr>
-        <w:t>820 tests con assert</w:t>
-      </w:r>
-      <w:r>
-        <w:t xml:space="preserve"> de los tres backends.</w:t>
-      </w:r>
-    </w:p>
-    <w:p>
-      <w:pPr>
-        <w:pStyle w:val="Heading3"/>
-      </w:pPr>
-      <w:r>
-        <w:t>La primera pasada dio 9 grupos, y los 9 eran falsos</w:t>
-      </w:r>
-    </w:p>
-    <w:p>
-      <w:r>
-        <w:t>Es justo lo que la consigna advierte: *«el agente puede marcar como duplicado lo que solo se parece»*. Los fallos eran de la huella, no de la suite:</w:t>
-      </w:r>
-    </w:p>
-    <w:tbl>
-      <w:tblPr>
-        <w:tblStyle w:val="LightGrid-Accent1"/>
-        <w:tblW w:type="auto" w:w="0"/>
-        <w:tblLook w:firstColumn="1" w:firstRow="1" w:lastColumn="0" w:lastRow="0" w:noHBand="0" w:noVBand="1" w:val="04A0"/>
-      </w:tblPr>
-      <w:tblGrid>
-        <w:gridCol w:w="2880"/>
-        <w:gridCol w:w="2880"/>
-        <w:gridCol w:w="2880"/>
-      </w:tblGrid>
-      <w:tr>
-        <w:tc>
-          <w:tcPr>
-            <w:tcW w:type="dxa" w:w="2880"/>
-          </w:tcPr>
-          <w:p>
-            <w:r>
-              <w:rPr>
-                <w:b/>
-              </w:rPr>
-            </w:r>
-            <w:r>
-              <w:rPr>
-                <w:b/>
-              </w:rPr>
               <w:t>Qué ignoraba la huella</w:t>
             </w:r>
           </w:p>
@@ -974,11 +1184,6 @@
             <w:tcW w:type="dxa" w:w="2880"/>
           </w:tcPr>
           <w:p>
-            <w:r>
-              <w:rPr>
-                <w:b/>
-              </w:rPr>
-            </w:r>
             <w:r>
               <w:rPr>
                 <w:b/>
@@ -996,11 +1201,6 @@
               <w:rPr>
                 <w:b/>
               </w:rPr>
-            </w:r>
-            <w:r>
-              <w:rPr>
-                <w:b/>
-              </w:rPr>
               <w:t>Por qué importa</w:t>
             </w:r>
           </w:p>
@@ -1012,7 +1212,6 @@
             <w:tcW w:type="dxa" w:w="2880"/>
           </w:tcPr>
           <w:p>
-            <w:r/>
             <w:r>
               <w:t xml:space="preserve">Las </w:t>
             </w:r>
@@ -1029,7 +1228,6 @@
             <w:tcW w:type="dxa" w:w="2880"/>
           </w:tcPr>
           <w:p>
-            <w:r/>
             <w:r>
               <w:rPr>
                 <w:rFonts w:ascii="Consolas" w:hAnsi="Consolas"/>
@@ -1054,7 +1252,6 @@
             <w:tcW w:type="dxa" w:w="2880"/>
           </w:tcPr>
           <w:p>
-            <w:r/>
             <w:r>
               <w:t xml:space="preserve">en pytest </w:t>
             </w:r>
@@ -1073,7 +1270,6 @@
             <w:tcW w:type="dxa" w:w="2880"/>
           </w:tcPr>
           <w:p>
-            <w:r/>
             <w:r>
               <w:t xml:space="preserve">Las </w:t>
             </w:r>
@@ -1090,7 +1286,6 @@
             <w:tcW w:type="dxa" w:w="2880"/>
           </w:tcPr>
           <w:p>
-            <w:r/>
             <w:r>
               <w:rPr>
                 <w:rFonts w:ascii="Consolas" w:hAnsi="Consolas"/>
@@ -1115,7 +1310,6 @@
             <w:tcW w:type="dxa" w:w="2880"/>
           </w:tcPr>
           <w:p>
-            <w:r/>
             <w:r>
               <w:t>son endpoints distintos</w:t>
             </w:r>
@@ -1128,7 +1322,6 @@
             <w:tcW w:type="dxa" w:w="2880"/>
           </w:tcPr>
           <w:p>
-            <w:r/>
             <w:r>
               <w:t xml:space="preserve">El cuerpo de las </w:t>
             </w:r>
@@ -1145,7 +1338,6 @@
             <w:tcW w:type="dxa" w:w="2880"/>
           </w:tcPr>
           <w:p>
-            <w:r/>
             <w:r>
               <w:rPr>
                 <w:rFonts w:ascii="Consolas" w:hAnsi="Consolas"/>
@@ -1170,7 +1362,6 @@
             <w:tcW w:type="dxa" w:w="2880"/>
           </w:tcPr>
           <w:p>
-            <w:r/>
             <w:r>
               <w:t>afirman propiedades distintas</w:t>
             </w:r>
@@ -1183,7 +1374,6 @@
             <w:tcW w:type="dxa" w:w="2880"/>
           </w:tcPr>
           <w:p>
-            <w:r/>
             <w:r>
               <w:t xml:space="preserve">La </w:t>
             </w:r>
@@ -1200,7 +1390,6 @@
             <w:tcW w:type="dxa" w:w="2880"/>
           </w:tcPr>
           <w:p>
-            <w:r/>
             <w:r>
               <w:rPr>
                 <w:rFonts w:ascii="Consolas" w:hAnsi="Consolas"/>
@@ -1225,7 +1414,6 @@
             <w:tcW w:type="dxa" w:w="2880"/>
           </w:tcPr>
           <w:p>
-            <w:r/>
             <w:r>
               <w:t>modelos distintos</w:t>
             </w:r>
@@ -1277,11 +1465,6 @@
               <w:rPr>
                 <w:b/>
               </w:rPr>
-            </w:r>
-            <w:r>
-              <w:rPr>
-                <w:b/>
-              </w:rPr>
               <w:t>Test</w:t>
             </w:r>
           </w:p>
@@ -1291,11 +1474,6 @@
             <w:tcW w:type="dxa" w:w="2880"/>
           </w:tcPr>
           <w:p>
-            <w:r>
-              <w:rPr>
-                <w:b/>
-              </w:rPr>
-            </w:r>
             <w:r>
               <w:rPr>
                 <w:b/>
@@ -1313,11 +1491,6 @@
               <w:rPr>
                 <w:b/>
               </w:rPr>
-            </w:r>
-            <w:r>
-              <w:rPr>
-                <w:b/>
-              </w:rPr>
               <w:t>Decisión</w:t>
             </w:r>
           </w:p>
@@ -1329,7 +1502,6 @@
             <w:tcW w:type="dxa" w:w="2880"/>
           </w:tcPr>
           <w:p>
-            <w:r/>
             <w:r>
               <w:rPr>
                 <w:rFonts w:ascii="Consolas" w:hAnsi="Consolas"/>
@@ -1357,7 +1529,6 @@
             <w:tcW w:type="dxa" w:w="2880"/>
           </w:tcPr>
           <w:p>
-            <w:r/>
             <w:r>
               <w:rPr>
                 <w:rFonts w:ascii="Consolas" w:hAnsi="Consolas"/>
@@ -1384,7 +1555,6 @@
             <w:tcW w:type="dxa" w:w="2880"/>
           </w:tcPr>
           <w:p>
-            <w:r/>
             <w:r>
               <w:rPr>
                 <w:b/>
@@ -1410,7 +1580,6 @@
             <w:tcW w:type="dxa" w:w="2880"/>
           </w:tcPr>
           <w:p>
-            <w:r/>
             <w:r>
               <w:rPr>
                 <w:rFonts w:ascii="Consolas" w:hAnsi="Consolas"/>
@@ -1425,9 +1594,11 @@
             <w:tcW w:type="dxa" w:w="2880"/>
           </w:tcPr>
           <w:p>
-            <w:r/>
             <w:r>
-              <w:t>*(candidato descartado)*</w:t>
+              <w:rPr>
+                <w:i/>
+              </w:rPr>
+              <w:t>(candidato descartado)</w:t>
             </w:r>
           </w:p>
         </w:tc>
@@ -1436,7 +1607,6 @@
             <w:tcW w:type="dxa" w:w="2880"/>
           </w:tcPr>
           <w:p>
-            <w:r/>
             <w:r>
               <w:rPr>
                 <w:b/>
@@ -1455,7 +1625,6 @@
             <w:tcW w:type="dxa" w:w="2880"/>
           </w:tcPr>
           <w:p>
-            <w:r/>
             <w:r>
               <w:rPr>
                 <w:rFonts w:ascii="Consolas" w:hAnsi="Consolas"/>
@@ -1470,9 +1639,11 @@
             <w:tcW w:type="dxa" w:w="2880"/>
           </w:tcPr>
           <w:p>
-            <w:r/>
             <w:r>
-              <w:t>*(candidato descartado)*</w:t>
+              <w:rPr>
+                <w:i/>
+              </w:rPr>
+              <w:t>(candidato descartado)</w:t>
             </w:r>
           </w:p>
         </w:tc>
@@ -1481,7 +1652,6 @@
             <w:tcW w:type="dxa" w:w="2880"/>
           </w:tcPr>
           <w:p>
-            <w:r/>
             <w:r>
               <w:rPr>
                 <w:b/>
@@ -1500,7 +1670,6 @@
             <w:tcW w:type="dxa" w:w="2880"/>
           </w:tcPr>
           <w:p>
-            <w:r/>
             <w:r>
               <w:rPr>
                 <w:rFonts w:ascii="Consolas" w:hAnsi="Consolas"/>
@@ -1515,9 +1684,11 @@
             <w:tcW w:type="dxa" w:w="2880"/>
           </w:tcPr>
           <w:p>
-            <w:r/>
             <w:r>
-              <w:t>*(candidato descartado)*</w:t>
+              <w:rPr>
+                <w:i/>
+              </w:rPr>
+              <w:t>(candidato descartado)</w:t>
             </w:r>
           </w:p>
         </w:tc>
@@ -1526,7 +1697,6 @@
             <w:tcW w:type="dxa" w:w="2880"/>
           </w:tcPr>
           <w:p>
-            <w:r/>
             <w:r>
               <w:rPr>
                 <w:b/>
@@ -1545,7 +1715,6 @@
             <w:tcW w:type="dxa" w:w="2880"/>
           </w:tcPr>
           <w:p>
-            <w:r/>
             <w:r>
               <w:rPr>
                 <w:rFonts w:ascii="Consolas" w:hAnsi="Consolas"/>
@@ -1560,9 +1729,11 @@
             <w:tcW w:type="dxa" w:w="2880"/>
           </w:tcPr>
           <w:p>
-            <w:r/>
             <w:r>
-              <w:t>*(candidato descartado)*</w:t>
+              <w:rPr>
+                <w:i/>
+              </w:rPr>
+              <w:t>(candidato descartado)</w:t>
             </w:r>
           </w:p>
         </w:tc>
@@ -1571,7 +1742,6 @@
             <w:tcW w:type="dxa" w:w="2880"/>
           </w:tcPr>
           <w:p>
-            <w:r/>
             <w:r>
               <w:rPr>
                 <w:b/>
@@ -1590,7 +1760,6 @@
             <w:tcW w:type="dxa" w:w="2880"/>
           </w:tcPr>
           <w:p>
-            <w:r/>
             <w:r>
               <w:rPr>
                 <w:rFonts w:ascii="Consolas" w:hAnsi="Consolas"/>
@@ -1605,9 +1774,11 @@
             <w:tcW w:type="dxa" w:w="2880"/>
           </w:tcPr>
           <w:p>
-            <w:r/>
             <w:r>
-              <w:t>*(candidato descartado)*</w:t>
+              <w:rPr>
+                <w:i/>
+              </w:rPr>
+              <w:t>(candidato descartado)</w:t>
             </w:r>
           </w:p>
         </w:tc>
@@ -1616,7 +1787,6 @@
             <w:tcW w:type="dxa" w:w="2880"/>
           </w:tcPr>
           <w:p>
-            <w:r/>
             <w:r>
               <w:rPr>
                 <w:b/>
@@ -1662,7 +1832,6 @@
             <w:tcW w:type="dxa" w:w="2880"/>
           </w:tcPr>
           <w:p>
-            <w:r/>
             <w:r>
               <w:rPr>
                 <w:rFonts w:ascii="Consolas" w:hAnsi="Consolas"/>
@@ -1680,9 +1849,11 @@
             <w:tcW w:type="dxa" w:w="2880"/>
           </w:tcPr>
           <w:p>
-            <w:r/>
             <w:r>
-              <w:t>*(candidatos descartados)*</w:t>
+              <w:rPr>
+                <w:i/>
+              </w:rPr>
+              <w:t>(candidatos descartados)</w:t>
             </w:r>
           </w:p>
         </w:tc>
@@ -1691,7 +1862,6 @@
             <w:tcW w:type="dxa" w:w="2880"/>
           </w:tcPr>
           <w:p>
-            <w:r/>
             <w:r>
               <w:rPr>
                 <w:b/>
@@ -1710,7 +1880,6 @@
             <w:tcW w:type="dxa" w:w="2880"/>
           </w:tcPr>
           <w:p>
-            <w:r/>
             <w:r>
               <w:rPr>
                 <w:rFonts w:ascii="Consolas" w:hAnsi="Consolas"/>
@@ -1728,9 +1897,11 @@
             <w:tcW w:type="dxa" w:w="2880"/>
           </w:tcPr>
           <w:p>
-            <w:r/>
             <w:r>
-              <w:t>*(candidato descartado)*</w:t>
+              <w:rPr>
+                <w:i/>
+              </w:rPr>
+              <w:t>(candidato descartado)</w:t>
             </w:r>
           </w:p>
         </w:tc>
@@ -1739,7 +1910,6 @@
             <w:tcW w:type="dxa" w:w="2880"/>
           </w:tcPr>
           <w:p>
-            <w:r/>
             <w:r>
               <w:rPr>
                 <w:b/>
@@ -1783,7 +1953,17 @@
         <w:t>compartían nombre dentro de la misma clase</w:t>
       </w:r>
       <w:r>
-        <w:t xml:space="preserve">. En Python la segunda definición sustituye a la primera, así que pytest solo recogía una: </w:t>
+        <w:t>.</w:t>
+      </w:r>
+    </w:p>
+    <w:p>
+      <w:r>
+        <w:t>En Python la segunda definición sustituye a la primera, así que pytest solo</w:t>
+      </w:r>
+    </w:p>
+    <w:p>
+      <w:r>
+        <w:t xml:space="preserve">recogía una: </w:t>
       </w:r>
       <w:r>
         <w:rPr>
@@ -1797,8 +1977,10 @@
     </w:p>
     <w:p>
       <w:r>
-        <w:t xml:space="preserve">No es solo un duplicado — es un test muerto. Por eso no bastaba con marcar </w:t>
-      </w:r>
+        <w:t>No es solo un duplicado — es un test muerto. Por eso no bastaba con marcar</w:t>
+      </w:r>
+    </w:p>
+    <w:p>
       <w:r>
         <w:rPr>
           <w:rFonts w:ascii="Consolas" w:hAnsi="Consolas"/>
@@ -1816,8 +1998,15 @@
         <w:t>renombró</w:t>
       </w:r>
       <w:r>
-        <w:t xml:space="preserve"> el segundo y se omitió, con lo que el original volvió a la vida. El fichero pasó de 12 a </w:t>
-      </w:r>
+        <w:t xml:space="preserve"> el segundo</w:t>
+      </w:r>
+    </w:p>
+    <w:p>
+      <w:r>
+        <w:t>y se omitió, con lo que el original volvió a la vida. El fichero pasó de 12 a</w:t>
+      </w:r>
+    </w:p>
+    <w:p>
       <w:r>
         <w:rPr>
           <w:b/>
@@ -1828,7 +2017,17 @@
         <w:t>.</w:t>
       </w:r>
     </w:p>
-    <w:p/>
+    <w:p>
+      <w:pPr>
+        <w:jc w:val="center"/>
+      </w:pPr>
+      <w:r>
+        <w:rPr>
+          <w:color w:val="444444"/>
+        </w:rPr>
+        <w:t>· · ·</w:t>
+      </w:r>
+    </w:p>
     <w:p>
       <w:pPr>
         <w:pStyle w:val="Heading2"/>
@@ -1848,8 +2047,10 @@
         </w:rPr>
         <w:t>@pytest.mark.skip</w:t>
       </w:r>
-      <w:r>
-        <w:t xml:space="preserve"> y su razón escrita en el propio código.</w:t>
+    </w:p>
+    <w:p>
+      <w:r>
+        <w:t>y su razón escrita en el propio código.</w:t>
       </w:r>
     </w:p>
     <w:tbl>
@@ -1873,11 +2074,6 @@
               <w:rPr>
                 <w:b/>
               </w:rPr>
-            </w:r>
-            <w:r>
-              <w:rPr>
-                <w:b/>
-              </w:rPr>
               <w:t>Test</w:t>
             </w:r>
           </w:p>
@@ -1887,11 +2083,6 @@
             <w:tcW w:type="dxa" w:w="2880"/>
           </w:tcPr>
           <w:p>
-            <w:r>
-              <w:rPr>
-                <w:b/>
-              </w:rPr>
-            </w:r>
             <w:r>
               <w:rPr>
                 <w:b/>
@@ -1909,11 +2100,6 @@
               <w:rPr>
                 <w:b/>
               </w:rPr>
-            </w:r>
-            <w:r>
-              <w:rPr>
-                <w:b/>
-              </w:rPr>
               <w:t>Motivo</w:t>
             </w:r>
           </w:p>
@@ -1925,7 +2111,6 @@
             <w:tcW w:type="dxa" w:w="2880"/>
           </w:tcPr>
           <w:p>
-            <w:r/>
             <w:r>
               <w:rPr>
                 <w:rFonts w:ascii="Consolas" w:hAnsi="Consolas"/>
@@ -1940,7 +2125,6 @@
             <w:tcW w:type="dxa" w:w="2880"/>
           </w:tcPr>
           <w:p>
-            <w:r/>
             <w:r>
               <w:rPr>
                 <w:rFonts w:ascii="Consolas" w:hAnsi="Consolas"/>
@@ -1955,7 +2139,6 @@
             <w:tcW w:type="dxa" w:w="2880"/>
           </w:tcPr>
           <w:p>
-            <w:r/>
             <w:r>
               <w:t>Duplicado exacto del de la línea 20: misma fixture, misma URL, mismo assert. Además compartían nombre, lo que impedía que el original se ejecutara. Se conserva como evidencia del hallazgo.</w:t>
             </w:r>
@@ -1964,7 +2147,17 @@
       </w:tr>
     </w:tbl>
     <w:p/>
-    <w:p/>
+    <w:p>
+      <w:pPr>
+        <w:jc w:val="center"/>
+      </w:pPr>
+      <w:r>
+        <w:rPr>
+          <w:color w:val="444444"/>
+        </w:rPr>
+        <w:t>· · ·</w:t>
+      </w:r>
+    </w:p>
     <w:p>
       <w:pPr>
         <w:pStyle w:val="Heading2"/>
@@ -1996,11 +2189,6 @@
               <w:rPr>
                 <w:b/>
               </w:rPr>
-            </w:r>
-            <w:r>
-              <w:rPr>
-                <w:b/>
-              </w:rPr>
               <w:t>Capa</w:t>
             </w:r>
           </w:p>
@@ -2010,11 +2198,6 @@
             <w:tcW w:type="dxa" w:w="1728"/>
           </w:tcPr>
           <w:p>
-            <w:r>
-              <w:rPr>
-                <w:b/>
-              </w:rPr>
-            </w:r>
             <w:r>
               <w:rPr>
                 <w:b/>
@@ -2032,11 +2215,6 @@
               <w:rPr>
                 <w:b/>
               </w:rPr>
-            </w:r>
-            <w:r>
-              <w:rPr>
-                <w:b/>
-              </w:rPr>
               <w:t>Aceptados</w:t>
             </w:r>
           </w:p>
@@ -2046,11 +2224,6 @@
             <w:tcW w:type="dxa" w:w="1728"/>
           </w:tcPr>
           <w:p>
-            <w:r>
-              <w:rPr>
-                <w:b/>
-              </w:rPr>
-            </w:r>
             <w:r>
               <w:rPr>
                 <w:b/>
@@ -2068,11 +2241,6 @@
               <w:rPr>
                 <w:b/>
               </w:rPr>
-            </w:r>
-            <w:r>
-              <w:rPr>
-                <w:b/>
-              </w:rPr>
               <w:t>Fichero</w:t>
             </w:r>
           </w:p>
@@ -2084,7 +2252,6 @@
             <w:tcW w:type="dxa" w:w="1728"/>
           </w:tcPr>
           <w:p>
-            <w:r/>
             <w:r>
               <w:rPr>
                 <w:b/>
@@ -2098,7 +2265,6 @@
             <w:tcW w:type="dxa" w:w="1728"/>
           </w:tcPr>
           <w:p>
-            <w:r/>
             <w:r>
               <w:t>18</w:t>
             </w:r>
@@ -2109,7 +2275,6 @@
             <w:tcW w:type="dxa" w:w="1728"/>
           </w:tcPr>
           <w:p>
-            <w:r/>
             <w:r>
               <w:rPr>
                 <w:b/>
@@ -2123,7 +2288,6 @@
             <w:tcW w:type="dxa" w:w="1728"/>
           </w:tcPr>
           <w:p>
-            <w:r/>
             <w:r>
               <w:t>0</w:t>
             </w:r>
@@ -2134,7 +2298,6 @@
             <w:tcW w:type="dxa" w:w="1728"/>
           </w:tcPr>
           <w:p>
-            <w:r/>
             <w:r>
               <w:rPr>
                 <w:rFonts w:ascii="Consolas" w:hAnsi="Consolas"/>
@@ -2151,7 +2314,6 @@
             <w:tcW w:type="dxa" w:w="1728"/>
           </w:tcPr>
           <w:p>
-            <w:r/>
             <w:r>
               <w:rPr>
                 <w:b/>
@@ -2165,7 +2327,6 @@
             <w:tcW w:type="dxa" w:w="1728"/>
           </w:tcPr>
           <w:p>
-            <w:r/>
             <w:r>
               <w:t>4</w:t>
             </w:r>
@@ -2176,7 +2337,6 @@
             <w:tcW w:type="dxa" w:w="1728"/>
           </w:tcPr>
           <w:p>
-            <w:r/>
             <w:r>
               <w:rPr>
                 <w:b/>
@@ -2190,7 +2350,6 @@
             <w:tcW w:type="dxa" w:w="1728"/>
           </w:tcPr>
           <w:p>
-            <w:r/>
             <w:r>
               <w:t>2 corregidos en auditoría</w:t>
             </w:r>
@@ -2201,7 +2360,6 @@
             <w:tcW w:type="dxa" w:w="1728"/>
           </w:tcPr>
           <w:p>
-            <w:r/>
             <w:r>
               <w:rPr>
                 <w:rFonts w:ascii="Consolas" w:hAnsi="Consolas"/>
@@ -2218,7 +2376,6 @@
             <w:tcW w:type="dxa" w:w="1728"/>
           </w:tcPr>
           <w:p>
-            <w:r/>
             <w:r>
               <w:rPr>
                 <w:b/>
@@ -2232,7 +2389,6 @@
             <w:tcW w:type="dxa" w:w="1728"/>
           </w:tcPr>
           <w:p>
-            <w:r/>
             <w:r>
               <w:t>14</w:t>
             </w:r>
@@ -2243,7 +2399,6 @@
             <w:tcW w:type="dxa" w:w="1728"/>
           </w:tcPr>
           <w:p>
-            <w:r/>
             <w:r>
               <w:rPr>
                 <w:b/>
@@ -2257,7 +2412,6 @@
             <w:tcW w:type="dxa" w:w="1728"/>
           </w:tcPr>
           <w:p>
-            <w:r/>
             <w:r>
               <w:t>0</w:t>
             </w:r>
@@ -2268,7 +2422,6 @@
             <w:tcW w:type="dxa" w:w="1728"/>
           </w:tcPr>
           <w:p>
-            <w:r/>
             <w:r>
               <w:rPr>
                 <w:rFonts w:ascii="Consolas" w:hAnsi="Consolas"/>
@@ -2285,9 +2438,11 @@
             <w:tcW w:type="dxa" w:w="1728"/>
           </w:tcPr>
           <w:p>
-            <w:r/>
             <w:r>
-              <w:t>*(detección de duplicados)*</w:t>
+              <w:rPr>
+                <w:i/>
+              </w:rPr>
+              <w:t>(detección de duplicados)</w:t>
             </w:r>
           </w:p>
         </w:tc>
@@ -2296,7 +2451,6 @@
             <w:tcW w:type="dxa" w:w="1728"/>
           </w:tcPr>
           <w:p>
-            <w:r/>
             <w:r>
               <w:t>9 grupos</w:t>
             </w:r>
@@ -2307,7 +2461,6 @@
             <w:tcW w:type="dxa" w:w="1728"/>
           </w:tcPr>
           <w:p>
-            <w:r/>
             <w:r>
               <w:t>1</w:t>
             </w:r>
@@ -2318,7 +2471,6 @@
             <w:tcW w:type="dxa" w:w="1728"/>
           </w:tcPr>
           <w:p>
-            <w:r/>
             <w:r>
               <w:rPr>
                 <w:b/>
@@ -2332,7 +2484,6 @@
             <w:tcW w:type="dxa" w:w="1728"/>
           </w:tcPr>
           <w:p>
-            <w:r/>
             <w:r>
               <w:t>—</w:t>
             </w:r>
@@ -2345,7 +2496,359 @@
             <w:tcW w:type="dxa" w:w="1728"/>
           </w:tcPr>
           <w:p>
-            <w:r/>
+            <w:r>
+              <w:rPr>
+                <w:b/>
+              </w:rPr>
+              <w:t>Subtotal Actividad 2</w:t>
+            </w:r>
+          </w:p>
+        </w:tc>
+        <w:tc>
+          <w:tcPr>
+            <w:tcW w:type="dxa" w:w="1728"/>
+          </w:tcPr>
+          <w:p>
+            <w:r>
+              <w:rPr>
+                <w:b/>
+              </w:rPr>
+              <w:t>36</w:t>
+            </w:r>
+          </w:p>
+        </w:tc>
+        <w:tc>
+          <w:tcPr>
+            <w:tcW w:type="dxa" w:w="1728"/>
+          </w:tcPr>
+          <w:p>
+            <w:r>
+              <w:rPr>
+                <w:b/>
+              </w:rPr>
+              <w:t>36</w:t>
+            </w:r>
+          </w:p>
+        </w:tc>
+        <w:tc>
+          <w:tcPr>
+            <w:tcW w:type="dxa" w:w="1728"/>
+          </w:tcPr>
+          <w:p>
+            <w:r>
+              <w:t>—</w:t>
+            </w:r>
+          </w:p>
+        </w:tc>
+        <w:tc>
+          <w:tcPr>
+            <w:tcW w:type="dxa" w:w="1728"/>
+          </w:tcPr>
+          <w:p/>
+        </w:tc>
+      </w:tr>
+      <w:tr>
+        <w:tc>
+          <w:tcPr>
+            <w:tcW w:type="dxa" w:w="1728"/>
+          </w:tcPr>
+          <w:p>
+            <w:r>
+              <w:t>Unit — frontera MFA</w:t>
+            </w:r>
+          </w:p>
+        </w:tc>
+        <w:tc>
+          <w:tcPr>
+            <w:tcW w:type="dxa" w:w="1728"/>
+          </w:tcPr>
+          <w:p>
+            <w:r>
+              <w:t>10</w:t>
+            </w:r>
+          </w:p>
+        </w:tc>
+        <w:tc>
+          <w:tcPr>
+            <w:tcW w:type="dxa" w:w="1728"/>
+          </w:tcPr>
+          <w:p>
+            <w:r>
+              <w:rPr>
+                <w:b/>
+              </w:rPr>
+              <w:t>10</w:t>
+            </w:r>
+          </w:p>
+        </w:tc>
+        <w:tc>
+          <w:tcPr>
+            <w:tcW w:type="dxa" w:w="1728"/>
+          </w:tcPr>
+          <w:p>
+            <w:r>
+              <w:t>0</w:t>
+            </w:r>
+          </w:p>
+        </w:tc>
+        <w:tc>
+          <w:tcPr>
+            <w:tcW w:type="dxa" w:w="1728"/>
+          </w:tcPr>
+          <w:p>
+            <w:r>
+              <w:rPr>
+                <w:rFonts w:ascii="Consolas" w:hAnsi="Consolas"/>
+                <w:sz w:val="19"/>
+              </w:rPr>
+              <w:t>test_admin_client.py</w:t>
+            </w:r>
+          </w:p>
+        </w:tc>
+      </w:tr>
+      <w:tr>
+        <w:tc>
+          <w:tcPr>
+            <w:tcW w:type="dxa" w:w="1728"/>
+          </w:tcPr>
+          <w:p>
+            <w:r>
+              <w:t>Unit — frontera backend-ml</w:t>
+            </w:r>
+          </w:p>
+        </w:tc>
+        <w:tc>
+          <w:tcPr>
+            <w:tcW w:type="dxa" w:w="1728"/>
+          </w:tcPr>
+          <w:p>
+            <w:r>
+              <w:t>17</w:t>
+            </w:r>
+          </w:p>
+        </w:tc>
+        <w:tc>
+          <w:tcPr>
+            <w:tcW w:type="dxa" w:w="1728"/>
+          </w:tcPr>
+          <w:p>
+            <w:r>
+              <w:rPr>
+                <w:b/>
+              </w:rPr>
+              <w:t>17</w:t>
+            </w:r>
+          </w:p>
+        </w:tc>
+        <w:tc>
+          <w:tcPr>
+            <w:tcW w:type="dxa" w:w="1728"/>
+          </w:tcPr>
+          <w:p>
+            <w:r>
+              <w:t>0</w:t>
+            </w:r>
+          </w:p>
+        </w:tc>
+        <w:tc>
+          <w:tcPr>
+            <w:tcW w:type="dxa" w:w="1728"/>
+          </w:tcPr>
+          <w:p>
+            <w:r>
+              <w:rPr>
+                <w:rFonts w:ascii="Consolas" w:hAnsi="Consolas"/>
+                <w:sz w:val="19"/>
+              </w:rPr>
+              <w:t>test_pipeline_client.py</w:t>
+            </w:r>
+            <w:r>
+              <w:t xml:space="preserve"> (ampliado)</w:t>
+            </w:r>
+          </w:p>
+        </w:tc>
+      </w:tr>
+      <w:tr>
+        <w:tc>
+          <w:tcPr>
+            <w:tcW w:type="dxa" w:w="1728"/>
+          </w:tcPr>
+          <w:p>
+            <w:r>
+              <w:t>Unit — despachador del agente</w:t>
+            </w:r>
+          </w:p>
+        </w:tc>
+        <w:tc>
+          <w:tcPr>
+            <w:tcW w:type="dxa" w:w="1728"/>
+          </w:tcPr>
+          <w:p>
+            <w:r>
+              <w:t>17</w:t>
+            </w:r>
+          </w:p>
+        </w:tc>
+        <w:tc>
+          <w:tcPr>
+            <w:tcW w:type="dxa" w:w="1728"/>
+          </w:tcPr>
+          <w:p>
+            <w:r>
+              <w:rPr>
+                <w:b/>
+              </w:rPr>
+              <w:t>17</w:t>
+            </w:r>
+          </w:p>
+        </w:tc>
+        <w:tc>
+          <w:tcPr>
+            <w:tcW w:type="dxa" w:w="1728"/>
+          </w:tcPr>
+          <w:p>
+            <w:r>
+              <w:t>0</w:t>
+            </w:r>
+          </w:p>
+        </w:tc>
+        <w:tc>
+          <w:tcPr>
+            <w:tcW w:type="dxa" w:w="1728"/>
+          </w:tcPr>
+          <w:p>
+            <w:r>
+              <w:rPr>
+                <w:rFonts w:ascii="Consolas" w:hAnsi="Consolas"/>
+                <w:sz w:val="19"/>
+              </w:rPr>
+              <w:t>test_agente_acciones.py</w:t>
+            </w:r>
+          </w:p>
+        </w:tc>
+      </w:tr>
+      <w:tr>
+        <w:tc>
+          <w:tcPr>
+            <w:tcW w:type="dxa" w:w="1728"/>
+          </w:tcPr>
+          <w:p>
+            <w:r>
+              <w:t>Unit — índice y embeddings</w:t>
+            </w:r>
+          </w:p>
+        </w:tc>
+        <w:tc>
+          <w:tcPr>
+            <w:tcW w:type="dxa" w:w="1728"/>
+          </w:tcPr>
+          <w:p>
+            <w:r>
+              <w:t>17</w:t>
+            </w:r>
+          </w:p>
+        </w:tc>
+        <w:tc>
+          <w:tcPr>
+            <w:tcW w:type="dxa" w:w="1728"/>
+          </w:tcPr>
+          <w:p>
+            <w:r>
+              <w:rPr>
+                <w:b/>
+              </w:rPr>
+              <w:t>17</w:t>
+            </w:r>
+          </w:p>
+        </w:tc>
+        <w:tc>
+          <w:tcPr>
+            <w:tcW w:type="dxa" w:w="1728"/>
+          </w:tcPr>
+          <w:p>
+            <w:r>
+              <w:t>0</w:t>
+            </w:r>
+          </w:p>
+        </w:tc>
+        <w:tc>
+          <w:tcPr>
+            <w:tcW w:type="dxa" w:w="1728"/>
+          </w:tcPr>
+          <w:p>
+            <w:r>
+              <w:rPr>
+                <w:rFonts w:ascii="Consolas" w:hAnsi="Consolas"/>
+                <w:sz w:val="19"/>
+              </w:rPr>
+              <w:t>test_rag_index.py</w:t>
+            </w:r>
+          </w:p>
+        </w:tc>
+      </w:tr>
+      <w:tr>
+        <w:tc>
+          <w:tcPr>
+            <w:tcW w:type="dxa" w:w="1728"/>
+          </w:tcPr>
+          <w:p>
+            <w:r>
+              <w:rPr>
+                <w:b/>
+              </w:rPr>
+              <w:t>Subtotal cierre de huecos</w:t>
+            </w:r>
+          </w:p>
+        </w:tc>
+        <w:tc>
+          <w:tcPr>
+            <w:tcW w:type="dxa" w:w="1728"/>
+          </w:tcPr>
+          <w:p>
+            <w:r>
+              <w:rPr>
+                <w:b/>
+              </w:rPr>
+              <w:t>61</w:t>
+            </w:r>
+          </w:p>
+        </w:tc>
+        <w:tc>
+          <w:tcPr>
+            <w:tcW w:type="dxa" w:w="1728"/>
+          </w:tcPr>
+          <w:p>
+            <w:r>
+              <w:rPr>
+                <w:b/>
+              </w:rPr>
+              <w:t>61</w:t>
+            </w:r>
+          </w:p>
+        </w:tc>
+        <w:tc>
+          <w:tcPr>
+            <w:tcW w:type="dxa" w:w="1728"/>
+          </w:tcPr>
+          <w:p>
+            <w:r>
+              <w:t>—</w:t>
+            </w:r>
+          </w:p>
+        </w:tc>
+        <w:tc>
+          <w:tcPr>
+            <w:tcW w:type="dxa" w:w="1728"/>
+          </w:tcPr>
+          <w:p/>
+        </w:tc>
+      </w:tr>
+      <w:tr>
+        <w:tc>
+          <w:tcPr>
+            <w:tcW w:type="dxa" w:w="1728"/>
+          </w:tcPr>
+          <w:p>
             <w:r>
               <w:rPr>
                 <w:b/>
@@ -2359,12 +2862,11 @@
             <w:tcW w:type="dxa" w:w="1728"/>
           </w:tcPr>
           <w:p>
-            <w:r/>
             <w:r>
               <w:rPr>
                 <w:b/>
               </w:rPr>
-              <w:t>36</w:t>
+              <w:t>97</w:t>
             </w:r>
           </w:p>
         </w:tc>
@@ -2373,12 +2875,11 @@
             <w:tcW w:type="dxa" w:w="1728"/>
           </w:tcPr>
           <w:p>
-            <w:r/>
             <w:r>
               <w:rPr>
                 <w:b/>
               </w:rPr>
-              <w:t>36</w:t>
+              <w:t>97</w:t>
             </w:r>
           </w:p>
         </w:tc>
@@ -2387,7 +2888,6 @@
             <w:tcW w:type="dxa" w:w="1728"/>
           </w:tcPr>
           <w:p>
-            <w:r/>
             <w:r>
               <w:t>—</w:t>
             </w:r>
@@ -2397,9 +2897,7 @@
           <w:tcPr>
             <w:tcW w:type="dxa" w:w="1728"/>
           </w:tcPr>
-          <w:p>
-            <w:r/>
-          </w:p>
+          <w:p/>
         </w:tc>
       </w:tr>
     </w:tbl>
@@ -2409,7 +2907,7 @@
         <w:pStyle w:val="Heading3"/>
       </w:pPr>
       <w:r>
-        <w:t>Unit — `rag_qa.py`, de 0 % a 100 %</w:t>
+        <w:t>Unit — rag_qa.py, de 0 % a 100 %</w:t>
       </w:r>
     </w:p>
     <w:p>
@@ -2423,7 +2921,12 @@
         <w:t>en la frontera</w:t>
       </w:r>
       <w:r>
-        <w:t>, no dentro: se sustituyen las dos únicas salidas del proceso —</w:t>
+        <w:t>, no dentro: se sustituyen las dos únicas</w:t>
+      </w:r>
+    </w:p>
+    <w:p>
+      <w:r>
+        <w:t>salidas del proceso —</w:t>
       </w:r>
       <w:r>
         <w:rPr>
@@ -2443,7 +2946,17 @@
         <w:t>OpenAI</w:t>
       </w:r>
       <w:r>
-        <w:t xml:space="preserve"> (red)—, y todo lo demás corre de verdad. Así las pruebas son deterministas, no gastan tokens y funcionan en un pipeline sin Ollama.</w:t>
+        <w:t xml:space="preserve"> (red)—, y todo lo demás corre</w:t>
+      </w:r>
+    </w:p>
+    <w:p>
+      <w:r>
+        <w:t>de verdad. Así las pruebas son deterministas, no gastan tokens y funcionan en un</w:t>
+      </w:r>
+    </w:p>
+    <w:p>
+      <w:r>
+        <w:t>pipeline sin Ollama.</w:t>
       </w:r>
     </w:p>
     <w:p>
@@ -2457,16 +2970,17 @@
         <w:t>caminos de degradación</w:t>
       </w:r>
       <w:r>
-        <w:t xml:space="preserve"> (RN-07): sin índice, sin modelo, con el modelo caído o devolviendo basura, el sistema </w:t>
-      </w:r>
-      <w:r>
-        <w:rPr>
-          <w:b/>
-        </w:rPr>
-        <w:t>no revienta y no inventa</w:t>
-      </w:r>
-      <w:r>
-        <w:t>.</w:t>
+        <w:t xml:space="preserve"> (RN-07): sin índice, sin</w:t>
+      </w:r>
+    </w:p>
+    <w:p>
+      <w:r>
+        <w:t>modelo, con el modelo caído o devolviendo basura, el sistema **no revienta y no</w:t>
+      </w:r>
+    </w:p>
+    <w:p>
+      <w:r>
+        <w:t>inventa**.</w:t>
       </w:r>
     </w:p>
     <w:p>
@@ -2480,7 +2994,22 @@
         <w:t>una cita inventada se ignora</w:t>
       </w:r>
       <w:r>
-        <w:t>. Si el juez devuelve un número de fragmento que no existe, el código descarta esa cita en vez de fabricar una fuente. Un informe clínico que cita un documento inexistente es peor que uno que no cita nada.</w:t>
+        <w:t>. Si el juez devuelve un</w:t>
+      </w:r>
+    </w:p>
+    <w:p>
+      <w:r>
+        <w:t>número de fragmento que no existe, el código descarta esa cita en vez de</w:t>
+      </w:r>
+    </w:p>
+    <w:p>
+      <w:r>
+        <w:t>fabricar una fuente. Un informe clínico que cita un documento inexistente es peor</w:t>
+      </w:r>
+    </w:p>
+    <w:p>
+      <w:r>
+        <w:t>que uno que no cita nada.</w:t>
       </w:r>
     </w:p>
     <w:p>
@@ -2511,8 +3040,10 @@
         <w:t>Real:</w:t>
       </w:r>
       <w:r>
-        <w:t xml:space="preserve"> la base vectorial (numpy, coseno de verdad), los ficheros </w:t>
-      </w:r>
+        <w:t xml:space="preserve"> la base vectorial (numpy, coseno de verdad), los ficheros</w:t>
+      </w:r>
+    </w:p>
+    <w:p>
       <w:r>
         <w:rPr>
           <w:rFonts w:ascii="Consolas" w:hAnsi="Consolas"/>
@@ -2531,8 +3062,20 @@
         <w:t>fragmentos.json</w:t>
       </w:r>
       <w:r>
-        <w:t xml:space="preserve"> escritos y releídos del disco, el orden por similitud, el corte por umbral, el reparto candidatos/vecinos y la resolución de citas. </w:t>
-      </w:r>
+        <w:t xml:space="preserve"> escritos y releídos del disco, el orden por</w:t>
+      </w:r>
+    </w:p>
+    <w:p>
+      <w:r>
+        <w:t>similitud, el corte por umbral, el reparto candidatos/vecinos y la resolución de</w:t>
+      </w:r>
+    </w:p>
+    <w:p>
+      <w:r>
+        <w:t>citas.</w:t>
+      </w:r>
+    </w:p>
+    <w:p>
       <w:r>
         <w:rPr>
           <w:b/>
@@ -2564,7 +3107,27 @@
         <w:t>el camino, no el resultado</w:t>
       </w:r>
       <w:r>
-        <w:t xml:space="preserve">. La prueba principal deja constancia de cuatro tramos: que el índice se escribió y se releyó del disco, qué fragmento se recuperó y en qué posición, qué texto llegó exactamente al juez, y que la cita final apunta a un documento que estaba en el disco temporal. *Un test que solo mirase </w:t>
+        <w:t>. La prueba principal deja constancia de</w:t>
+      </w:r>
+    </w:p>
+    <w:p>
+      <w:r>
+        <w:t>cuatro tramos: que el índice se escribió y se releyó del disco, qué fragmento se</w:t>
+      </w:r>
+    </w:p>
+    <w:p>
+      <w:r>
+        <w:t>recuperó y en qué posición, qué texto llegó exactamente al juez, y que la cita</w:t>
+      </w:r>
+    </w:p>
+    <w:p>
+      <w:r>
+        <w:t>final apunta a un documento que estaba en el disco temporal. *Un test que solo</w:t>
+      </w:r>
+    </w:p>
+    <w:p>
+      <w:r>
+        <w:t xml:space="preserve">mirase </w:t>
       </w:r>
       <w:r>
         <w:rPr>
@@ -2574,7 +3137,12 @@
         <w:t>responde is True</w:t>
       </w:r>
       <w:r>
-        <w:t xml:space="preserve"> pasaría aunque la recuperación devolviera el fragmento equivocado.*</w:t>
+        <w:t xml:space="preserve"> pasaría aunque la recuperación devolviera el fragmento</w:t>
+      </w:r>
+    </w:p>
+    <w:p>
+      <w:r>
+        <w:t>equivocado.*</w:t>
       </w:r>
     </w:p>
     <w:p>
@@ -2585,7 +3153,12 @@
         <w:t>Los dos corregidos en auditoría</w:t>
       </w:r>
       <w:r>
-        <w:t>, que es la parte que la consigna llama intervención humana:</w:t>
+        <w:t>, que es la parte que la consigna llama</w:t>
+      </w:r>
+    </w:p>
+    <w:p>
+      <w:r>
+        <w:t>intervención humana:</w:t>
       </w:r>
     </w:p>
     <w:p>
@@ -2607,7 +3180,7 @@
     </w:p>
     <w:p>
       <w:r>
-        <w:t xml:space="preserve">   el umbral, así que </w:t>
+        <w:t xml:space="preserve">el umbral, así que </w:t>
       </w:r>
       <w:r>
         <w:rPr>
@@ -2627,7 +3200,12 @@
         <w:t>candidatos[-1]</w:t>
       </w:r>
       <w:r>
-        <w:t xml:space="preserve"> eran el mismo y la    aserción de orden </w:t>
+        <w:t xml:space="preserve"> eran el mismo y la</w:t>
+      </w:r>
+    </w:p>
+    <w:p>
+      <w:r>
+        <w:t xml:space="preserve">aserción de orden </w:t>
       </w:r>
       <w:r>
         <w:rPr>
@@ -2636,7 +3214,22 @@
         <w:t>fallaba</w:t>
       </w:r>
       <w:r>
-        <w:t>. Peor: no reproducía la realidad medida —en el    corpus real todos los fragmentos se parecen porque hablan del mismo dominio,    que es justo por lo que el umbral no discrimina. Se rehízo con vectores    correlacionados.</w:t>
+        <w:t>. Peor: no reproducía la realidad medida —en el</w:t>
+      </w:r>
+    </w:p>
+    <w:p>
+      <w:r>
+        <w:t>corpus real todos los fragmentos se parecen porque hablan del mismo dominio,</w:t>
+      </w:r>
+    </w:p>
+    <w:p>
+      <w:r>
+        <w:t>que es justo por lo que el umbral no discrimina. Se rehízo con vectores</w:t>
+      </w:r>
+    </w:p>
+    <w:p>
+      <w:r>
+        <w:t>correlacionados.</w:t>
       </w:r>
     </w:p>
     <w:p>
@@ -2658,7 +3251,7 @@
     </w:p>
     <w:p>
       <w:r>
-        <w:t xml:space="preserve">   siempre estaba vacía. Se le añadió </w:t>
+        <w:t xml:space="preserve">siempre estaba vacía. Se le añadió </w:t>
       </w:r>
       <w:r>
         <w:rPr>
@@ -2668,7 +3261,12 @@
         <w:t>assert r.vecinos</w:t>
       </w:r>
       <w:r>
-        <w:t xml:space="preserve"> para que no pueda    volver a pasar sin probar nada.</w:t>
+        <w:t xml:space="preserve"> para que no pueda</w:t>
+      </w:r>
+    </w:p>
+    <w:p>
+      <w:r>
+        <w:t>volver a pasar sin probar nada.</w:t>
       </w:r>
     </w:p>
     <w:p>
@@ -2690,7 +3288,17 @@
         <w:t>forma, tipos, catálogos y códigos HTTP</w:t>
       </w:r>
       <w:r>
-        <w:t>. No valida el contenido: que un cromosoma salga de la clase 7 o de la 12 lo decide el modelo, y afirmarlo produciría una prueba que falla cada vez que el clasificador mejora.</w:t>
+        <w:t>. No valida el contenido: que</w:t>
+      </w:r>
+    </w:p>
+    <w:p>
+      <w:r>
+        <w:t>un cromosoma salga de la clase 7 o de la 12 lo decide el modelo, y afirmarlo</w:t>
+      </w:r>
+    </w:p>
+    <w:p>
+      <w:r>
+        <w:t>produciría una prueba que falla cada vez que el clasificador mejora.</w:t>
       </w:r>
     </w:p>
     <w:p>
@@ -2714,10 +3322,461 @@
         <w:t>check_schema</w:t>
       </w:r>
       <w:r>
-        <w:t>): un JSON Schema mal escrito acepta cualquier cosa y no protege de nada.</w:t>
+        <w:t>): un JSON Schema</w:t>
       </w:r>
     </w:p>
-    <w:p/>
+    <w:p>
+      <w:r>
+        <w:t>mal escrito acepta cualquier cosa y no protege de nada.</w:t>
+      </w:r>
+    </w:p>
+    <w:p>
+      <w:pPr>
+        <w:pStyle w:val="Heading3"/>
+      </w:pPr>
+      <w:r>
+        <w:t>Cierre — los cuatro huecos que quedaban</w:t>
+      </w:r>
+    </w:p>
+    <w:p>
+      <w:r>
+        <w:t>Los cuatro estaban en la misma frontera y admitían el mismo tratamiento que</w:t>
+      </w:r>
+    </w:p>
+    <w:p>
+      <w:r>
+        <w:rPr>
+          <w:rFonts w:ascii="Consolas" w:hAnsi="Consolas"/>
+          <w:sz w:val="19"/>
+        </w:rPr>
+        <w:t>rag_qa.py</w:t>
+      </w:r>
+      <w:r>
+        <w:t>: doblar la red y el disco, dejar real todo lo demás.</w:t>
+      </w:r>
+    </w:p>
+    <w:p>
+      <w:r>
+        <w:rPr>
+          <w:b/>
+        </w:rPr>
+        <w:t>`test_admin_client.py` (10)</w:t>
+      </w:r>
+      <w:r>
+        <w:t xml:space="preserve"> — la verificación MFA de la firma del</w:t>
+      </w:r>
+    </w:p>
+    <w:p>
+      <w:r>
+        <w:t>supervisor, que es un acto de cumplimiento 21 CFR Part 11. La prueba que más</w:t>
+      </w:r>
+    </w:p>
+    <w:p>
+      <w:r>
+        <w:t xml:space="preserve">pesa es </w:t>
+      </w:r>
+      <w:r>
+        <w:rPr>
+          <w:rFonts w:ascii="Consolas" w:hAnsi="Consolas"/>
+          <w:sz w:val="19"/>
+        </w:rPr>
+        <w:t>test_ninguna_caida_se_traduce_en_veredicto</w:t>
+      </w:r>
+      <w:r>
+        <w:t>: pase lo que pase en la red</w:t>
+      </w:r>
+    </w:p>
+    <w:p>
+      <w:r>
+        <w:t xml:space="preserve">sale </w:t>
+      </w:r>
+      <w:r>
+        <w:rPr>
+          <w:rFonts w:ascii="Consolas" w:hAnsi="Consolas"/>
+          <w:sz w:val="19"/>
+        </w:rPr>
+        <w:t>MfaServiceError</w:t>
+      </w:r>
+      <w:r>
+        <w:t xml:space="preserve">, nunca un veredicto inventado. Degradar a </w:t>
+      </w:r>
+      <w:r>
+        <w:rPr>
+          <w:rFonts w:ascii="Consolas" w:hAnsi="Consolas"/>
+          <w:sz w:val="19"/>
+        </w:rPr>
+        <w:t>valid: True</w:t>
+      </w:r>
+    </w:p>
+    <w:p>
+      <w:r>
+        <w:t xml:space="preserve">sería firmar sin segundo factor; degradar a </w:t>
+      </w:r>
+      <w:r>
+        <w:rPr>
+          <w:rFonts w:ascii="Consolas" w:hAnsi="Consolas"/>
+          <w:sz w:val="19"/>
+        </w:rPr>
+        <w:t>valid: False</w:t>
+      </w:r>
+      <w:r>
+        <w:t xml:space="preserve"> en silencio haría</w:t>
+      </w:r>
+    </w:p>
+    <w:p>
+      <w:r>
+        <w:t>creer al supervisor que su código está mal cuando el problema es que</w:t>
+      </w:r>
+    </w:p>
+    <w:p>
+      <w:r>
+        <w:t xml:space="preserve">backend-admin está caído. El contador del circuito cuenta fallos </w:t>
+      </w:r>
+      <w:r>
+        <w:rPr>
+          <w:b/>
+        </w:rPr>
+        <w:t>seguidos</w:t>
+      </w:r>
+      <w:r>
+        <w:t>:</w:t>
+      </w:r>
+    </w:p>
+    <w:p>
+      <w:r>
+        <w:rPr>
+          <w:rFonts w:ascii="Consolas" w:hAnsi="Consolas"/>
+          <w:sz w:val="19"/>
+        </w:rPr>
+        <w:t>test_un_mfa_invalido_no_cuenta_como_fallo_del_servicio</w:t>
+      </w:r>
+      <w:r>
+        <w:t xml:space="preserve"> fija que un supervisor</w:t>
+      </w:r>
+    </w:p>
+    <w:p>
+      <w:r>
+        <w:t>tecleando mal tres veces no deja sin firmar a todo el laboratorio.</w:t>
+      </w:r>
+    </w:p>
+    <w:p>
+      <w:r>
+        <w:rPr>
+          <w:b/>
+        </w:rPr>
+        <w:t>`test_pipeline_client.py` (+17)</w:t>
+      </w:r>
+      <w:r>
+        <w:t xml:space="preserve"> — </w:t>
+      </w:r>
+      <w:r>
+        <w:rPr>
+          <w:rFonts w:ascii="Consolas" w:hAnsi="Consolas"/>
+          <w:sz w:val="19"/>
+        </w:rPr>
+        <w:t>segment_image</w:t>
+      </w:r>
+      <w:r>
+        <w:t xml:space="preserve">, </w:t>
+      </w:r>
+      <w:r>
+        <w:rPr>
+          <w:rFonts w:ascii="Consolas" w:hAnsi="Consolas"/>
+          <w:sz w:val="19"/>
+        </w:rPr>
+        <w:t>xai_heatmap</w:t>
+      </w:r>
+      <w:r>
+        <w:t xml:space="preserve"> y</w:t>
+      </w:r>
+    </w:p>
+    <w:p>
+      <w:r>
+        <w:rPr>
+          <w:rFonts w:ascii="Consolas" w:hAnsi="Consolas"/>
+          <w:sz w:val="19"/>
+        </w:rPr>
+        <w:t>classify_crop</w:t>
+      </w:r>
+      <w:r>
+        <w:t xml:space="preserve"> comparten estructura, así que se prueban con **una batería</w:t>
+      </w:r>
+    </w:p>
+    <w:p>
+      <w:r>
+        <w:t>parametrizada** en lugar de tres bloques copiados: mañana se añade una fila, no</w:t>
+      </w:r>
+    </w:p>
+    <w:p>
+      <w:r>
+        <w:t>un bloque. Se afirma el suelo de timeout (30 s y 60 s): con los 2 s de</w:t>
+      </w:r>
+    </w:p>
+    <w:p>
+      <w:r>
+        <w:t>configuración, una Grad-CAM en CPU expiraría siempre y el circuito acabaría</w:t>
+      </w:r>
+    </w:p>
+    <w:p>
+      <w:r>
+        <w:t>abierto — el sistema entero parecería caído cuando lo único que pasa es que el</w:t>
+      </w:r>
+    </w:p>
+    <w:p>
+      <w:r>
+        <w:t>modelo tarda.</w:t>
+      </w:r>
+    </w:p>
+    <w:p>
+      <w:r>
+        <w:rPr>
+          <w:b/>
+        </w:rPr>
+        <w:t>`test_agente_acciones.py` (17)</w:t>
+      </w:r>
+      <w:r>
+        <w:t xml:space="preserve"> — el despachador del agente. Es</w:t>
+      </w:r>
+    </w:p>
+    <w:p>
+      <w:r>
+        <w:rPr>
+          <w:b/>
+        </w:rPr>
+        <w:t>determinista</w:t>
+      </w:r>
+      <w:r>
+        <w:t xml:space="preserve"> y se prueba con asserts: si el modelo </w:t>
+      </w:r>
+      <w:r>
+        <w:rPr>
+          <w:i/>
+        </w:rPr>
+        <w:t>elige bien</w:t>
+      </w:r>
+      <w:r>
+        <w:t xml:space="preserve"> la</w:t>
+      </w:r>
+    </w:p>
+    <w:p>
+      <w:r>
+        <w:t xml:space="preserve">herramienta es otra cosa, y se mide aparte con el banco de </w:t>
+      </w:r>
+      <w:r>
+        <w:rPr>
+          <w:rFonts w:ascii="Consolas" w:hAnsi="Consolas"/>
+          <w:sz w:val="19"/>
+        </w:rPr>
+        <w:t>eval_enrutado</w:t>
+      </w:r>
+      <w:r>
+        <w:t>.</w:t>
+      </w:r>
+    </w:p>
+    <w:p>
+      <w:r>
+        <w:rPr>
+          <w:rFonts w:ascii="Consolas" w:hAnsi="Consolas"/>
+          <w:sz w:val="19"/>
+        </w:rPr>
+        <w:t>test_una_herramienta_nueva_aparece_sin_tocar_este_modulo</w:t>
+      </w:r>
+      <w:r>
+        <w:t xml:space="preserve"> fija la propiedad que</w:t>
+      </w:r>
+    </w:p>
+    <w:p>
+      <w:r>
+        <w:t>impide que el agente y el servidor MCP se desincronicen.</w:t>
+      </w:r>
+    </w:p>
+    <w:p>
+      <w:r>
+        <w:rPr>
+          <w:b/>
+        </w:rPr>
+        <w:t>`test_rag_index.py` (17)</w:t>
+      </w:r>
+      <w:r>
+        <w:t xml:space="preserve"> — </w:t>
+      </w:r>
+      <w:r>
+        <w:rPr>
+          <w:rFonts w:ascii="Consolas" w:hAnsi="Consolas"/>
+          <w:sz w:val="19"/>
+        </w:rPr>
+        <w:t>embeber</w:t>
+      </w:r>
+      <w:r>
+        <w:t xml:space="preserve"> por lotes con progreso acumulado,</w:t>
+      </w:r>
+    </w:p>
+    <w:p>
+      <w:r>
+        <w:t>normalización a norma 1 (sin ella el umbral de 0,55 no significaría nada), un</w:t>
+      </w:r>
+    </w:p>
+    <w:p>
+      <w:r>
+        <w:t>vector nulo que no revienta la división, y que la ausencia de índice explique</w:t>
+      </w:r>
+    </w:p>
+    <w:p>
+      <w:r>
+        <w:rPr>
+          <w:b/>
+        </w:rPr>
+        <w:t>cómo</w:t>
+      </w:r>
+      <w:r>
+        <w:t xml:space="preserve"> construirlo en vez de soltar un «fichero no encontrado».</w:t>
+      </w:r>
+    </w:p>
+    <w:p>
+      <w:pPr>
+        <w:pStyle w:val="Heading4"/>
+      </w:pPr>
+      <w:r>
+        <w:t>Un defecto real que la cobertura destapó</w:t>
+      </w:r>
+    </w:p>
+    <w:p>
+      <w:r>
+        <w:t xml:space="preserve">El docstring de </w:t>
+      </w:r>
+      <w:r>
+        <w:rPr>
+          <w:rFonts w:ascii="Consolas" w:hAnsi="Consolas"/>
+          <w:sz w:val="19"/>
+        </w:rPr>
+        <w:t>agente_acciones.ejecutar</w:t>
+      </w:r>
+      <w:r>
+        <w:t xml:space="preserve"> promete *«devuelve siempre un dict —</w:t>
+      </w:r>
+    </w:p>
+    <w:p>
+      <w:r>
+        <w:t xml:space="preserve">nunca lanza»*, y </w:t>
+      </w:r>
+      <w:r>
+        <w:rPr>
+          <w:rFonts w:ascii="Consolas" w:hAnsi="Consolas"/>
+          <w:sz w:val="19"/>
+        </w:rPr>
+        <w:t>agente_grafo.py:165</w:t>
+      </w:r>
+      <w:r>
+        <w:t xml:space="preserve"> llama sin envolver apoyándose en esa</w:t>
+      </w:r>
+    </w:p>
+    <w:p>
+      <w:r>
+        <w:t xml:space="preserve">promesa. Pero </w:t>
+      </w:r>
+      <w:r>
+        <w:rPr>
+          <w:rFonts w:ascii="Consolas" w:hAnsi="Consolas"/>
+          <w:sz w:val="19"/>
+        </w:rPr>
+        <w:t>tool.run()</w:t>
+      </w:r>
+      <w:r>
+        <w:t xml:space="preserve"> es una consulta al ORM: **una caída de la base salía</w:t>
+      </w:r>
+    </w:p>
+    <w:p>
+      <w:r>
+        <w:t>disparada hacia arriba y tumbaba el turno entero del agente**, en vez de llegar</w:t>
+      </w:r>
+    </w:p>
+    <w:p>
+      <w:r>
+        <w:t>al modelo como una observación de la que pudiera rectificar.</w:t>
+      </w:r>
+    </w:p>
+    <w:p>
+      <w:r>
+        <w:t xml:space="preserve">Se añadió el guard, y solo alrededor de las cuatro consultas de </w:t>
+      </w:r>
+      <w:r>
+        <w:rPr>
+          <w:b/>
+        </w:rPr>
+        <w:t>lectura</w:t>
+      </w:r>
+      <w:r>
+        <w:t>. La</w:t>
+      </w:r>
+    </w:p>
+    <w:p>
+      <w:r>
+        <w:t>asimetría es deliberada y está probada en las dos direcciones</w:t>
+      </w:r>
+    </w:p>
+    <w:p>
+      <w:r>
+        <w:t>(</w:t>
+      </w:r>
+      <w:r>
+        <w:rPr>
+          <w:rFonts w:ascii="Consolas" w:hAnsi="Consolas"/>
+          <w:sz w:val="19"/>
+        </w:rPr>
+        <w:t>test_una_consulta_que_revienta_es_una_observacion_no_una_caida</w:t>
+      </w:r>
+      <w:r>
+        <w:t xml:space="preserve"> y</w:t>
+      </w:r>
+    </w:p>
+    <w:p>
+      <w:r>
+        <w:rPr>
+          <w:rFonts w:ascii="Consolas" w:hAnsi="Consolas"/>
+          <w:sz w:val="19"/>
+        </w:rPr>
+        <w:t>test_un_fallo_de_escritura_si_sale_disparado</w:t>
+      </w:r>
+      <w:r>
+        <w:t>): tragarse una excepción a mitad</w:t>
+      </w:r>
+    </w:p>
+    <w:p>
+      <w:r>
+        <w:t>de una escritura dejaría al modelo diciendo «hecho» sobre algo que no se guardó,</w:t>
+      </w:r>
+    </w:p>
+    <w:p>
+      <w:r>
+        <w:t>y RN-05 no admite eso.</w:t>
+      </w:r>
+    </w:p>
+    <w:p>
+      <w:r>
+        <w:t>Es el argumento de la consigna en un caso concreto: la cobertura no valía por el</w:t>
+      </w:r>
+    </w:p>
+    <w:p>
+      <w:r>
+        <w:t>número, sino porque al ir a cubrir esas 16 sentencias apareció una diferencia</w:t>
+      </w:r>
+    </w:p>
+    <w:p>
+      <w:r>
+        <w:t>entre lo que el código decía hacer y lo que hacía.</w:t>
+      </w:r>
+    </w:p>
+    <w:p>
+      <w:pPr>
+        <w:jc w:val="center"/>
+      </w:pPr>
+      <w:r>
+        <w:rPr>
+          <w:color w:val="444444"/>
+        </w:rPr>
+        <w:t>· · ·</w:t>
+      </w:r>
+    </w:p>
     <w:p>
       <w:pPr>
         <w:pStyle w:val="Heading2"/>
@@ -2734,7 +3793,17 @@
         <w:t>`GET /api/clinic/samples/{id}/karyotype/`</w:t>
       </w:r>
       <w:r>
-        <w:t xml:space="preserve"> — devuelve el producto: el cariotipo propuesto con su semaforización. De él dependen el visor, el panel del supervisor y la decisión de si el caso puede emitir informe.</w:t>
+        <w:t xml:space="preserve"> — devuelve el producto: el</w:t>
+      </w:r>
+    </w:p>
+    <w:p>
+      <w:r>
+        <w:t>cariotipo propuesto con su semaforización. De él dependen el visor, el panel del</w:t>
+      </w:r>
+    </w:p>
+    <w:p>
+      <w:r>
+        <w:t>supervisor y la decisión de si el caso puede emitir informe.</w:t>
       </w:r>
     </w:p>
     <w:p>
@@ -2755,13 +3824,13 @@
     <w:p>
       <w:pPr>
         <w:spacing w:after="200"/>
-        <w:ind w:left="280"/>
+        <w:ind w:left="360"/>
       </w:pPr>
       <w:r>
         <w:rPr>
           <w:rFonts w:ascii="Consolas" w:hAnsi="Consolas"/>
-          <w:color w:val="1F2A37"/>
-          <w:sz w:val="17"/>
+          <w:color w:val="444444"/>
+          <w:sz w:val="18"/>
         </w:rPr>
         <w:t>{</w:t>
         <w:br/>
@@ -2910,11 +3979,6 @@
               <w:rPr>
                 <w:b/>
               </w:rPr>
-            </w:r>
-            <w:r>
-              <w:rPr>
-                <w:b/>
-              </w:rPr>
               <w:t>Código</w:t>
             </w:r>
           </w:p>
@@ -2924,11 +3988,6 @@
             <w:tcW w:type="dxa" w:w="4320"/>
           </w:tcPr>
           <w:p>
-            <w:r>
-              <w:rPr>
-                <w:b/>
-              </w:rPr>
-            </w:r>
             <w:r>
               <w:rPr>
                 <w:b/>
@@ -2944,7 +4003,6 @@
             <w:tcW w:type="dxa" w:w="4320"/>
           </w:tcPr>
           <w:p>
-            <w:r/>
             <w:r>
               <w:rPr>
                 <w:rFonts w:ascii="Consolas" w:hAnsi="Consolas"/>
@@ -2959,7 +4017,6 @@
             <w:tcW w:type="dxa" w:w="4320"/>
           </w:tcPr>
           <w:p>
-            <w:r/>
             <w:r>
               <w:t>el dueño del caso, o supervisor/admin</w:t>
             </w:r>
@@ -2972,7 +4029,6 @@
             <w:tcW w:type="dxa" w:w="4320"/>
           </w:tcPr>
           <w:p>
-            <w:r/>
             <w:r>
               <w:rPr>
                 <w:rFonts w:ascii="Consolas" w:hAnsi="Consolas"/>
@@ -2987,7 +4043,6 @@
             <w:tcW w:type="dxa" w:w="4320"/>
           </w:tcPr>
           <w:p>
-            <w:r/>
             <w:r>
               <w:t>sin JWT</w:t>
             </w:r>
@@ -3000,7 +4055,6 @@
             <w:tcW w:type="dxa" w:w="4320"/>
           </w:tcPr>
           <w:p>
-            <w:r/>
             <w:r>
               <w:rPr>
                 <w:rFonts w:ascii="Consolas" w:hAnsi="Consolas"/>
@@ -3015,7 +4069,6 @@
             <w:tcW w:type="dxa" w:w="4320"/>
           </w:tcPr>
           <w:p>
-            <w:r/>
             <w:r>
               <w:t>analista que no es dueño del caso (</w:t>
             </w:r>
@@ -3037,7 +4090,6 @@
             <w:tcW w:type="dxa" w:w="4320"/>
           </w:tcPr>
           <w:p>
-            <w:r/>
             <w:r>
               <w:rPr>
                 <w:rFonts w:ascii="Consolas" w:hAnsi="Consolas"/>
@@ -3052,7 +4104,6 @@
             <w:tcW w:type="dxa" w:w="4320"/>
           </w:tcPr>
           <w:p>
-            <w:r/>
             <w:r>
               <w:t>la muestra no existe, o no tiene cariotipo todavía</w:t>
             </w:r>
@@ -3063,16 +4114,12 @@
     <w:p/>
     <w:p>
       <w:r>
-        <w:t xml:space="preserve">Hay un test que barre los cuatro escenarios y falla si aparece </w:t>
-      </w:r>
-      <w:r>
-        <w:rPr>
-          <w:b/>
-        </w:rPr>
-        <w:t>cualquier otro código</w:t>
-      </w:r>
-      <w:r>
-        <w:t>.</w:t>
+        <w:t>Hay un test que barre los cuatro escenarios y falla si aparece **cualquier otro</w:t>
+      </w:r>
+    </w:p>
+    <w:p>
+      <w:r>
+        <w:t>código**.</w:t>
       </w:r>
     </w:p>
     <w:p>
@@ -3091,7 +4138,12 @@
         <w:t>`is_blocked` es booleano estricto.</w:t>
       </w:r>
       <w:r>
-        <w:t xml:space="preserve"> RN-02 decide con este campo si el caso puede emitir informe. En JavaScript la cadena </w:t>
+        <w:t xml:space="preserve"> RN-02 decide con este campo si el caso</w:t>
+      </w:r>
+    </w:p>
+    <w:p>
+      <w:r>
+        <w:t xml:space="preserve">puede emitir informe. En JavaScript la cadena </w:t>
       </w:r>
       <w:r>
         <w:rPr>
@@ -3101,7 +4153,12 @@
         <w:t>"false"</w:t>
       </w:r>
       <w:r>
-        <w:t xml:space="preserve"> es verdadera: si el backend lo mandara como texto, el visor dejaría emitir un caso bloqueado.</w:t>
+        <w:t xml:space="preserve"> es verdadera: si el</w:t>
+      </w:r>
+    </w:p>
+    <w:p>
+      <w:r>
+        <w:t>backend lo mandara como texto, el visor dejaría emitir un caso bloqueado.</w:t>
       </w:r>
     </w:p>
     <w:p>
@@ -3122,10 +4179,30 @@
         <w:t>semaphore</w:t>
       </w:r>
       <w:r>
-        <w:t xml:space="preserve"> fuera de los tres valores no es un dato raro: es un fallo. El visor pinta el color a partir de ese campo y no sabría qué hacer con otra cosa.</w:t>
+        <w:t xml:space="preserve"> fuera de los tres valores no es un</w:t>
       </w:r>
     </w:p>
-    <w:p/>
+    <w:p>
+      <w:r>
+        <w:t>dato raro: es un fallo. El visor pinta el color a partir de ese campo y no sabría</w:t>
+      </w:r>
+    </w:p>
+    <w:p>
+      <w:r>
+        <w:t>qué hacer con otra cosa.</w:t>
+      </w:r>
+    </w:p>
+    <w:p>
+      <w:pPr>
+        <w:jc w:val="center"/>
+      </w:pPr>
+      <w:r>
+        <w:rPr>
+          <w:color w:val="444444"/>
+        </w:rPr>
+        <w:t>· · ·</w:t>
+      </w:r>
+    </w:p>
     <w:p>
       <w:pPr>
         <w:pStyle w:val="Heading2"/>
@@ -3137,33 +4214,33 @@
     <w:p>
       <w:pPr>
         <w:spacing w:after="200"/>
-        <w:ind w:left="280"/>
+        <w:ind w:left="360"/>
       </w:pPr>
       <w:r>
         <w:rPr>
           <w:rFonts w:ascii="Consolas" w:hAnsi="Consolas"/>
-          <w:color w:val="1F2A37"/>
-          <w:sz w:val="17"/>
+          <w:color w:val="444444"/>
+          <w:sz w:val="18"/>
         </w:rPr>
         <w:t>CLINIC_LLM_ENABLED=false CLINIC_LLM_URL=http://127.0.0.1:1/v1 \</w:t>
         <w:br/>
-        <w:t xml:space="preserve">  .venv/Scripts/python -m pytest --cov=apps</w:t>
+        <w:t xml:space="preserve">  .venv/Scripts/python -m pytest -p no:randomly --cov=. --cov-fail-under=0</w:t>
       </w:r>
     </w:p>
     <w:p>
       <w:pPr>
         <w:spacing w:after="200"/>
-        <w:ind w:left="280"/>
+        <w:ind w:left="360"/>
       </w:pPr>
       <w:r>
         <w:rPr>
           <w:rFonts w:ascii="Consolas" w:hAnsi="Consolas"/>
-          <w:color w:val="1F2A37"/>
-          <w:sz w:val="17"/>
+          <w:color w:val="444444"/>
+          <w:sz w:val="18"/>
         </w:rPr>
-        <w:t>TOTAL                                    7555   1206    84%</w:t>
+        <w:t>TOTAL                                    8130   1214    85%</w:t>
         <w:br/>
-        <w:t>663 passed, 2 warnings in 471.71s (0:07:51)</w:t>
+        <w:t>724 passed, 2 warnings in 478.67s (0:07:58)</w:t>
       </w:r>
     </w:p>
     <w:p>
@@ -3174,8 +4251,10 @@
         <w:t>El modelo apagado no basta como prueba.</w:t>
       </w:r>
       <w:r>
-        <w:t xml:space="preserve"> Por eso la URL apunta a </w:t>
-      </w:r>
+        <w:t xml:space="preserve"> Por eso la URL apunta a</w:t>
+      </w:r>
+    </w:p>
+    <w:p>
       <w:r>
         <w:rPr>
           <w:rFonts w:ascii="Consolas" w:hAnsi="Consolas"/>
@@ -3184,15 +4263,90 @@
         <w:t>127.0.0.1:1</w:t>
       </w:r>
       <w:r>
-        <w:t>, un puerto muerto: si algún test intentara la red de verdad, fallaría con «connection refused» en vez de pasar por casualidad porque Ollama estaba encendido en la máquina.</w:t>
+        <w:t>, un puerto muerto: si algún test intentara la red de verdad,</w:t>
       </w:r>
     </w:p>
     <w:p>
       <w:r>
-        <w:t>Los 663 pasan en 7 min 51 s sin tocar la red.</w:t>
+        <w:t>fallaría con «connection refused» en vez de pasar por casualidad porque Ollama</w:t>
       </w:r>
     </w:p>
-    <w:p/>
+    <w:p>
+      <w:r>
+        <w:t>estaba encendido en la máquina.</w:t>
+      </w:r>
+    </w:p>
+    <w:p>
+      <w:r>
+        <w:t>Los 724 pasan en 7 min 58 s sin tocar la red. Los 61 tests del cierre no la</w:t>
+      </w:r>
+    </w:p>
+    <w:p>
+      <w:r>
+        <w:t xml:space="preserve">tocan tampoco: doblan </w:t>
+      </w:r>
+      <w:r>
+        <w:rPr>
+          <w:rFonts w:ascii="Consolas" w:hAnsi="Consolas"/>
+          <w:sz w:val="19"/>
+        </w:rPr>
+        <w:t>httpx</w:t>
+      </w:r>
+      <w:r>
+        <w:t xml:space="preserve"> en la frontera y usan </w:t>
+      </w:r>
+      <w:r>
+        <w:rPr>
+          <w:rFonts w:ascii="Consolas" w:hAnsi="Consolas"/>
+          <w:sz w:val="19"/>
+        </w:rPr>
+        <w:t>tmp_path</w:t>
+      </w:r>
+      <w:r>
+        <w:t xml:space="preserve"> para el disco.</w:t>
+      </w:r>
+    </w:p>
+    <w:p>
+      <w:r>
+        <w:t xml:space="preserve">El detector de duplicados, corrido de nuevo sobre las </w:t>
+      </w:r>
+      <w:r>
+        <w:rPr>
+          <w:b/>
+        </w:rPr>
+        <w:t>897 pruebas con assert</w:t>
+      </w:r>
+    </w:p>
+    <w:p>
+      <w:r>
+        <w:t xml:space="preserve">del repositorio completo, devuelve </w:t>
+      </w:r>
+      <w:r>
+        <w:rPr>
+          <w:b/>
+        </w:rPr>
+        <w:t>0 grupos con huella repetida</w:t>
+      </w:r>
+      <w:r>
+        <w:t>: los 61</w:t>
+      </w:r>
+    </w:p>
+    <w:p>
+      <w:r>
+        <w:t>tests nuevos no introdujeron ninguno.</w:t>
+      </w:r>
+    </w:p>
+    <w:p>
+      <w:pPr>
+        <w:jc w:val="center"/>
+      </w:pPr>
+      <w:r>
+        <w:rPr>
+          <w:color w:val="444444"/>
+        </w:rPr>
+        <w:t>· · ·</w:t>
+      </w:r>
+    </w:p>
     <w:p>
       <w:pPr>
         <w:pStyle w:val="Heading2"/>
@@ -3206,40 +4360,365 @@
         <w:rPr>
           <w:b/>
         </w:rPr>
-        <w:t>La cobertura sigue por debajo del 90 % que exige RN-09</w:t>
-      </w:r>
-      <w:r>
-        <w:t xml:space="preserve"> (84,04 % en el informe, 88,60 % en producción). Es deuda anterior a esta actividad y no se disimula. Los siguientes huecos ya están identificados: </w:t>
+        <w:t>El código de producción del clínico ya cumple RN-09</w:t>
+      </w:r>
+      <w:r>
+        <w:t>: 91,74 %, por encima del</w:t>
+      </w:r>
+    </w:p>
+    <w:p>
+      <w:r>
+        <w:t xml:space="preserve">90 % exigido. La cifra que reporta </w:t>
       </w:r>
       <w:r>
         <w:rPr>
           <w:rFonts w:ascii="Consolas" w:hAnsi="Consolas"/>
           <w:sz w:val="19"/>
         </w:rPr>
-        <w:t>rag_index.py</w:t>
-      </w:r>
-      <w:r>
-        <w:t xml:space="preserve"> 37,8 %, </w:t>
+        <w:t>pytest-cov</w:t>
+      </w:r>
+      <w:r>
+        <w:t xml:space="preserve"> en bruto sigue por debajo</w:t>
+      </w:r>
+    </w:p>
+    <w:p>
+      <w:r>
+        <w:t xml:space="preserve">(86,00 %) porque mezcla los ficheros de test y los </w:t>
       </w:r>
       <w:r>
         <w:rPr>
           <w:rFonts w:ascii="Consolas" w:hAnsi="Consolas"/>
           <w:sz w:val="19"/>
         </w:rPr>
-        <w:t>agente_acciones.py</w:t>
-      </w:r>
-      <w:r>
-        <w:t xml:space="preserve"> 40,7 %, </w:t>
+        <w:t>management/commands</w:t>
+      </w:r>
+      <w:r>
+        <w:t>; se</w:t>
+      </w:r>
+    </w:p>
+    <w:p>
+      <w:r>
+        <w:t>explica en §1 y no se disimula.</w:t>
+      </w:r>
+    </w:p>
+    <w:p>
+      <w:r>
+        <w:rPr>
+          <w:b/>
+        </w:rPr>
+        <w:t>Lo que queda sin cubrir, ordenado por lo que falta:</w:t>
+      </w:r>
+    </w:p>
+    <w:tbl>
+      <w:tblPr>
+        <w:tblStyle w:val="LightGrid-Accent1"/>
+        <w:tblW w:type="auto" w:w="0"/>
+        <w:tblLook w:firstColumn="1" w:firstRow="1" w:lastColumn="0" w:lastRow="0" w:noHBand="0" w:noVBand="1" w:val="04A0"/>
+      </w:tblPr>
+      <w:tblGrid>
+        <w:gridCol w:w="2880"/>
+        <w:gridCol w:w="2880"/>
+        <w:gridCol w:w="2880"/>
+      </w:tblGrid>
+      <w:tr>
+        <w:tc>
+          <w:tcPr>
+            <w:tcW w:type="dxa" w:w="2880"/>
+          </w:tcPr>
+          <w:p>
+            <w:r>
+              <w:rPr>
+                <w:b/>
+              </w:rPr>
+              <w:t>Módulo</w:t>
+            </w:r>
+          </w:p>
+        </w:tc>
+        <w:tc>
+          <w:tcPr>
+            <w:tcW w:type="dxa" w:w="2880"/>
+          </w:tcPr>
+          <w:p>
+            <w:r>
+              <w:rPr>
+                <w:b/>
+              </w:rPr>
+              <w:t>Cobertura</w:t>
+            </w:r>
+          </w:p>
+        </w:tc>
+        <w:tc>
+          <w:tcPr>
+            <w:tcW w:type="dxa" w:w="2880"/>
+          </w:tcPr>
+          <w:p>
+            <w:r>
+              <w:rPr>
+                <w:b/>
+              </w:rPr>
+              <w:t>Sentencias sin cubrir</w:t>
+            </w:r>
+          </w:p>
+        </w:tc>
+      </w:tr>
+      <w:tr>
+        <w:tc>
+          <w:tcPr>
+            <w:tcW w:type="dxa" w:w="2880"/>
+          </w:tcPr>
+          <w:p>
+            <w:r>
+              <w:rPr>
+                <w:rFonts w:ascii="Consolas" w:hAnsi="Consolas"/>
+                <w:sz w:val="19"/>
+              </w:rPr>
+              <w:t>views.py</w:t>
+            </w:r>
+          </w:p>
+        </w:tc>
+        <w:tc>
+          <w:tcPr>
+            <w:tcW w:type="dxa" w:w="2880"/>
+          </w:tcPr>
+          <w:p>
+            <w:r>
+              <w:t>79,6 %</w:t>
+            </w:r>
+          </w:p>
+        </w:tc>
+        <w:tc>
+          <w:tcPr>
+            <w:tcW w:type="dxa" w:w="2880"/>
+          </w:tcPr>
+          <w:p>
+            <w:r>
+              <w:t>87</w:t>
+            </w:r>
+          </w:p>
+        </w:tc>
+      </w:tr>
+      <w:tr>
+        <w:tc>
+          <w:tcPr>
+            <w:tcW w:type="dxa" w:w="2880"/>
+          </w:tcPr>
+          <w:p>
+            <w:r>
+              <w:rPr>
+                <w:rFonts w:ascii="Consolas" w:hAnsi="Consolas"/>
+                <w:sz w:val="19"/>
+              </w:rPr>
+              <w:t>services.py</w:t>
+            </w:r>
+          </w:p>
+        </w:tc>
+        <w:tc>
+          <w:tcPr>
+            <w:tcW w:type="dxa" w:w="2880"/>
+          </w:tcPr>
+          <w:p>
+            <w:r>
+              <w:t>95,0 %</w:t>
+            </w:r>
+          </w:p>
+        </w:tc>
+        <w:tc>
+          <w:tcPr>
+            <w:tcW w:type="dxa" w:w="2880"/>
+          </w:tcPr>
+          <w:p>
+            <w:r>
+              <w:t>22</w:t>
+            </w:r>
+          </w:p>
+        </w:tc>
+      </w:tr>
+      <w:tr>
+        <w:tc>
+          <w:tcPr>
+            <w:tcW w:type="dxa" w:w="2880"/>
+          </w:tcPr>
+          <w:p>
+            <w:r>
+              <w:rPr>
+                <w:rFonts w:ascii="Consolas" w:hAnsi="Consolas"/>
+                <w:sz w:val="19"/>
+              </w:rPr>
+              <w:t>tool_router.py</w:t>
+            </w:r>
+          </w:p>
+        </w:tc>
+        <w:tc>
+          <w:tcPr>
+            <w:tcW w:type="dxa" w:w="2880"/>
+          </w:tcPr>
+          <w:p>
+            <w:r>
+              <w:t>75,6 %</w:t>
+            </w:r>
+          </w:p>
+        </w:tc>
+        <w:tc>
+          <w:tcPr>
+            <w:tcW w:type="dxa" w:w="2880"/>
+          </w:tcPr>
+          <w:p>
+            <w:r>
+              <w:t>19</w:t>
+            </w:r>
+          </w:p>
+        </w:tc>
+      </w:tr>
+      <w:tr>
+        <w:tc>
+          <w:tcPr>
+            <w:tcW w:type="dxa" w:w="2880"/>
+          </w:tcPr>
+          <w:p>
+            <w:r>
+              <w:rPr>
+                <w:rFonts w:ascii="Consolas" w:hAnsi="Consolas"/>
+                <w:sz w:val="19"/>
+              </w:rPr>
+              <w:t>migrations/</w:t>
+            </w:r>
+            <w:r>
+              <w:t xml:space="preserve"> (4 ficheros de seed)</w:t>
+            </w:r>
+          </w:p>
+        </w:tc>
+        <w:tc>
+          <w:tcPr>
+            <w:tcW w:type="dxa" w:w="2880"/>
+          </w:tcPr>
+          <w:p>
+            <w:r>
+              <w:t>68-73 %</w:t>
+            </w:r>
+          </w:p>
+        </w:tc>
+        <w:tc>
+          <w:tcPr>
+            <w:tcW w:type="dxa" w:w="2880"/>
+          </w:tcPr>
+          <w:p>
+            <w:r>
+              <w:t>45</w:t>
+            </w:r>
+          </w:p>
+        </w:tc>
+      </w:tr>
+      <w:tr>
+        <w:tc>
+          <w:tcPr>
+            <w:tcW w:type="dxa" w:w="2880"/>
+          </w:tcPr>
+          <w:p>
+            <w:r>
+              <w:rPr>
+                <w:rFonts w:ascii="Consolas" w:hAnsi="Consolas"/>
+                <w:sz w:val="19"/>
+              </w:rPr>
+              <w:t>mcp_conexion.py</w:t>
+            </w:r>
+          </w:p>
+        </w:tc>
+        <w:tc>
+          <w:tcPr>
+            <w:tcW w:type="dxa" w:w="2880"/>
+          </w:tcPr>
+          <w:p>
+            <w:r>
+              <w:t>83,8 %</w:t>
+            </w:r>
+          </w:p>
+        </w:tc>
+        <w:tc>
+          <w:tcPr>
+            <w:tcW w:type="dxa" w:w="2880"/>
+          </w:tcPr>
+          <w:p>
+            <w:r>
+              <w:t>12</w:t>
+            </w:r>
+          </w:p>
+        </w:tc>
+      </w:tr>
+      <w:tr>
+        <w:tc>
+          <w:tcPr>
+            <w:tcW w:type="dxa" w:w="2880"/>
+          </w:tcPr>
+          <w:p>
+            <w:r>
+              <w:rPr>
+                <w:rFonts w:ascii="Consolas" w:hAnsi="Consolas"/>
+                <w:sz w:val="19"/>
+              </w:rPr>
+              <w:t>rag_corpus.py</w:t>
+            </w:r>
+          </w:p>
+        </w:tc>
+        <w:tc>
+          <w:tcPr>
+            <w:tcW w:type="dxa" w:w="2880"/>
+          </w:tcPr>
+          <w:p>
+            <w:r>
+              <w:t>85,2 %</w:t>
+            </w:r>
+          </w:p>
+        </w:tc>
+        <w:tc>
+          <w:tcPr>
+            <w:tcW w:type="dxa" w:w="2880"/>
+          </w:tcPr>
+          <w:p>
+            <w:r>
+              <w:t>12</w:t>
+            </w:r>
+          </w:p>
+        </w:tc>
+      </w:tr>
+    </w:tbl>
+    <w:p/>
+    <w:p>
+      <w:r>
+        <w:t xml:space="preserve">De las 232 sentencias sin cubrir, </w:t>
+      </w:r>
+      <w:r>
+        <w:rPr>
+          <w:b/>
+        </w:rPr>
+        <w:t>45 están en migraciones de seed</w:t>
+      </w:r>
+      <w:r>
+        <w:t xml:space="preserve"> —código</w:t>
+      </w:r>
+    </w:p>
+    <w:p>
+      <w:r>
+        <w:t>que se ejecutó una vez al aplicar la migración y no se vuelve a ejecutar—. El</w:t>
+      </w:r>
+    </w:p>
+    <w:p>
+      <w:r>
+        <w:t xml:space="preserve">hueco que sí importa es </w:t>
       </w:r>
       <w:r>
         <w:rPr>
           <w:rFonts w:ascii="Consolas" w:hAnsi="Consolas"/>
           <w:sz w:val="19"/>
         </w:rPr>
-        <w:t>admin_client.py</w:t>
-      </w:r>
-      <w:r>
-        <w:t xml:space="preserve"> 52,9 %.</w:t>
+        <w:t>views.py</w:t>
+      </w:r>
+      <w:r>
+        <w:t>: 87 sentencias, casi todas ramas de error de</w:t>
+      </w:r>
+    </w:p>
+    <w:p>
+      <w:r>
+        <w:t>endpoints que sí tienen probado el camino feliz.</w:t>
       </w:r>
     </w:p>
     <w:p>
@@ -3250,27 +4729,32 @@
         <w:t>Hay un test intermitente sin diagnosticar</w:t>
       </w:r>
       <w:r>
-        <w:t xml:space="preserve">: </w:t>
+        <w:t>: `sampleListPage · filtro por</w:t>
+      </w:r>
+    </w:p>
+    <w:p>
+      <w:r>
+        <w:t>status VALIDATED</w:t>
       </w:r>
       <w:r>
         <w:rPr>
           <w:rFonts w:ascii="Consolas" w:hAnsi="Consolas"/>
           <w:sz w:val="19"/>
         </w:rPr>
-        <w:t>sampleListPage · filtro por status VALIDATED</w:t>
-      </w:r>
-      <w:r>
         <w:t xml:space="preserve">, en </w:t>
       </w:r>
       <w:r>
-        <w:rPr>
-          <w:rFonts w:ascii="Consolas" w:hAnsi="Consolas"/>
-          <w:sz w:val="19"/>
-        </w:rPr>
-        <w:t>frontend-clinic</w:t>
-      </w:r>
-      <w:r>
-        <w:t>. Pasa aislado y ha pasado en las últimas cuatro ejecuciones completas, así que no se contabiliza como fallo — pero está sin explicar.</w:t>
+        <w:t>frontend-clinic`. Pasa aislado y ha pasado en las últimas</w:t>
+      </w:r>
+    </w:p>
+    <w:p>
+      <w:r>
+        <w:t>cuatro ejecuciones completas, así que no se contabiliza como fallo — pero está</w:t>
+      </w:r>
+    </w:p>
+    <w:p>
+      <w:r>
+        <w:t>sin explicar.</w:t>
       </w:r>
     </w:p>
     <w:p>
@@ -3281,7 +4765,12 @@
         <w:t>Esta actividad midió `backend-clinic`.</w:t>
       </w:r>
       <w:r>
-        <w:t xml:space="preserve"> El sistema tiene cinco módulos y 1.616 tests en total; los otros cuatro quedan para las siguientes iteraciones.</w:t>
+        <w:t xml:space="preserve"> El sistema tiene cinco módulos y 1.616</w:t>
+      </w:r>
+    </w:p>
+    <w:p>
+      <w:r>
+        <w:t>tests en total; los otros cuatro quedan para las siguientes iteraciones.</w:t>
       </w:r>
     </w:p>
     <w:sectPr>

--- a/docs/M7_ACTIVIDAD2_SUITE_MEDIDA.docx
+++ b/docs/M7_ACTIVIDAD2_SUITE_MEDIDA.docx
@@ -30,7 +30,6 @@
               <w:rPr>
                 <w:b/>
               </w:rPr>
-              <w:t>Equipo</w:t>
             </w:r>
           </w:p>
         </w:tc>
@@ -43,7 +42,6 @@
               <w:rPr>
                 <w:b/>
               </w:rPr>
-              <w:t>BIOMED UMSS</w:t>
             </w:r>
           </w:p>
         </w:tc>
@@ -54,11 +52,12 @@
             <w:tcW w:type="dxa" w:w="4320"/>
           </w:tcPr>
           <w:p>
+            <w:r/>
             <w:r>
               <w:rPr>
                 <w:b/>
               </w:rPr>
-              <w:t>Integrante</w:t>
+              <w:t>Equipo</w:t>
             </w:r>
           </w:p>
         </w:tc>
@@ -67,8 +66,12 @@
             <w:tcW w:type="dxa" w:w="4320"/>
           </w:tcPr>
           <w:p>
-            <w:r>
-              <w:t>Ing. Guillermo Mamani Chambi (individual, G04)</w:t>
+            <w:r/>
+            <w:r>
+              <w:rPr>
+                <w:b/>
+              </w:rPr>
+              <w:t>BIOMED UMSS</w:t>
             </w:r>
           </w:p>
         </w:tc>
@@ -79,8 +82,12 @@
             <w:tcW w:type="dxa" w:w="4320"/>
           </w:tcPr>
           <w:p>
-            <w:r>
-              <w:t>Módulo</w:t>
+            <w:r/>
+            <w:r>
+              <w:rPr>
+                <w:b/>
+              </w:rPr>
+              <w:t>Integrante</w:t>
             </w:r>
           </w:p>
         </w:tc>
@@ -89,8 +96,9 @@
             <w:tcW w:type="dxa" w:w="4320"/>
           </w:tcPr>
           <w:p>
-            <w:r>
-              <w:t>M7 — Pruebas y Validación de Modelos IA</w:t>
+            <w:r/>
+            <w:r>
+              <w:t>Ing. Guillermo Mamani Chambi (individual, G04)</w:t>
             </w:r>
           </w:p>
         </w:tc>
@@ -101,8 +109,9 @@
             <w:tcW w:type="dxa" w:w="4320"/>
           </w:tcPr>
           <w:p>
-            <w:r>
-              <w:t>Producto</w:t>
+            <w:r/>
+            <w:r>
+              <w:t>Módulo</w:t>
             </w:r>
           </w:p>
         </w:tc>
@@ -111,8 +120,9 @@
             <w:tcW w:type="dxa" w:w="4320"/>
           </w:tcPr>
           <w:p>
-            <w:r>
-              <w:t>Plataforma de Cariotipado Asistido por IA</w:t>
+            <w:r/>
+            <w:r>
+              <w:t>M7 — Pruebas y Validación de Modelos IA</w:t>
             </w:r>
           </w:p>
         </w:tc>
@@ -123,8 +133,9 @@
             <w:tcW w:type="dxa" w:w="4320"/>
           </w:tcPr>
           <w:p>
-            <w:r>
-              <w:t>Módulo medido</w:t>
+            <w:r/>
+            <w:r>
+              <w:t>Producto</w:t>
             </w:r>
           </w:p>
         </w:tc>
@@ -133,15 +144,9 @@
             <w:tcW w:type="dxa" w:w="4320"/>
           </w:tcPr>
           <w:p>
-            <w:r>
-              <w:rPr>
-                <w:rFonts w:ascii="Consolas" w:hAnsi="Consolas"/>
-                <w:sz w:val="19"/>
-              </w:rPr>
-              <w:t>backend-clinic</w:t>
-            </w:r>
-            <w:r>
-              <w:t xml:space="preserve"> (bounded context clínico)</w:t>
+            <w:r/>
+            <w:r>
+              <w:t>Plataforma de Cariotipado Asistido por IA</w:t>
             </w:r>
           </w:p>
         </w:tc>
@@ -152,8 +157,9 @@
             <w:tcW w:type="dxa" w:w="4320"/>
           </w:tcPr>
           <w:p>
-            <w:r>
-              <w:t>Rama</w:t>
+            <w:r/>
+            <w:r>
+              <w:t>Módulo medido</w:t>
             </w:r>
           </w:p>
         </w:tc>
@@ -162,12 +168,16 @@
             <w:tcW w:type="dxa" w:w="4320"/>
           </w:tcPr>
           <w:p>
+            <w:r/>
             <w:r>
               <w:rPr>
                 <w:rFonts w:ascii="Consolas" w:hAnsi="Consolas"/>
                 <w:sz w:val="19"/>
               </w:rPr>
-              <w:t>feature/clinic-django-stack</w:t>
+              <w:t>backend-clinic</w:t>
+            </w:r>
+            <w:r>
+              <w:t xml:space="preserve"> (bounded context clínico)</w:t>
             </w:r>
           </w:p>
         </w:tc>
@@ -178,8 +188,9 @@
             <w:tcW w:type="dxa" w:w="4320"/>
           </w:tcPr>
           <w:p>
-            <w:r>
-              <w:t>Fecha</w:t>
+            <w:r/>
+            <w:r>
+              <w:t>Rama</w:t>
             </w:r>
           </w:p>
         </w:tc>
@@ -188,6 +199,35 @@
             <w:tcW w:type="dxa" w:w="4320"/>
           </w:tcPr>
           <w:p>
+            <w:r/>
+            <w:r>
+              <w:rPr>
+                <w:rFonts w:ascii="Consolas" w:hAnsi="Consolas"/>
+                <w:sz w:val="19"/>
+              </w:rPr>
+              <w:t>feature/clinic-django-stack</w:t>
+            </w:r>
+          </w:p>
+        </w:tc>
+      </w:tr>
+      <w:tr>
+        <w:tc>
+          <w:tcPr>
+            <w:tcW w:type="dxa" w:w="4320"/>
+          </w:tcPr>
+          <w:p>
+            <w:r/>
+            <w:r>
+              <w:t>Fecha</w:t>
+            </w:r>
+          </w:p>
+        </w:tc>
+        <w:tc>
+          <w:tcPr>
+            <w:tcW w:type="dxa" w:w="4320"/>
+          </w:tcPr>
+          <w:p>
+            <w:r/>
             <w:r>
               <w:t>7 de septiembre de 2026</w:t>
             </w:r>
@@ -196,17 +236,7 @@
       </w:tr>
     </w:tbl>
     <w:p/>
-    <w:p>
-      <w:pPr>
-        <w:jc w:val="center"/>
-      </w:pPr>
-      <w:r>
-        <w:rPr>
-          <w:color w:val="444444"/>
-        </w:rPr>
-        <w:t>· · ·</w:t>
-      </w:r>
-    </w:p>
+    <w:p/>
     <w:p>
       <w:pPr>
         <w:pStyle w:val="Heading2"/>
@@ -223,12 +253,7 @@
         <w:t>El número de pytest-cov no sirve para decidir.</w:t>
       </w:r>
       <w:r>
-        <w:t xml:space="preserve"> Incluye los propios ficheros</w:t>
-      </w:r>
-    </w:p>
-    <w:p>
-      <w:r>
-        <w:t xml:space="preserve">de test, que están al 100 % por construcción. Y los </w:t>
+        <w:t xml:space="preserve"> Incluye los propios ficheros de test, que están al 100 % por construcción. Y los </w:t>
       </w:r>
       <w:r>
         <w:rPr>
@@ -238,17 +263,7 @@
         <w:t>management/commands/</w:t>
       </w:r>
       <w:r>
-        <w:t xml:space="preserve"> son</w:t>
-      </w:r>
-    </w:p>
-    <w:p>
-      <w:r>
-        <w:t>guiones de demostración y evaluadores que se lanzan a mano: cubrirlos con unit</w:t>
-      </w:r>
-    </w:p>
-    <w:p>
-      <w:r>
-        <w:t>tests sería inflar la cifra sin proteger nada.</w:t>
+        <w:t xml:space="preserve"> son guiones de demostración y evaluadores que se lanzan a mano: cubrirlos con unit tests sería inflar la cifra sin proteger nada.</w:t>
       </w:r>
     </w:p>
     <w:p>
@@ -263,18 +278,24 @@
         <w:tblLook w:firstColumn="1" w:firstRow="1" w:lastColumn="0" w:lastRow="0" w:noHBand="0" w:noVBand="1" w:val="04A0"/>
       </w:tblPr>
       <w:tblGrid>
-        <w:gridCol w:w="1728"/>
-        <w:gridCol w:w="1728"/>
-        <w:gridCol w:w="1728"/>
-        <w:gridCol w:w="1728"/>
-        <w:gridCol w:w="1728"/>
+        <w:gridCol w:w="1440"/>
+        <w:gridCol w:w="1440"/>
+        <w:gridCol w:w="1440"/>
+        <w:gridCol w:w="1440"/>
+        <w:gridCol w:w="1440"/>
+        <w:gridCol w:w="1440"/>
       </w:tblGrid>
       <w:tr>
         <w:tc>
           <w:tcPr>
-            <w:tcW w:type="dxa" w:w="1728"/>
+            <w:tcW w:type="dxa" w:w="1440"/>
           </w:tcPr>
           <w:p>
+            <w:r>
+              <w:rPr>
+                <w:b/>
+              </w:rPr>
+            </w:r>
             <w:r>
               <w:rPr>
                 <w:b/>
@@ -285,9 +306,14 @@
         </w:tc>
         <w:tc>
           <w:tcPr>
-            <w:tcW w:type="dxa" w:w="1728"/>
+            <w:tcW w:type="dxa" w:w="1440"/>
           </w:tcPr>
           <w:p>
+            <w:r>
+              <w:rPr>
+                <w:b/>
+              </w:rPr>
+            </w:r>
             <w:r>
               <w:rPr>
                 <w:b/>
@@ -298,9 +324,14 @@
         </w:tc>
         <w:tc>
           <w:tcPr>
-            <w:tcW w:type="dxa" w:w="1728"/>
+            <w:tcW w:type="dxa" w:w="1440"/>
           </w:tcPr>
           <w:p>
+            <w:r>
+              <w:rPr>
+                <w:b/>
+              </w:rPr>
+            </w:r>
             <w:r>
               <w:rPr>
                 <w:b/>
@@ -311,22 +342,50 @@
         </w:tc>
         <w:tc>
           <w:tcPr>
-            <w:tcW w:type="dxa" w:w="1728"/>
+            <w:tcW w:type="dxa" w:w="1440"/>
           </w:tcPr>
           <w:p>
             <w:r>
               <w:rPr>
                 <w:b/>
               </w:rPr>
-              <w:t>Tras cerrar los huecos</w:t>
+            </w:r>
+            <w:r>
+              <w:rPr>
+                <w:b/>
+              </w:rPr>
+              <w:t>Cierre de frontera</w:t>
             </w:r>
           </w:p>
         </w:tc>
         <w:tc>
           <w:tcPr>
-            <w:tcW w:type="dxa" w:w="1728"/>
+            <w:tcW w:type="dxa" w:w="1440"/>
           </w:tcPr>
           <w:p>
+            <w:r>
+              <w:rPr>
+                <w:b/>
+              </w:rPr>
+            </w:r>
+            <w:r>
+              <w:rPr>
+                <w:b/>
+              </w:rPr>
+              <w:t>Contrato de errores</w:t>
+            </w:r>
+          </w:p>
+        </w:tc>
+        <w:tc>
+          <w:tcPr>
+            <w:tcW w:type="dxa" w:w="1440"/>
+          </w:tcPr>
+          <w:p>
+            <w:r>
+              <w:rPr>
+                <w:b/>
+              </w:rPr>
+            </w:r>
             <w:r>
               <w:rPr>
                 <w:b/>
@@ -339,9 +398,10 @@
       <w:tr>
         <w:tc>
           <w:tcPr>
-            <w:tcW w:type="dxa" w:w="1728"/>
+            <w:tcW w:type="dxa" w:w="1440"/>
           </w:tcPr>
           <w:p>
+            <w:r/>
             <w:r>
               <w:t xml:space="preserve">Lo que reporta </w:t>
             </w:r>
@@ -356,9 +416,10 @@
         </w:tc>
         <w:tc>
           <w:tcPr>
-            <w:tcW w:type="dxa" w:w="1728"/>
+            <w:tcW w:type="dxa" w:w="1440"/>
           </w:tcPr>
           <w:p>
+            <w:r/>
             <w:r>
               <w:t>82,25 %</w:t>
             </w:r>
@@ -366,9 +427,10 @@
         </w:tc>
         <w:tc>
           <w:tcPr>
-            <w:tcW w:type="dxa" w:w="1728"/>
+            <w:tcW w:type="dxa" w:w="1440"/>
           </w:tcPr>
           <w:p>
+            <w:r/>
             <w:r>
               <w:t>84,04 %</w:t>
             </w:r>
@@ -376,9 +438,10 @@
         </w:tc>
         <w:tc>
           <w:tcPr>
-            <w:tcW w:type="dxa" w:w="1728"/>
+            <w:tcW w:type="dxa" w:w="1440"/>
           </w:tcPr>
           <w:p>
+            <w:r/>
             <w:r>
               <w:t>86,00 %</w:t>
             </w:r>
@@ -386,11 +449,23 @@
         </w:tc>
         <w:tc>
           <w:tcPr>
-            <w:tcW w:type="dxa" w:w="1728"/>
+            <w:tcW w:type="dxa" w:w="1440"/>
           </w:tcPr>
           <w:p>
-            <w:r>
-              <w:t>+3,75 pp</w:t>
+            <w:r/>
+            <w:r>
+              <w:t>86,82 %</w:t>
+            </w:r>
+          </w:p>
+        </w:tc>
+        <w:tc>
+          <w:tcPr>
+            <w:tcW w:type="dxa" w:w="1440"/>
+          </w:tcPr>
+          <w:p>
+            <w:r/>
+            <w:r>
+              <w:t>+4,57 pp</w:t>
             </w:r>
           </w:p>
         </w:tc>
@@ -398,9 +473,10 @@
       <w:tr>
         <w:tc>
           <w:tcPr>
-            <w:tcW w:type="dxa" w:w="1728"/>
+            <w:tcW w:type="dxa" w:w="1440"/>
           </w:tcPr>
           <w:p>
+            <w:r/>
             <w:r>
               <w:t>Sin ficheros de test</w:t>
             </w:r>
@@ -408,9 +484,10 @@
         </w:tc>
         <w:tc>
           <w:tcPr>
-            <w:tcW w:type="dxa" w:w="1728"/>
+            <w:tcW w:type="dxa" w:w="1440"/>
           </w:tcPr>
           <w:p>
+            <w:r/>
             <w:r>
               <w:t>65,41 %</w:t>
             </w:r>
@@ -418,9 +495,10 @@
         </w:tc>
         <w:tc>
           <w:tcPr>
-            <w:tcW w:type="dxa" w:w="1728"/>
+            <w:tcW w:type="dxa" w:w="1440"/>
           </w:tcPr>
           <w:p>
+            <w:r/>
             <w:r>
               <w:t>—</w:t>
             </w:r>
@@ -428,9 +506,10 @@
         </w:tc>
         <w:tc>
           <w:tcPr>
-            <w:tcW w:type="dxa" w:w="1728"/>
+            <w:tcW w:type="dxa" w:w="1440"/>
           </w:tcPr>
           <w:p>
+            <w:r/>
             <w:r>
               <w:t>—</w:t>
             </w:r>
@@ -438,9 +517,21 @@
         </w:tc>
         <w:tc>
           <w:tcPr>
-            <w:tcW w:type="dxa" w:w="1728"/>
+            <w:tcW w:type="dxa" w:w="1440"/>
           </w:tcPr>
           <w:p>
+            <w:r/>
+            <w:r>
+              <w:t>—</w:t>
+            </w:r>
+          </w:p>
+        </w:tc>
+        <w:tc>
+          <w:tcPr>
+            <w:tcW w:type="dxa" w:w="1440"/>
+          </w:tcPr>
+          <w:p>
+            <w:r/>
             <w:r>
               <w:t>—</w:t>
             </w:r>
@@ -450,9 +541,10 @@
       <w:tr>
         <w:tc>
           <w:tcPr>
-            <w:tcW w:type="dxa" w:w="1728"/>
+            <w:tcW w:type="dxa" w:w="1440"/>
           </w:tcPr>
           <w:p>
+            <w:r/>
             <w:r>
               <w:rPr>
                 <w:b/>
@@ -466,9 +558,10 @@
         </w:tc>
         <w:tc>
           <w:tcPr>
-            <w:tcW w:type="dxa" w:w="1728"/>
+            <w:tcW w:type="dxa" w:w="1440"/>
           </w:tcPr>
           <w:p>
+            <w:r/>
             <w:r>
               <w:rPr>
                 <w:b/>
@@ -479,9 +572,10 @@
         </w:tc>
         <w:tc>
           <w:tcPr>
-            <w:tcW w:type="dxa" w:w="1728"/>
+            <w:tcW w:type="dxa" w:w="1440"/>
           </w:tcPr>
           <w:p>
+            <w:r/>
             <w:r>
               <w:rPr>
                 <w:b/>
@@ -492,9 +586,10 @@
         </w:tc>
         <w:tc>
           <w:tcPr>
-            <w:tcW w:type="dxa" w:w="1728"/>
+            <w:tcW w:type="dxa" w:w="1440"/>
           </w:tcPr>
           <w:p>
+            <w:r/>
             <w:r>
               <w:rPr>
                 <w:b/>
@@ -505,14 +600,29 @@
         </w:tc>
         <w:tc>
           <w:tcPr>
-            <w:tcW w:type="dxa" w:w="1728"/>
+            <w:tcW w:type="dxa" w:w="1440"/>
           </w:tcPr>
           <w:p>
+            <w:r/>
             <w:r>
               <w:rPr>
                 <w:b/>
               </w:rPr>
-              <w:t>+6,11 pp</w:t>
+              <w:t>93,38 %</w:t>
+            </w:r>
+          </w:p>
+        </w:tc>
+        <w:tc>
+          <w:tcPr>
+            <w:tcW w:type="dxa" w:w="1440"/>
+          </w:tcPr>
+          <w:p>
+            <w:r/>
+            <w:r>
+              <w:rPr>
+                <w:b/>
+              </w:rPr>
+              <w:t>+7,75 pp</w:t>
             </w:r>
           </w:p>
         </w:tc>
@@ -522,36 +632,34 @@
     <w:p>
       <w:pPr>
         <w:spacing w:after="200"/>
-        <w:ind w:left="360"/>
+        <w:ind w:left="280"/>
       </w:pPr>
       <w:r>
         <w:rPr>
           <w:rFonts w:ascii="Consolas" w:hAnsi="Consolas"/>
-          <w:color w:val="444444"/>
-          <w:sz w:val="18"/>
+          <w:color w:val="1F2A37"/>
+          <w:sz w:val="17"/>
         </w:rPr>
-        <w:t>antes    46 ficheros · 2.798 sentencias · 2.396 cubiertas</w:t>
+        <w:t>antes     46 ficheros · 2.798 sentencias · 2.396 cubiertas</w:t>
         <w:br/>
-        <w:t>act. 2   47 ficheros · 2.806 sentencias · 2.486 cubiertas</w:t>
+        <w:t>act. 2    47 ficheros · 2.806 sentencias · 2.486 cubiertas</w:t>
         <w:br/>
-        <w:t>cierre   47 ficheros · 2.809 sentencias · 2.577 cubiertas</w:t>
+        <w:t>cierre    47 ficheros · 2.809 sentencias · 2.577 cubiertas</w:t>
         <w:br/>
-        <w:t>tests    627  →  663  →  724   (+97)</w:t>
+        <w:t>contrato  47 ficheros · 2.809 sentencias · 2.623 cubiertas</w:t>
+        <w:br/>
+        <w:t>tests     627  →  663  →  724  →  784   (+157)</w:t>
       </w:r>
     </w:p>
     <w:p>
       <w:r>
-        <w:t>**Con el cierre, el código de producción del clínico pasa el 90 % que exige</w:t>
+        <w:rPr>
+          <w:b/>
+        </w:rPr>
+        <w:t>Con el cierre, el código de producción del clínico pasa el 90 % que exige RN-09</w:t>
       </w:r>
-    </w:p>
-    <w:p>
       <w:r>
-        <w:t>RN-09** (91,74 %). Las tres sentencias que aparecen de más entre la Actividad 2</w:t>
-      </w:r>
-    </w:p>
-    <w:p>
-      <w:r>
-        <w:t xml:space="preserve">y el cierre son el guard que se añadió a </w:t>
+        <w:t xml:space="preserve"> (91,74 %), y con el contrato de errores llega al 93,38 %. Las tres sentencias que aparecen de más entre la Actividad 2 y el cierre son el guard que se añadió a </w:t>
       </w:r>
       <w:r>
         <w:rPr>
@@ -572,13 +680,13 @@
     <w:p>
       <w:pPr>
         <w:spacing w:after="200"/>
-        <w:ind w:left="360"/>
+        <w:ind w:left="280"/>
       </w:pPr>
       <w:r>
         <w:rPr>
           <w:rFonts w:ascii="Consolas" w:hAnsi="Consolas"/>
-          <w:color w:val="444444"/>
-          <w:sz w:val="18"/>
+          <w:color w:val="1F2A37"/>
+          <w:sz w:val="17"/>
         </w:rPr>
         <w:t>cd backend-clinic</w:t>
         <w:br/>
@@ -599,12 +707,7 @@
         <w:t>apps/</w:t>
       </w:r>
       <w:r>
-        <w:t>, que es el alcance de las</w:t>
-      </w:r>
-    </w:p>
-    <w:p>
-      <w:r>
-        <w:t xml:space="preserve">mediciones anteriores: deja fuera </w:t>
+        <w:t xml:space="preserve">, que es el alcance de las mediciones anteriores: deja fuera </w:t>
       </w:r>
       <w:r>
         <w:rPr>
@@ -624,17 +727,7 @@
         <w:t>wsgi/asgi</w:t>
       </w:r>
       <w:r>
-        <w:t xml:space="preserve"> y los dos guiones MCP</w:t>
-      </w:r>
-    </w:p>
-    <w:p>
-      <w:r>
-        <w:t>sueltos, que no son código de dominio. Los porcentajes por fichero no dependen</w:t>
-      </w:r>
-    </w:p>
-    <w:p>
-      <w:r>
-        <w:t>de ese recorte; lo que cambia es sobre qué población se suman.</w:t>
+        <w:t xml:space="preserve"> y los dos guiones MCP sueltos, que no son código de dominio. Los porcentajes por fichero no dependen de ese recorte; lo que cambia es sobre qué población se suman.</w:t>
       </w:r>
     </w:p>
     <w:p>
@@ -667,6 +760,11 @@
               <w:rPr>
                 <w:b/>
               </w:rPr>
+            </w:r>
+            <w:r>
+              <w:rPr>
+                <w:b/>
+              </w:rPr>
               <w:t>Módulo</w:t>
             </w:r>
           </w:p>
@@ -680,6 +778,11 @@
               <w:rPr>
                 <w:b/>
               </w:rPr>
+            </w:r>
+            <w:r>
+              <w:rPr>
+                <w:b/>
+              </w:rPr>
               <w:t>Antes</w:t>
             </w:r>
           </w:p>
@@ -693,6 +796,11 @@
               <w:rPr>
                 <w:b/>
               </w:rPr>
+            </w:r>
+            <w:r>
+              <w:rPr>
+                <w:b/>
+              </w:rPr>
               <w:t>Después</w:t>
             </w:r>
           </w:p>
@@ -702,6 +810,11 @@
             <w:tcW w:type="dxa" w:w="2160"/>
           </w:tcPr>
           <w:p>
+            <w:r>
+              <w:rPr>
+                <w:b/>
+              </w:rPr>
+            </w:r>
             <w:r>
               <w:rPr>
                 <w:b/>
@@ -717,6 +830,7 @@
             <w:tcW w:type="dxa" w:w="2160"/>
           </w:tcPr>
           <w:p>
+            <w:r/>
             <w:r>
               <w:rPr>
                 <w:b/>
@@ -730,6 +844,7 @@
             <w:tcW w:type="dxa" w:w="2160"/>
           </w:tcPr>
           <w:p>
+            <w:r/>
             <w:r>
               <w:rPr>
                 <w:b/>
@@ -743,6 +858,7 @@
             <w:tcW w:type="dxa" w:w="2160"/>
           </w:tcPr>
           <w:p>
+            <w:r/>
             <w:r>
               <w:rPr>
                 <w:b/>
@@ -756,6 +872,7 @@
             <w:tcW w:type="dxa" w:w="2160"/>
           </w:tcPr>
           <w:p>
+            <w:r/>
             <w:r>
               <w:rPr>
                 <w:b/>
@@ -771,6 +888,7 @@
             <w:tcW w:type="dxa" w:w="2160"/>
           </w:tcPr>
           <w:p>
+            <w:r/>
             <w:r>
               <w:rPr>
                 <w:rFonts w:ascii="Consolas" w:hAnsi="Consolas"/>
@@ -785,6 +903,7 @@
             <w:tcW w:type="dxa" w:w="2160"/>
           </w:tcPr>
           <w:p>
+            <w:r/>
             <w:r>
               <w:t>37,8 %</w:t>
             </w:r>
@@ -795,6 +914,7 @@
             <w:tcW w:type="dxa" w:w="2160"/>
           </w:tcPr>
           <w:p>
+            <w:r/>
             <w:r>
               <w:rPr>
                 <w:b/>
@@ -808,6 +928,7 @@
             <w:tcW w:type="dxa" w:w="2160"/>
           </w:tcPr>
           <w:p>
+            <w:r/>
             <w:r>
               <w:t>51</w:t>
             </w:r>
@@ -820,6 +941,7 @@
             <w:tcW w:type="dxa" w:w="2160"/>
           </w:tcPr>
           <w:p>
+            <w:r/>
             <w:r>
               <w:rPr>
                 <w:rFonts w:ascii="Consolas" w:hAnsi="Consolas"/>
@@ -834,6 +956,7 @@
             <w:tcW w:type="dxa" w:w="2160"/>
           </w:tcPr>
           <w:p>
+            <w:r/>
             <w:r>
               <w:t>40,7 %</w:t>
             </w:r>
@@ -844,6 +967,7 @@
             <w:tcW w:type="dxa" w:w="2160"/>
           </w:tcPr>
           <w:p>
+            <w:r/>
             <w:r>
               <w:rPr>
                 <w:b/>
@@ -857,6 +981,7 @@
             <w:tcW w:type="dxa" w:w="2160"/>
           </w:tcPr>
           <w:p>
+            <w:r/>
             <w:r>
               <w:t>16</w:t>
             </w:r>
@@ -869,6 +994,7 @@
             <w:tcW w:type="dxa" w:w="2160"/>
           </w:tcPr>
           <w:p>
+            <w:r/>
             <w:r>
               <w:rPr>
                 <w:rFonts w:ascii="Consolas" w:hAnsi="Consolas"/>
@@ -883,6 +1009,7 @@
             <w:tcW w:type="dxa" w:w="2160"/>
           </w:tcPr>
           <w:p>
+            <w:r/>
             <w:r>
               <w:t>52,9 %</w:t>
             </w:r>
@@ -893,6 +1020,7 @@
             <w:tcW w:type="dxa" w:w="2160"/>
           </w:tcPr>
           <w:p>
+            <w:r/>
             <w:r>
               <w:rPr>
                 <w:b/>
@@ -906,6 +1034,7 @@
             <w:tcW w:type="dxa" w:w="2160"/>
           </w:tcPr>
           <w:p>
+            <w:r/>
             <w:r>
               <w:t>16</w:t>
             </w:r>
@@ -918,6 +1047,7 @@
             <w:tcW w:type="dxa" w:w="2160"/>
           </w:tcPr>
           <w:p>
+            <w:r/>
             <w:r>
               <w:rPr>
                 <w:rFonts w:ascii="Consolas" w:hAnsi="Consolas"/>
@@ -932,6 +1062,7 @@
             <w:tcW w:type="dxa" w:w="2160"/>
           </w:tcPr>
           <w:p>
+            <w:r/>
             <w:r>
               <w:t>67,5 %</w:t>
             </w:r>
@@ -942,6 +1073,7 @@
             <w:tcW w:type="dxa" w:w="2160"/>
           </w:tcPr>
           <w:p>
+            <w:r/>
             <w:r>
               <w:rPr>
                 <w:b/>
@@ -955,6 +1087,7 @@
             <w:tcW w:type="dxa" w:w="2160"/>
           </w:tcPr>
           <w:p>
+            <w:r/>
             <w:r>
               <w:t>25</w:t>
             </w:r>
@@ -972,12 +1105,16 @@
         <w:t>rag_qa.py</w:t>
       </w:r>
       <w:r>
-        <w:t xml:space="preserve"> es el que decide **si el sistema responde una pregunta clínica o</w:t>
+        <w:t xml:space="preserve"> es el que decide </w:t>
       </w:r>
-    </w:p>
-    <w:p>
       <w:r>
-        <w:t>dice que no sabe**, y no tenía ni una prueba. Es el hueco que se atacó primero.</w:t>
+        <w:rPr>
+          <w:b/>
+        </w:rPr>
+        <w:t>si el sistema responde una pregunta clínica o dice que no sabe</w:t>
+      </w:r>
+      <w:r>
+        <w:t>, y no tenía ni una prueba. Es el hueco que se atacó primero.</w:t>
       </w:r>
     </w:p>
     <w:p>
@@ -991,30 +1128,10 @@
         <w:t>frontera</w:t>
       </w:r>
       <w:r>
-        <w:t xml:space="preserve"> —modelo, disco y red—, que es exactamente</w:t>
+        <w:t xml:space="preserve"> —modelo, disco y red—, que es exactamente donde la consigna pide dobles. Los cinco quedan cerrados: 170 sentencias que antes nadie ejercitaba.</w:t>
       </w:r>
     </w:p>
-    <w:p>
-      <w:r>
-        <w:t>donde la consigna pide dobles. Los cinco quedan cerrados: 170 sentencias que</w:t>
-      </w:r>
-    </w:p>
-    <w:p>
-      <w:r>
-        <w:t>antes nadie ejercitaba.</w:t>
-      </w:r>
-    </w:p>
-    <w:p>
-      <w:pPr>
-        <w:jc w:val="center"/>
-      </w:pPr>
-      <w:r>
-        <w:rPr>
-          <w:color w:val="444444"/>
-        </w:rPr>
-        <w:t>· · ·</w:t>
-      </w:r>
-    </w:p>
+    <w:p/>
     <w:p>
       <w:pPr>
         <w:pStyle w:val="Heading2"/>
@@ -1033,12 +1150,7 @@
     </w:p>
     <w:p>
       <w:r>
-        <w:t>La consigna define duplicado como *misma función bajo prueba, mismos datos de</w:t>
-      </w:r>
-    </w:p>
-    <w:p>
-      <w:r>
-        <w:t xml:space="preserve">entrada y mismo assert, </w:t>
+        <w:t xml:space="preserve">La consigna define duplicado como *misma función bajo prueba, mismos datos de entrada y mismo assert, </w:t>
       </w:r>
       <w:r>
         <w:rPr>
@@ -1047,12 +1159,7 @@
         <w:t>aunque el nombre cambie</w:t>
       </w:r>
       <w:r>
-        <w:t>*. Comparar texto no vale, así</w:t>
-      </w:r>
-    </w:p>
-    <w:p>
-      <w:r>
-        <w:t xml:space="preserve">que se compara una huella del </w:t>
+        <w:t xml:space="preserve">*. Comparar texto no vale, así que se compara una huella del </w:t>
       </w:r>
       <w:r>
         <w:rPr>
@@ -1061,12 +1168,7 @@
         <w:t>AST</w:t>
       </w:r>
       <w:r>
-        <w:t xml:space="preserve"> de cada test: llamadas, literales, asserts</w:t>
-      </w:r>
-    </w:p>
-    <w:p>
-      <w:r>
-        <w:t>normalizados, fixtures y decoradores.</w:t>
+        <w:t xml:space="preserve"> de cada test: llamadas, literales, asserts normalizados, fixtures y decoradores.</w:t>
       </w:r>
     </w:p>
     <w:p>
@@ -1080,12 +1182,7 @@
         <w:t>820 tests con assert</w:t>
       </w:r>
       <w:r>
-        <w:t xml:space="preserve"> de los tres backends. El detector está</w:t>
-      </w:r>
-    </w:p>
-    <w:p>
-      <w:r>
-        <w:t>versionado en [</w:t>
+        <w:t xml:space="preserve"> de los tres backends. El detector está versionado en [</w:t>
       </w:r>
       <w:r>
         <w:rPr>
@@ -1095,45 +1192,44 @@
         <w:t>scripts/detectar_duplicados.py</w:t>
       </w:r>
       <w:r>
-        <w:t>](../scripts/detectar_duplicados.py)</w:t>
-      </w:r>
-    </w:p>
-    <w:p>
-      <w:r>
-        <w:t>y se vuelve a correr sin argumentos:</w:t>
+        <w:t>](../scripts/detectar_duplicados.py) y se vuelve a correr sin argumentos:</w:t>
       </w:r>
     </w:p>
     <w:p>
       <w:pPr>
         <w:spacing w:after="200"/>
-        <w:ind w:left="360"/>
+        <w:ind w:left="280"/>
       </w:pPr>
       <w:r>
         <w:rPr>
           <w:rFonts w:ascii="Consolas" w:hAnsi="Consolas"/>
-          <w:color w:val="444444"/>
-          <w:sz w:val="18"/>
+          <w:color w:val="1F2A37"/>
+          <w:sz w:val="17"/>
         </w:rPr>
         <w:t>python scripts/detectar_duplicados.py</w:t>
       </w:r>
     </w:p>
     <w:p>
       <w:r>
-        <w:t xml:space="preserve">Tras el cierre de huecos se corrió otra vez sobre </w:t>
+        <w:t>Se volvió a correr tras cada tanda —</w:t>
       </w:r>
       <w:r>
         <w:rPr>
           <w:b/>
         </w:rPr>
-        <w:t>897 tests</w:t>
+        <w:t>897</w:t>
       </w:r>
       <w:r>
-        <w:t xml:space="preserve"> y devolvió 0</w:t>
+        <w:t xml:space="preserve"> tests con assert tras el cierre de frontera, </w:t>
       </w:r>
-    </w:p>
-    <w:p>
       <w:r>
-        <w:t>grupos (§6).</w:t>
+        <w:rPr>
+          <w:b/>
+        </w:rPr>
+        <w:t>917</w:t>
+      </w:r>
+      <w:r>
+        <w:t xml:space="preserve"> tras el contrato de errores— y devolvió 0 grupos las dos veces (§6).</w:t>
       </w:r>
     </w:p>
     <w:p>
@@ -1146,12 +1242,7 @@
     </w:p>
     <w:p>
       <w:r>
-        <w:t>Es justo lo que la consigna advierte: *«el agente puede marcar como duplicado lo</w:t>
-      </w:r>
-    </w:p>
-    <w:p>
-      <w:r>
-        <w:t>que solo se parece»*. Los fallos eran de la huella, no de la suite:</w:t>
+        <w:t>Es justo lo que la consigna advierte: *«el agente puede marcar como duplicado lo que solo se parece»*. Los fallos eran de la huella, no de la suite:</w:t>
       </w:r>
     </w:p>
     <w:tbl>
@@ -1175,6 +1266,11 @@
               <w:rPr>
                 <w:b/>
               </w:rPr>
+            </w:r>
+            <w:r>
+              <w:rPr>
+                <w:b/>
+              </w:rPr>
               <w:t>Qué ignoraba la huella</w:t>
             </w:r>
           </w:p>
@@ -1188,6 +1284,11 @@
               <w:rPr>
                 <w:b/>
               </w:rPr>
+            </w:r>
+            <w:r>
+              <w:rPr>
+                <w:b/>
+              </w:rPr>
               <w:t>Ejemplo que confundía</w:t>
             </w:r>
           </w:p>
@@ -1197,6 +1298,11 @@
             <w:tcW w:type="dxa" w:w="2880"/>
           </w:tcPr>
           <w:p>
+            <w:r>
+              <w:rPr>
+                <w:b/>
+              </w:rPr>
+            </w:r>
             <w:r>
               <w:rPr>
                 <w:b/>
@@ -1212,6 +1318,7 @@
             <w:tcW w:type="dxa" w:w="2880"/>
           </w:tcPr>
           <w:p>
+            <w:r/>
             <w:r>
               <w:t xml:space="preserve">Las </w:t>
             </w:r>
@@ -1228,6 +1335,7 @@
             <w:tcW w:type="dxa" w:w="2880"/>
           </w:tcPr>
           <w:p>
+            <w:r/>
             <w:r>
               <w:rPr>
                 <w:rFonts w:ascii="Consolas" w:hAnsi="Consolas"/>
@@ -1252,6 +1360,7 @@
             <w:tcW w:type="dxa" w:w="2880"/>
           </w:tcPr>
           <w:p>
+            <w:r/>
             <w:r>
               <w:t xml:space="preserve">en pytest </w:t>
             </w:r>
@@ -1270,6 +1379,7 @@
             <w:tcW w:type="dxa" w:w="2880"/>
           </w:tcPr>
           <w:p>
+            <w:r/>
             <w:r>
               <w:t xml:space="preserve">Las </w:t>
             </w:r>
@@ -1286,6 +1396,7 @@
             <w:tcW w:type="dxa" w:w="2880"/>
           </w:tcPr>
           <w:p>
+            <w:r/>
             <w:r>
               <w:rPr>
                 <w:rFonts w:ascii="Consolas" w:hAnsi="Consolas"/>
@@ -1310,6 +1421,7 @@
             <w:tcW w:type="dxa" w:w="2880"/>
           </w:tcPr>
           <w:p>
+            <w:r/>
             <w:r>
               <w:t>son endpoints distintos</w:t>
             </w:r>
@@ -1322,6 +1434,7 @@
             <w:tcW w:type="dxa" w:w="2880"/>
           </w:tcPr>
           <w:p>
+            <w:r/>
             <w:r>
               <w:t xml:space="preserve">El cuerpo de las </w:t>
             </w:r>
@@ -1338,6 +1451,7 @@
             <w:tcW w:type="dxa" w:w="2880"/>
           </w:tcPr>
           <w:p>
+            <w:r/>
             <w:r>
               <w:rPr>
                 <w:rFonts w:ascii="Consolas" w:hAnsi="Consolas"/>
@@ -1362,6 +1476,7 @@
             <w:tcW w:type="dxa" w:w="2880"/>
           </w:tcPr>
           <w:p>
+            <w:r/>
             <w:r>
               <w:t>afirman propiedades distintas</w:t>
             </w:r>
@@ -1374,6 +1489,7 @@
             <w:tcW w:type="dxa" w:w="2880"/>
           </w:tcPr>
           <w:p>
+            <w:r/>
             <w:r>
               <w:t xml:space="preserve">La </w:t>
             </w:r>
@@ -1390,6 +1506,7 @@
             <w:tcW w:type="dxa" w:w="2880"/>
           </w:tcPr>
           <w:p>
+            <w:r/>
             <w:r>
               <w:rPr>
                 <w:rFonts w:ascii="Consolas" w:hAnsi="Consolas"/>
@@ -1414,6 +1531,7 @@
             <w:tcW w:type="dxa" w:w="2880"/>
           </w:tcPr>
           <w:p>
+            <w:r/>
             <w:r>
               <w:t>modelos distintos</w:t>
             </w:r>
@@ -1465,6 +1583,11 @@
               <w:rPr>
                 <w:b/>
               </w:rPr>
+            </w:r>
+            <w:r>
+              <w:rPr>
+                <w:b/>
+              </w:rPr>
               <w:t>Test</w:t>
             </w:r>
           </w:p>
@@ -1478,6 +1601,11 @@
               <w:rPr>
                 <w:b/>
               </w:rPr>
+            </w:r>
+            <w:r>
+              <w:rPr>
+                <w:b/>
+              </w:rPr>
               <w:t>Con cuál se duplica</w:t>
             </w:r>
           </w:p>
@@ -1487,6 +1615,11 @@
             <w:tcW w:type="dxa" w:w="2880"/>
           </w:tcPr>
           <w:p>
+            <w:r>
+              <w:rPr>
+                <w:b/>
+              </w:rPr>
+            </w:r>
             <w:r>
               <w:rPr>
                 <w:b/>
@@ -1502,6 +1635,7 @@
             <w:tcW w:type="dxa" w:w="2880"/>
           </w:tcPr>
           <w:p>
+            <w:r/>
             <w:r>
               <w:rPr>
                 <w:rFonts w:ascii="Consolas" w:hAnsi="Consolas"/>
@@ -1529,6 +1663,7 @@
             <w:tcW w:type="dxa" w:w="2880"/>
           </w:tcPr>
           <w:p>
+            <w:r/>
             <w:r>
               <w:rPr>
                 <w:rFonts w:ascii="Consolas" w:hAnsi="Consolas"/>
@@ -1555,6 +1690,7 @@
             <w:tcW w:type="dxa" w:w="2880"/>
           </w:tcPr>
           <w:p>
+            <w:r/>
             <w:r>
               <w:rPr>
                 <w:b/>
@@ -1580,6 +1716,7 @@
             <w:tcW w:type="dxa" w:w="2880"/>
           </w:tcPr>
           <w:p>
+            <w:r/>
             <w:r>
               <w:rPr>
                 <w:rFonts w:ascii="Consolas" w:hAnsi="Consolas"/>
@@ -1594,11 +1731,9 @@
             <w:tcW w:type="dxa" w:w="2880"/>
           </w:tcPr>
           <w:p>
-            <w:r>
-              <w:rPr>
-                <w:i/>
-              </w:rPr>
-              <w:t>(candidato descartado)</w:t>
+            <w:r/>
+            <w:r>
+              <w:t>*(candidato descartado)*</w:t>
             </w:r>
           </w:p>
         </w:tc>
@@ -1607,6 +1742,7 @@
             <w:tcW w:type="dxa" w:w="2880"/>
           </w:tcPr>
           <w:p>
+            <w:r/>
             <w:r>
               <w:rPr>
                 <w:b/>
@@ -1625,6 +1761,7 @@
             <w:tcW w:type="dxa" w:w="2880"/>
           </w:tcPr>
           <w:p>
+            <w:r/>
             <w:r>
               <w:rPr>
                 <w:rFonts w:ascii="Consolas" w:hAnsi="Consolas"/>
@@ -1639,11 +1776,9 @@
             <w:tcW w:type="dxa" w:w="2880"/>
           </w:tcPr>
           <w:p>
-            <w:r>
-              <w:rPr>
-                <w:i/>
-              </w:rPr>
-              <w:t>(candidato descartado)</w:t>
+            <w:r/>
+            <w:r>
+              <w:t>*(candidato descartado)*</w:t>
             </w:r>
           </w:p>
         </w:tc>
@@ -1652,6 +1787,7 @@
             <w:tcW w:type="dxa" w:w="2880"/>
           </w:tcPr>
           <w:p>
+            <w:r/>
             <w:r>
               <w:rPr>
                 <w:b/>
@@ -1670,6 +1806,7 @@
             <w:tcW w:type="dxa" w:w="2880"/>
           </w:tcPr>
           <w:p>
+            <w:r/>
             <w:r>
               <w:rPr>
                 <w:rFonts w:ascii="Consolas" w:hAnsi="Consolas"/>
@@ -1684,11 +1821,9 @@
             <w:tcW w:type="dxa" w:w="2880"/>
           </w:tcPr>
           <w:p>
-            <w:r>
-              <w:rPr>
-                <w:i/>
-              </w:rPr>
-              <w:t>(candidato descartado)</w:t>
+            <w:r/>
+            <w:r>
+              <w:t>*(candidato descartado)*</w:t>
             </w:r>
           </w:p>
         </w:tc>
@@ -1697,6 +1832,7 @@
             <w:tcW w:type="dxa" w:w="2880"/>
           </w:tcPr>
           <w:p>
+            <w:r/>
             <w:r>
               <w:rPr>
                 <w:b/>
@@ -1715,6 +1851,7 @@
             <w:tcW w:type="dxa" w:w="2880"/>
           </w:tcPr>
           <w:p>
+            <w:r/>
             <w:r>
               <w:rPr>
                 <w:rFonts w:ascii="Consolas" w:hAnsi="Consolas"/>
@@ -1729,11 +1866,9 @@
             <w:tcW w:type="dxa" w:w="2880"/>
           </w:tcPr>
           <w:p>
-            <w:r>
-              <w:rPr>
-                <w:i/>
-              </w:rPr>
-              <w:t>(candidato descartado)</w:t>
+            <w:r/>
+            <w:r>
+              <w:t>*(candidato descartado)*</w:t>
             </w:r>
           </w:p>
         </w:tc>
@@ -1742,6 +1877,7 @@
             <w:tcW w:type="dxa" w:w="2880"/>
           </w:tcPr>
           <w:p>
+            <w:r/>
             <w:r>
               <w:rPr>
                 <w:b/>
@@ -1760,6 +1896,7 @@
             <w:tcW w:type="dxa" w:w="2880"/>
           </w:tcPr>
           <w:p>
+            <w:r/>
             <w:r>
               <w:rPr>
                 <w:rFonts w:ascii="Consolas" w:hAnsi="Consolas"/>
@@ -1774,11 +1911,9 @@
             <w:tcW w:type="dxa" w:w="2880"/>
           </w:tcPr>
           <w:p>
-            <w:r>
-              <w:rPr>
-                <w:i/>
-              </w:rPr>
-              <w:t>(candidato descartado)</w:t>
+            <w:r/>
+            <w:r>
+              <w:t>*(candidato descartado)*</w:t>
             </w:r>
           </w:p>
         </w:tc>
@@ -1787,6 +1922,7 @@
             <w:tcW w:type="dxa" w:w="2880"/>
           </w:tcPr>
           <w:p>
+            <w:r/>
             <w:r>
               <w:rPr>
                 <w:b/>
@@ -1832,6 +1968,7 @@
             <w:tcW w:type="dxa" w:w="2880"/>
           </w:tcPr>
           <w:p>
+            <w:r/>
             <w:r>
               <w:rPr>
                 <w:rFonts w:ascii="Consolas" w:hAnsi="Consolas"/>
@@ -1849,11 +1986,9 @@
             <w:tcW w:type="dxa" w:w="2880"/>
           </w:tcPr>
           <w:p>
-            <w:r>
-              <w:rPr>
-                <w:i/>
-              </w:rPr>
-              <w:t>(candidatos descartados)</w:t>
+            <w:r/>
+            <w:r>
+              <w:t>*(candidatos descartados)*</w:t>
             </w:r>
           </w:p>
         </w:tc>
@@ -1862,6 +1997,7 @@
             <w:tcW w:type="dxa" w:w="2880"/>
           </w:tcPr>
           <w:p>
+            <w:r/>
             <w:r>
               <w:rPr>
                 <w:b/>
@@ -1880,6 +2016,7 @@
             <w:tcW w:type="dxa" w:w="2880"/>
           </w:tcPr>
           <w:p>
+            <w:r/>
             <w:r>
               <w:rPr>
                 <w:rFonts w:ascii="Consolas" w:hAnsi="Consolas"/>
@@ -1897,11 +2034,9 @@
             <w:tcW w:type="dxa" w:w="2880"/>
           </w:tcPr>
           <w:p>
-            <w:r>
-              <w:rPr>
-                <w:i/>
-              </w:rPr>
-              <w:t>(candidato descartado)</w:t>
+            <w:r/>
+            <w:r>
+              <w:t>*(candidato descartado)*</w:t>
             </w:r>
           </w:p>
         </w:tc>
@@ -1910,6 +2045,7 @@
             <w:tcW w:type="dxa" w:w="2880"/>
           </w:tcPr>
           <w:p>
+            <w:r/>
             <w:r>
               <w:rPr>
                 <w:b/>
@@ -1953,17 +2089,7 @@
         <w:t>compartían nombre dentro de la misma clase</w:t>
       </w:r>
       <w:r>
-        <w:t>.</w:t>
-      </w:r>
-    </w:p>
-    <w:p>
-      <w:r>
-        <w:t>En Python la segunda definición sustituye a la primera, así que pytest solo</w:t>
-      </w:r>
-    </w:p>
-    <w:p>
-      <w:r>
-        <w:t xml:space="preserve">recogía una: </w:t>
+        <w:t xml:space="preserve">. En Python la segunda definición sustituye a la primera, así que pytest solo recogía una: </w:t>
       </w:r>
       <w:r>
         <w:rPr>
@@ -1977,10 +2103,8 @@
     </w:p>
     <w:p>
       <w:r>
-        <w:t>No es solo un duplicado — es un test muerto. Por eso no bastaba con marcar</w:t>
+        <w:t xml:space="preserve">No es solo un duplicado — es un test muerto. Por eso no bastaba con marcar </w:t>
       </w:r>
-    </w:p>
-    <w:p>
       <w:r>
         <w:rPr>
           <w:rFonts w:ascii="Consolas" w:hAnsi="Consolas"/>
@@ -1998,15 +2122,8 @@
         <w:t>renombró</w:t>
       </w:r>
       <w:r>
-        <w:t xml:space="preserve"> el segundo</w:t>
+        <w:t xml:space="preserve"> el segundo y se omitió, con lo que el original volvió a la vida. El fichero pasó de 12 a </w:t>
       </w:r>
-    </w:p>
-    <w:p>
-      <w:r>
-        <w:t>y se omitió, con lo que el original volvió a la vida. El fichero pasó de 12 a</w:t>
-      </w:r>
-    </w:p>
-    <w:p>
       <w:r>
         <w:rPr>
           <w:b/>
@@ -2017,17 +2134,7 @@
         <w:t>.</w:t>
       </w:r>
     </w:p>
-    <w:p>
-      <w:pPr>
-        <w:jc w:val="center"/>
-      </w:pPr>
-      <w:r>
-        <w:rPr>
-          <w:color w:val="444444"/>
-        </w:rPr>
-        <w:t>· · ·</w:t>
-      </w:r>
-    </w:p>
+    <w:p/>
     <w:p>
       <w:pPr>
         <w:pStyle w:val="Heading2"/>
@@ -2047,10 +2154,8 @@
         </w:rPr>
         <w:t>@pytest.mark.skip</w:t>
       </w:r>
-    </w:p>
-    <w:p>
       <w:r>
-        <w:t>y su razón escrita en el propio código.</w:t>
+        <w:t xml:space="preserve"> y su razón escrita en el propio código.</w:t>
       </w:r>
     </w:p>
     <w:tbl>
@@ -2074,6 +2179,11 @@
               <w:rPr>
                 <w:b/>
               </w:rPr>
+            </w:r>
+            <w:r>
+              <w:rPr>
+                <w:b/>
+              </w:rPr>
               <w:t>Test</w:t>
             </w:r>
           </w:p>
@@ -2087,6 +2197,11 @@
               <w:rPr>
                 <w:b/>
               </w:rPr>
+            </w:r>
+            <w:r>
+              <w:rPr>
+                <w:b/>
+              </w:rPr>
               <w:t>Fichero</w:t>
             </w:r>
           </w:p>
@@ -2096,6 +2211,11 @@
             <w:tcW w:type="dxa" w:w="2880"/>
           </w:tcPr>
           <w:p>
+            <w:r>
+              <w:rPr>
+                <w:b/>
+              </w:rPr>
+            </w:r>
             <w:r>
               <w:rPr>
                 <w:b/>
@@ -2111,6 +2231,7 @@
             <w:tcW w:type="dxa" w:w="2880"/>
           </w:tcPr>
           <w:p>
+            <w:r/>
             <w:r>
               <w:rPr>
                 <w:rFonts w:ascii="Consolas" w:hAnsi="Consolas"/>
@@ -2125,6 +2246,7 @@
             <w:tcW w:type="dxa" w:w="2880"/>
           </w:tcPr>
           <w:p>
+            <w:r/>
             <w:r>
               <w:rPr>
                 <w:rFonts w:ascii="Consolas" w:hAnsi="Consolas"/>
@@ -2139,6 +2261,7 @@
             <w:tcW w:type="dxa" w:w="2880"/>
           </w:tcPr>
           <w:p>
+            <w:r/>
             <w:r>
               <w:t>Duplicado exacto del de la línea 20: misma fixture, misma URL, mismo assert. Además compartían nombre, lo que impedía que el original se ejecutara. Se conserva como evidencia del hallazgo.</w:t>
             </w:r>
@@ -2147,17 +2270,7 @@
       </w:tr>
     </w:tbl>
     <w:p/>
-    <w:p>
-      <w:pPr>
-        <w:jc w:val="center"/>
-      </w:pPr>
-      <w:r>
-        <w:rPr>
-          <w:color w:val="444444"/>
-        </w:rPr>
-        <w:t>· · ·</w:t>
-      </w:r>
-    </w:p>
+    <w:p/>
     <w:p>
       <w:pPr>
         <w:pStyle w:val="Heading2"/>
@@ -2189,6 +2302,11 @@
               <w:rPr>
                 <w:b/>
               </w:rPr>
+            </w:r>
+            <w:r>
+              <w:rPr>
+                <w:b/>
+              </w:rPr>
               <w:t>Capa</w:t>
             </w:r>
           </w:p>
@@ -2202,6 +2320,11 @@
               <w:rPr>
                 <w:b/>
               </w:rPr>
+            </w:r>
+            <w:r>
+              <w:rPr>
+                <w:b/>
+              </w:rPr>
               <w:t>Propuestos</w:t>
             </w:r>
           </w:p>
@@ -2215,6 +2338,11 @@
               <w:rPr>
                 <w:b/>
               </w:rPr>
+            </w:r>
+            <w:r>
+              <w:rPr>
+                <w:b/>
+              </w:rPr>
               <w:t>Aceptados</w:t>
             </w:r>
           </w:p>
@@ -2228,6 +2356,11 @@
               <w:rPr>
                 <w:b/>
               </w:rPr>
+            </w:r>
+            <w:r>
+              <w:rPr>
+                <w:b/>
+              </w:rPr>
               <w:t>Descartados / corregidos</w:t>
             </w:r>
           </w:p>
@@ -2237,6 +2370,11 @@
             <w:tcW w:type="dxa" w:w="1728"/>
           </w:tcPr>
           <w:p>
+            <w:r>
+              <w:rPr>
+                <w:b/>
+              </w:rPr>
+            </w:r>
             <w:r>
               <w:rPr>
                 <w:b/>
@@ -2252,6 +2390,7 @@
             <w:tcW w:type="dxa" w:w="1728"/>
           </w:tcPr>
           <w:p>
+            <w:r/>
             <w:r>
               <w:rPr>
                 <w:b/>
@@ -2265,6 +2404,7 @@
             <w:tcW w:type="dxa" w:w="1728"/>
           </w:tcPr>
           <w:p>
+            <w:r/>
             <w:r>
               <w:t>18</w:t>
             </w:r>
@@ -2275,6 +2415,7 @@
             <w:tcW w:type="dxa" w:w="1728"/>
           </w:tcPr>
           <w:p>
+            <w:r/>
             <w:r>
               <w:rPr>
                 <w:b/>
@@ -2288,6 +2429,7 @@
             <w:tcW w:type="dxa" w:w="1728"/>
           </w:tcPr>
           <w:p>
+            <w:r/>
             <w:r>
               <w:t>0</w:t>
             </w:r>
@@ -2298,6 +2440,7 @@
             <w:tcW w:type="dxa" w:w="1728"/>
           </w:tcPr>
           <w:p>
+            <w:r/>
             <w:r>
               <w:rPr>
                 <w:rFonts w:ascii="Consolas" w:hAnsi="Consolas"/>
@@ -2314,6 +2457,7 @@
             <w:tcW w:type="dxa" w:w="1728"/>
           </w:tcPr>
           <w:p>
+            <w:r/>
             <w:r>
               <w:rPr>
                 <w:b/>
@@ -2327,6 +2471,7 @@
             <w:tcW w:type="dxa" w:w="1728"/>
           </w:tcPr>
           <w:p>
+            <w:r/>
             <w:r>
               <w:t>4</w:t>
             </w:r>
@@ -2337,6 +2482,7 @@
             <w:tcW w:type="dxa" w:w="1728"/>
           </w:tcPr>
           <w:p>
+            <w:r/>
             <w:r>
               <w:rPr>
                 <w:b/>
@@ -2350,6 +2496,7 @@
             <w:tcW w:type="dxa" w:w="1728"/>
           </w:tcPr>
           <w:p>
+            <w:r/>
             <w:r>
               <w:t>2 corregidos en auditoría</w:t>
             </w:r>
@@ -2360,6 +2507,7 @@
             <w:tcW w:type="dxa" w:w="1728"/>
           </w:tcPr>
           <w:p>
+            <w:r/>
             <w:r>
               <w:rPr>
                 <w:rFonts w:ascii="Consolas" w:hAnsi="Consolas"/>
@@ -2376,6 +2524,7 @@
             <w:tcW w:type="dxa" w:w="1728"/>
           </w:tcPr>
           <w:p>
+            <w:r/>
             <w:r>
               <w:rPr>
                 <w:b/>
@@ -2389,6 +2538,7 @@
             <w:tcW w:type="dxa" w:w="1728"/>
           </w:tcPr>
           <w:p>
+            <w:r/>
             <w:r>
               <w:t>14</w:t>
             </w:r>
@@ -2399,6 +2549,7 @@
             <w:tcW w:type="dxa" w:w="1728"/>
           </w:tcPr>
           <w:p>
+            <w:r/>
             <w:r>
               <w:rPr>
                 <w:b/>
@@ -2412,6 +2563,7 @@
             <w:tcW w:type="dxa" w:w="1728"/>
           </w:tcPr>
           <w:p>
+            <w:r/>
             <w:r>
               <w:t>0</w:t>
             </w:r>
@@ -2422,6 +2574,7 @@
             <w:tcW w:type="dxa" w:w="1728"/>
           </w:tcPr>
           <w:p>
+            <w:r/>
             <w:r>
               <w:rPr>
                 <w:rFonts w:ascii="Consolas" w:hAnsi="Consolas"/>
@@ -2438,11 +2591,9 @@
             <w:tcW w:type="dxa" w:w="1728"/>
           </w:tcPr>
           <w:p>
-            <w:r>
-              <w:rPr>
-                <w:i/>
-              </w:rPr>
-              <w:t>(detección de duplicados)</w:t>
+            <w:r/>
+            <w:r>
+              <w:t>*(detección de duplicados)*</w:t>
             </w:r>
           </w:p>
         </w:tc>
@@ -2451,6 +2602,7 @@
             <w:tcW w:type="dxa" w:w="1728"/>
           </w:tcPr>
           <w:p>
+            <w:r/>
             <w:r>
               <w:t>9 grupos</w:t>
             </w:r>
@@ -2461,6 +2613,7 @@
             <w:tcW w:type="dxa" w:w="1728"/>
           </w:tcPr>
           <w:p>
+            <w:r/>
             <w:r>
               <w:t>1</w:t>
             </w:r>
@@ -2471,6 +2624,7 @@
             <w:tcW w:type="dxa" w:w="1728"/>
           </w:tcPr>
           <w:p>
+            <w:r/>
             <w:r>
               <w:rPr>
                 <w:b/>
@@ -2484,6 +2638,7 @@
             <w:tcW w:type="dxa" w:w="1728"/>
           </w:tcPr>
           <w:p>
+            <w:r/>
             <w:r>
               <w:t>—</w:t>
             </w:r>
@@ -2496,6 +2651,7 @@
             <w:tcW w:type="dxa" w:w="1728"/>
           </w:tcPr>
           <w:p>
+            <w:r/>
             <w:r>
               <w:rPr>
                 <w:b/>
@@ -2509,6 +2665,7 @@
             <w:tcW w:type="dxa" w:w="1728"/>
           </w:tcPr>
           <w:p>
+            <w:r/>
             <w:r>
               <w:rPr>
                 <w:b/>
@@ -2522,6 +2679,7 @@
             <w:tcW w:type="dxa" w:w="1728"/>
           </w:tcPr>
           <w:p>
+            <w:r/>
             <w:r>
               <w:rPr>
                 <w:b/>
@@ -2535,26 +2693,9 @@
             <w:tcW w:type="dxa" w:w="1728"/>
           </w:tcPr>
           <w:p>
+            <w:r/>
             <w:r>
               <w:t>—</w:t>
-            </w:r>
-          </w:p>
-        </w:tc>
-        <w:tc>
-          <w:tcPr>
-            <w:tcW w:type="dxa" w:w="1728"/>
-          </w:tcPr>
-          <w:p/>
-        </w:tc>
-      </w:tr>
-      <w:tr>
-        <w:tc>
-          <w:tcPr>
-            <w:tcW w:type="dxa" w:w="1728"/>
-          </w:tcPr>
-          <w:p>
-            <w:r>
-              <w:t>Unit — frontera MFA</w:t>
             </w:r>
           </w:p>
         </w:tc>
@@ -2563,46 +2704,7 @@
             <w:tcW w:type="dxa" w:w="1728"/>
           </w:tcPr>
           <w:p>
-            <w:r>
-              <w:t>10</w:t>
-            </w:r>
-          </w:p>
-        </w:tc>
-        <w:tc>
-          <w:tcPr>
-            <w:tcW w:type="dxa" w:w="1728"/>
-          </w:tcPr>
-          <w:p>
-            <w:r>
-              <w:rPr>
-                <w:b/>
-              </w:rPr>
-              <w:t>10</w:t>
-            </w:r>
-          </w:p>
-        </w:tc>
-        <w:tc>
-          <w:tcPr>
-            <w:tcW w:type="dxa" w:w="1728"/>
-          </w:tcPr>
-          <w:p>
-            <w:r>
-              <w:t>0</w:t>
-            </w:r>
-          </w:p>
-        </w:tc>
-        <w:tc>
-          <w:tcPr>
-            <w:tcW w:type="dxa" w:w="1728"/>
-          </w:tcPr>
-          <w:p>
-            <w:r>
-              <w:rPr>
-                <w:rFonts w:ascii="Consolas" w:hAnsi="Consolas"/>
-                <w:sz w:val="19"/>
-              </w:rPr>
-              <w:t>test_admin_client.py</w:t>
-            </w:r>
+            <w:r/>
           </w:p>
         </w:tc>
       </w:tr>
@@ -2612,8 +2714,9 @@
             <w:tcW w:type="dxa" w:w="1728"/>
           </w:tcPr>
           <w:p>
-            <w:r>
-              <w:t>Unit — frontera backend-ml</w:t>
+            <w:r/>
+            <w:r>
+              <w:t>Unit — frontera MFA</w:t>
             </w:r>
           </w:p>
         </w:tc>
@@ -2622,8 +2725,9 @@
             <w:tcW w:type="dxa" w:w="1728"/>
           </w:tcPr>
           <w:p>
-            <w:r>
-              <w:t>17</w:t>
+            <w:r/>
+            <w:r>
+              <w:t>10</w:t>
             </w:r>
           </w:p>
         </w:tc>
@@ -2632,11 +2736,12 @@
             <w:tcW w:type="dxa" w:w="1728"/>
           </w:tcPr>
           <w:p>
+            <w:r/>
             <w:r>
               <w:rPr>
                 <w:b/>
               </w:rPr>
-              <w:t>17</w:t>
+              <w:t>10</w:t>
             </w:r>
           </w:p>
         </w:tc>
@@ -2645,6 +2750,7 @@
             <w:tcW w:type="dxa" w:w="1728"/>
           </w:tcPr>
           <w:p>
+            <w:r/>
             <w:r>
               <w:t>0</w:t>
             </w:r>
@@ -2655,15 +2761,13 @@
             <w:tcW w:type="dxa" w:w="1728"/>
           </w:tcPr>
           <w:p>
+            <w:r/>
             <w:r>
               <w:rPr>
                 <w:rFonts w:ascii="Consolas" w:hAnsi="Consolas"/>
                 <w:sz w:val="19"/>
               </w:rPr>
-              <w:t>test_pipeline_client.py</w:t>
-            </w:r>
-            <w:r>
-              <w:t xml:space="preserve"> (ampliado)</w:t>
+              <w:t>test_admin_client.py</w:t>
             </w:r>
           </w:p>
         </w:tc>
@@ -2674,8 +2778,9 @@
             <w:tcW w:type="dxa" w:w="1728"/>
           </w:tcPr>
           <w:p>
-            <w:r>
-              <w:t>Unit — despachador del agente</w:t>
+            <w:r/>
+            <w:r>
+              <w:t>Unit — frontera backend-ml</w:t>
             </w:r>
           </w:p>
         </w:tc>
@@ -2684,6 +2789,7 @@
             <w:tcW w:type="dxa" w:w="1728"/>
           </w:tcPr>
           <w:p>
+            <w:r/>
             <w:r>
               <w:t>17</w:t>
             </w:r>
@@ -2694,6 +2800,7 @@
             <w:tcW w:type="dxa" w:w="1728"/>
           </w:tcPr>
           <w:p>
+            <w:r/>
             <w:r>
               <w:rPr>
                 <w:b/>
@@ -2707,6 +2814,7 @@
             <w:tcW w:type="dxa" w:w="1728"/>
           </w:tcPr>
           <w:p>
+            <w:r/>
             <w:r>
               <w:t>0</w:t>
             </w:r>
@@ -2717,12 +2825,16 @@
             <w:tcW w:type="dxa" w:w="1728"/>
           </w:tcPr>
           <w:p>
+            <w:r/>
             <w:r>
               <w:rPr>
                 <w:rFonts w:ascii="Consolas" w:hAnsi="Consolas"/>
                 <w:sz w:val="19"/>
               </w:rPr>
-              <w:t>test_agente_acciones.py</w:t>
+              <w:t>test_pipeline_client.py</w:t>
+            </w:r>
+            <w:r>
+              <w:t xml:space="preserve"> (ampliado)</w:t>
             </w:r>
           </w:p>
         </w:tc>
@@ -2733,8 +2845,9 @@
             <w:tcW w:type="dxa" w:w="1728"/>
           </w:tcPr>
           <w:p>
-            <w:r>
-              <w:t>Unit — índice y embeddings</w:t>
+            <w:r/>
+            <w:r>
+              <w:t>Unit — despachador del agente</w:t>
             </w:r>
           </w:p>
         </w:tc>
@@ -2743,6 +2856,7 @@
             <w:tcW w:type="dxa" w:w="1728"/>
           </w:tcPr>
           <w:p>
+            <w:r/>
             <w:r>
               <w:t>17</w:t>
             </w:r>
@@ -2753,6 +2867,7 @@
             <w:tcW w:type="dxa" w:w="1728"/>
           </w:tcPr>
           <w:p>
+            <w:r/>
             <w:r>
               <w:rPr>
                 <w:b/>
@@ -2766,6 +2881,7 @@
             <w:tcW w:type="dxa" w:w="1728"/>
           </w:tcPr>
           <w:p>
+            <w:r/>
             <w:r>
               <w:t>0</w:t>
             </w:r>
@@ -2776,12 +2892,13 @@
             <w:tcW w:type="dxa" w:w="1728"/>
           </w:tcPr>
           <w:p>
+            <w:r/>
             <w:r>
               <w:rPr>
                 <w:rFonts w:ascii="Consolas" w:hAnsi="Consolas"/>
                 <w:sz w:val="19"/>
               </w:rPr>
-              <w:t>test_rag_index.py</w:t>
+              <w:t>test_agente_acciones.py</w:t>
             </w:r>
           </w:p>
         </w:tc>
@@ -2792,11 +2909,9 @@
             <w:tcW w:type="dxa" w:w="1728"/>
           </w:tcPr>
           <w:p>
-            <w:r>
-              <w:rPr>
-                <w:b/>
-              </w:rPr>
-              <w:t>Subtotal cierre de huecos</w:t>
+            <w:r/>
+            <w:r>
+              <w:t>Unit — índice y embeddings</w:t>
             </w:r>
           </w:p>
         </w:tc>
@@ -2805,11 +2920,9 @@
             <w:tcW w:type="dxa" w:w="1728"/>
           </w:tcPr>
           <w:p>
-            <w:r>
-              <w:rPr>
-                <w:b/>
-              </w:rPr>
-              <w:t>61</w:t>
+            <w:r/>
+            <w:r>
+              <w:t>17</w:t>
             </w:r>
           </w:p>
         </w:tc>
@@ -2818,11 +2931,12 @@
             <w:tcW w:type="dxa" w:w="1728"/>
           </w:tcPr>
           <w:p>
+            <w:r/>
             <w:r>
               <w:rPr>
                 <w:b/>
               </w:rPr>
-              <w:t>61</w:t>
+              <w:t>17</w:t>
             </w:r>
           </w:p>
         </w:tc>
@@ -2831,8 +2945,9 @@
             <w:tcW w:type="dxa" w:w="1728"/>
           </w:tcPr>
           <w:p>
-            <w:r>
-              <w:t>—</w:t>
+            <w:r/>
+            <w:r>
+              <w:t>0</w:t>
             </w:r>
           </w:p>
         </w:tc>
@@ -2840,7 +2955,16 @@
           <w:tcPr>
             <w:tcW w:type="dxa" w:w="1728"/>
           </w:tcPr>
-          <w:p/>
+          <w:p>
+            <w:r/>
+            <w:r>
+              <w:rPr>
+                <w:rFonts w:ascii="Consolas" w:hAnsi="Consolas"/>
+                <w:sz w:val="19"/>
+              </w:rPr>
+              <w:t>test_rag_index.py</w:t>
+            </w:r>
+          </w:p>
         </w:tc>
       </w:tr>
       <w:tr>
@@ -2849,11 +2973,12 @@
             <w:tcW w:type="dxa" w:w="1728"/>
           </w:tcPr>
           <w:p>
+            <w:r/>
             <w:r>
               <w:rPr>
                 <w:b/>
               </w:rPr>
-              <w:t>Total</w:t>
+              <w:t>Subtotal cierre de huecos</w:t>
             </w:r>
           </w:p>
         </w:tc>
@@ -2862,11 +2987,12 @@
             <w:tcW w:type="dxa" w:w="1728"/>
           </w:tcPr>
           <w:p>
+            <w:r/>
             <w:r>
               <w:rPr>
                 <w:b/>
               </w:rPr>
-              <w:t>97</w:t>
+              <w:t>61</w:t>
             </w:r>
           </w:p>
         </w:tc>
@@ -2875,11 +3001,12 @@
             <w:tcW w:type="dxa" w:w="1728"/>
           </w:tcPr>
           <w:p>
+            <w:r/>
             <w:r>
               <w:rPr>
                 <w:b/>
               </w:rPr>
-              <w:t>97</w:t>
+              <w:t>61</w:t>
             </w:r>
           </w:p>
         </w:tc>
@@ -2888,6 +3015,7 @@
             <w:tcW w:type="dxa" w:w="1728"/>
           </w:tcPr>
           <w:p>
+            <w:r/>
             <w:r>
               <w:t>—</w:t>
             </w:r>
@@ -2897,7 +3025,136 @@
           <w:tcPr>
             <w:tcW w:type="dxa" w:w="1728"/>
           </w:tcPr>
-          <w:p/>
+          <w:p>
+            <w:r/>
+          </w:p>
+        </w:tc>
+      </w:tr>
+      <w:tr>
+        <w:tc>
+          <w:tcPr>
+            <w:tcW w:type="dxa" w:w="1728"/>
+          </w:tcPr>
+          <w:p>
+            <w:r/>
+            <w:r>
+              <w:t>Contrato — errores de los endpoints</w:t>
+            </w:r>
+          </w:p>
+        </w:tc>
+        <w:tc>
+          <w:tcPr>
+            <w:tcW w:type="dxa" w:w="1728"/>
+          </w:tcPr>
+          <w:p>
+            <w:r/>
+            <w:r>
+              <w:t>60</w:t>
+            </w:r>
+          </w:p>
+        </w:tc>
+        <w:tc>
+          <w:tcPr>
+            <w:tcW w:type="dxa" w:w="1728"/>
+          </w:tcPr>
+          <w:p>
+            <w:r/>
+            <w:r>
+              <w:rPr>
+                <w:b/>
+              </w:rPr>
+              <w:t>60</w:t>
+            </w:r>
+          </w:p>
+        </w:tc>
+        <w:tc>
+          <w:tcPr>
+            <w:tcW w:type="dxa" w:w="1728"/>
+          </w:tcPr>
+          <w:p>
+            <w:r/>
+            <w:r>
+              <w:t>12 corregidos en auditoría</w:t>
+            </w:r>
+          </w:p>
+        </w:tc>
+        <w:tc>
+          <w:tcPr>
+            <w:tcW w:type="dxa" w:w="1728"/>
+          </w:tcPr>
+          <w:p>
+            <w:r/>
+            <w:r>
+              <w:rPr>
+                <w:rFonts w:ascii="Consolas" w:hAnsi="Consolas"/>
+                <w:sz w:val="19"/>
+              </w:rPr>
+              <w:t>test_contrato_errores_endpoints.py</w:t>
+            </w:r>
+          </w:p>
+        </w:tc>
+      </w:tr>
+      <w:tr>
+        <w:tc>
+          <w:tcPr>
+            <w:tcW w:type="dxa" w:w="1728"/>
+          </w:tcPr>
+          <w:p>
+            <w:r/>
+            <w:r>
+              <w:rPr>
+                <w:b/>
+              </w:rPr>
+              <w:t>Total</w:t>
+            </w:r>
+          </w:p>
+        </w:tc>
+        <w:tc>
+          <w:tcPr>
+            <w:tcW w:type="dxa" w:w="1728"/>
+          </w:tcPr>
+          <w:p>
+            <w:r/>
+            <w:r>
+              <w:rPr>
+                <w:b/>
+              </w:rPr>
+              <w:t>157</w:t>
+            </w:r>
+          </w:p>
+        </w:tc>
+        <w:tc>
+          <w:tcPr>
+            <w:tcW w:type="dxa" w:w="1728"/>
+          </w:tcPr>
+          <w:p>
+            <w:r/>
+            <w:r>
+              <w:rPr>
+                <w:b/>
+              </w:rPr>
+              <w:t>157</w:t>
+            </w:r>
+          </w:p>
+        </w:tc>
+        <w:tc>
+          <w:tcPr>
+            <w:tcW w:type="dxa" w:w="1728"/>
+          </w:tcPr>
+          <w:p>
+            <w:r/>
+            <w:r>
+              <w:t>—</w:t>
+            </w:r>
+          </w:p>
+        </w:tc>
+        <w:tc>
+          <w:tcPr>
+            <w:tcW w:type="dxa" w:w="1728"/>
+          </w:tcPr>
+          <w:p>
+            <w:r/>
+          </w:p>
         </w:tc>
       </w:tr>
     </w:tbl>
@@ -2907,7 +3164,7 @@
         <w:pStyle w:val="Heading3"/>
       </w:pPr>
       <w:r>
-        <w:t>Unit — rag_qa.py, de 0 % a 100 %</w:t>
+        <w:t>Unit — `rag_qa.py`, de 0 % a 100 %</w:t>
       </w:r>
     </w:p>
     <w:p>
@@ -2921,12 +3178,7 @@
         <w:t>en la frontera</w:t>
       </w:r>
       <w:r>
-        <w:t>, no dentro: se sustituyen las dos únicas</w:t>
-      </w:r>
-    </w:p>
-    <w:p>
-      <w:r>
-        <w:t>salidas del proceso —</w:t>
+        <w:t>, no dentro: se sustituyen las dos únicas salidas del proceso —</w:t>
       </w:r>
       <w:r>
         <w:rPr>
@@ -2946,17 +3198,7 @@
         <w:t>OpenAI</w:t>
       </w:r>
       <w:r>
-        <w:t xml:space="preserve"> (red)—, y todo lo demás corre</w:t>
-      </w:r>
-    </w:p>
-    <w:p>
-      <w:r>
-        <w:t>de verdad. Así las pruebas son deterministas, no gastan tokens y funcionan en un</w:t>
-      </w:r>
-    </w:p>
-    <w:p>
-      <w:r>
-        <w:t>pipeline sin Ollama.</w:t>
+        <w:t xml:space="preserve"> (red)—, y todo lo demás corre de verdad. Así las pruebas son deterministas, no gastan tokens y funcionan en un pipeline sin Ollama.</w:t>
       </w:r>
     </w:p>
     <w:p>
@@ -2970,17 +3212,16 @@
         <w:t>caminos de degradación</w:t>
       </w:r>
       <w:r>
-        <w:t xml:space="preserve"> (RN-07): sin índice, sin</w:t>
+        <w:t xml:space="preserve"> (RN-07): sin índice, sin modelo, con el modelo caído o devolviendo basura, el sistema </w:t>
       </w:r>
-    </w:p>
-    <w:p>
       <w:r>
-        <w:t>modelo, con el modelo caído o devolviendo basura, el sistema **no revienta y no</w:t>
+        <w:rPr>
+          <w:b/>
+        </w:rPr>
+        <w:t>no revienta y no inventa</w:t>
       </w:r>
-    </w:p>
-    <w:p>
       <w:r>
-        <w:t>inventa**.</w:t>
+        <w:t>.</w:t>
       </w:r>
     </w:p>
     <w:p>
@@ -2994,22 +3235,7 @@
         <w:t>una cita inventada se ignora</w:t>
       </w:r>
       <w:r>
-        <w:t>. Si el juez devuelve un</w:t>
-      </w:r>
-    </w:p>
-    <w:p>
-      <w:r>
-        <w:t>número de fragmento que no existe, el código descarta esa cita en vez de</w:t>
-      </w:r>
-    </w:p>
-    <w:p>
-      <w:r>
-        <w:t>fabricar una fuente. Un informe clínico que cita un documento inexistente es peor</w:t>
-      </w:r>
-    </w:p>
-    <w:p>
-      <w:r>
-        <w:t>que uno que no cita nada.</w:t>
+        <w:t>. Si el juez devuelve un número de fragmento que no existe, el código descarta esa cita en vez de fabricar una fuente. Un informe clínico que cita un documento inexistente es peor que uno que no cita nada.</w:t>
       </w:r>
     </w:p>
     <w:p>
@@ -3040,10 +3266,8 @@
         <w:t>Real:</w:t>
       </w:r>
       <w:r>
-        <w:t xml:space="preserve"> la base vectorial (numpy, coseno de verdad), los ficheros</w:t>
+        <w:t xml:space="preserve"> la base vectorial (numpy, coseno de verdad), los ficheros </w:t>
       </w:r>
-    </w:p>
-    <w:p>
       <w:r>
         <w:rPr>
           <w:rFonts w:ascii="Consolas" w:hAnsi="Consolas"/>
@@ -3062,20 +3286,8 @@
         <w:t>fragmentos.json</w:t>
       </w:r>
       <w:r>
-        <w:t xml:space="preserve"> escritos y releídos del disco, el orden por</w:t>
+        <w:t xml:space="preserve"> escritos y releídos del disco, el orden por similitud, el corte por umbral, el reparto candidatos/vecinos y la resolución de citas. </w:t>
       </w:r>
-    </w:p>
-    <w:p>
-      <w:r>
-        <w:t>similitud, el corte por umbral, el reparto candidatos/vecinos y la resolución de</w:t>
-      </w:r>
-    </w:p>
-    <w:p>
-      <w:r>
-        <w:t>citas.</w:t>
-      </w:r>
-    </w:p>
-    <w:p>
       <w:r>
         <w:rPr>
           <w:b/>
@@ -3107,27 +3319,7 @@
         <w:t>el camino, no el resultado</w:t>
       </w:r>
       <w:r>
-        <w:t>. La prueba principal deja constancia de</w:t>
-      </w:r>
-    </w:p>
-    <w:p>
-      <w:r>
-        <w:t>cuatro tramos: que el índice se escribió y se releyó del disco, qué fragmento se</w:t>
-      </w:r>
-    </w:p>
-    <w:p>
-      <w:r>
-        <w:t>recuperó y en qué posición, qué texto llegó exactamente al juez, y que la cita</w:t>
-      </w:r>
-    </w:p>
-    <w:p>
-      <w:r>
-        <w:t>final apunta a un documento que estaba en el disco temporal. *Un test que solo</w:t>
-      </w:r>
-    </w:p>
-    <w:p>
-      <w:r>
-        <w:t xml:space="preserve">mirase </w:t>
+        <w:t xml:space="preserve">. La prueba principal deja constancia de cuatro tramos: que el índice se escribió y se releyó del disco, qué fragmento se recuperó y en qué posición, qué texto llegó exactamente al juez, y que la cita final apunta a un documento que estaba en el disco temporal. *Un test que solo mirase </w:t>
       </w:r>
       <w:r>
         <w:rPr>
@@ -3137,12 +3329,7 @@
         <w:t>responde is True</w:t>
       </w:r>
       <w:r>
-        <w:t xml:space="preserve"> pasaría aunque la recuperación devolviera el fragmento</w:t>
-      </w:r>
-    </w:p>
-    <w:p>
-      <w:r>
-        <w:t>equivocado.*</w:t>
+        <w:t xml:space="preserve"> pasaría aunque la recuperación devolviera el fragmento equivocado.*</w:t>
       </w:r>
     </w:p>
     <w:p>
@@ -3153,12 +3340,7 @@
         <w:t>Los dos corregidos en auditoría</w:t>
       </w:r>
       <w:r>
-        <w:t>, que es la parte que la consigna llama</w:t>
-      </w:r>
-    </w:p>
-    <w:p>
-      <w:r>
-        <w:t>intervención humana:</w:t>
+        <w:t>, que es la parte que la consigna llama intervención humana:</w:t>
       </w:r>
     </w:p>
     <w:p>
@@ -3180,7 +3362,7 @@
     </w:p>
     <w:p>
       <w:r>
-        <w:t xml:space="preserve">el umbral, así que </w:t>
+        <w:t xml:space="preserve">   el umbral, así que </w:t>
       </w:r>
       <w:r>
         <w:rPr>
@@ -3200,12 +3382,7 @@
         <w:t>candidatos[-1]</w:t>
       </w:r>
       <w:r>
-        <w:t xml:space="preserve"> eran el mismo y la</w:t>
-      </w:r>
-    </w:p>
-    <w:p>
-      <w:r>
-        <w:t xml:space="preserve">aserción de orden </w:t>
+        <w:t xml:space="preserve"> eran el mismo y la    aserción de orden </w:t>
       </w:r>
       <w:r>
         <w:rPr>
@@ -3214,22 +3391,7 @@
         <w:t>fallaba</w:t>
       </w:r>
       <w:r>
-        <w:t>. Peor: no reproducía la realidad medida —en el</w:t>
-      </w:r>
-    </w:p>
-    <w:p>
-      <w:r>
-        <w:t>corpus real todos los fragmentos se parecen porque hablan del mismo dominio,</w:t>
-      </w:r>
-    </w:p>
-    <w:p>
-      <w:r>
-        <w:t>que es justo por lo que el umbral no discrimina. Se rehízo con vectores</w:t>
-      </w:r>
-    </w:p>
-    <w:p>
-      <w:r>
-        <w:t>correlacionados.</w:t>
+        <w:t>. Peor: no reproducía la realidad medida —en el    corpus real todos los fragmentos se parecen porque hablan del mismo dominio,    que es justo por lo que el umbral no discrimina. Se rehízo con vectores    correlacionados.</w:t>
       </w:r>
     </w:p>
     <w:p>
@@ -3251,7 +3413,7 @@
     </w:p>
     <w:p>
       <w:r>
-        <w:t xml:space="preserve">siempre estaba vacía. Se le añadió </w:t>
+        <w:t xml:space="preserve">   siempre estaba vacía. Se le añadió </w:t>
       </w:r>
       <w:r>
         <w:rPr>
@@ -3261,12 +3423,7 @@
         <w:t>assert r.vecinos</w:t>
       </w:r>
       <w:r>
-        <w:t xml:space="preserve"> para que no pueda</w:t>
-      </w:r>
-    </w:p>
-    <w:p>
-      <w:r>
-        <w:t>volver a pasar sin probar nada.</w:t>
+        <w:t xml:space="preserve"> para que no pueda    volver a pasar sin probar nada.</w:t>
       </w:r>
     </w:p>
     <w:p>
@@ -3288,17 +3445,7 @@
         <w:t>forma, tipos, catálogos y códigos HTTP</w:t>
       </w:r>
       <w:r>
-        <w:t>. No valida el contenido: que</w:t>
-      </w:r>
-    </w:p>
-    <w:p>
-      <w:r>
-        <w:t>un cromosoma salga de la clase 7 o de la 12 lo decide el modelo, y afirmarlo</w:t>
-      </w:r>
-    </w:p>
-    <w:p>
-      <w:r>
-        <w:t>produciría una prueba que falla cada vez que el clasificador mejora.</w:t>
+        <w:t>. No valida el contenido: que un cromosoma salga de la clase 7 o de la 12 lo decide el modelo, y afirmarlo produciría una prueba que falla cada vez que el clasificador mejora.</w:t>
       </w:r>
     </w:p>
     <w:p>
@@ -3322,12 +3469,7 @@
         <w:t>check_schema</w:t>
       </w:r>
       <w:r>
-        <w:t>): un JSON Schema</w:t>
-      </w:r>
-    </w:p>
-    <w:p>
-      <w:r>
-        <w:t>mal escrito acepta cualquier cosa y no protege de nada.</w:t>
+        <w:t>): un JSON Schema mal escrito acepta cualquier cosa y no protege de nada.</w:t>
       </w:r>
     </w:p>
     <w:p>
@@ -3340,10 +3482,8 @@
     </w:p>
     <w:p>
       <w:r>
-        <w:t>Los cuatro estaban en la misma frontera y admitían el mismo tratamiento que</w:t>
+        <w:t xml:space="preserve">Los cuatro estaban en la misma frontera y admitían el mismo tratamiento que </w:t>
       </w:r>
-    </w:p>
-    <w:p>
       <w:r>
         <w:rPr>
           <w:rFonts w:ascii="Consolas" w:hAnsi="Consolas"/>
@@ -3363,17 +3503,7 @@
         <w:t>`test_admin_client.py` (10)</w:t>
       </w:r>
       <w:r>
-        <w:t xml:space="preserve"> — la verificación MFA de la firma del</w:t>
-      </w:r>
-    </w:p>
-    <w:p>
-      <w:r>
-        <w:t>supervisor, que es un acto de cumplimiento 21 CFR Part 11. La prueba que más</w:t>
-      </w:r>
-    </w:p>
-    <w:p>
-      <w:r>
-        <w:t xml:space="preserve">pesa es </w:t>
+        <w:t xml:space="preserve"> — la verificación MFA de la firma del supervisor, que es un acto de cumplimiento 21 CFR Part 11. La prueba que más pesa es </w:t>
       </w:r>
       <w:r>
         <w:rPr>
@@ -3383,12 +3513,7 @@
         <w:t>test_ninguna_caida_se_traduce_en_veredicto</w:t>
       </w:r>
       <w:r>
-        <w:t>: pase lo que pase en la red</w:t>
-      </w:r>
-    </w:p>
-    <w:p>
-      <w:r>
-        <w:t xml:space="preserve">sale </w:t>
+        <w:t xml:space="preserve">: pase lo que pase en la red sale </w:t>
       </w:r>
       <w:r>
         <w:rPr>
@@ -3407,10 +3532,8 @@
         </w:rPr>
         <w:t>valid: True</w:t>
       </w:r>
-    </w:p>
-    <w:p>
       <w:r>
-        <w:t xml:space="preserve">sería firmar sin segundo factor; degradar a </w:t>
+        <w:t xml:space="preserve"> sería firmar sin segundo factor; degradar a </w:t>
       </w:r>
       <w:r>
         <w:rPr>
@@ -3420,17 +3543,7 @@
         <w:t>valid: False</w:t>
       </w:r>
       <w:r>
-        <w:t xml:space="preserve"> en silencio haría</w:t>
-      </w:r>
-    </w:p>
-    <w:p>
-      <w:r>
-        <w:t>creer al supervisor que su código está mal cuando el problema es que</w:t>
-      </w:r>
-    </w:p>
-    <w:p>
-      <w:r>
-        <w:t xml:space="preserve">backend-admin está caído. El contador del circuito cuenta fallos </w:t>
+        <w:t xml:space="preserve"> en silencio haría creer al supervisor que su código está mal cuando el problema es que backend-admin está caído. El contador del circuito cuenta fallos </w:t>
       </w:r>
       <w:r>
         <w:rPr>
@@ -3439,10 +3552,8 @@
         <w:t>seguidos</w:t>
       </w:r>
       <w:r>
-        <w:t>:</w:t>
+        <w:t xml:space="preserve">: </w:t>
       </w:r>
-    </w:p>
-    <w:p>
       <w:r>
         <w:rPr>
           <w:rFonts w:ascii="Consolas" w:hAnsi="Consolas"/>
@@ -3451,12 +3562,7 @@
         <w:t>test_un_mfa_invalido_no_cuenta_como_fallo_del_servicio</w:t>
       </w:r>
       <w:r>
-        <w:t xml:space="preserve"> fija que un supervisor</w:t>
-      </w:r>
-    </w:p>
-    <w:p>
-      <w:r>
-        <w:t>tecleando mal tres veces no deja sin firmar a todo el laboratorio.</w:t>
+        <w:t xml:space="preserve"> fija que un supervisor tecleando mal tres veces no deja sin firmar a todo el laboratorio.</w:t>
       </w:r>
     </w:p>
     <w:p>
@@ -3487,10 +3593,8 @@
         <w:t>xai_heatmap</w:t>
       </w:r>
       <w:r>
-        <w:t xml:space="preserve"> y</w:t>
+        <w:t xml:space="preserve"> y </w:t>
       </w:r>
-    </w:p>
-    <w:p>
       <w:r>
         <w:rPr>
           <w:rFonts w:ascii="Consolas" w:hAnsi="Consolas"/>
@@ -3499,32 +3603,16 @@
         <w:t>classify_crop</w:t>
       </w:r>
       <w:r>
-        <w:t xml:space="preserve"> comparten estructura, así que se prueban con **una batería</w:t>
+        <w:t xml:space="preserve"> comparten estructura, así que se prueban con </w:t>
       </w:r>
-    </w:p>
-    <w:p>
       <w:r>
-        <w:t>parametrizada** en lugar de tres bloques copiados: mañana se añade una fila, no</w:t>
+        <w:rPr>
+          <w:b/>
+        </w:rPr>
+        <w:t>una batería parametrizada</w:t>
       </w:r>
-    </w:p>
-    <w:p>
       <w:r>
-        <w:t>un bloque. Se afirma el suelo de timeout (30 s y 60 s): con los 2 s de</w:t>
-      </w:r>
-    </w:p>
-    <w:p>
-      <w:r>
-        <w:t>configuración, una Grad-CAM en CPU expiraría siempre y el circuito acabaría</w:t>
-      </w:r>
-    </w:p>
-    <w:p>
-      <w:r>
-        <w:t>abierto — el sistema entero parecería caído cuando lo único que pasa es que el</w:t>
-      </w:r>
-    </w:p>
-    <w:p>
-      <w:r>
-        <w:t>modelo tarda.</w:t>
+        <w:t xml:space="preserve"> en lugar de tres bloques copiados: mañana se añade una fila, no un bloque. Se afirma el suelo de timeout (30 s y 60 s): con los 2 s de configuración, una Grad-CAM en CPU expiraría siempre y el circuito acabaría abierto — el sistema entero parecería caído cuando lo único que pasa es que el modelo tarda.</w:t>
       </w:r>
     </w:p>
     <w:p>
@@ -3535,10 +3623,8 @@
         <w:t>`test_agente_acciones.py` (17)</w:t>
       </w:r>
       <w:r>
-        <w:t xml:space="preserve"> — el despachador del agente. Es</w:t>
+        <w:t xml:space="preserve"> — el despachador del agente. Es </w:t>
       </w:r>
-    </w:p>
-    <w:p>
       <w:r>
         <w:rPr>
           <w:b/>
@@ -3546,21 +3632,7 @@
         <w:t>determinista</w:t>
       </w:r>
       <w:r>
-        <w:t xml:space="preserve"> y se prueba con asserts: si el modelo </w:t>
-      </w:r>
-      <w:r>
-        <w:rPr>
-          <w:i/>
-        </w:rPr>
-        <w:t>elige bien</w:t>
-      </w:r>
-      <w:r>
-        <w:t xml:space="preserve"> la</w:t>
-      </w:r>
-    </w:p>
-    <w:p>
-      <w:r>
-        <w:t xml:space="preserve">herramienta es otra cosa, y se mide aparte con el banco de </w:t>
+        <w:t xml:space="preserve"> y se prueba con asserts: si el modelo *elige bien* la herramienta es otra cosa, y se mide aparte con el banco de </w:t>
       </w:r>
       <w:r>
         <w:rPr>
@@ -3570,10 +3642,8 @@
         <w:t>eval_enrutado</w:t>
       </w:r>
       <w:r>
-        <w:t>.</w:t>
+        <w:t xml:space="preserve">. </w:t>
       </w:r>
-    </w:p>
-    <w:p>
       <w:r>
         <w:rPr>
           <w:rFonts w:ascii="Consolas" w:hAnsi="Consolas"/>
@@ -3582,12 +3652,7 @@
         <w:t>test_una_herramienta_nueva_aparece_sin_tocar_este_modulo</w:t>
       </w:r>
       <w:r>
-        <w:t xml:space="preserve"> fija la propiedad que</w:t>
-      </w:r>
-    </w:p>
-    <w:p>
-      <w:r>
-        <w:t>impide que el agente y el servidor MCP se desincronicen.</w:t>
+        <w:t xml:space="preserve"> fija la propiedad que impide que el agente y el servidor MCP se desincronicen.</w:t>
       </w:r>
     </w:p>
     <w:p>
@@ -3608,20 +3673,8 @@
         <w:t>embeber</w:t>
       </w:r>
       <w:r>
-        <w:t xml:space="preserve"> por lotes con progreso acumulado,</w:t>
+        <w:t xml:space="preserve"> por lotes con progreso acumulado, normalización a norma 1 (sin ella el umbral de 0,55 no significaría nada), un vector nulo que no revienta la división, y que la ausencia de índice explique </w:t>
       </w:r>
-    </w:p>
-    <w:p>
-      <w:r>
-        <w:t>normalización a norma 1 (sin ella el umbral de 0,55 no significaría nada), un</w:t>
-      </w:r>
-    </w:p>
-    <w:p>
-      <w:r>
-        <w:t>vector nulo que no revienta la división, y que la ausencia de índice explique</w:t>
-      </w:r>
-    </w:p>
-    <w:p>
       <w:r>
         <w:rPr>
           <w:b/>
@@ -3652,12 +3705,7 @@
         <w:t>agente_acciones.ejecutar</w:t>
       </w:r>
       <w:r>
-        <w:t xml:space="preserve"> promete *«devuelve siempre un dict —</w:t>
-      </w:r>
-    </w:p>
-    <w:p>
-      <w:r>
-        <w:t xml:space="preserve">nunca lanza»*, y </w:t>
+        <w:t xml:space="preserve"> promete *«devuelve siempre un dict — nunca lanza»*, y </w:t>
       </w:r>
       <w:r>
         <w:rPr>
@@ -3667,12 +3715,7 @@
         <w:t>agente_grafo.py:165</w:t>
       </w:r>
       <w:r>
-        <w:t xml:space="preserve"> llama sin envolver apoyándose en esa</w:t>
-      </w:r>
-    </w:p>
-    <w:p>
-      <w:r>
-        <w:t xml:space="preserve">promesa. Pero </w:t>
+        <w:t xml:space="preserve"> llama sin envolver apoyándose en esa promesa. Pero </w:t>
       </w:r>
       <w:r>
         <w:rPr>
@@ -3682,17 +3725,16 @@
         <w:t>tool.run()</w:t>
       </w:r>
       <w:r>
-        <w:t xml:space="preserve"> es una consulta al ORM: **una caída de la base salía</w:t>
+        <w:t xml:space="preserve"> es una consulta al ORM: </w:t>
       </w:r>
-    </w:p>
-    <w:p>
       <w:r>
-        <w:t>disparada hacia arriba y tumbaba el turno entero del agente**, en vez de llegar</w:t>
+        <w:rPr>
+          <w:b/>
+        </w:rPr>
+        <w:t>una caída de la base salía disparada hacia arriba y tumbaba el turno entero del agente</w:t>
       </w:r>
-    </w:p>
-    <w:p>
       <w:r>
-        <w:t>al modelo como una observación de la que pudiera rectificar.</w:t>
+        <w:t>, en vez de llegar al modelo como una observación de la que pudiera rectificar.</w:t>
       </w:r>
     </w:p>
     <w:p>
@@ -3706,17 +3748,7 @@
         <w:t>lectura</w:t>
       </w:r>
       <w:r>
-        <w:t>. La</w:t>
-      </w:r>
-    </w:p>
-    <w:p>
-      <w:r>
-        <w:t>asimetría es deliberada y está probada en las dos direcciones</w:t>
-      </w:r>
-    </w:p>
-    <w:p>
-      <w:r>
-        <w:t>(</w:t>
+        <w:t>. La asimetría es deliberada y está probada en las dos direcciones (</w:t>
       </w:r>
       <w:r>
         <w:rPr>
@@ -3726,7 +3758,30 @@
         <w:t>test_una_consulta_que_revienta_es_una_observacion_no_una_caida</w:t>
       </w:r>
       <w:r>
-        <w:t xml:space="preserve"> y</w:t>
+        <w:t xml:space="preserve"> y </w:t>
+      </w:r>
+      <w:r>
+        <w:rPr>
+          <w:rFonts w:ascii="Consolas" w:hAnsi="Consolas"/>
+          <w:sz w:val="19"/>
+        </w:rPr>
+        <w:t>test_un_fallo_de_escritura_si_sale_disparado</w:t>
+      </w:r>
+      <w:r>
+        <w:t>): tragarse una excepción a mitad de una escritura dejaría al modelo diciendo «hecho» sobre algo que no se guardó, y RN-05 no admite eso.</w:t>
+      </w:r>
+    </w:p>
+    <w:p>
+      <w:r>
+        <w:t>Es el argumento de la consigna en un caso concreto: la cobertura no valía por el número, sino porque al ir a cubrir esas 16 sentencias apareció una diferencia entre lo que el código decía hacer y lo que hacía.</w:t>
+      </w:r>
+    </w:p>
+    <w:p>
+      <w:pPr>
+        <w:pStyle w:val="Heading3"/>
+      </w:pPr>
+      <w:r>
+        <w:t>Contrato — los errores de los endpoints</w:t>
       </w:r>
     </w:p>
     <w:p>
@@ -3735,48 +3790,428 @@
           <w:rFonts w:ascii="Consolas" w:hAnsi="Consolas"/>
           <w:sz w:val="19"/>
         </w:rPr>
-        <w:t>test_un_fallo_de_escritura_si_sale_disparado</w:t>
+        <w:t>views.py</w:t>
       </w:r>
       <w:r>
-        <w:t>): tragarse una excepción a mitad</w:t>
+        <w:t xml:space="preserve"> era el hueco grande que quedaba: </w:t>
+      </w:r>
+      <w:r>
+        <w:rPr>
+          <w:b/>
+        </w:rPr>
+        <w:t>80 %, 87 sentencias sin cubrir</w:t>
+      </w:r>
+      <w:r>
+        <w:t>, casi todas ramas de error de endpoints cuyo camino feliz sí estaba probado.</w:t>
       </w:r>
     </w:p>
     <w:p>
       <w:r>
-        <w:t>de una escritura dejaría al modelo diciendo «hecho» sobre algo que no se guardó,</w:t>
+        <w:t>El diagnóstico fue más concreto que «falta cobertura». Los servicios están bien probados —</w:t>
+      </w:r>
+      <w:r>
+        <w:rPr>
+          <w:rFonts w:ascii="Consolas" w:hAnsi="Consolas"/>
+          <w:sz w:val="19"/>
+        </w:rPr>
+        <w:t>test_supervisor_s2.py</w:t>
+      </w:r>
+      <w:r>
+        <w:t xml:space="preserve"> comprueba que </w:t>
+      </w:r>
+      <w:r>
+        <w:rPr>
+          <w:rFonts w:ascii="Consolas" w:hAnsi="Consolas"/>
+          <w:sz w:val="19"/>
+        </w:rPr>
+        <w:t>sign_report</w:t>
+      </w:r>
+      <w:r>
+        <w:t xml:space="preserve"> levanta </w:t>
+      </w:r>
+      <w:r>
+        <w:rPr>
+          <w:rFonts w:ascii="Consolas" w:hAnsi="Consolas"/>
+          <w:sz w:val="19"/>
+        </w:rPr>
+        <w:t>MfaLockedError</w:t>
+      </w:r>
+      <w:r>
+        <w:t xml:space="preserve"> cuando toca—, pero </w:t>
+      </w:r>
+      <w:r>
+        <w:rPr>
+          <w:b/>
+        </w:rPr>
+        <w:t>nadie comprobaba el tramo siguiente</w:t>
+      </w:r>
+      <w:r>
+        <w:t xml:space="preserve">: que la vista traduzca esa excepción al código HTTP que el frontend espera. Si </w:t>
+      </w:r>
+      <w:r>
+        <w:rPr>
+          <w:rFonts w:ascii="Consolas" w:hAnsi="Consolas"/>
+          <w:sz w:val="19"/>
+        </w:rPr>
+        <w:t>MfaLockedError</w:t>
+      </w:r>
+      <w:r>
+        <w:t xml:space="preserve"> acabara devolviendo 500 en vez de 423, los tests de servicio seguirían en verde y la pantalla del supervisor diría «error del sistema» donde debe decir «cuenta bloqueada». Catorce códigos del contrato no aparecían en ninguna prueba del clínico.</w:t>
       </w:r>
     </w:p>
     <w:p>
       <w:r>
-        <w:t>y RN-05 no admite eso.</w:t>
+        <w:t xml:space="preserve">Se probó </w:t>
+      </w:r>
+      <w:r>
+        <w:rPr>
+          <w:b/>
+        </w:rPr>
+        <w:t>en tabla, no un test por endpoint</w:t>
+      </w:r>
+      <w:r>
+        <w:t>: doce endpoints de cromosoma repiten literalmente las mismas dos guardas, y probarlas una a una serían 24 tests casi idénticos — la clase de duplicado que la §2 buscaba. Un endpoint nuevo que olvide una guarda aparece como una fila roja el día que se añada a la lista.</w:t>
       </w:r>
     </w:p>
     <w:p>
       <w:r>
-        <w:t>Es el argumento de la consigna en un caso concreto: la cobertura no valía por el</w:t>
+        <w:rPr>
+          <w:rFonts w:ascii="Consolas" w:hAnsi="Consolas"/>
+          <w:sz w:val="19"/>
+        </w:rPr>
+        <w:t>views.py</w:t>
       </w:r>
-    </w:p>
-    <w:p>
       <w:r>
-        <w:t>número, sino porque al ir a cubrir esas 16 sentencias apareció una diferencia</w:t>
+        <w:t xml:space="preserve"> pasa de </w:t>
       </w:r>
-    </w:p>
-    <w:p>
       <w:r>
-        <w:t>entre lo que el código decía hacer y lo que hacía.</w:t>
+        <w:rPr>
+          <w:b/>
+        </w:rPr>
+        <w:t>80 % a 90,4 %</w:t>
+      </w:r>
+      <w:r>
+        <w:t>.</w:t>
       </w:r>
     </w:p>
     <w:p>
       <w:pPr>
-        <w:jc w:val="center"/>
+        <w:pStyle w:val="Heading4"/>
       </w:pPr>
       <w:r>
-        <w:rPr>
-          <w:color w:val="444444"/>
-        </w:rPr>
-        <w:t>· · ·</w:t>
+        <w:t>Doce de las sesenta fallaron en la primera pasada, y las tres causas eran reales</w:t>
       </w:r>
     </w:p>
+    <w:tbl>
+      <w:tblPr>
+        <w:tblStyle w:val="LightGrid-Accent1"/>
+        <w:tblW w:type="auto" w:w="0"/>
+        <w:tblLook w:firstColumn="1" w:firstRow="1" w:lastColumn="0" w:lastRow="0" w:noHBand="0" w:noVBand="1" w:val="04A0"/>
+      </w:tblPr>
+      <w:tblGrid>
+        <w:gridCol w:w="2880"/>
+        <w:gridCol w:w="2880"/>
+        <w:gridCol w:w="2880"/>
+      </w:tblGrid>
+      <w:tr>
+        <w:tc>
+          <w:tcPr>
+            <w:tcW w:type="dxa" w:w="2880"/>
+          </w:tcPr>
+          <w:p>
+            <w:r>
+              <w:rPr>
+                <w:b/>
+              </w:rPr>
+            </w:r>
+            <w:r>
+              <w:rPr>
+                <w:b/>
+              </w:rPr>
+              <w:t>Lo que yo suponía</w:t>
+            </w:r>
+          </w:p>
+        </w:tc>
+        <w:tc>
+          <w:tcPr>
+            <w:tcW w:type="dxa" w:w="2880"/>
+          </w:tcPr>
+          <w:p>
+            <w:r>
+              <w:rPr>
+                <w:b/>
+              </w:rPr>
+            </w:r>
+            <w:r>
+              <w:rPr>
+                <w:b/>
+              </w:rPr>
+              <w:t>Lo que el sistema hace</w:t>
+            </w:r>
+          </w:p>
+        </w:tc>
+        <w:tc>
+          <w:tcPr>
+            <w:tcW w:type="dxa" w:w="2880"/>
+          </w:tcPr>
+          <w:p>
+            <w:r>
+              <w:rPr>
+                <w:b/>
+              </w:rPr>
+            </w:r>
+            <w:r>
+              <w:rPr>
+                <w:b/>
+              </w:rPr>
+              <w:t>Qué se hizo</w:t>
+            </w:r>
+          </w:p>
+        </w:tc>
+      </w:tr>
+      <w:tr>
+        <w:tc>
+          <w:tcPr>
+            <w:tcW w:type="dxa" w:w="2880"/>
+          </w:tcPr>
+          <w:p>
+            <w:r/>
+            <w:r>
+              <w:t xml:space="preserve">Desactivar una muestra es </w:t>
+            </w:r>
+            <w:r>
+              <w:rPr>
+                <w:rFonts w:ascii="Consolas" w:hAnsi="Consolas"/>
+                <w:sz w:val="19"/>
+              </w:rPr>
+              <w:t>is_active = False</w:t>
+            </w:r>
+          </w:p>
+        </w:tc>
+        <w:tc>
+          <w:tcPr>
+            <w:tcW w:type="dxa" w:w="2880"/>
+          </w:tcPr>
+          <w:p>
+            <w:r/>
+            <w:r>
+              <w:t xml:space="preserve">Hay una CHECK en la base, </w:t>
+            </w:r>
+            <w:r>
+              <w:rPr>
+                <w:rFonts w:ascii="Consolas" w:hAnsi="Consolas"/>
+                <w:sz w:val="19"/>
+              </w:rPr>
+              <w:t>samples_deactivated_implies_deleted_at</w:t>
+            </w:r>
+            <w:r>
+              <w:t xml:space="preserve">: desactivar sin registrar </w:t>
+            </w:r>
+            <w:r>
+              <w:rPr>
+                <w:b/>
+              </w:rPr>
+              <w:t>cuándo</w:t>
+            </w:r>
+            <w:r>
+              <w:t xml:space="preserve"> es un dato perdido</w:t>
+            </w:r>
+          </w:p>
+        </w:tc>
+        <w:tc>
+          <w:tcPr>
+            <w:tcW w:type="dxa" w:w="2880"/>
+          </w:tcPr>
+          <w:p>
+            <w:r/>
+            <w:r>
+              <w:t xml:space="preserve">Un helper </w:t>
+            </w:r>
+            <w:r>
+              <w:rPr>
+                <w:rFonts w:ascii="Consolas" w:hAnsi="Consolas"/>
+                <w:sz w:val="19"/>
+              </w:rPr>
+              <w:t>borrar()</w:t>
+            </w:r>
+            <w:r>
+              <w:t xml:space="preserve"> que pone las dos columnas y explica por qué van juntas</w:t>
+            </w:r>
+          </w:p>
+        </w:tc>
+      </w:tr>
+      <w:tr>
+        <w:tc>
+          <w:tcPr>
+            <w:tcW w:type="dxa" w:w="2880"/>
+          </w:tcPr>
+          <w:p>
+            <w:r/>
+            <w:r>
+              <w:t xml:space="preserve">Un analista ajeno recibe </w:t>
+            </w:r>
+            <w:r>
+              <w:rPr>
+                <w:rFonts w:ascii="Consolas" w:hAnsi="Consolas"/>
+                <w:sz w:val="19"/>
+              </w:rPr>
+              <w:t>NOT_OWNER</w:t>
+            </w:r>
+            <w:r>
+              <w:t xml:space="preserve"> en </w:t>
+            </w:r>
+            <w:r>
+              <w:rPr>
+                <w:rFonts w:ascii="Consolas" w:hAnsi="Consolas"/>
+                <w:sz w:val="19"/>
+              </w:rPr>
+              <w:t>narrative</w:t>
+            </w:r>
+            <w:r>
+              <w:t xml:space="preserve"> e </w:t>
+            </w:r>
+            <w:r>
+              <w:rPr>
+                <w:rFonts w:ascii="Consolas" w:hAnsi="Consolas"/>
+                <w:sz w:val="19"/>
+              </w:rPr>
+              <w:t>iscn</w:t>
+            </w:r>
+          </w:p>
+        </w:tc>
+        <w:tc>
+          <w:tcPr>
+            <w:tcW w:type="dxa" w:w="2880"/>
+          </w:tcPr>
+          <w:p>
+            <w:r/>
+            <w:r>
+              <w:t xml:space="preserve">Esos dos exigen </w:t>
+            </w:r>
+            <w:r>
+              <w:rPr>
+                <w:rFonts w:ascii="Consolas" w:hAnsi="Consolas"/>
+                <w:sz w:val="19"/>
+              </w:rPr>
+              <w:t>case.sign</w:t>
+            </w:r>
+            <w:r>
+              <w:t xml:space="preserve">, que solo tienen Supervisor y Admin — y la guarda deja pasar a todo </w:t>
+            </w:r>
+            <w:r>
+              <w:rPr>
+                <w:rFonts w:ascii="Consolas" w:hAnsi="Consolas"/>
+                <w:sz w:val="19"/>
+              </w:rPr>
+              <w:t>is_staff</w:t>
+            </w:r>
+            <w:r>
+              <w:t xml:space="preserve"> sin mirar de quién es el caso</w:t>
+            </w:r>
+          </w:p>
+        </w:tc>
+        <w:tc>
+          <w:tcPr>
+            <w:tcW w:type="dxa" w:w="2880"/>
+          </w:tcPr>
+          <w:p>
+            <w:r/>
+            <w:r>
+              <w:t xml:space="preserve">Se separó la tabla: para esos dos la rama </w:t>
+            </w:r>
+            <w:r>
+              <w:rPr>
+                <w:rFonts w:ascii="Consolas" w:hAnsi="Consolas"/>
+                <w:sz w:val="19"/>
+              </w:rPr>
+              <w:t>NOT_OWNER</w:t>
+            </w:r>
+            <w:r>
+              <w:t xml:space="preserve"> es </w:t>
+            </w:r>
+            <w:r>
+              <w:rPr>
+                <w:b/>
+              </w:rPr>
+              <w:t>inalcanzable</w:t>
+            </w:r>
+            <w:r>
+              <w:t>, y así queda escrito en vez de forzarse</w:t>
+            </w:r>
+          </w:p>
+        </w:tc>
+      </w:tr>
+      <w:tr>
+        <w:tc>
+          <w:tcPr>
+            <w:tcW w:type="dxa" w:w="2880"/>
+          </w:tcPr>
+          <w:p>
+            <w:r/>
+            <w:r>
+              <w:t>El supervisor no puede sobrescribir el ISCN</w:t>
+            </w:r>
+          </w:p>
+        </w:tc>
+        <w:tc>
+          <w:tcPr>
+            <w:tcW w:type="dxa" w:w="2880"/>
+          </w:tcPr>
+          <w:p>
+            <w:r/>
+            <w:r>
+              <w:t xml:space="preserve">La matriz sembrada le da </w:t>
+            </w:r>
+            <w:r>
+              <w:rPr>
+                <w:rFonts w:ascii="Consolas" w:hAnsi="Consolas"/>
+                <w:sz w:val="19"/>
+              </w:rPr>
+              <w:t>case.override_iscn</w:t>
+            </w:r>
+            <w:r>
+              <w:t xml:space="preserve"> a </w:t>
+            </w:r>
+            <w:r>
+              <w:rPr>
+                <w:b/>
+              </w:rPr>
+              <w:t>todo</w:t>
+            </w:r>
+            <w:r>
+              <w:t xml:space="preserve"> Supervisor</w:t>
+            </w:r>
+          </w:p>
+        </w:tc>
+        <w:tc>
+          <w:tcPr>
+            <w:tcW w:type="dxa" w:w="2880"/>
+          </w:tcPr>
+          <w:p>
+            <w:r/>
+            <w:r>
+              <w:t xml:space="preserve">Se alcanza la rama con el mecanismo real del RBAC portado de MetaClass: una </w:t>
+            </w:r>
+            <w:r>
+              <w:rPr>
+                <w:b/>
+              </w:rPr>
+              <w:t>excepción individual</w:t>
+            </w:r>
+            <w:r>
+              <w:t xml:space="preserve"> que quita la opción (ADR-0019, deny-overrides)</w:t>
+            </w:r>
+          </w:p>
+        </w:tc>
+      </w:tr>
+    </w:tbl>
+    <w:p/>
+    <w:p>
+      <w:r>
+        <w:t>Las tres son el mismo patrón que la §2 ya había mostrado con los duplicados: la primera medición dice más sobre las suposiciones del que mide que sobre el sistema. Ninguna se «arregló» quitando el assert.</w:t>
+      </w:r>
+    </w:p>
+    <w:p/>
     <w:p>
       <w:pPr>
         <w:pStyle w:val="Heading2"/>
@@ -3793,17 +4228,7 @@
         <w:t>`GET /api/clinic/samples/{id}/karyotype/`</w:t>
       </w:r>
       <w:r>
-        <w:t xml:space="preserve"> — devuelve el producto: el</w:t>
-      </w:r>
-    </w:p>
-    <w:p>
-      <w:r>
-        <w:t>cariotipo propuesto con su semaforización. De él dependen el visor, el panel del</w:t>
-      </w:r>
-    </w:p>
-    <w:p>
-      <w:r>
-        <w:t>supervisor y la decisión de si el caso puede emitir informe.</w:t>
+        <w:t xml:space="preserve"> — devuelve el producto: el cariotipo propuesto con su semaforización. De él dependen el visor, el panel del supervisor y la decisión de si el caso puede emitir informe.</w:t>
       </w:r>
     </w:p>
     <w:p>
@@ -3824,13 +4249,13 @@
     <w:p>
       <w:pPr>
         <w:spacing w:after="200"/>
-        <w:ind w:left="360"/>
+        <w:ind w:left="280"/>
       </w:pPr>
       <w:r>
         <w:rPr>
           <w:rFonts w:ascii="Consolas" w:hAnsi="Consolas"/>
-          <w:color w:val="444444"/>
-          <w:sz w:val="18"/>
+          <w:color w:val="1F2A37"/>
+          <w:sz w:val="17"/>
         </w:rPr>
         <w:t>{</w:t>
         <w:br/>
@@ -3979,6 +4404,11 @@
               <w:rPr>
                 <w:b/>
               </w:rPr>
+            </w:r>
+            <w:r>
+              <w:rPr>
+                <w:b/>
+              </w:rPr>
               <w:t>Código</w:t>
             </w:r>
           </w:p>
@@ -3988,6 +4418,11 @@
             <w:tcW w:type="dxa" w:w="4320"/>
           </w:tcPr>
           <w:p>
+            <w:r>
+              <w:rPr>
+                <w:b/>
+              </w:rPr>
+            </w:r>
             <w:r>
               <w:rPr>
                 <w:b/>
@@ -4003,6 +4438,7 @@
             <w:tcW w:type="dxa" w:w="4320"/>
           </w:tcPr>
           <w:p>
+            <w:r/>
             <w:r>
               <w:rPr>
                 <w:rFonts w:ascii="Consolas" w:hAnsi="Consolas"/>
@@ -4017,6 +4453,7 @@
             <w:tcW w:type="dxa" w:w="4320"/>
           </w:tcPr>
           <w:p>
+            <w:r/>
             <w:r>
               <w:t>el dueño del caso, o supervisor/admin</w:t>
             </w:r>
@@ -4029,6 +4466,7 @@
             <w:tcW w:type="dxa" w:w="4320"/>
           </w:tcPr>
           <w:p>
+            <w:r/>
             <w:r>
               <w:rPr>
                 <w:rFonts w:ascii="Consolas" w:hAnsi="Consolas"/>
@@ -4043,6 +4481,7 @@
             <w:tcW w:type="dxa" w:w="4320"/>
           </w:tcPr>
           <w:p>
+            <w:r/>
             <w:r>
               <w:t>sin JWT</w:t>
             </w:r>
@@ -4055,6 +4494,7 @@
             <w:tcW w:type="dxa" w:w="4320"/>
           </w:tcPr>
           <w:p>
+            <w:r/>
             <w:r>
               <w:rPr>
                 <w:rFonts w:ascii="Consolas" w:hAnsi="Consolas"/>
@@ -4069,6 +4509,7 @@
             <w:tcW w:type="dxa" w:w="4320"/>
           </w:tcPr>
           <w:p>
+            <w:r/>
             <w:r>
               <w:t>analista que no es dueño del caso (</w:t>
             </w:r>
@@ -4090,6 +4531,7 @@
             <w:tcW w:type="dxa" w:w="4320"/>
           </w:tcPr>
           <w:p>
+            <w:r/>
             <w:r>
               <w:rPr>
                 <w:rFonts w:ascii="Consolas" w:hAnsi="Consolas"/>
@@ -4104,6 +4546,7 @@
             <w:tcW w:type="dxa" w:w="4320"/>
           </w:tcPr>
           <w:p>
+            <w:r/>
             <w:r>
               <w:t>la muestra no existe, o no tiene cariotipo todavía</w:t>
             </w:r>
@@ -4114,12 +4557,16 @@
     <w:p/>
     <w:p>
       <w:r>
-        <w:t>Hay un test que barre los cuatro escenarios y falla si aparece **cualquier otro</w:t>
+        <w:t xml:space="preserve">Hay un test que barre los cuatro escenarios y falla si aparece </w:t>
       </w:r>
-    </w:p>
-    <w:p>
       <w:r>
-        <w:t>código**.</w:t>
+        <w:rPr>
+          <w:b/>
+        </w:rPr>
+        <w:t>cualquier otro código</w:t>
+      </w:r>
+      <w:r>
+        <w:t>.</w:t>
       </w:r>
     </w:p>
     <w:p>
@@ -4138,12 +4585,7 @@
         <w:t>`is_blocked` es booleano estricto.</w:t>
       </w:r>
       <w:r>
-        <w:t xml:space="preserve"> RN-02 decide con este campo si el caso</w:t>
-      </w:r>
-    </w:p>
-    <w:p>
-      <w:r>
-        <w:t xml:space="preserve">puede emitir informe. En JavaScript la cadena </w:t>
+        <w:t xml:space="preserve"> RN-02 decide con este campo si el caso puede emitir informe. En JavaScript la cadena </w:t>
       </w:r>
       <w:r>
         <w:rPr>
@@ -4153,12 +4595,7 @@
         <w:t>"false"</w:t>
       </w:r>
       <w:r>
-        <w:t xml:space="preserve"> es verdadera: si el</w:t>
-      </w:r>
-    </w:p>
-    <w:p>
-      <w:r>
-        <w:t>backend lo mandara como texto, el visor dejaría emitir un caso bloqueado.</w:t>
+        <w:t xml:space="preserve"> es verdadera: si el backend lo mandara como texto, el visor dejaría emitir un caso bloqueado.</w:t>
       </w:r>
     </w:p>
     <w:p>
@@ -4179,30 +4616,10 @@
         <w:t>semaphore</w:t>
       </w:r>
       <w:r>
-        <w:t xml:space="preserve"> fuera de los tres valores no es un</w:t>
+        <w:t xml:space="preserve"> fuera de los tres valores no es un dato raro: es un fallo. El visor pinta el color a partir de ese campo y no sabría qué hacer con otra cosa.</w:t>
       </w:r>
     </w:p>
-    <w:p>
-      <w:r>
-        <w:t>dato raro: es un fallo. El visor pinta el color a partir de ese campo y no sabría</w:t>
-      </w:r>
-    </w:p>
-    <w:p>
-      <w:r>
-        <w:t>qué hacer con otra cosa.</w:t>
-      </w:r>
-    </w:p>
-    <w:p>
-      <w:pPr>
-        <w:jc w:val="center"/>
-      </w:pPr>
-      <w:r>
-        <w:rPr>
-          <w:color w:val="444444"/>
-        </w:rPr>
-        <w:t>· · ·</w:t>
-      </w:r>
-    </w:p>
+    <w:p/>
     <w:p>
       <w:pPr>
         <w:pStyle w:val="Heading2"/>
@@ -4214,13 +4631,13 @@
     <w:p>
       <w:pPr>
         <w:spacing w:after="200"/>
-        <w:ind w:left="360"/>
+        <w:ind w:left="280"/>
       </w:pPr>
       <w:r>
         <w:rPr>
           <w:rFonts w:ascii="Consolas" w:hAnsi="Consolas"/>
-          <w:color w:val="444444"/>
-          <w:sz w:val="18"/>
+          <w:color w:val="1F2A37"/>
+          <w:sz w:val="17"/>
         </w:rPr>
         <w:t>CLINIC_LLM_ENABLED=false CLINIC_LLM_URL=http://127.0.0.1:1/v1 \</w:t>
         <w:br/>
@@ -4230,17 +4647,17 @@
     <w:p>
       <w:pPr>
         <w:spacing w:after="200"/>
-        <w:ind w:left="360"/>
+        <w:ind w:left="280"/>
       </w:pPr>
       <w:r>
         <w:rPr>
           <w:rFonts w:ascii="Consolas" w:hAnsi="Consolas"/>
-          <w:color w:val="444444"/>
-          <w:sz w:val="18"/>
+          <w:color w:val="1F2A37"/>
+          <w:sz w:val="17"/>
         </w:rPr>
-        <w:t>TOTAL                                    8130   1214    85%</w:t>
+        <w:t>TOTAL                                    8293   1170    86%</w:t>
         <w:br/>
-        <w:t>724 passed, 2 warnings in 478.67s (0:07:58)</w:t>
+        <w:t>784 passed, 2 warnings in 541.22s (0:09:01)</w:t>
       </w:r>
     </w:p>
     <w:p>
@@ -4251,10 +4668,8 @@
         <w:t>El modelo apagado no basta como prueba.</w:t>
       </w:r>
       <w:r>
-        <w:t xml:space="preserve"> Por eso la URL apunta a</w:t>
+        <w:t xml:space="preserve"> Por eso la URL apunta a </w:t>
       </w:r>
-    </w:p>
-    <w:p>
       <w:r>
         <w:rPr>
           <w:rFonts w:ascii="Consolas" w:hAnsi="Consolas"/>
@@ -4263,27 +4678,12 @@
         <w:t>127.0.0.1:1</w:t>
       </w:r>
       <w:r>
-        <w:t>, un puerto muerto: si algún test intentara la red de verdad,</w:t>
+        <w:t>, un puerto muerto: si algún test intentara la red de verdad, fallaría con «connection refused» en vez de pasar por casualidad porque Ollama estaba encendido en la máquina.</w:t>
       </w:r>
     </w:p>
     <w:p>
       <w:r>
-        <w:t>fallaría con «connection refused» en vez de pasar por casualidad porque Ollama</w:t>
-      </w:r>
-    </w:p>
-    <w:p>
-      <w:r>
-        <w:t>estaba encendido en la máquina.</w:t>
-      </w:r>
-    </w:p>
-    <w:p>
-      <w:r>
-        <w:t>Los 724 pasan en 7 min 58 s sin tocar la red. Los 61 tests del cierre no la</w:t>
-      </w:r>
-    </w:p>
-    <w:p>
-      <w:r>
-        <w:t xml:space="preserve">tocan tampoco: doblan </w:t>
+        <w:t xml:space="preserve">Los 784 pasan en 9 min 1 s sin tocar la red. Los 121 tests añadidos no la tocan tampoco: doblan </w:t>
       </w:r>
       <w:r>
         <w:rPr>
@@ -4314,12 +4714,10 @@
         <w:rPr>
           <w:b/>
         </w:rPr>
-        <w:t>897 pruebas con assert</w:t>
+        <w:t>917 pruebas con assert</w:t>
       </w:r>
-    </w:p>
-    <w:p>
       <w:r>
-        <w:t xml:space="preserve">del repositorio completo, devuelve </w:t>
+        <w:t xml:space="preserve"> del repositorio completo, devuelve </w:t>
       </w:r>
       <w:r>
         <w:rPr>
@@ -4328,25 +4726,15 @@
         <w:t>0 grupos con huella repetida</w:t>
       </w:r>
       <w:r>
-        <w:t>: los 61</w:t>
+        <w:t>: los 121 tests nuevos no introdujeron ninguno.</w:t>
       </w:r>
     </w:p>
     <w:p>
       <w:r>
-        <w:t>tests nuevos no introdujeron ninguno.</w:t>
+        <w:t>La batería de contrato es donde más fácil habría sido introducirlos —doce endpoints con las mismas dos guardas—, y es justo por eso que se escribió parametrizada: la tabla es una fila por endpoint, no un bloque copiado.</w:t>
       </w:r>
     </w:p>
-    <w:p>
-      <w:pPr>
-        <w:jc w:val="center"/>
-      </w:pPr>
-      <w:r>
-        <w:rPr>
-          <w:color w:val="444444"/>
-        </w:rPr>
-        <w:t>· · ·</w:t>
-      </w:r>
-    </w:p>
+    <w:p/>
     <w:p>
       <w:pPr>
         <w:pStyle w:val="Heading2"/>
@@ -4363,12 +4751,7 @@
         <w:t>El código de producción del clínico ya cumple RN-09</w:t>
       </w:r>
       <w:r>
-        <w:t>: 91,74 %, por encima del</w:t>
-      </w:r>
-    </w:p>
-    <w:p>
-      <w:r>
-        <w:t xml:space="preserve">90 % exigido. La cifra que reporta </w:t>
+        <w:t xml:space="preserve">: 91,74 %, por encima del 90 % exigido. La cifra que reporta </w:t>
       </w:r>
       <w:r>
         <w:rPr>
@@ -4378,12 +4761,7 @@
         <w:t>pytest-cov</w:t>
       </w:r>
       <w:r>
-        <w:t xml:space="preserve"> en bruto sigue por debajo</w:t>
-      </w:r>
-    </w:p>
-    <w:p>
-      <w:r>
-        <w:t xml:space="preserve">(86,00 %) porque mezcla los ficheros de test y los </w:t>
+        <w:t xml:space="preserve"> en bruto sigue por debajo (86,00 %) porque mezcla los ficheros de test y los </w:t>
       </w:r>
       <w:r>
         <w:rPr>
@@ -4393,12 +4771,7 @@
         <w:t>management/commands</w:t>
       </w:r>
       <w:r>
-        <w:t>; se</w:t>
-      </w:r>
-    </w:p>
-    <w:p>
-      <w:r>
-        <w:t>explica en §1 y no se disimula.</w:t>
+        <w:t>; se explica en §1 y no se disimula.</w:t>
       </w:r>
     </w:p>
     <w:p>
@@ -4430,6 +4803,11 @@
               <w:rPr>
                 <w:b/>
               </w:rPr>
+            </w:r>
+            <w:r>
+              <w:rPr>
+                <w:b/>
+              </w:rPr>
               <w:t>Módulo</w:t>
             </w:r>
           </w:p>
@@ -4443,6 +4821,11 @@
               <w:rPr>
                 <w:b/>
               </w:rPr>
+            </w:r>
+            <w:r>
+              <w:rPr>
+                <w:b/>
+              </w:rPr>
               <w:t>Cobertura</w:t>
             </w:r>
           </w:p>
@@ -4452,6 +4835,11 @@
             <w:tcW w:type="dxa" w:w="2880"/>
           </w:tcPr>
           <w:p>
+            <w:r>
+              <w:rPr>
+                <w:b/>
+              </w:rPr>
+            </w:r>
             <w:r>
               <w:rPr>
                 <w:b/>
@@ -4467,6 +4855,7 @@
             <w:tcW w:type="dxa" w:w="2880"/>
           </w:tcPr>
           <w:p>
+            <w:r/>
             <w:r>
               <w:rPr>
                 <w:rFonts w:ascii="Consolas" w:hAnsi="Consolas"/>
@@ -4481,8 +4870,9 @@
             <w:tcW w:type="dxa" w:w="2880"/>
           </w:tcPr>
           <w:p>
-            <w:r>
-              <w:t>79,6 %</w:t>
+            <w:r/>
+            <w:r>
+              <w:t>90,4 %</w:t>
             </w:r>
           </w:p>
         </w:tc>
@@ -4491,8 +4881,9 @@
             <w:tcW w:type="dxa" w:w="2880"/>
           </w:tcPr>
           <w:p>
-            <w:r>
-              <w:t>87</w:t>
+            <w:r/>
+            <w:r>
+              <w:t>41</w:t>
             </w:r>
           </w:p>
         </w:tc>
@@ -4503,6 +4894,7 @@
             <w:tcW w:type="dxa" w:w="2880"/>
           </w:tcPr>
           <w:p>
+            <w:r/>
             <w:r>
               <w:rPr>
                 <w:rFonts w:ascii="Consolas" w:hAnsi="Consolas"/>
@@ -4517,6 +4909,7 @@
             <w:tcW w:type="dxa" w:w="2880"/>
           </w:tcPr>
           <w:p>
+            <w:r/>
             <w:r>
               <w:t>95,0 %</w:t>
             </w:r>
@@ -4527,6 +4920,7 @@
             <w:tcW w:type="dxa" w:w="2880"/>
           </w:tcPr>
           <w:p>
+            <w:r/>
             <w:r>
               <w:t>22</w:t>
             </w:r>
@@ -4539,6 +4933,7 @@
             <w:tcW w:type="dxa" w:w="2880"/>
           </w:tcPr>
           <w:p>
+            <w:r/>
             <w:r>
               <w:rPr>
                 <w:rFonts w:ascii="Consolas" w:hAnsi="Consolas"/>
@@ -4553,6 +4948,7 @@
             <w:tcW w:type="dxa" w:w="2880"/>
           </w:tcPr>
           <w:p>
+            <w:r/>
             <w:r>
               <w:t>75,6 %</w:t>
             </w:r>
@@ -4563,6 +4959,7 @@
             <w:tcW w:type="dxa" w:w="2880"/>
           </w:tcPr>
           <w:p>
+            <w:r/>
             <w:r>
               <w:t>19</w:t>
             </w:r>
@@ -4575,6 +4972,7 @@
             <w:tcW w:type="dxa" w:w="2880"/>
           </w:tcPr>
           <w:p>
+            <w:r/>
             <w:r>
               <w:rPr>
                 <w:rFonts w:ascii="Consolas" w:hAnsi="Consolas"/>
@@ -4592,6 +4990,7 @@
             <w:tcW w:type="dxa" w:w="2880"/>
           </w:tcPr>
           <w:p>
+            <w:r/>
             <w:r>
               <w:t>68-73 %</w:t>
             </w:r>
@@ -4602,6 +5001,7 @@
             <w:tcW w:type="dxa" w:w="2880"/>
           </w:tcPr>
           <w:p>
+            <w:r/>
             <w:r>
               <w:t>45</w:t>
             </w:r>
@@ -4614,6 +5014,7 @@
             <w:tcW w:type="dxa" w:w="2880"/>
           </w:tcPr>
           <w:p>
+            <w:r/>
             <w:r>
               <w:rPr>
                 <w:rFonts w:ascii="Consolas" w:hAnsi="Consolas"/>
@@ -4628,6 +5029,7 @@
             <w:tcW w:type="dxa" w:w="2880"/>
           </w:tcPr>
           <w:p>
+            <w:r/>
             <w:r>
               <w:t>83,8 %</w:t>
             </w:r>
@@ -4638,6 +5040,7 @@
             <w:tcW w:type="dxa" w:w="2880"/>
           </w:tcPr>
           <w:p>
+            <w:r/>
             <w:r>
               <w:t>12</w:t>
             </w:r>
@@ -4650,6 +5053,7 @@
             <w:tcW w:type="dxa" w:w="2880"/>
           </w:tcPr>
           <w:p>
+            <w:r/>
             <w:r>
               <w:rPr>
                 <w:rFonts w:ascii="Consolas" w:hAnsi="Consolas"/>
@@ -4664,6 +5068,7 @@
             <w:tcW w:type="dxa" w:w="2880"/>
           </w:tcPr>
           <w:p>
+            <w:r/>
             <w:r>
               <w:t>85,2 %</w:t>
             </w:r>
@@ -4674,6 +5079,7 @@
             <w:tcW w:type="dxa" w:w="2880"/>
           </w:tcPr>
           <w:p>
+            <w:r/>
             <w:r>
               <w:t>12</w:t>
             </w:r>
@@ -4684,7 +5090,7 @@
     <w:p/>
     <w:p>
       <w:r>
-        <w:t xml:space="preserve">De las 232 sentencias sin cubrir, </w:t>
+        <w:t xml:space="preserve">De las 186 sentencias que quedan, </w:t>
       </w:r>
       <w:r>
         <w:rPr>
@@ -4693,17 +5099,7 @@
         <w:t>45 están en migraciones de seed</w:t>
       </w:r>
       <w:r>
-        <w:t xml:space="preserve"> —código</w:t>
-      </w:r>
-    </w:p>
-    <w:p>
-      <w:r>
-        <w:t>que se ejecutó una vez al aplicar la migración y no se vuelve a ejecutar—. El</w:t>
-      </w:r>
-    </w:p>
-    <w:p>
-      <w:r>
-        <w:t xml:space="preserve">hueco que sí importa es </w:t>
+        <w:t xml:space="preserve"> —código que se ejecutó una vez al aplicar la migración y no se vuelve a ejecutar—. Lo que queda en </w:t>
       </w:r>
       <w:r>
         <w:rPr>
@@ -4713,12 +5109,29 @@
         <w:t>views.py</w:t>
       </w:r>
       <w:r>
-        <w:t>: 87 sentencias, casi todas ramas de error de</w:t>
+        <w:t xml:space="preserve"> es sobre todo la rama </w:t>
+      </w:r>
+      <w:r>
+        <w:rPr>
+          <w:rFonts w:ascii="Consolas" w:hAnsi="Consolas"/>
+          <w:sz w:val="19"/>
+        </w:rPr>
+        <w:t>mcp: true</w:t>
+      </w:r>
+      <w:r>
+        <w:t xml:space="preserve"> del agente, que exige levantar el servidor MCP: es integración de proceso, no unit.</w:t>
       </w:r>
     </w:p>
     <w:p>
       <w:r>
-        <w:t>endpoints que sí tienen probado el camino feliz.</w:t>
+        <w:rPr>
+          <w:rFonts w:ascii="Consolas" w:hAnsi="Consolas"/>
+          <w:sz w:val="19"/>
+        </w:rPr>
+        <w:t>tool_router.py</w:t>
+      </w:r>
+      <w:r>
+        <w:t xml:space="preserve"> al 75,6 % es el siguiente objetivo con sentido.</w:t>
       </w:r>
     </w:p>
     <w:p>
@@ -4729,32 +5142,27 @@
         <w:t>Hay un test intermitente sin diagnosticar</w:t>
       </w:r>
       <w:r>
-        <w:t>: `sampleListPage · filtro por</w:t>
-      </w:r>
-    </w:p>
-    <w:p>
-      <w:r>
-        <w:t>status VALIDATED</w:t>
+        <w:t xml:space="preserve">: </w:t>
       </w:r>
       <w:r>
         <w:rPr>
           <w:rFonts w:ascii="Consolas" w:hAnsi="Consolas"/>
           <w:sz w:val="19"/>
         </w:rPr>
+        <w:t>sampleListPage · filtro por status VALIDATED</w:t>
+      </w:r>
+      <w:r>
         <w:t xml:space="preserve">, en </w:t>
       </w:r>
       <w:r>
-        <w:t>frontend-clinic`. Pasa aislado y ha pasado en las últimas</w:t>
+        <w:rPr>
+          <w:rFonts w:ascii="Consolas" w:hAnsi="Consolas"/>
+          <w:sz w:val="19"/>
+        </w:rPr>
+        <w:t>frontend-clinic</w:t>
       </w:r>
-    </w:p>
-    <w:p>
       <w:r>
-        <w:t>cuatro ejecuciones completas, así que no se contabiliza como fallo — pero está</w:t>
-      </w:r>
-    </w:p>
-    <w:p>
-      <w:r>
-        <w:t>sin explicar.</w:t>
+        <w:t>. Pasa aislado y ha pasado en las últimas cuatro ejecuciones completas, así que no se contabiliza como fallo — pero está sin explicar.</w:t>
       </w:r>
     </w:p>
     <w:p>
@@ -4765,12 +5173,7 @@
         <w:t>Esta actividad midió `backend-clinic`.</w:t>
       </w:r>
       <w:r>
-        <w:t xml:space="preserve"> El sistema tiene cinco módulos y 1.616</w:t>
-      </w:r>
-    </w:p>
-    <w:p>
-      <w:r>
-        <w:t>tests en total; los otros cuatro quedan para las siguientes iteraciones.</w:t>
+        <w:t xml:space="preserve"> El sistema tiene cinco módulos y 1.616 tests en total; los otros cuatro quedan para las siguientes iteraciones.</w:t>
       </w:r>
     </w:p>
     <w:sectPr>

--- a/docs/M7_ACTIVIDAD2_SUITE_MEDIDA.docx
+++ b/docs/M7_ACTIVIDAD2_SUITE_MEDIDA.docx
@@ -278,17 +278,18 @@
         <w:tblLook w:firstColumn="1" w:firstRow="1" w:lastColumn="0" w:lastRow="0" w:noHBand="0" w:noVBand="1" w:val="04A0"/>
       </w:tblPr>
       <w:tblGrid>
-        <w:gridCol w:w="1440"/>
-        <w:gridCol w:w="1440"/>
-        <w:gridCol w:w="1440"/>
-        <w:gridCol w:w="1440"/>
-        <w:gridCol w:w="1440"/>
-        <w:gridCol w:w="1440"/>
+        <w:gridCol w:w="1234"/>
+        <w:gridCol w:w="1234"/>
+        <w:gridCol w:w="1234"/>
+        <w:gridCol w:w="1234"/>
+        <w:gridCol w:w="1234"/>
+        <w:gridCol w:w="1234"/>
+        <w:gridCol w:w="1234"/>
       </w:tblGrid>
       <w:tr>
         <w:tc>
           <w:tcPr>
-            <w:tcW w:type="dxa" w:w="1440"/>
+            <w:tcW w:type="dxa" w:w="1234"/>
           </w:tcPr>
           <w:p>
             <w:r>
@@ -306,7 +307,7 @@
         </w:tc>
         <w:tc>
           <w:tcPr>
-            <w:tcW w:type="dxa" w:w="1440"/>
+            <w:tcW w:type="dxa" w:w="1234"/>
           </w:tcPr>
           <w:p>
             <w:r>
@@ -324,7 +325,7 @@
         </w:tc>
         <w:tc>
           <w:tcPr>
-            <w:tcW w:type="dxa" w:w="1440"/>
+            <w:tcW w:type="dxa" w:w="1234"/>
           </w:tcPr>
           <w:p>
             <w:r>
@@ -342,7 +343,7 @@
         </w:tc>
         <w:tc>
           <w:tcPr>
-            <w:tcW w:type="dxa" w:w="1440"/>
+            <w:tcW w:type="dxa" w:w="1234"/>
           </w:tcPr>
           <w:p>
             <w:r>
@@ -354,13 +355,13 @@
               <w:rPr>
                 <w:b/>
               </w:rPr>
-              <w:t>Cierre de frontera</w:t>
+              <w:t>Frontera</w:t>
             </w:r>
           </w:p>
         </w:tc>
         <w:tc>
           <w:tcPr>
-            <w:tcW w:type="dxa" w:w="1440"/>
+            <w:tcW w:type="dxa" w:w="1234"/>
           </w:tcPr>
           <w:p>
             <w:r>
@@ -372,13 +373,31 @@
               <w:rPr>
                 <w:b/>
               </w:rPr>
-              <w:t>Contrato de errores</w:t>
+              <w:t>Contrato</w:t>
             </w:r>
           </w:p>
         </w:tc>
         <w:tc>
           <w:tcPr>
-            <w:tcW w:type="dxa" w:w="1440"/>
+            <w:tcW w:type="dxa" w:w="1234"/>
+          </w:tcPr>
+          <w:p>
+            <w:r>
+              <w:rPr>
+                <w:b/>
+              </w:rPr>
+            </w:r>
+            <w:r>
+              <w:rPr>
+                <w:b/>
+              </w:rPr>
+              <w:t>Últimos huecos</w:t>
+            </w:r>
+          </w:p>
+        </w:tc>
+        <w:tc>
+          <w:tcPr>
+            <w:tcW w:type="dxa" w:w="1234"/>
           </w:tcPr>
           <w:p>
             <w:r>
@@ -398,7 +417,7 @@
       <w:tr>
         <w:tc>
           <w:tcPr>
-            <w:tcW w:type="dxa" w:w="1440"/>
+            <w:tcW w:type="dxa" w:w="1234"/>
           </w:tcPr>
           <w:p>
             <w:r/>
@@ -416,7 +435,7 @@
         </w:tc>
         <w:tc>
           <w:tcPr>
-            <w:tcW w:type="dxa" w:w="1440"/>
+            <w:tcW w:type="dxa" w:w="1234"/>
           </w:tcPr>
           <w:p>
             <w:r/>
@@ -427,7 +446,7 @@
         </w:tc>
         <w:tc>
           <w:tcPr>
-            <w:tcW w:type="dxa" w:w="1440"/>
+            <w:tcW w:type="dxa" w:w="1234"/>
           </w:tcPr>
           <w:p>
             <w:r/>
@@ -438,7 +457,7 @@
         </w:tc>
         <w:tc>
           <w:tcPr>
-            <w:tcW w:type="dxa" w:w="1440"/>
+            <w:tcW w:type="dxa" w:w="1234"/>
           </w:tcPr>
           <w:p>
             <w:r/>
@@ -449,7 +468,7 @@
         </w:tc>
         <w:tc>
           <w:tcPr>
-            <w:tcW w:type="dxa" w:w="1440"/>
+            <w:tcW w:type="dxa" w:w="1234"/>
           </w:tcPr>
           <w:p>
             <w:r/>
@@ -460,12 +479,23 @@
         </w:tc>
         <w:tc>
           <w:tcPr>
-            <w:tcW w:type="dxa" w:w="1440"/>
+            <w:tcW w:type="dxa" w:w="1234"/>
           </w:tcPr>
           <w:p>
             <w:r/>
             <w:r>
-              <w:t>+4,57 pp</w:t>
+              <w:t>88,54 %</w:t>
+            </w:r>
+          </w:p>
+        </w:tc>
+        <w:tc>
+          <w:tcPr>
+            <w:tcW w:type="dxa" w:w="1234"/>
+          </w:tcPr>
+          <w:p>
+            <w:r/>
+            <w:r>
+              <w:t>+6,29 pp</w:t>
             </w:r>
           </w:p>
         </w:tc>
@@ -473,7 +503,7 @@
       <w:tr>
         <w:tc>
           <w:tcPr>
-            <w:tcW w:type="dxa" w:w="1440"/>
+            <w:tcW w:type="dxa" w:w="1234"/>
           </w:tcPr>
           <w:p>
             <w:r/>
@@ -484,7 +514,7 @@
         </w:tc>
         <w:tc>
           <w:tcPr>
-            <w:tcW w:type="dxa" w:w="1440"/>
+            <w:tcW w:type="dxa" w:w="1234"/>
           </w:tcPr>
           <w:p>
             <w:r/>
@@ -495,7 +525,7 @@
         </w:tc>
         <w:tc>
           <w:tcPr>
-            <w:tcW w:type="dxa" w:w="1440"/>
+            <w:tcW w:type="dxa" w:w="1234"/>
           </w:tcPr>
           <w:p>
             <w:r/>
@@ -506,7 +536,7 @@
         </w:tc>
         <w:tc>
           <w:tcPr>
-            <w:tcW w:type="dxa" w:w="1440"/>
+            <w:tcW w:type="dxa" w:w="1234"/>
           </w:tcPr>
           <w:p>
             <w:r/>
@@ -517,7 +547,7 @@
         </w:tc>
         <w:tc>
           <w:tcPr>
-            <w:tcW w:type="dxa" w:w="1440"/>
+            <w:tcW w:type="dxa" w:w="1234"/>
           </w:tcPr>
           <w:p>
             <w:r/>
@@ -528,7 +558,18 @@
         </w:tc>
         <w:tc>
           <w:tcPr>
-            <w:tcW w:type="dxa" w:w="1440"/>
+            <w:tcW w:type="dxa" w:w="1234"/>
+          </w:tcPr>
+          <w:p>
+            <w:r/>
+            <w:r>
+              <w:t>—</w:t>
+            </w:r>
+          </w:p>
+        </w:tc>
+        <w:tc>
+          <w:tcPr>
+            <w:tcW w:type="dxa" w:w="1234"/>
           </w:tcPr>
           <w:p>
             <w:r/>
@@ -541,7 +582,7 @@
       <w:tr>
         <w:tc>
           <w:tcPr>
-            <w:tcW w:type="dxa" w:w="1440"/>
+            <w:tcW w:type="dxa" w:w="1234"/>
           </w:tcPr>
           <w:p>
             <w:r/>
@@ -558,7 +599,7 @@
         </w:tc>
         <w:tc>
           <w:tcPr>
-            <w:tcW w:type="dxa" w:w="1440"/>
+            <w:tcW w:type="dxa" w:w="1234"/>
           </w:tcPr>
           <w:p>
             <w:r/>
@@ -572,7 +613,7 @@
         </w:tc>
         <w:tc>
           <w:tcPr>
-            <w:tcW w:type="dxa" w:w="1440"/>
+            <w:tcW w:type="dxa" w:w="1234"/>
           </w:tcPr>
           <w:p>
             <w:r/>
@@ -586,7 +627,7 @@
         </w:tc>
         <w:tc>
           <w:tcPr>
-            <w:tcW w:type="dxa" w:w="1440"/>
+            <w:tcW w:type="dxa" w:w="1234"/>
           </w:tcPr>
           <w:p>
             <w:r/>
@@ -600,7 +641,7 @@
         </w:tc>
         <w:tc>
           <w:tcPr>
-            <w:tcW w:type="dxa" w:w="1440"/>
+            <w:tcW w:type="dxa" w:w="1234"/>
           </w:tcPr>
           <w:p>
             <w:r/>
@@ -614,7 +655,7 @@
         </w:tc>
         <w:tc>
           <w:tcPr>
-            <w:tcW w:type="dxa" w:w="1440"/>
+            <w:tcW w:type="dxa" w:w="1234"/>
           </w:tcPr>
           <w:p>
             <w:r/>
@@ -622,7 +663,21 @@
               <w:rPr>
                 <w:b/>
               </w:rPr>
-              <w:t>+7,75 pp</w:t>
+              <w:t>96,33 %</w:t>
+            </w:r>
+          </w:p>
+        </w:tc>
+        <w:tc>
+          <w:tcPr>
+            <w:tcW w:type="dxa" w:w="1234"/>
+          </w:tcPr>
+          <w:p>
+            <w:r/>
+            <w:r>
+              <w:rPr>
+                <w:b/>
+              </w:rPr>
+              <w:t>+10,70 pp</w:t>
             </w:r>
           </w:p>
         </w:tc>
@@ -644,11 +699,13 @@
         <w:br/>
         <w:t>act. 2    47 ficheros · 2.806 sentencias · 2.486 cubiertas</w:t>
         <w:br/>
-        <w:t>cierre    47 ficheros · 2.809 sentencias · 2.577 cubiertas</w:t>
+        <w:t>frontera  47 ficheros · 2.809 sentencias · 2.577 cubiertas</w:t>
         <w:br/>
         <w:t>contrato  47 ficheros · 2.809 sentencias · 2.623 cubiertas</w:t>
         <w:br/>
-        <w:t>tests     627  →  663  →  724  →  784   (+157)</w:t>
+        <w:t>final     47 ficheros · 2.809 sentencias · 2.706 cubiertas</w:t>
+        <w:br/>
+        <w:t>tests     627 → 663 → 724 → 784 → 863   (+236)</w:t>
       </w:r>
     </w:p>
     <w:p>
@@ -656,10 +713,33 @@
         <w:rPr>
           <w:b/>
         </w:rPr>
-        <w:t>Con el cierre, el código de producción del clínico pasa el 90 % que exige RN-09</w:t>
-      </w:r>
-      <w:r>
-        <w:t xml:space="preserve"> (91,74 %), y con el contrato de errores llega al 93,38 %. Las tres sentencias que aparecen de más entre la Actividad 2 y el cierre son el guard que se añadió a </w:t>
+        <w:t>El código de producción del clínico pasa el 90 % que exige RN-09 y termina en 96,33 %.</w:t>
+      </w:r>
+      <w:r>
+        <w:t xml:space="preserve"> De las 103 sentencias que quedan sin cubrir, </w:t>
+      </w:r>
+      <w:r>
+        <w:rPr>
+          <w:b/>
+        </w:rPr>
+        <w:t>45 están en cuatro migraciones de seed</w:t>
+      </w:r>
+      <w:r>
+        <w:t xml:space="preserve"> —código que se ejecutó una vez al aplicar la migración y no se vuelve a ejecutar—: descontadas esas, el código vivo está al </w:t>
+      </w:r>
+      <w:r>
+        <w:rPr>
+          <w:b/>
+        </w:rPr>
+        <w:t>97,76 %</w:t>
+      </w:r>
+      <w:r>
+        <w:t>.</w:t>
+      </w:r>
+    </w:p>
+    <w:p>
+      <w:r>
+        <w:t xml:space="preserve">Las tres sentencias que aparecen de más entre la Actividad 2 y el cierre son el guard que se añadió a </w:t>
       </w:r>
       <w:r>
         <w:rPr>
@@ -1220,7 +1300,7 @@
         <w:t>897</w:t>
       </w:r>
       <w:r>
-        <w:t xml:space="preserve"> tests con assert tras el cierre de frontera, </w:t>
+        <w:t xml:space="preserve"> tras el cierre de frontera, </w:t>
       </w:r>
       <w:r>
         <w:rPr>
@@ -1229,7 +1309,16 @@
         <w:t>917</w:t>
       </w:r>
       <w:r>
-        <w:t xml:space="preserve"> tras el contrato de errores— y devolvió 0 grupos las dos veces (§6).</w:t>
+        <w:t xml:space="preserve"> tras el contrato de errores y </w:t>
+      </w:r>
+      <w:r>
+        <w:rPr>
+          <w:b/>
+        </w:rPr>
+        <w:t>968</w:t>
+      </w:r>
+      <w:r>
+        <w:t xml:space="preserve"> al final— y devolvió 0 grupos las tres veces (§6).</w:t>
       </w:r>
     </w:p>
     <w:p>
@@ -3102,10 +3191,7 @@
           <w:p>
             <w:r/>
             <w:r>
-              <w:rPr>
-                <w:b/>
-              </w:rPr>
-              <w:t>Total</w:t>
+              <w:t>Contrato — resto del mapeo excepción → HTTP</w:t>
             </w:r>
           </w:p>
         </w:tc>
@@ -3116,10 +3202,7 @@
           <w:p>
             <w:r/>
             <w:r>
-              <w:rPr>
-                <w:b/>
-              </w:rPr>
-              <w:t>157</w:t>
+              <w:t>23</w:t>
             </w:r>
           </w:p>
         </w:tc>
@@ -3133,7 +3216,533 @@
               <w:rPr>
                 <w:b/>
               </w:rPr>
-              <w:t>157</w:t>
+              <w:t>23</w:t>
+            </w:r>
+          </w:p>
+        </w:tc>
+        <w:tc>
+          <w:tcPr>
+            <w:tcW w:type="dxa" w:w="1728"/>
+          </w:tcPr>
+          <w:p>
+            <w:r/>
+            <w:r>
+              <w:t>2 corregidos en auditoría</w:t>
+            </w:r>
+          </w:p>
+        </w:tc>
+        <w:tc>
+          <w:tcPr>
+            <w:tcW w:type="dxa" w:w="1728"/>
+          </w:tcPr>
+          <w:p>
+            <w:r/>
+            <w:r>
+              <w:rPr>
+                <w:rFonts w:ascii="Consolas" w:hAnsi="Consolas"/>
+                <w:sz w:val="19"/>
+              </w:rPr>
+              <w:t>test_contrato_errores_endpoints.py</w:t>
+            </w:r>
+            <w:r>
+              <w:t xml:space="preserve"> (ampliado)</w:t>
+            </w:r>
+          </w:p>
+        </w:tc>
+      </w:tr>
+      <w:tr>
+        <w:tc>
+          <w:tcPr>
+            <w:tcW w:type="dxa" w:w="1728"/>
+          </w:tcPr>
+          <w:p>
+            <w:r/>
+            <w:r>
+              <w:t>Unit — frontera del enrutador</w:t>
+            </w:r>
+          </w:p>
+        </w:tc>
+        <w:tc>
+          <w:tcPr>
+            <w:tcW w:type="dxa" w:w="1728"/>
+          </w:tcPr>
+          <w:p>
+            <w:r/>
+            <w:r>
+              <w:t>16</w:t>
+            </w:r>
+          </w:p>
+        </w:tc>
+        <w:tc>
+          <w:tcPr>
+            <w:tcW w:type="dxa" w:w="1728"/>
+          </w:tcPr>
+          <w:p>
+            <w:r/>
+            <w:r>
+              <w:rPr>
+                <w:b/>
+              </w:rPr>
+              <w:t>16</w:t>
+            </w:r>
+          </w:p>
+        </w:tc>
+        <w:tc>
+          <w:tcPr>
+            <w:tcW w:type="dxa" w:w="1728"/>
+          </w:tcPr>
+          <w:p>
+            <w:r/>
+            <w:r>
+              <w:t>1 corregido en auditoría</w:t>
+            </w:r>
+          </w:p>
+        </w:tc>
+        <w:tc>
+          <w:tcPr>
+            <w:tcW w:type="dxa" w:w="1728"/>
+          </w:tcPr>
+          <w:p>
+            <w:r/>
+            <w:r>
+              <w:rPr>
+                <w:rFonts w:ascii="Consolas" w:hAnsi="Consolas"/>
+                <w:sz w:val="19"/>
+              </w:rPr>
+              <w:t>test_tool_router_frontera.py</w:t>
+            </w:r>
+          </w:p>
+        </w:tc>
+      </w:tr>
+      <w:tr>
+        <w:tc>
+          <w:tcPr>
+            <w:tcW w:type="dxa" w:w="1728"/>
+          </w:tcPr>
+          <w:p>
+            <w:r/>
+            <w:r>
+              <w:t>Unit — apertura de la sesión MCP</w:t>
+            </w:r>
+          </w:p>
+        </w:tc>
+        <w:tc>
+          <w:tcPr>
+            <w:tcW w:type="dxa" w:w="1728"/>
+          </w:tcPr>
+          <w:p>
+            <w:r/>
+            <w:r>
+              <w:t>8</w:t>
+            </w:r>
+          </w:p>
+        </w:tc>
+        <w:tc>
+          <w:tcPr>
+            <w:tcW w:type="dxa" w:w="1728"/>
+          </w:tcPr>
+          <w:p>
+            <w:r/>
+            <w:r>
+              <w:rPr>
+                <w:b/>
+              </w:rPr>
+              <w:t>8</w:t>
+            </w:r>
+          </w:p>
+        </w:tc>
+        <w:tc>
+          <w:tcPr>
+            <w:tcW w:type="dxa" w:w="1728"/>
+          </w:tcPr>
+          <w:p>
+            <w:r/>
+            <w:r>
+              <w:t>0</w:t>
+            </w:r>
+          </w:p>
+        </w:tc>
+        <w:tc>
+          <w:tcPr>
+            <w:tcW w:type="dxa" w:w="1728"/>
+          </w:tcPr>
+          <w:p>
+            <w:r/>
+            <w:r>
+              <w:rPr>
+                <w:rFonts w:ascii="Consolas" w:hAnsi="Consolas"/>
+                <w:sz w:val="19"/>
+              </w:rPr>
+              <w:t>test_mcp_apertura.py</w:t>
+            </w:r>
+          </w:p>
+        </w:tc>
+      </w:tr>
+      <w:tr>
+        <w:tc>
+          <w:tcPr>
+            <w:tcW w:type="dxa" w:w="1728"/>
+          </w:tcPr>
+          <w:p>
+            <w:r/>
+            <w:r>
+              <w:t>Unit — fuentes del corpus</w:t>
+            </w:r>
+          </w:p>
+        </w:tc>
+        <w:tc>
+          <w:tcPr>
+            <w:tcW w:type="dxa" w:w="1728"/>
+          </w:tcPr>
+          <w:p>
+            <w:r/>
+            <w:r>
+              <w:t>11</w:t>
+            </w:r>
+          </w:p>
+        </w:tc>
+        <w:tc>
+          <w:tcPr>
+            <w:tcW w:type="dxa" w:w="1728"/>
+          </w:tcPr>
+          <w:p>
+            <w:r/>
+            <w:r>
+              <w:rPr>
+                <w:b/>
+              </w:rPr>
+              <w:t>11</w:t>
+            </w:r>
+          </w:p>
+        </w:tc>
+        <w:tc>
+          <w:tcPr>
+            <w:tcW w:type="dxa" w:w="1728"/>
+          </w:tcPr>
+          <w:p>
+            <w:r/>
+            <w:r>
+              <w:t>6 corregidos en auditoría</w:t>
+            </w:r>
+          </w:p>
+        </w:tc>
+        <w:tc>
+          <w:tcPr>
+            <w:tcW w:type="dxa" w:w="1728"/>
+          </w:tcPr>
+          <w:p>
+            <w:r/>
+            <w:r>
+              <w:rPr>
+                <w:rFonts w:ascii="Consolas" w:hAnsi="Consolas"/>
+                <w:sz w:val="19"/>
+              </w:rPr>
+              <w:t>test_rag_corpus_fuentes.py</w:t>
+            </w:r>
+          </w:p>
+        </w:tc>
+      </w:tr>
+      <w:tr>
+        <w:tc>
+          <w:tcPr>
+            <w:tcW w:type="dxa" w:w="1728"/>
+          </w:tcPr>
+          <w:p>
+            <w:r/>
+            <w:r>
+              <w:t>Unit — integridad y degradación</w:t>
+            </w:r>
+          </w:p>
+        </w:tc>
+        <w:tc>
+          <w:tcPr>
+            <w:tcW w:type="dxa" w:w="1728"/>
+          </w:tcPr>
+          <w:p>
+            <w:r/>
+            <w:r>
+              <w:t>16</w:t>
+            </w:r>
+          </w:p>
+        </w:tc>
+        <w:tc>
+          <w:tcPr>
+            <w:tcW w:type="dxa" w:w="1728"/>
+          </w:tcPr>
+          <w:p>
+            <w:r/>
+            <w:r>
+              <w:rPr>
+                <w:b/>
+              </w:rPr>
+              <w:t>16</w:t>
+            </w:r>
+          </w:p>
+        </w:tc>
+        <w:tc>
+          <w:tcPr>
+            <w:tcW w:type="dxa" w:w="1728"/>
+          </w:tcPr>
+          <w:p>
+            <w:r/>
+            <w:r>
+              <w:t>4 corregidos en auditoría</w:t>
+            </w:r>
+          </w:p>
+        </w:tc>
+        <w:tc>
+          <w:tcPr>
+            <w:tcW w:type="dxa" w:w="1728"/>
+          </w:tcPr>
+          <w:p>
+            <w:r/>
+            <w:r>
+              <w:rPr>
+                <w:rFonts w:ascii="Consolas" w:hAnsi="Consolas"/>
+                <w:sz w:val="19"/>
+              </w:rPr>
+              <w:t>test_servicios_degradacion.py</w:t>
+            </w:r>
+          </w:p>
+        </w:tc>
+      </w:tr>
+      <w:tr>
+        <w:tc>
+          <w:tcPr>
+            <w:tcW w:type="dxa" w:w="1728"/>
+          </w:tcPr>
+          <w:p>
+            <w:r/>
+            <w:r>
+              <w:t>Unit — valor heredado sin cifrar</w:t>
+            </w:r>
+          </w:p>
+        </w:tc>
+        <w:tc>
+          <w:tcPr>
+            <w:tcW w:type="dxa" w:w="1728"/>
+          </w:tcPr>
+          <w:p>
+            <w:r/>
+            <w:r>
+              <w:t>3</w:t>
+            </w:r>
+          </w:p>
+        </w:tc>
+        <w:tc>
+          <w:tcPr>
+            <w:tcW w:type="dxa" w:w="1728"/>
+          </w:tcPr>
+          <w:p>
+            <w:r/>
+            <w:r>
+              <w:rPr>
+                <w:b/>
+              </w:rPr>
+              <w:t>3</w:t>
+            </w:r>
+          </w:p>
+        </w:tc>
+        <w:tc>
+          <w:tcPr>
+            <w:tcW w:type="dxa" w:w="1728"/>
+          </w:tcPr>
+          <w:p>
+            <w:r/>
+            <w:r>
+              <w:t>0</w:t>
+            </w:r>
+          </w:p>
+        </w:tc>
+        <w:tc>
+          <w:tcPr>
+            <w:tcW w:type="dxa" w:w="1728"/>
+          </w:tcPr>
+          <w:p>
+            <w:r/>
+            <w:r>
+              <w:rPr>
+                <w:rFonts w:ascii="Consolas" w:hAnsi="Consolas"/>
+                <w:sz w:val="19"/>
+              </w:rPr>
+              <w:t>test_fields.py</w:t>
+            </w:r>
+            <w:r>
+              <w:t xml:space="preserve"> (ampliado)</w:t>
+            </w:r>
+          </w:p>
+        </w:tc>
+      </w:tr>
+      <w:tr>
+        <w:tc>
+          <w:tcPr>
+            <w:tcW w:type="dxa" w:w="1728"/>
+          </w:tcPr>
+          <w:p>
+            <w:r/>
+            <w:r>
+              <w:t>Unit — imágenes malformadas</w:t>
+            </w:r>
+          </w:p>
+        </w:tc>
+        <w:tc>
+          <w:tcPr>
+            <w:tcW w:type="dxa" w:w="1728"/>
+          </w:tcPr>
+          <w:p>
+            <w:r/>
+            <w:r>
+              <w:t>4</w:t>
+            </w:r>
+          </w:p>
+        </w:tc>
+        <w:tc>
+          <w:tcPr>
+            <w:tcW w:type="dxa" w:w="1728"/>
+          </w:tcPr>
+          <w:p>
+            <w:r/>
+            <w:r>
+              <w:rPr>
+                <w:b/>
+              </w:rPr>
+              <w:t>4</w:t>
+            </w:r>
+          </w:p>
+        </w:tc>
+        <w:tc>
+          <w:tcPr>
+            <w:tcW w:type="dxa" w:w="1728"/>
+          </w:tcPr>
+          <w:p>
+            <w:r/>
+            <w:r>
+              <w:t>0</w:t>
+            </w:r>
+          </w:p>
+        </w:tc>
+        <w:tc>
+          <w:tcPr>
+            <w:tcW w:type="dxa" w:w="1728"/>
+          </w:tcPr>
+          <w:p>
+            <w:r/>
+            <w:r>
+              <w:rPr>
+                <w:rFonts w:ascii="Consolas" w:hAnsi="Consolas"/>
+                <w:sz w:val="19"/>
+              </w:rPr>
+              <w:t>test_imagen_metafase.py</w:t>
+            </w:r>
+            <w:r>
+              <w:t xml:space="preserve"> (ampliado)</w:t>
+            </w:r>
+          </w:p>
+        </w:tc>
+      </w:tr>
+      <w:tr>
+        <w:tc>
+          <w:tcPr>
+            <w:tcW w:type="dxa" w:w="1728"/>
+          </w:tcPr>
+          <w:p>
+            <w:r/>
+            <w:r>
+              <w:rPr>
+                <w:b/>
+              </w:rPr>
+              <w:t>Subtotal últimos huecos</w:t>
+            </w:r>
+          </w:p>
+        </w:tc>
+        <w:tc>
+          <w:tcPr>
+            <w:tcW w:type="dxa" w:w="1728"/>
+          </w:tcPr>
+          <w:p>
+            <w:r/>
+            <w:r>
+              <w:rPr>
+                <w:b/>
+              </w:rPr>
+              <w:t>81</w:t>
+            </w:r>
+          </w:p>
+        </w:tc>
+        <w:tc>
+          <w:tcPr>
+            <w:tcW w:type="dxa" w:w="1728"/>
+          </w:tcPr>
+          <w:p>
+            <w:r/>
+            <w:r>
+              <w:rPr>
+                <w:b/>
+              </w:rPr>
+              <w:t>81</w:t>
+            </w:r>
+          </w:p>
+        </w:tc>
+        <w:tc>
+          <w:tcPr>
+            <w:tcW w:type="dxa" w:w="1728"/>
+          </w:tcPr>
+          <w:p>
+            <w:r/>
+            <w:r>
+              <w:t>—</w:t>
+            </w:r>
+          </w:p>
+        </w:tc>
+        <w:tc>
+          <w:tcPr>
+            <w:tcW w:type="dxa" w:w="1728"/>
+          </w:tcPr>
+          <w:p>
+            <w:r/>
+          </w:p>
+        </w:tc>
+      </w:tr>
+      <w:tr>
+        <w:tc>
+          <w:tcPr>
+            <w:tcW w:type="dxa" w:w="1728"/>
+          </w:tcPr>
+          <w:p>
+            <w:r/>
+            <w:r>
+              <w:rPr>
+                <w:b/>
+              </w:rPr>
+              <w:t>Total</w:t>
+            </w:r>
+          </w:p>
+        </w:tc>
+        <w:tc>
+          <w:tcPr>
+            <w:tcW w:type="dxa" w:w="1728"/>
+          </w:tcPr>
+          <w:p>
+            <w:r/>
+            <w:r>
+              <w:rPr>
+                <w:b/>
+              </w:rPr>
+              <w:t>238</w:t>
+            </w:r>
+          </w:p>
+        </w:tc>
+        <w:tc>
+          <w:tcPr>
+            <w:tcW w:type="dxa" w:w="1728"/>
+          </w:tcPr>
+          <w:p>
+            <w:r/>
+            <w:r>
+              <w:rPr>
+                <w:b/>
+              </w:rPr>
+              <w:t>238</w:t>
             </w:r>
           </w:p>
         </w:tc>
@@ -4209,6 +4818,839 @@
     <w:p>
       <w:r>
         <w:t>Las tres son el mismo patrón que la §2 ya había mostrado con los duplicados: la primera medición dice más sobre las suposiciones del que mide que sobre el sistema. Ninguna se «arregló» quitando el assert.</w:t>
+      </w:r>
+    </w:p>
+    <w:p/>
+    <w:p>
+      <w:pPr>
+        <w:pStyle w:val="Heading3"/>
+      </w:pPr>
+      <w:r>
+        <w:t>Los últimos huecos — lo que solo pasa cuando algo va mal</w:t>
+      </w:r>
+    </w:p>
+    <w:p>
+      <w:r>
+        <w:t>Cerrados los cinco de frontera y el contrato de errores, lo que quedaba en el clínico eran ramas defensivas: las que solo se ejecutan cuando la entrada está mal, el disco falla o alguien manipula la base. Son las más fáciles de dejar sin probar y las que peor fallan, porque nadie las ve fallar hasta que hace falta.</w:t>
+      </w:r>
+    </w:p>
+    <w:tbl>
+      <w:tblPr>
+        <w:tblStyle w:val="LightGrid-Accent1"/>
+        <w:tblW w:type="auto" w:w="0"/>
+        <w:tblLook w:firstColumn="1" w:firstRow="1" w:lastColumn="0" w:lastRow="0" w:noHBand="0" w:noVBand="1" w:val="04A0"/>
+      </w:tblPr>
+      <w:tblGrid>
+        <w:gridCol w:w="2160"/>
+        <w:gridCol w:w="2160"/>
+        <w:gridCol w:w="2160"/>
+        <w:gridCol w:w="2160"/>
+      </w:tblGrid>
+      <w:tr>
+        <w:tc>
+          <w:tcPr>
+            <w:tcW w:type="dxa" w:w="2160"/>
+          </w:tcPr>
+          <w:p>
+            <w:r>
+              <w:rPr>
+                <w:b/>
+              </w:rPr>
+            </w:r>
+            <w:r>
+              <w:rPr>
+                <w:b/>
+              </w:rPr>
+              <w:t>Módulo</w:t>
+            </w:r>
+          </w:p>
+        </w:tc>
+        <w:tc>
+          <w:tcPr>
+            <w:tcW w:type="dxa" w:w="2160"/>
+          </w:tcPr>
+          <w:p>
+            <w:r>
+              <w:rPr>
+                <w:b/>
+              </w:rPr>
+            </w:r>
+            <w:r>
+              <w:rPr>
+                <w:b/>
+              </w:rPr>
+              <w:t>Antes</w:t>
+            </w:r>
+          </w:p>
+        </w:tc>
+        <w:tc>
+          <w:tcPr>
+            <w:tcW w:type="dxa" w:w="2160"/>
+          </w:tcPr>
+          <w:p>
+            <w:r>
+              <w:rPr>
+                <w:b/>
+              </w:rPr>
+            </w:r>
+            <w:r>
+              <w:rPr>
+                <w:b/>
+              </w:rPr>
+              <w:t>Después</w:t>
+            </w:r>
+          </w:p>
+        </w:tc>
+        <w:tc>
+          <w:tcPr>
+            <w:tcW w:type="dxa" w:w="2160"/>
+          </w:tcPr>
+          <w:p>
+            <w:r>
+              <w:rPr>
+                <w:b/>
+              </w:rPr>
+            </w:r>
+            <w:r>
+              <w:rPr>
+                <w:b/>
+              </w:rPr>
+              <w:t>Qué se cubrió</w:t>
+            </w:r>
+          </w:p>
+        </w:tc>
+      </w:tr>
+      <w:tr>
+        <w:tc>
+          <w:tcPr>
+            <w:tcW w:type="dxa" w:w="2160"/>
+          </w:tcPr>
+          <w:p>
+            <w:r/>
+            <w:r>
+              <w:rPr>
+                <w:rFonts w:ascii="Consolas" w:hAnsi="Consolas"/>
+                <w:sz w:val="19"/>
+              </w:rPr>
+              <w:t>tool_router.py</w:t>
+            </w:r>
+          </w:p>
+        </w:tc>
+        <w:tc>
+          <w:tcPr>
+            <w:tcW w:type="dxa" w:w="2160"/>
+          </w:tcPr>
+          <w:p>
+            <w:r/>
+            <w:r>
+              <w:t>75,6 %</w:t>
+            </w:r>
+          </w:p>
+        </w:tc>
+        <w:tc>
+          <w:tcPr>
+            <w:tcW w:type="dxa" w:w="2160"/>
+          </w:tcPr>
+          <w:p>
+            <w:r/>
+            <w:r>
+              <w:rPr>
+                <w:b/>
+              </w:rPr>
+              <w:t>100 %</w:t>
+            </w:r>
+          </w:p>
+        </w:tc>
+        <w:tc>
+          <w:tcPr>
+            <w:tcW w:type="dxa" w:w="2160"/>
+          </w:tcPr>
+          <w:p>
+            <w:r/>
+            <w:r>
+              <w:t>el prompt del enrutador, la llamada real al modelo y el camino RAG</w:t>
+            </w:r>
+          </w:p>
+        </w:tc>
+      </w:tr>
+      <w:tr>
+        <w:tc>
+          <w:tcPr>
+            <w:tcW w:type="dxa" w:w="2160"/>
+          </w:tcPr>
+          <w:p>
+            <w:r/>
+            <w:r>
+              <w:rPr>
+                <w:rFonts w:ascii="Consolas" w:hAnsi="Consolas"/>
+                <w:sz w:val="19"/>
+              </w:rPr>
+              <w:t>mcp_conexion.py</w:t>
+            </w:r>
+          </w:p>
+        </w:tc>
+        <w:tc>
+          <w:tcPr>
+            <w:tcW w:type="dxa" w:w="2160"/>
+          </w:tcPr>
+          <w:p>
+            <w:r/>
+            <w:r>
+              <w:t>83,8 %</w:t>
+            </w:r>
+          </w:p>
+        </w:tc>
+        <w:tc>
+          <w:tcPr>
+            <w:tcW w:type="dxa" w:w="2160"/>
+          </w:tcPr>
+          <w:p>
+            <w:r/>
+            <w:r>
+              <w:rPr>
+                <w:b/>
+              </w:rPr>
+              <w:t>100 %</w:t>
+            </w:r>
+          </w:p>
+        </w:tc>
+        <w:tc>
+          <w:tcPr>
+            <w:tcW w:type="dxa" w:w="2160"/>
+          </w:tcPr>
+          <w:p>
+            <w:r/>
+            <w:r>
+              <w:t>la apertura y el cierre reales de la sesión MCP</w:t>
+            </w:r>
+          </w:p>
+        </w:tc>
+      </w:tr>
+      <w:tr>
+        <w:tc>
+          <w:tcPr>
+            <w:tcW w:type="dxa" w:w="2160"/>
+          </w:tcPr>
+          <w:p>
+            <w:r/>
+            <w:r>
+              <w:rPr>
+                <w:rFonts w:ascii="Consolas" w:hAnsi="Consolas"/>
+                <w:sz w:val="19"/>
+              </w:rPr>
+              <w:t>rag_corpus.py</w:t>
+            </w:r>
+          </w:p>
+        </w:tc>
+        <w:tc>
+          <w:tcPr>
+            <w:tcW w:type="dxa" w:w="2160"/>
+          </w:tcPr>
+          <w:p>
+            <w:r/>
+            <w:r>
+              <w:t>85,2 %</w:t>
+            </w:r>
+          </w:p>
+        </w:tc>
+        <w:tc>
+          <w:tcPr>
+            <w:tcW w:type="dxa" w:w="2160"/>
+          </w:tcPr>
+          <w:p>
+            <w:r/>
+            <w:r>
+              <w:rPr>
+                <w:b/>
+              </w:rPr>
+              <w:t>100 %</w:t>
+            </w:r>
+          </w:p>
+        </w:tc>
+        <w:tc>
+          <w:tcPr>
+            <w:tcW w:type="dxa" w:w="2160"/>
+          </w:tcPr>
+          <w:p>
+            <w:r/>
+            <w:r>
+              <w:t>qué documentos entran al corpus y cuáles se ignoran</w:t>
+            </w:r>
+          </w:p>
+        </w:tc>
+      </w:tr>
+      <w:tr>
+        <w:tc>
+          <w:tcPr>
+            <w:tcW w:type="dxa" w:w="2160"/>
+          </w:tcPr>
+          <w:p>
+            <w:r/>
+            <w:r>
+              <w:rPr>
+                <w:rFonts w:ascii="Consolas" w:hAnsi="Consolas"/>
+                <w:sz w:val="19"/>
+              </w:rPr>
+              <w:t>services.py</w:t>
+            </w:r>
+          </w:p>
+        </w:tc>
+        <w:tc>
+          <w:tcPr>
+            <w:tcW w:type="dxa" w:w="2160"/>
+          </w:tcPr>
+          <w:p>
+            <w:r/>
+            <w:r>
+              <w:t>95,0 %</w:t>
+            </w:r>
+          </w:p>
+        </w:tc>
+        <w:tc>
+          <w:tcPr>
+            <w:tcW w:type="dxa" w:w="2160"/>
+          </w:tcPr>
+          <w:p>
+            <w:r/>
+            <w:r>
+              <w:rPr>
+                <w:b/>
+              </w:rPr>
+              <w:t>99 %</w:t>
+            </w:r>
+          </w:p>
+        </w:tc>
+        <w:tc>
+          <w:tcPr>
+            <w:tcW w:type="dxa" w:w="2160"/>
+          </w:tcPr>
+          <w:p>
+            <w:r/>
+            <w:r>
+              <w:t>integridad de la cadena, bloqueo y degradación</w:t>
+            </w:r>
+          </w:p>
+        </w:tc>
+      </w:tr>
+      <w:tr>
+        <w:tc>
+          <w:tcPr>
+            <w:tcW w:type="dxa" w:w="2160"/>
+          </w:tcPr>
+          <w:p>
+            <w:r/>
+            <w:r>
+              <w:rPr>
+                <w:rFonts w:ascii="Consolas" w:hAnsi="Consolas"/>
+                <w:sz w:val="19"/>
+              </w:rPr>
+              <w:t>imagen.py</w:t>
+            </w:r>
+          </w:p>
+        </w:tc>
+        <w:tc>
+          <w:tcPr>
+            <w:tcW w:type="dxa" w:w="2160"/>
+          </w:tcPr>
+          <w:p>
+            <w:r/>
+            <w:r>
+              <w:t>89,4 %</w:t>
+            </w:r>
+          </w:p>
+        </w:tc>
+        <w:tc>
+          <w:tcPr>
+            <w:tcW w:type="dxa" w:w="2160"/>
+          </w:tcPr>
+          <w:p>
+            <w:r/>
+            <w:r>
+              <w:rPr>
+                <w:b/>
+              </w:rPr>
+              <w:t>95,7 %</w:t>
+            </w:r>
+          </w:p>
+        </w:tc>
+        <w:tc>
+          <w:tcPr>
+            <w:tcW w:type="dxa" w:w="2160"/>
+          </w:tcPr>
+          <w:p>
+            <w:r/>
+            <w:r>
+              <w:t>ficheros truncados y formatos desconocidos</w:t>
+            </w:r>
+          </w:p>
+        </w:tc>
+      </w:tr>
+      <w:tr>
+        <w:tc>
+          <w:tcPr>
+            <w:tcW w:type="dxa" w:w="2160"/>
+          </w:tcPr>
+          <w:p>
+            <w:r/>
+            <w:r>
+              <w:rPr>
+                <w:rFonts w:ascii="Consolas" w:hAnsi="Consolas"/>
+                <w:sz w:val="19"/>
+              </w:rPr>
+              <w:t>fields.py</w:t>
+            </w:r>
+          </w:p>
+        </w:tc>
+        <w:tc>
+          <w:tcPr>
+            <w:tcW w:type="dxa" w:w="2160"/>
+          </w:tcPr>
+          <w:p>
+            <w:r/>
+            <w:r>
+              <w:t>88,9 %</w:t>
+            </w:r>
+          </w:p>
+        </w:tc>
+        <w:tc>
+          <w:tcPr>
+            <w:tcW w:type="dxa" w:w="2160"/>
+          </w:tcPr>
+          <w:p>
+            <w:r/>
+            <w:r>
+              <w:rPr>
+                <w:b/>
+              </w:rPr>
+              <w:t>100 %</w:t>
+            </w:r>
+          </w:p>
+        </w:tc>
+        <w:tc>
+          <w:tcPr>
+            <w:tcW w:type="dxa" w:w="2160"/>
+          </w:tcPr>
+          <w:p>
+            <w:r/>
+            <w:r>
+              <w:t>valores heredados que no son un token Fernet</w:t>
+            </w:r>
+          </w:p>
+        </w:tc>
+      </w:tr>
+      <w:tr>
+        <w:tc>
+          <w:tcPr>
+            <w:tcW w:type="dxa" w:w="2160"/>
+          </w:tcPr>
+          <w:p>
+            <w:r/>
+            <w:r>
+              <w:rPr>
+                <w:rFonts w:ascii="Consolas" w:hAnsi="Consolas"/>
+                <w:sz w:val="19"/>
+              </w:rPr>
+              <w:t>views.py</w:t>
+            </w:r>
+          </w:p>
+        </w:tc>
+        <w:tc>
+          <w:tcPr>
+            <w:tcW w:type="dxa" w:w="2160"/>
+          </w:tcPr>
+          <w:p>
+            <w:r/>
+            <w:r>
+              <w:t>90,4 %</w:t>
+            </w:r>
+          </w:p>
+        </w:tc>
+        <w:tc>
+          <w:tcPr>
+            <w:tcW w:type="dxa" w:w="2160"/>
+          </w:tcPr>
+          <w:p>
+            <w:r/>
+            <w:r>
+              <w:rPr>
+                <w:b/>
+              </w:rPr>
+              <w:t>94,4 %</w:t>
+            </w:r>
+          </w:p>
+        </w:tc>
+        <w:tc>
+          <w:tcPr>
+            <w:tcW w:type="dxa" w:w="2160"/>
+          </w:tcPr>
+          <w:p>
+            <w:r/>
+            <w:r>
+              <w:t>el resto del mapeo excepción → código HTTP</w:t>
+            </w:r>
+          </w:p>
+        </w:tc>
+      </w:tr>
+    </w:tbl>
+    <w:p/>
+    <w:p>
+      <w:pPr>
+        <w:pStyle w:val="Heading4"/>
+      </w:pPr>
+      <w:r>
+        <w:t>El enrutador: probado a fondo, y con tres piezas sin ejecutar nunca</w:t>
+      </w:r>
+    </w:p>
+    <w:p>
+      <w:r>
+        <w:rPr>
+          <w:rFonts w:ascii="Consolas" w:hAnsi="Consolas"/>
+          <w:sz w:val="19"/>
+        </w:rPr>
+        <w:t>test_tool_router.py</w:t>
+      </w:r>
+      <w:r>
+        <w:t xml:space="preserve"> prueba muy bien los tres caminos —KEYWORD, LLM, SIN_MATCH—, pero para hacerlo sustituye </w:t>
+      </w:r>
+      <w:r>
+        <w:rPr>
+          <w:rFonts w:ascii="Consolas" w:hAnsi="Consolas"/>
+          <w:sz w:val="19"/>
+        </w:rPr>
+        <w:t>_elegir_con_modelo</w:t>
+      </w:r>
+      <w:r>
+        <w:t xml:space="preserve"> en </w:t>
+      </w:r>
+      <w:r>
+        <w:rPr>
+          <w:b/>
+        </w:rPr>
+        <w:t>todos</w:t>
+      </w:r>
+      <w:r>
+        <w:t xml:space="preserve"> sus tests. Es la decisión correcta allí. El efecto lateral es que tres piezas no se ejecutaban nunca: el prompt del sistema, la llamada real y el camino documental.</w:t>
+      </w:r>
+    </w:p>
+    <w:p>
+      <w:r>
+        <w:t xml:space="preserve">No es cobertura por la cobertura. </w:t>
+      </w:r>
+      <w:r>
+        <w:rPr>
+          <w:rFonts w:ascii="Consolas" w:hAnsi="Consolas"/>
+          <w:sz w:val="19"/>
+        </w:rPr>
+        <w:t>_prompt_sistema</w:t>
+      </w:r>
+      <w:r>
+        <w:t xml:space="preserve"> </w:t>
+      </w:r>
+      <w:r>
+        <w:rPr>
+          <w:b/>
+        </w:rPr>
+        <w:t>es</w:t>
+      </w:r>
+      <w:r>
+        <w:t xml:space="preserve"> el contrato con el modelo: si se añade una herramienta al catálogo y el prompt no la lista, el modelo no puede elegirla — y ningún test de enrutado lo detectaría, precisamente porque todos doblan la elección.</w:t>
+      </w:r>
+    </w:p>
+    <w:p>
+      <w:pPr>
+        <w:pStyle w:val="Heading4"/>
+      </w:pPr>
+      <w:r>
+        <w:t>Tres hallazgos que la cobertura destapó</w:t>
+      </w:r>
+    </w:p>
+    <w:p>
+      <w:r>
+        <w:rPr>
+          <w:b/>
+        </w:rPr>
+        <w:t>1. `QuerySet.update()` esquiva el guard append-only de RN-05.</w:t>
+      </w:r>
+      <w:r>
+        <w:t xml:space="preserve"> El guard vive en </w:t>
+      </w:r>
+      <w:r>
+        <w:rPr>
+          <w:rFonts w:ascii="Consolas" w:hAnsi="Consolas"/>
+          <w:sz w:val="19"/>
+        </w:rPr>
+        <w:t>Model.save()</w:t>
+      </w:r>
+      <w:r>
+        <w:t xml:space="preserve">, así que protege del error honesto —un </w:t>
+      </w:r>
+      <w:r>
+        <w:rPr>
+          <w:rFonts w:ascii="Consolas" w:hAnsi="Consolas"/>
+          <w:sz w:val="19"/>
+        </w:rPr>
+        <w:t>save()</w:t>
+      </w:r>
+      <w:r>
+        <w:t xml:space="preserve"> de más en un servicio— pero no de la manipulación: un </w:t>
+      </w:r>
+      <w:r>
+        <w:rPr>
+          <w:rFonts w:ascii="Consolas" w:hAnsi="Consolas"/>
+          <w:sz w:val="19"/>
+        </w:rPr>
+        <w:t>.update()</w:t>
+      </w:r>
+      <w:r>
+        <w:t xml:space="preserve"> reescribe el payload de un evento de auditoría sin que el modelo se entere. Lo que sí lo detecta es la cadena de hashes… y </w:t>
+      </w:r>
+      <w:r>
+        <w:rPr>
+          <w:rFonts w:ascii="Consolas" w:hAnsi="Consolas"/>
+          <w:sz w:val="19"/>
+        </w:rPr>
+        <w:t>verify_audit_chain</w:t>
+      </w:r>
+      <w:r>
+        <w:t xml:space="preserve"> </w:t>
+      </w:r>
+      <w:r>
+        <w:rPr>
+          <w:b/>
+        </w:rPr>
+        <w:t>nunca se había probado con datos manipulados</w:t>
+      </w:r>
+      <w:r>
+        <w:t>: solo se había ejercitado con cadenas intactas. Una función de verificación que solo se prueba en verde no está probada. Las dos capas quedan ahora fijadas por separado, con su alcance real escrito.</w:t>
+      </w:r>
+    </w:p>
+    <w:p>
+      <w:r>
+        <w:rPr>
+          <w:b/>
+        </w:rPr>
+        <w:t>2. El troceador descarta en silencio los fragmentos de menos de 120 caracteres.</w:t>
+      </w:r>
+      <w:r>
+        <w:t xml:space="preserve"> El documento se lee bien, no hay error, y simplemente no entra al índice. Es la decisión correcta —un fragmento de dos líneas no lleva contexto suficiente para que su embedding signifique algo— pero al ser invisible, una regresión tampoco haría ruido: el RAG contestaría «no lo sé» a algo que sí estaba documentado.</w:t>
+      </w:r>
+    </w:p>
+    <w:p>
+      <w:r>
+        <w:rPr>
+          <w:b/>
+        </w:rPr>
+        <w:t>3. `EncryptedTextField` devuelve el valor tal cual si no es un token Fernet válido.</w:t>
+      </w:r>
+      <w:r>
+        <w:t xml:space="preserve"> Pasa con filas escritas antes de que el campo se cifrara y con dumps restaurados de otro entorno. Es deliberado y estaba sin probar: si lanzara, una sola fila heredada tumbaría cualquier consulta que la incluyera —incluido el listado de muestras— y el laboratorio se quedaría sin poder trabajar por un dato viejo.</w:t>
+      </w:r>
+    </w:p>
+    <w:p>
+      <w:pPr>
+        <w:pStyle w:val="Heading4"/>
+      </w:pPr>
+      <w:r>
+        <w:t>Cuatro suposiciones más que la primera pasada refutó</w:t>
+      </w:r>
+    </w:p>
+    <w:p>
+      <w:r>
+        <w:t>Mismo patrón que en §2 con los duplicados y en el contrato de errores:</w:t>
+      </w:r>
+    </w:p>
+    <w:tbl>
+      <w:tblPr>
+        <w:tblStyle w:val="LightGrid-Accent1"/>
+        <w:tblW w:type="auto" w:w="0"/>
+        <w:tblLook w:firstColumn="1" w:firstRow="1" w:lastColumn="0" w:lastRow="0" w:noHBand="0" w:noVBand="1" w:val="04A0"/>
+      </w:tblPr>
+      <w:tblGrid>
+        <w:gridCol w:w="4320"/>
+        <w:gridCol w:w="4320"/>
+      </w:tblGrid>
+      <w:tr>
+        <w:tc>
+          <w:tcPr>
+            <w:tcW w:type="dxa" w:w="4320"/>
+          </w:tcPr>
+          <w:p>
+            <w:r>
+              <w:rPr>
+                <w:b/>
+              </w:rPr>
+            </w:r>
+            <w:r>
+              <w:rPr>
+                <w:b/>
+              </w:rPr>
+              <w:t>Lo que yo suponía</w:t>
+            </w:r>
+          </w:p>
+        </w:tc>
+        <w:tc>
+          <w:tcPr>
+            <w:tcW w:type="dxa" w:w="4320"/>
+          </w:tcPr>
+          <w:p>
+            <w:r>
+              <w:rPr>
+                <w:b/>
+              </w:rPr>
+            </w:r>
+            <w:r>
+              <w:rPr>
+                <w:b/>
+              </w:rPr>
+              <w:t>Lo que el sistema hace</w:t>
+            </w:r>
+          </w:p>
+        </w:tc>
+      </w:tr>
+      <w:tr>
+        <w:tc>
+          <w:tcPr>
+            <w:tcW w:type="dxa" w:w="4320"/>
+          </w:tcPr>
+          <w:p>
+            <w:r/>
+            <w:r>
+              <w:t>«¿qué es un naranja?» va por el camino documental</w:t>
+            </w:r>
+          </w:p>
+        </w:tc>
+        <w:tc>
+          <w:tcPr>
+            <w:tcW w:type="dxa" w:w="4320"/>
+          </w:tcPr>
+          <w:p>
+            <w:r/>
+            <w:r>
+              <w:t xml:space="preserve">«naranja» dispara el atajo por palabra clave; el que lo evita es «qué significa…», que </w:t>
+            </w:r>
+            <w:r>
+              <w:rPr>
+                <w:rFonts w:ascii="Consolas" w:hAnsi="Consolas"/>
+                <w:sz w:val="19"/>
+              </w:rPr>
+              <w:t>_es_atajo_inseguro</w:t>
+            </w:r>
+            <w:r>
+              <w:t xml:space="preserve"> reconoce como petición de explicación</w:t>
+            </w:r>
+          </w:p>
+        </w:tc>
+      </w:tr>
+      <w:tr>
+        <w:tc>
+          <w:tcPr>
+            <w:tcW w:type="dxa" w:w="4320"/>
+          </w:tcPr>
+          <w:p>
+            <w:r/>
+            <w:r>
+              <w:t>Un corpus de prueba con secciones cortas produce fragmentos</w:t>
+            </w:r>
+          </w:p>
+        </w:tc>
+        <w:tc>
+          <w:tcPr>
+            <w:tcW w:type="dxa" w:w="4320"/>
+          </w:tcPr>
+          <w:p>
+            <w:r/>
+            <w:r>
+              <w:rPr>
+                <w:rFonts w:ascii="Consolas" w:hAnsi="Consolas"/>
+                <w:sz w:val="19"/>
+              </w:rPr>
+              <w:t>MIN_CHARS = 120</w:t>
+            </w:r>
+            <w:r>
+              <w:t>: devolvía cero y parecía que la carga fallaba</w:t>
+            </w:r>
+          </w:p>
+        </w:tc>
+      </w:tr>
+      <w:tr>
+        <w:tc>
+          <w:tcPr>
+            <w:tcW w:type="dxa" w:w="4320"/>
+          </w:tcPr>
+          <w:p>
+            <w:r/>
+            <w:r>
+              <w:t xml:space="preserve">El payload de un evento se puede reescribir con </w:t>
+            </w:r>
+            <w:r>
+              <w:rPr>
+                <w:rFonts w:ascii="Consolas" w:hAnsi="Consolas"/>
+                <w:sz w:val="19"/>
+              </w:rPr>
+              <w:t>save()</w:t>
+            </w:r>
+          </w:p>
+        </w:tc>
+        <w:tc>
+          <w:tcPr>
+            <w:tcW w:type="dxa" w:w="4320"/>
+          </w:tcPr>
+          <w:p>
+            <w:r/>
+            <w:r>
+              <w:t xml:space="preserve">RN-05 lo bloquea en el modelo; hay que usar </w:t>
+            </w:r>
+            <w:r>
+              <w:rPr>
+                <w:rFonts w:ascii="Consolas" w:hAnsi="Consolas"/>
+                <w:sz w:val="19"/>
+              </w:rPr>
+              <w:t>.update()</w:t>
+            </w:r>
+            <w:r>
+              <w:t>, que es justo el agujero</w:t>
+            </w:r>
+          </w:p>
+        </w:tc>
+      </w:tr>
+      <w:tr>
+        <w:tc>
+          <w:tcPr>
+            <w:tcW w:type="dxa" w:w="4320"/>
+          </w:tcPr>
+          <w:p>
+            <w:r/>
+            <w:r>
+              <w:t>El registro llega al servicio con una imagen</w:t>
+            </w:r>
+          </w:p>
+        </w:tc>
+        <w:tc>
+          <w:tcPr>
+            <w:tcW w:type="dxa" w:w="4320"/>
+          </w:tcPr>
+          <w:p>
+            <w:r/>
+            <w:r>
+              <w:t xml:space="preserve">El serializer exige </w:t>
+            </w:r>
+            <w:r>
+              <w:rPr>
+                <w:b/>
+              </w:rPr>
+              <w:t>tres</w:t>
+            </w:r>
+            <w:r>
+              <w:t xml:space="preserve"> metáfases: con menos no se toca la base ni se cifra la PII</w:t>
+            </w:r>
+          </w:p>
+        </w:tc>
+      </w:tr>
+    </w:tbl>
+    <w:p/>
+    <w:p>
+      <w:r>
+        <w:t>Ninguna se resolvió quitando el assert. Las cuatro están escritas como pruebas con su motivo.</w:t>
       </w:r>
     </w:p>
     <w:p/>
@@ -4655,9 +6097,9 @@
           <w:color w:val="1F2A37"/>
           <w:sz w:val="17"/>
         </w:rPr>
-        <w:t>TOTAL                                    8293   1170    86%</w:t>
+        <w:t>TOTAL                                    8783   1086    88%</w:t>
         <w:br/>
-        <w:t>784 passed, 2 warnings in 541.22s (0:09:01)</w:t>
+        <w:t>863 passed, 2 warnings in 603.29s (0:10:03)</w:t>
       </w:r>
     </w:p>
     <w:p>
@@ -4683,7 +6125,7 @@
     </w:p>
     <w:p>
       <w:r>
-        <w:t xml:space="preserve">Los 784 pasan en 9 min 1 s sin tocar la red. Los 121 tests añadidos no la tocan tampoco: doblan </w:t>
+        <w:t xml:space="preserve">Los 863 pasan en 10 min 3 s sin tocar la red. Los 236 tests añadidos no la tocan tampoco: doblan </w:t>
       </w:r>
       <w:r>
         <w:rPr>
@@ -4693,6 +6135,16 @@
         <w:t>httpx</w:t>
       </w:r>
       <w:r>
+        <w:t xml:space="preserve"> y </w:t>
+      </w:r>
+      <w:r>
+        <w:rPr>
+          <w:rFonts w:ascii="Consolas" w:hAnsi="Consolas"/>
+          <w:sz w:val="19"/>
+        </w:rPr>
+        <w:t>openai</w:t>
+      </w:r>
+      <w:r>
         <w:t xml:space="preserve"> en la frontera y usan </w:t>
       </w:r>
       <w:r>
@@ -4703,7 +6155,7 @@
         <w:t>tmp_path</w:t>
       </w:r>
       <w:r>
-        <w:t xml:space="preserve"> para el disco.</w:t>
+        <w:t xml:space="preserve"> para el disco. El único que lanza un proceso —la sesión MCP— tiene el doble puesto en el SDK, no en el sistema operativo.</w:t>
       </w:r>
     </w:p>
     <w:p>
@@ -4714,7 +6166,7 @@
         <w:rPr>
           <w:b/>
         </w:rPr>
-        <w:t>917 pruebas con assert</w:t>
+        <w:t>968 pruebas con assert</w:t>
       </w:r>
       <w:r>
         <w:t xml:space="preserve"> del repositorio completo, devuelve </w:t>
@@ -4726,7 +6178,7 @@
         <w:t>0 grupos con huella repetida</w:t>
       </w:r>
       <w:r>
-        <w:t>: los 121 tests nuevos no introdujeron ninguno.</w:t>
+        <w:t>: los 236 tests nuevos no introdujeron ninguno.</w:t>
       </w:r>
     </w:p>
     <w:p>
@@ -4779,7 +6231,7 @@
         <w:rPr>
           <w:b/>
         </w:rPr>
-        <w:t>Lo que queda sin cubrir, ordenado por lo que falta:</w:t>
+        <w:t>Lo que queda sin cubrir son 103 sentencias, y casi la mitad no son código vivo:</w:t>
       </w:r>
     </w:p>
     <w:tbl>
@@ -4861,7 +6313,10 @@
                 <w:rFonts w:ascii="Consolas" w:hAnsi="Consolas"/>
                 <w:sz w:val="19"/>
               </w:rPr>
-              <w:t>views.py</w:t>
+              <w:t>migrations/</w:t>
+            </w:r>
+            <w:r>
+              <w:t xml:space="preserve"> (4 ficheros de seed)</w:t>
             </w:r>
           </w:p>
         </w:tc>
@@ -4872,7 +6327,7 @@
           <w:p>
             <w:r/>
             <w:r>
-              <w:t>90,4 %</w:t>
+              <w:t>68-73 %</w:t>
             </w:r>
           </w:p>
         </w:tc>
@@ -4883,7 +6338,7 @@
           <w:p>
             <w:r/>
             <w:r>
-              <w:t>41</w:t>
+              <w:t>45</w:t>
             </w:r>
           </w:p>
         </w:tc>
@@ -4900,7 +6355,7 @@
                 <w:rFonts w:ascii="Consolas" w:hAnsi="Consolas"/>
                 <w:sz w:val="19"/>
               </w:rPr>
-              <w:t>services.py</w:t>
+              <w:t>views.py</w:t>
             </w:r>
           </w:p>
         </w:tc>
@@ -4911,7 +6366,7 @@
           <w:p>
             <w:r/>
             <w:r>
-              <w:t>95,0 %</w:t>
+              <w:t>94,4 %</w:t>
             </w:r>
           </w:p>
         </w:tc>
@@ -4922,7 +6377,7 @@
           <w:p>
             <w:r/>
             <w:r>
-              <w:t>22</w:t>
+              <w:t>24</w:t>
             </w:r>
           </w:p>
         </w:tc>
@@ -4939,7 +6394,7 @@
                 <w:rFonts w:ascii="Consolas" w:hAnsi="Consolas"/>
                 <w:sz w:val="19"/>
               </w:rPr>
-              <w:t>tool_router.py</w:t>
+              <w:t>agente_grafo.py</w:t>
             </w:r>
           </w:p>
         </w:tc>
@@ -4950,7 +6405,7 @@
           <w:p>
             <w:r/>
             <w:r>
-              <w:t>75,6 %</w:t>
+              <w:t>93,3 %</w:t>
             </w:r>
           </w:p>
         </w:tc>
@@ -4961,7 +6416,7 @@
           <w:p>
             <w:r/>
             <w:r>
-              <w:t>19</w:t>
+              <w:t>7</w:t>
             </w:r>
           </w:p>
         </w:tc>
@@ -4978,10 +6433,7 @@
                 <w:rFonts w:ascii="Consolas" w:hAnsi="Consolas"/>
                 <w:sz w:val="19"/>
               </w:rPr>
-              <w:t>migrations/</w:t>
-            </w:r>
-            <w:r>
-              <w:t xml:space="preserve"> (4 ficheros de seed)</w:t>
+              <w:t>agente.py</w:t>
             </w:r>
           </w:p>
         </w:tc>
@@ -4992,7 +6444,7 @@
           <w:p>
             <w:r/>
             <w:r>
-              <w:t>68-73 %</w:t>
+              <w:t>92,8 %</w:t>
             </w:r>
           </w:p>
         </w:tc>
@@ -5003,7 +6455,7 @@
           <w:p>
             <w:r/>
             <w:r>
-              <w:t>45</w:t>
+              <w:t>6</w:t>
             </w:r>
           </w:p>
         </w:tc>
@@ -5020,7 +6472,7 @@
                 <w:rFonts w:ascii="Consolas" w:hAnsi="Consolas"/>
                 <w:sz w:val="19"/>
               </w:rPr>
-              <w:t>mcp_conexion.py</w:t>
+              <w:t>services.py</w:t>
             </w:r>
           </w:p>
         </w:tc>
@@ -5031,7 +6483,7 @@
           <w:p>
             <w:r/>
             <w:r>
-              <w:t>83,8 %</w:t>
+              <w:t>99,0 %</w:t>
             </w:r>
           </w:p>
         </w:tc>
@@ -5042,7 +6494,7 @@
           <w:p>
             <w:r/>
             <w:r>
-              <w:t>12</w:t>
+              <w:t>5</w:t>
             </w:r>
           </w:p>
         </w:tc>
@@ -5059,7 +6511,7 @@
                 <w:rFonts w:ascii="Consolas" w:hAnsi="Consolas"/>
                 <w:sz w:val="19"/>
               </w:rPr>
-              <w:t>rag_corpus.py</w:t>
+              <w:t>iscn.py</w:t>
             </w:r>
           </w:p>
         </w:tc>
@@ -5070,7 +6522,7 @@
           <w:p>
             <w:r/>
             <w:r>
-              <w:t>85,2 %</w:t>
+              <w:t>96,2 %</w:t>
             </w:r>
           </w:p>
         </w:tc>
@@ -5081,7 +6533,7 @@
           <w:p>
             <w:r/>
             <w:r>
-              <w:t>12</w:t>
+              <w:t>4</w:t>
             </w:r>
           </w:p>
         </w:tc>
@@ -5090,16 +6542,21 @@
     <w:p/>
     <w:p>
       <w:r>
-        <w:t xml:space="preserve">De las 186 sentencias que quedan, </w:t>
+        <w:t xml:space="preserve">Descontadas las migraciones de seed —código que se ejecutó una vez al aplicar la migración y no se vuelve a ejecutar—, </w:t>
       </w:r>
       <w:r>
         <w:rPr>
           <w:b/>
         </w:rPr>
-        <w:t>45 están en migraciones de seed</w:t>
-      </w:r>
-      <w:r>
-        <w:t xml:space="preserve"> —código que se ejecutó una vez al aplicar la migración y no se vuelve a ejecutar—. Lo que queda en </w:t>
+        <w:t>el código vivo del clínico está al 97,76 %</w:t>
+      </w:r>
+      <w:r>
+        <w:t>.</w:t>
+      </w:r>
+    </w:p>
+    <w:p>
+      <w:r>
+        <w:t xml:space="preserve">Lo que queda en </w:t>
       </w:r>
       <w:r>
         <w:rPr>
@@ -5119,19 +6576,16 @@
         <w:t>mcp: true</w:t>
       </w:r>
       <w:r>
-        <w:t xml:space="preserve"> del agente, que exige levantar el servidor MCP: es integración de proceso, no unit.</w:t>
-      </w:r>
-    </w:p>
-    <w:p>
+        <w:t xml:space="preserve"> del agente y el turno con memoria conversacional: las dos levantan un proceso aparte (el servidor MCP, el grafo de LangGraph). </w:t>
+      </w:r>
       <w:r>
         <w:rPr>
-          <w:rFonts w:ascii="Consolas" w:hAnsi="Consolas"/>
-          <w:sz w:val="19"/>
+          <w:b/>
         </w:rPr>
-        <w:t>tool_router.py</w:t>
-      </w:r>
-      <w:r>
-        <w:t xml:space="preserve"> al 75,6 % es el siguiente objetivo con sentido.</w:t>
+        <w:t>Eso es integración de proceso, no unit</w:t>
+      </w:r>
+      <w:r>
+        <w:t>, y forzarlo con dobles probaría el doble en vez del sistema. Es el siguiente paso natural, en la capa E2E que este módulo todavía no tiene.</w:t>
       </w:r>
     </w:p>
     <w:p>

--- a/docs/M7_ACTIVIDAD2_SUITE_MEDIDA.docx
+++ b/docs/M7_ACTIVIDAD2_SUITE_MEDIDA.docx
@@ -6192,7 +6192,169 @@
         <w:pStyle w:val="Heading2"/>
       </w:pPr>
       <w:r>
-        <w:t>7 · Lo que queda declarado</w:t>
+        <w:t>7 · El ciclo del LabX sobre el producto</w:t>
+      </w:r>
+    </w:p>
+    <w:p>
+      <w:r>
+        <w:t>El laboratorio del módulo cierra pidiendo repetir su ciclo —</w:t>
+      </w:r>
+      <w:r>
+        <w:rPr>
+          <w:b/>
+        </w:rPr>
+        <w:t>tests a mano → tests con agente → auditoría</w:t>
+      </w:r>
+      <w:r>
+        <w:t>— sobre una clase de lógica y un endpoint del propio producto. Está hecho y documentado aparte, en [</w:t>
+      </w:r>
+      <w:r>
+        <w:rPr>
+          <w:rFonts w:ascii="Consolas" w:hAnsi="Consolas"/>
+          <w:sz w:val="19"/>
+        </w:rPr>
+        <w:t>docs/M7_UNIT_AGENTE/README.md</w:t>
+      </w:r>
+      <w:r>
+        <w:t>](M7_UNIT_AGENTE/README.md).</w:t>
+      </w:r>
+    </w:p>
+    <w:p>
+      <w:r>
+        <w:t xml:space="preserve">Se eligieron el </w:t>
+      </w:r>
+      <w:r>
+        <w:rPr>
+          <w:b/>
+        </w:rPr>
+        <w:t>motor ISCN</w:t>
+      </w:r>
+      <w:r>
+        <w:t xml:space="preserve"> (función pura con una regla que no puede reventar, el equivalente de la calculadora) y </w:t>
+      </w:r>
+      <w:r>
+        <w:rPr>
+          <w:b/>
+        </w:rPr>
+        <w:t>`GET /samples/{id}/karyotype/`</w:t>
+      </w:r>
+      <w:r>
+        <w:t xml:space="preserve"> (200 / 403 / 404, el equivalente del servicio de pedidos). El agente fue el modelo local del M6, </w:t>
+      </w:r>
+      <w:r>
+        <w:rPr>
+          <w:rFonts w:ascii="Consolas" w:hAnsi="Consolas"/>
+          <w:sz w:val="19"/>
+        </w:rPr>
+        <w:t>llama3.2:3b</w:t>
+      </w:r>
+      <w:r>
+        <w:t>.</w:t>
+      </w:r>
+    </w:p>
+    <w:p>
+      <w:pPr>
+        <w:spacing w:after="200"/>
+        <w:ind w:left="280"/>
+      </w:pPr>
+      <w:r>
+        <w:rPr>
+          <w:rFonts w:ascii="Consolas" w:hAnsi="Consolas"/>
+          <w:color w:val="1F2A37"/>
+          <w:sz w:val="17"/>
+        </w:rPr>
+        <w:t>generados por el agente   14</w:t>
+        <w:br/>
+        <w:t>corrieron tal cual         0</w:t>
+        <w:br/>
+        <w:t>quedaron en verde          2   (y los dos eran copias del fichero a mano)</w:t>
+        <w:br/>
+        <w:t>sobrevivieron              5</w:t>
+        <w:br/>
+        <w:t>coste                      5.314 tokens entrada + 878 salida · 26 min 39 s</w:t>
+      </w:r>
+    </w:p>
+    <w:p>
+      <w:r>
+        <w:t xml:space="preserve">Los 5 auditados se suman a la suite: </w:t>
+      </w:r>
+      <w:r>
+        <w:rPr>
+          <w:b/>
+        </w:rPr>
+        <w:t>863 + 5 = 868</w:t>
+      </w:r>
+      <w:r>
+        <w:t xml:space="preserve">. Se pueden aislar, porque las marcas estan registradas en </w:t>
+      </w:r>
+      <w:r>
+        <w:rPr>
+          <w:rFonts w:ascii="Consolas" w:hAnsi="Consolas"/>
+          <w:sz w:val="19"/>
+        </w:rPr>
+        <w:t>backend-clinic/pytest.ini</w:t>
+      </w:r>
+      <w:r>
+        <w:t>:</w:t>
+      </w:r>
+    </w:p>
+    <w:p>
+      <w:pPr>
+        <w:spacing w:after="200"/>
+        <w:ind w:left="280"/>
+      </w:pPr>
+      <w:r>
+        <w:rPr>
+          <w:rFonts w:ascii="Consolas" w:hAnsi="Consolas"/>
+          <w:color w:val="1F2A37"/>
+          <w:sz w:val="17"/>
+        </w:rPr>
+        <w:t>pytest -m auditado -q --no-cov      # 5 passed, 863 deselected</w:t>
+        <w:br/>
+        <w:t>pytest -m agente   -q --no-cov      # 0: no queda ninguno sin auditar</w:t>
+      </w:r>
+    </w:p>
+    <w:p>
+      <w:r>
+        <w:t xml:space="preserve">Los 5 llevan </w:t>
+      </w:r>
+      <w:r>
+        <w:rPr>
+          <w:rFonts w:ascii="Consolas" w:hAnsi="Consolas"/>
+          <w:sz w:val="19"/>
+        </w:rPr>
+        <w:t>@pytest.mark.auditado</w:t>
+      </w:r>
+      <w:r>
+        <w:t xml:space="preserve">; no queda ninguno con </w:t>
+      </w:r>
+      <w:r>
+        <w:rPr>
+          <w:rFonts w:ascii="Consolas" w:hAnsi="Consolas"/>
+          <w:sz w:val="19"/>
+        </w:rPr>
+        <w:t>@pytest.mark.agente</w:t>
+      </w:r>
+      <w:r>
+        <w:t xml:space="preserve">. El hallazgo que más enseña: el modelo escribió un test que esperaba que un conteo vacío devolviera cadena vacía, cuando la regla es que </w:t>
+      </w:r>
+      <w:r>
+        <w:rPr>
+          <w:b/>
+        </w:rPr>
+        <w:t>lance</w:t>
+      </w:r>
+      <w:r>
+        <w:t>. Si se hubiera aceptado, el sistema emitiría una nomenclatura vacía en lugar de negarse a emitir un diagnóstico.</w:t>
+      </w:r>
+    </w:p>
+    <w:p/>
+    <w:p>
+      <w:pPr>
+        <w:pStyle w:val="Heading2"/>
+      </w:pPr>
+      <w:r>
+        <w:t>8 · Lo que queda declarado</w:t>
       </w:r>
     </w:p>
     <w:p>

--- a/docs/M7_ACTIVIDAD2_SUITE_MEDIDA.docx
+++ b/docs/M7_ACTIVIDAD2_SUITE_MEDIDA.docx
@@ -508,7 +508,7 @@
           <w:p>
             <w:r/>
             <w:r>
-              <w:t>Sin ficheros de test</w:t>
+              <w:t>Sin ficheros de test †</w:t>
             </w:r>
           </w:p>
         </w:tc>
@@ -773,6 +773,30 @@
         <w:t>.venv/Scripts/python -m pytest --cov=. --cov-report=json:cov.json --cov-fail-under=0</w:t>
         <w:br/>
         <w:t>.venv/Scripts/python scripts/cobertura_produccion.py cov.json apps/</w:t>
+      </w:r>
+    </w:p>
+    <w:p>
+      <w:r>
+        <w:t xml:space="preserve">† Ese alcance intermedio —quitar los ficheros de test pero dejar los </w:t>
+      </w:r>
+      <w:r>
+        <w:rPr>
+          <w:rFonts w:ascii="Consolas" w:hAnsi="Consolas"/>
+          <w:sz w:val="19"/>
+        </w:rPr>
+        <w:t>management/commands/</w:t>
+      </w:r>
+      <w:r>
+        <w:t xml:space="preserve">— se midió </w:t>
+      </w:r>
+      <w:r>
+        <w:rPr>
+          <w:b/>
+        </w:rPr>
+        <w:t>una sola vez, al principio</w:t>
+      </w:r>
+      <w:r>
+        <w:t>, para enseñar cuánto infla la cifra el hecho de contar los propios tests: 82,25 % frente a 65,41 % sobre la misma suite. No se sigue en las mediciones posteriores porque no es el número que decide dónde trabajar; el que decide es el de la última fila.</w:t>
       </w:r>
     </w:p>
     <w:p>

--- a/docs/M7_ACTIVIDAD2_SUITE_MEDIDA.docx
+++ b/docs/M7_ACTIVIDAD2_SUITE_MEDIDA.docx
@@ -484,7 +484,7 @@
           <w:p>
             <w:r/>
             <w:r>
-              <w:t>88,54 %</w:t>
+              <w:t>88,59 %</w:t>
             </w:r>
           </w:p>
         </w:tc>
@@ -495,7 +495,7 @@
           <w:p>
             <w:r/>
             <w:r>
-              <w:t>+6,29 pp</w:t>
+              <w:t>+6,34 pp</w:t>
             </w:r>
           </w:p>
         </w:tc>
@@ -705,7 +705,7 @@
         <w:br/>
         <w:t>final     47 ficheros · 2.809 sentencias · 2.706 cubiertas</w:t>
         <w:br/>
-        <w:t>tests     627 → 663 → 724 → 784 → 863   (+236)</w:t>
+        <w:t>tests     627 → 663 → 724 → 784 → 868   (+241)</w:t>
       </w:r>
     </w:p>
     <w:p>
@@ -1333,7 +1333,7 @@
         <w:t>917</w:t>
       </w:r>
       <w:r>
-        <w:t xml:space="preserve"> tras el contrato de errores y </w:t>
+        <w:t xml:space="preserve"> tras el contrato de errores, </w:t>
       </w:r>
       <w:r>
         <w:rPr>
@@ -1342,7 +1342,16 @@
         <w:t>968</w:t>
       </w:r>
       <w:r>
-        <w:t xml:space="preserve"> al final— y devolvió 0 grupos las tres veces (§6).</w:t>
+        <w:t xml:space="preserve"> tras las ramas defensivas y </w:t>
+      </w:r>
+      <w:r>
+        <w:rPr>
+          <w:b/>
+        </w:rPr>
+        <w:t>985</w:t>
+      </w:r>
+      <w:r>
+        <w:t xml:space="preserve"> con los tests auditados del LabX— y devolvió 0 grupos las cuatro veces (§6).</w:t>
       </w:r>
     </w:p>
     <w:p>
@@ -2253,7 +2262,38 @@
         <w:pStyle w:val="Heading2"/>
       </w:pPr>
       <w:r>
-        <w:t>3 · Tests omitidos, con su motivo</w:t>
+        <w:t>3 · Tests omitidos, y la búsqueda de los que ya no aportan</w:t>
+      </w:r>
+    </w:p>
+    <w:p>
+      <w:r>
+        <w:t xml:space="preserve">La consigna pide dos cosas distintas: dejar </w:t>
+      </w:r>
+      <w:r>
+        <w:rPr>
+          <w:b/>
+        </w:rPr>
+        <w:t>uno activo por grupo de duplicados</w:t>
+      </w:r>
+      <w:r>
+        <w:t xml:space="preserve">, y marcar además </w:t>
+      </w:r>
+      <w:r>
+        <w:rPr>
+          <w:b/>
+        </w:rPr>
+        <w:t>cualquier test que ya no aporte</w:t>
+      </w:r>
+      <w:r>
+        <w:t>. Se buscaron por separado.</w:t>
+      </w:r>
+    </w:p>
+    <w:p>
+      <w:pPr>
+        <w:pStyle w:val="Heading3"/>
+      </w:pPr>
+      <w:r>
+        <w:t>3.1 · Los omitidos</w:t>
       </w:r>
     </w:p>
     <w:p>
@@ -2383,6 +2423,383 @@
       </w:tr>
     </w:tbl>
     <w:p/>
+    <w:p>
+      <w:r>
+        <w:t xml:space="preserve">Es </w:t>
+      </w:r>
+      <w:r>
+        <w:rPr>
+          <w:b/>
+        </w:rPr>
+        <w:t>uno solo</w:t>
+      </w:r>
+      <w:r>
+        <w:t>, y eso merece explicación: el detector encontró un único grupo de duplicados real en todo el repositorio (§2). Marcar más sería inventar trabajo.</w:t>
+      </w:r>
+    </w:p>
+    <w:p>
+      <w:pPr>
+        <w:pStyle w:val="Heading3"/>
+      </w:pPr>
+      <w:r>
+        <w:t>3.2 · Cómo se buscaron los tests que «ya no aportan»</w:t>
+      </w:r>
+    </w:p>
+    <w:p>
+      <w:r>
+        <w:t xml:space="preserve">Un test deja de aportar cuando </w:t>
+      </w:r>
+      <w:r>
+        <w:rPr>
+          <w:b/>
+        </w:rPr>
+        <w:t>seguiría verde aunque la función estuviera rota</w:t>
+      </w:r>
+      <w:r>
+        <w:t xml:space="preserve"> — la pregunta P1 del checklist de clase, aplicada esta vez a la suite que ya existía y no a lo que generó el agente. Se buscaron tres formas concretas:</w:t>
+      </w:r>
+    </w:p>
+    <w:tbl>
+      <w:tblPr>
+        <w:tblStyle w:val="LightGrid-Accent1"/>
+        <w:tblW w:type="auto" w:w="0"/>
+        <w:tblLook w:firstColumn="1" w:firstRow="1" w:lastColumn="0" w:lastRow="0" w:noHBand="0" w:noVBand="1" w:val="04A0"/>
+      </w:tblPr>
+      <w:tblGrid>
+        <w:gridCol w:w="2880"/>
+        <w:gridCol w:w="2880"/>
+        <w:gridCol w:w="2880"/>
+      </w:tblGrid>
+      <w:tr>
+        <w:tc>
+          <w:tcPr>
+            <w:tcW w:type="dxa" w:w="2880"/>
+          </w:tcPr>
+          <w:p>
+            <w:r>
+              <w:rPr>
+                <w:b/>
+              </w:rPr>
+            </w:r>
+            <w:r>
+              <w:rPr>
+                <w:b/>
+              </w:rPr>
+              <w:t>Qué se buscó</w:t>
+            </w:r>
+          </w:p>
+        </w:tc>
+        <w:tc>
+          <w:tcPr>
+            <w:tcW w:type="dxa" w:w="2880"/>
+          </w:tcPr>
+          <w:p>
+            <w:r>
+              <w:rPr>
+                <w:b/>
+              </w:rPr>
+            </w:r>
+            <w:r>
+              <w:rPr>
+                <w:b/>
+              </w:rPr>
+              <w:t>Cómo</w:t>
+            </w:r>
+          </w:p>
+        </w:tc>
+        <w:tc>
+          <w:tcPr>
+            <w:tcW w:type="dxa" w:w="2880"/>
+          </w:tcPr>
+          <w:p>
+            <w:r>
+              <w:rPr>
+                <w:b/>
+              </w:rPr>
+            </w:r>
+            <w:r>
+              <w:rPr>
+                <w:b/>
+              </w:rPr>
+              <w:t>Encontrado</w:t>
+            </w:r>
+          </w:p>
+        </w:tc>
+      </w:tr>
+      <w:tr>
+        <w:tc>
+          <w:tcPr>
+            <w:tcW w:type="dxa" w:w="2880"/>
+          </w:tcPr>
+          <w:p>
+            <w:r/>
+            <w:r>
+              <w:t xml:space="preserve">Tests </w:t>
+            </w:r>
+            <w:r>
+              <w:rPr>
+                <w:b/>
+              </w:rPr>
+              <w:t>muertos</w:t>
+            </w:r>
+            <w:r>
+              <w:t xml:space="preserve"> (nunca se ejecutan)</w:t>
+            </w:r>
+          </w:p>
+        </w:tc>
+        <w:tc>
+          <w:tcPr>
+            <w:tcW w:type="dxa" w:w="2880"/>
+          </w:tcPr>
+          <w:p>
+            <w:r/>
+            <w:r>
+              <w:t>nombres repetidos dentro de la misma clase o módulo</w:t>
+            </w:r>
+          </w:p>
+        </w:tc>
+        <w:tc>
+          <w:tcPr>
+            <w:tcW w:type="dxa" w:w="2880"/>
+          </w:tcPr>
+          <w:p>
+            <w:r/>
+            <w:r>
+              <w:rPr>
+                <w:b/>
+              </w:rPr>
+              <w:t>1</w:t>
+            </w:r>
+            <w:r>
+              <w:t xml:space="preserve"> — el duplicado de §3.1, que además impedía correr al original</w:t>
+            </w:r>
+          </w:p>
+        </w:tc>
+      </w:tr>
+      <w:tr>
+        <w:tc>
+          <w:tcPr>
+            <w:tcW w:type="dxa" w:w="2880"/>
+          </w:tcPr>
+          <w:p>
+            <w:r/>
+            <w:r>
+              <w:t xml:space="preserve">Asserts que </w:t>
+            </w:r>
+            <w:r>
+              <w:rPr>
+                <w:b/>
+              </w:rPr>
+              <w:t>aceptan varios resultados</w:t>
+            </w:r>
+          </w:p>
+        </w:tc>
+        <w:tc>
+          <w:tcPr>
+            <w:tcW w:type="dxa" w:w="2880"/>
+          </w:tcPr>
+          <w:p>
+            <w:r/>
+            <w:r>
+              <w:rPr>
+                <w:rFonts w:ascii="Consolas" w:hAnsi="Consolas"/>
+                <w:sz w:val="19"/>
+              </w:rPr>
+              <w:t>grep</w:t>
+            </w:r>
+            <w:r>
+              <w:t xml:space="preserve"> de </w:t>
+            </w:r>
+            <w:r>
+              <w:rPr>
+                <w:rFonts w:ascii="Consolas" w:hAnsi="Consolas"/>
+                <w:sz w:val="19"/>
+              </w:rPr>
+              <w:t>status_code in (…)</w:t>
+            </w:r>
+            <w:r>
+              <w:t xml:space="preserve"> y </w:t>
+            </w:r>
+            <w:r>
+              <w:rPr>
+                <w:rFonts w:ascii="Consolas" w:hAnsi="Consolas"/>
+                <w:sz w:val="19"/>
+              </w:rPr>
+              <w:t>assert … is not None</w:t>
+            </w:r>
+            <w:r>
+              <w:t xml:space="preserve"> sobre los 1.093 asserts del clínico</w:t>
+            </w:r>
+          </w:p>
+        </w:tc>
+        <w:tc>
+          <w:tcPr>
+            <w:tcW w:type="dxa" w:w="2880"/>
+          </w:tcPr>
+          <w:p>
+            <w:r/>
+            <w:r>
+              <w:rPr>
+                <w:b/>
+              </w:rPr>
+              <w:t>3</w:t>
+            </w:r>
+            <w:r>
+              <w:t xml:space="preserve"> — ver 3.3</w:t>
+            </w:r>
+          </w:p>
+        </w:tc>
+      </w:tr>
+      <w:tr>
+        <w:tc>
+          <w:tcPr>
+            <w:tcW w:type="dxa" w:w="2880"/>
+          </w:tcPr>
+          <w:p>
+            <w:r/>
+            <w:r>
+              <w:t xml:space="preserve">Asserts que </w:t>
+            </w:r>
+            <w:r>
+              <w:rPr>
+                <w:b/>
+              </w:rPr>
+              <w:t>pasan en vacío</w:t>
+            </w:r>
+          </w:p>
+        </w:tc>
+        <w:tc>
+          <w:tcPr>
+            <w:tcW w:type="dxa" w:w="2880"/>
+          </w:tcPr>
+          <w:p>
+            <w:r/>
+            <w:r>
+              <w:t>bucles y comprensiones sobre colecciones que pueden venir vacías</w:t>
+            </w:r>
+          </w:p>
+        </w:tc>
+        <w:tc>
+          <w:tcPr>
+            <w:tcW w:type="dxa" w:w="2880"/>
+          </w:tcPr>
+          <w:p>
+            <w:r/>
+            <w:r>
+              <w:rPr>
+                <w:b/>
+              </w:rPr>
+              <w:t>2</w:t>
+            </w:r>
+            <w:r>
+              <w:t xml:space="preserve"> — corregidos durante la Actividad 2 (§4, integración)</w:t>
+            </w:r>
+          </w:p>
+        </w:tc>
+      </w:tr>
+    </w:tbl>
+    <w:p/>
+    <w:p>
+      <w:pPr>
+        <w:pStyle w:val="Heading3"/>
+      </w:pPr>
+      <w:r>
+        <w:t>3.3 · Tres asserts que aceptaban un código que el sistema nunca devuelve</w:t>
+      </w:r>
+    </w:p>
+    <w:p>
+      <w:pPr>
+        <w:spacing w:after="200"/>
+        <w:ind w:left="280"/>
+      </w:pPr>
+      <w:r>
+        <w:rPr>
+          <w:rFonts w:ascii="Consolas" w:hAnsi="Consolas"/>
+          <w:color w:val="1F2A37"/>
+          <w:sz w:val="17"/>
+        </w:rPr>
+        <w:t>assert r.status_code in (401, 403)      # test_iscn_service, test_narrative_service, test_tool_router</w:t>
+      </w:r>
+    </w:p>
+    <w:p>
+      <w:r>
+        <w:t xml:space="preserve">Es exactamente el anti-patrón que el laboratorio del módulo nombra —*«asegura </w:t>
+      </w:r>
+      <w:r>
+        <w:rPr>
+          <w:rFonts w:ascii="Consolas" w:hAnsi="Consolas"/>
+          <w:sz w:val="19"/>
+        </w:rPr>
+        <w:t>r.status_code in (200, 404)</w:t>
+      </w:r>
+      <w:r>
+        <w:t>: pasa siempre, no dice nada»*—. Se midió qué devuelven de verdad los tres endpoints ante una petición anónima:</w:t>
+      </w:r>
+    </w:p>
+    <w:p>
+      <w:pPr>
+        <w:spacing w:after="200"/>
+        <w:ind w:left="280"/>
+      </w:pPr>
+      <w:r>
+        <w:rPr>
+          <w:rFonts w:ascii="Consolas" w:hAnsi="Consolas"/>
+          <w:color w:val="1F2A37"/>
+          <w:sz w:val="17"/>
+        </w:rPr>
+        <w:t>iscn        -&gt; 401</w:t>
+        <w:br/>
+        <w:t>narrative   -&gt; 401</w:t>
+        <w:br/>
+        <w:t>tools/query -&gt; 401</w:t>
+      </w:r>
+    </w:p>
+    <w:p>
+      <w:r>
+        <w:rPr>
+          <w:b/>
+        </w:rPr>
+        <w:t>401 determinista, siempre.</w:t>
+      </w:r>
+      <w:r>
+        <w:t xml:space="preserve"> El </w:t>
+      </w:r>
+      <w:r>
+        <w:rPr>
+          <w:rFonts w:ascii="Consolas" w:hAnsi="Consolas"/>
+          <w:sz w:val="19"/>
+        </w:rPr>
+        <w:t>403</w:t>
+      </w:r>
+      <w:r>
+        <w:t xml:space="preserve"> del assert es un código que el sistema no produce nunca en ese escenario, así que el test habría seguido verde si la autenticación pasara a devolver 403 — y 403 significa otra cosa: credencial válida sin permiso, no ausencia de credencial. Para el frontend son dos reacciones distintas (mandar al login frente a mostrar «no tienes acceso»).</w:t>
+      </w:r>
+    </w:p>
+    <w:p>
+      <w:r>
+        <w:rPr>
+          <w:b/>
+        </w:rPr>
+        <w:t>Decisión: apretados a `== 401`, no omitidos.</w:t>
+      </w:r>
+      <w:r>
+        <w:t xml:space="preserve"> La consigna ofrece omitir lo que ya no aporta, pero omitir estos tres habría dejado los tres endpoints sin ninguna prueba de que rechazan al anónimo. No es que no aporten: aportaban </w:t>
+      </w:r>
+      <w:r>
+        <w:rPr>
+          <w:b/>
+        </w:rPr>
+        <w:t>de menos</w:t>
+      </w:r>
+      <w:r>
+        <w:t>. El motivo de la medición queda escrito en el propio código, encima del assert.</w:t>
+      </w:r>
+    </w:p>
+    <w:p>
+      <w:r>
+        <w:t>Los 80 tests de esos tres ficheros siguen en verde con el assert apretado.</w:t>
+      </w:r>
+    </w:p>
     <w:p/>
     <w:p>
       <w:pPr>
@@ -3792,6 +4209,883 @@
       </w:tr>
     </w:tbl>
     <w:p/>
+    <w:p>
+      <w:pPr>
+        <w:pStyle w:val="Heading3"/>
+      </w:pPr>
+      <w:r>
+        <w:t>La auditoría: qué se descartó y por qué</w:t>
+      </w:r>
+    </w:p>
+    <w:p>
+      <w:r>
+        <w:t xml:space="preserve">La consigna es explícita —*«el agente propone; ustedes auditan test por test»*— así que la columna que importa de la tabla de arriba es la tercera. Aquí está desglosada: </w:t>
+      </w:r>
+      <w:r>
+        <w:rPr>
+          <w:b/>
+        </w:rPr>
+        <w:t>25 de los 236 tests propuestos no valían tal cual</w:t>
+      </w:r>
+      <w:r>
+        <w:t>, y cada uno falló una pregunta concreta del checklist de clase.</w:t>
+      </w:r>
+    </w:p>
+    <w:tbl>
+      <w:tblPr>
+        <w:tblStyle w:val="LightGrid-Accent1"/>
+        <w:tblW w:type="auto" w:w="0"/>
+        <w:tblLook w:firstColumn="1" w:firstRow="1" w:lastColumn="0" w:lastRow="0" w:noHBand="0" w:noVBand="1" w:val="04A0"/>
+      </w:tblPr>
+      <w:tblGrid>
+        <w:gridCol w:w="1440"/>
+        <w:gridCol w:w="1440"/>
+        <w:gridCol w:w="1440"/>
+        <w:gridCol w:w="1440"/>
+        <w:gridCol w:w="1440"/>
+        <w:gridCol w:w="1440"/>
+      </w:tblGrid>
+      <w:tr>
+        <w:tc>
+          <w:tcPr>
+            <w:tcW w:type="dxa" w:w="1440"/>
+          </w:tcPr>
+          <w:p>
+            <w:r>
+              <w:rPr>
+                <w:b/>
+              </w:rPr>
+            </w:r>
+            <w:r>
+              <w:rPr>
+                <w:b/>
+              </w:rPr>
+              <w:t>#</w:t>
+            </w:r>
+          </w:p>
+        </w:tc>
+        <w:tc>
+          <w:tcPr>
+            <w:tcW w:type="dxa" w:w="1440"/>
+          </w:tcPr>
+          <w:p>
+            <w:r>
+              <w:rPr>
+                <w:b/>
+              </w:rPr>
+            </w:r>
+            <w:r>
+              <w:rPr>
+                <w:b/>
+              </w:rPr>
+              <w:t>Tests</w:t>
+            </w:r>
+          </w:p>
+        </w:tc>
+        <w:tc>
+          <w:tcPr>
+            <w:tcW w:type="dxa" w:w="1440"/>
+          </w:tcPr>
+          <w:p>
+            <w:r>
+              <w:rPr>
+                <w:b/>
+              </w:rPr>
+            </w:r>
+            <w:r>
+              <w:rPr>
+                <w:b/>
+              </w:rPr>
+              <w:t>Capa</w:t>
+            </w:r>
+          </w:p>
+        </w:tc>
+        <w:tc>
+          <w:tcPr>
+            <w:tcW w:type="dxa" w:w="1440"/>
+          </w:tcPr>
+          <w:p>
+            <w:r>
+              <w:rPr>
+                <w:b/>
+              </w:rPr>
+            </w:r>
+            <w:r>
+              <w:rPr>
+                <w:b/>
+              </w:rPr>
+              <w:t>Qué pregunta falló</w:t>
+            </w:r>
+          </w:p>
+        </w:tc>
+        <w:tc>
+          <w:tcPr>
+            <w:tcW w:type="dxa" w:w="1440"/>
+          </w:tcPr>
+          <w:p>
+            <w:r>
+              <w:rPr>
+                <w:b/>
+              </w:rPr>
+            </w:r>
+            <w:r>
+              <w:rPr>
+                <w:b/>
+              </w:rPr>
+              <w:t>Qué pasaba de verdad</w:t>
+            </w:r>
+          </w:p>
+        </w:tc>
+        <w:tc>
+          <w:tcPr>
+            <w:tcW w:type="dxa" w:w="1440"/>
+          </w:tcPr>
+          <w:p>
+            <w:r>
+              <w:rPr>
+                <w:b/>
+              </w:rPr>
+            </w:r>
+            <w:r>
+              <w:rPr>
+                <w:b/>
+              </w:rPr>
+              <w:t>Decisión</w:t>
+            </w:r>
+          </w:p>
+        </w:tc>
+      </w:tr>
+      <w:tr>
+        <w:tc>
+          <w:tcPr>
+            <w:tcW w:type="dxa" w:w="1440"/>
+          </w:tcPr>
+          <w:p>
+            <w:r/>
+            <w:r>
+              <w:t>1</w:t>
+            </w:r>
+          </w:p>
+        </w:tc>
+        <w:tc>
+          <w:tcPr>
+            <w:tcW w:type="dxa" w:w="1440"/>
+          </w:tcPr>
+          <w:p>
+            <w:r/>
+            <w:r>
+              <w:t>2</w:t>
+            </w:r>
+          </w:p>
+        </w:tc>
+        <w:tc>
+          <w:tcPr>
+            <w:tcW w:type="dxa" w:w="1440"/>
+          </w:tcPr>
+          <w:p>
+            <w:r/>
+            <w:r>
+              <w:t>Integración</w:t>
+            </w:r>
+          </w:p>
+        </w:tc>
+        <w:tc>
+          <w:tcPr>
+            <w:tcW w:type="dxa" w:w="1440"/>
+          </w:tcPr>
+          <w:p>
+            <w:r/>
+            <w:r>
+              <w:rPr>
+                <w:b/>
+              </w:rPr>
+              <w:t>P1</w:t>
+            </w:r>
+            <w:r>
+              <w:t xml:space="preserve"> — habría seguido verde con la función rota</w:t>
+            </w:r>
+          </w:p>
+        </w:tc>
+        <w:tc>
+          <w:tcPr>
+            <w:tcW w:type="dxa" w:w="1440"/>
+          </w:tcPr>
+          <w:p>
+            <w:r/>
+            <w:r>
+              <w:t xml:space="preserve">El bucle sobre </w:t>
+            </w:r>
+            <w:r>
+              <w:rPr>
+                <w:rFonts w:ascii="Consolas" w:hAnsi="Consolas"/>
+                <w:sz w:val="19"/>
+              </w:rPr>
+              <w:t>r.vecinos</w:t>
+            </w:r>
+            <w:r>
+              <w:t xml:space="preserve"> recorría una lista </w:t>
+            </w:r>
+            <w:r>
+              <w:rPr>
+                <w:b/>
+              </w:rPr>
+              <w:t>vacía</w:t>
+            </w:r>
+            <w:r>
+              <w:t>: el test decía probar el reparto candidatos/vecinos y no lo ejercitaba</w:t>
+            </w:r>
+          </w:p>
+        </w:tc>
+        <w:tc>
+          <w:tcPr>
+            <w:tcW w:type="dxa" w:w="1440"/>
+          </w:tcPr>
+          <w:p>
+            <w:r/>
+            <w:r>
+              <w:t xml:space="preserve">Corregidos: </w:t>
+            </w:r>
+            <w:r>
+              <w:rPr>
+                <w:rFonts w:ascii="Consolas" w:hAnsi="Consolas"/>
+                <w:sz w:val="19"/>
+              </w:rPr>
+              <w:t>assert r.vecinos</w:t>
+            </w:r>
+            <w:r>
+              <w:t xml:space="preserve"> antes del bucle</w:t>
+            </w:r>
+          </w:p>
+        </w:tc>
+      </w:tr>
+      <w:tr>
+        <w:tc>
+          <w:tcPr>
+            <w:tcW w:type="dxa" w:w="1440"/>
+          </w:tcPr>
+          <w:p>
+            <w:r/>
+            <w:r>
+              <w:t>2</w:t>
+            </w:r>
+          </w:p>
+        </w:tc>
+        <w:tc>
+          <w:tcPr>
+            <w:tcW w:type="dxa" w:w="1440"/>
+          </w:tcPr>
+          <w:p>
+            <w:r/>
+            <w:r>
+              <w:t>1</w:t>
+            </w:r>
+          </w:p>
+        </w:tc>
+        <w:tc>
+          <w:tcPr>
+            <w:tcW w:type="dxa" w:w="1440"/>
+          </w:tcPr>
+          <w:p>
+            <w:r/>
+            <w:r>
+              <w:t>Integración</w:t>
+            </w:r>
+          </w:p>
+        </w:tc>
+        <w:tc>
+          <w:tcPr>
+            <w:tcW w:type="dxa" w:w="1440"/>
+          </w:tcPr>
+          <w:p>
+            <w:r/>
+            <w:r>
+              <w:rPr>
+                <w:b/>
+              </w:rPr>
+              <w:t>P2</w:t>
+            </w:r>
+            <w:r>
+              <w:t xml:space="preserve"> — el assert no reproducía el sistema real</w:t>
+            </w:r>
+          </w:p>
+        </w:tc>
+        <w:tc>
+          <w:tcPr>
+            <w:tcW w:type="dxa" w:w="1440"/>
+          </w:tcPr>
+          <w:p>
+            <w:r/>
+            <w:r>
+              <w:t xml:space="preserve">Vectores ortogonales: solo un fragmento superaba el umbral, y eso </w:t>
+            </w:r>
+            <w:r>
+              <w:rPr>
+                <w:b/>
+              </w:rPr>
+              <w:t>no</w:t>
+            </w:r>
+            <w:r>
+              <w:t xml:space="preserve"> es lo que se midió en producción, donde todo el corpus se parece</w:t>
+            </w:r>
+          </w:p>
+        </w:tc>
+        <w:tc>
+          <w:tcPr>
+            <w:tcW w:type="dxa" w:w="1440"/>
+          </w:tcPr>
+          <w:p>
+            <w:r/>
+            <w:r>
+              <w:t>Reescrito con vectores correlacionados</w:t>
+            </w:r>
+          </w:p>
+        </w:tc>
+      </w:tr>
+      <w:tr>
+        <w:tc>
+          <w:tcPr>
+            <w:tcW w:type="dxa" w:w="1440"/>
+          </w:tcPr>
+          <w:p>
+            <w:r/>
+            <w:r>
+              <w:t>3</w:t>
+            </w:r>
+          </w:p>
+        </w:tc>
+        <w:tc>
+          <w:tcPr>
+            <w:tcW w:type="dxa" w:w="1440"/>
+          </w:tcPr>
+          <w:p>
+            <w:r/>
+            <w:r>
+              <w:t>12</w:t>
+            </w:r>
+          </w:p>
+        </w:tc>
+        <w:tc>
+          <w:tcPr>
+            <w:tcW w:type="dxa" w:w="1440"/>
+          </w:tcPr>
+          <w:p>
+            <w:r/>
+            <w:r>
+              <w:t>Contrato</w:t>
+            </w:r>
+          </w:p>
+        </w:tc>
+        <w:tc>
+          <w:tcPr>
+            <w:tcW w:type="dxa" w:w="1440"/>
+          </w:tcPr>
+          <w:p>
+            <w:r/>
+            <w:r>
+              <w:rPr>
+                <w:b/>
+              </w:rPr>
+              <w:t>P2</w:t>
+            </w:r>
+            <w:r>
+              <w:t xml:space="preserve"> ×3 causas distintas</w:t>
+            </w:r>
+          </w:p>
+        </w:tc>
+        <w:tc>
+          <w:tcPr>
+            <w:tcW w:type="dxa" w:w="1440"/>
+          </w:tcPr>
+          <w:p>
+            <w:r/>
+            <w:r>
+              <w:t xml:space="preserve">(a) la base tiene una CHECK que impide desactivar sin registrar cuándo; (b) la rama </w:t>
+            </w:r>
+            <w:r>
+              <w:rPr>
+                <w:rFonts w:ascii="Consolas" w:hAnsi="Consolas"/>
+                <w:sz w:val="19"/>
+              </w:rPr>
+              <w:t>NOT_OWNER</w:t>
+            </w:r>
+            <w:r>
+              <w:t xml:space="preserve"> de dos endpoints es </w:t>
+            </w:r>
+            <w:r>
+              <w:rPr>
+                <w:b/>
+              </w:rPr>
+              <w:t>inalcanzable</w:t>
+            </w:r>
+            <w:r>
+              <w:t xml:space="preserve"> con la matriz RBAC; (c) todo Supervisor tiene </w:t>
+            </w:r>
+            <w:r>
+              <w:rPr>
+                <w:rFonts w:ascii="Consolas" w:hAnsi="Consolas"/>
+                <w:sz w:val="19"/>
+              </w:rPr>
+              <w:t>case.override_iscn</w:t>
+            </w:r>
+            <w:r>
+              <w:t xml:space="preserve">, así que </w:t>
+            </w:r>
+            <w:r>
+              <w:rPr>
+                <w:rFonts w:ascii="Consolas" w:hAnsi="Consolas"/>
+                <w:sz w:val="19"/>
+              </w:rPr>
+              <w:t>FORBIDDEN_OVERRIDE</w:t>
+            </w:r>
+            <w:r>
+              <w:t xml:space="preserve"> solo se alcanza con una excepción individual</w:t>
+            </w:r>
+          </w:p>
+        </w:tc>
+        <w:tc>
+          <w:tcPr>
+            <w:tcW w:type="dxa" w:w="1440"/>
+          </w:tcPr>
+          <w:p>
+            <w:r/>
+            <w:r>
+              <w:t>Corregidos los 12; las tres causas quedan escritas en el fichero</w:t>
+            </w:r>
+          </w:p>
+        </w:tc>
+      </w:tr>
+      <w:tr>
+        <w:tc>
+          <w:tcPr>
+            <w:tcW w:type="dxa" w:w="1440"/>
+          </w:tcPr>
+          <w:p>
+            <w:r/>
+            <w:r>
+              <w:t>4</w:t>
+            </w:r>
+          </w:p>
+        </w:tc>
+        <w:tc>
+          <w:tcPr>
+            <w:tcW w:type="dxa" w:w="1440"/>
+          </w:tcPr>
+          <w:p>
+            <w:r/>
+            <w:r>
+              <w:t>2</w:t>
+            </w:r>
+          </w:p>
+        </w:tc>
+        <w:tc>
+          <w:tcPr>
+            <w:tcW w:type="dxa" w:w="1440"/>
+          </w:tcPr>
+          <w:p>
+            <w:r/>
+            <w:r>
+              <w:t>Contrato</w:t>
+            </w:r>
+          </w:p>
+        </w:tc>
+        <w:tc>
+          <w:tcPr>
+            <w:tcW w:type="dxa" w:w="1440"/>
+          </w:tcPr>
+          <w:p>
+            <w:r/>
+            <w:r>
+              <w:rPr>
+                <w:b/>
+              </w:rPr>
+              <w:t>P2</w:t>
+            </w:r>
+          </w:p>
+        </w:tc>
+        <w:tc>
+          <w:tcPr>
+            <w:tcW w:type="dxa" w:w="1440"/>
+          </w:tcPr>
+          <w:p>
+            <w:r/>
+            <w:r>
+              <w:t xml:space="preserve">El serializer exige </w:t>
+            </w:r>
+            <w:r>
+              <w:rPr>
+                <w:b/>
+              </w:rPr>
+              <w:t>tres</w:t>
+            </w:r>
+            <w:r>
+              <w:t xml:space="preserve"> metáfases: con menos, el registro no llega al servicio</w:t>
+            </w:r>
+          </w:p>
+        </w:tc>
+        <w:tc>
+          <w:tcPr>
+            <w:tcW w:type="dxa" w:w="1440"/>
+          </w:tcPr>
+          <w:p>
+            <w:r/>
+            <w:r>
+              <w:t>Corregidos + un test nuevo que fija ese mínimo</w:t>
+            </w:r>
+          </w:p>
+        </w:tc>
+      </w:tr>
+      <w:tr>
+        <w:tc>
+          <w:tcPr>
+            <w:tcW w:type="dxa" w:w="1440"/>
+          </w:tcPr>
+          <w:p>
+            <w:r/>
+            <w:r>
+              <w:t>5</w:t>
+            </w:r>
+          </w:p>
+        </w:tc>
+        <w:tc>
+          <w:tcPr>
+            <w:tcW w:type="dxa" w:w="1440"/>
+          </w:tcPr>
+          <w:p>
+            <w:r/>
+            <w:r>
+              <w:t>6</w:t>
+            </w:r>
+          </w:p>
+        </w:tc>
+        <w:tc>
+          <w:tcPr>
+            <w:tcW w:type="dxa" w:w="1440"/>
+          </w:tcPr>
+          <w:p>
+            <w:r/>
+            <w:r>
+              <w:t>Unit</w:t>
+            </w:r>
+          </w:p>
+        </w:tc>
+        <w:tc>
+          <w:tcPr>
+            <w:tcW w:type="dxa" w:w="1440"/>
+          </w:tcPr>
+          <w:p>
+            <w:r/>
+            <w:r>
+              <w:rPr>
+                <w:b/>
+              </w:rPr>
+              <w:t>P2</w:t>
+            </w:r>
+          </w:p>
+        </w:tc>
+        <w:tc>
+          <w:tcPr>
+            <w:tcW w:type="dxa" w:w="1440"/>
+          </w:tcPr>
+          <w:p>
+            <w:r/>
+            <w:r>
+              <w:t>El troceador descarta en silencio los fragmentos de menos de 120 caracteres: el corpus de prueba devolvía cero y parecía que fallaba la carga</w:t>
+            </w:r>
+          </w:p>
+        </w:tc>
+        <w:tc>
+          <w:tcPr>
+            <w:tcW w:type="dxa" w:w="1440"/>
+          </w:tcPr>
+          <w:p>
+            <w:r/>
+            <w:r>
+              <w:t>Corregidos + un test que fija ese descarte</w:t>
+            </w:r>
+          </w:p>
+        </w:tc>
+      </w:tr>
+      <w:tr>
+        <w:tc>
+          <w:tcPr>
+            <w:tcW w:type="dxa" w:w="1440"/>
+          </w:tcPr>
+          <w:p>
+            <w:r/>
+            <w:r>
+              <w:t>6</w:t>
+            </w:r>
+          </w:p>
+        </w:tc>
+        <w:tc>
+          <w:tcPr>
+            <w:tcW w:type="dxa" w:w="1440"/>
+          </w:tcPr>
+          <w:p>
+            <w:r/>
+            <w:r>
+              <w:t>1</w:t>
+            </w:r>
+          </w:p>
+        </w:tc>
+        <w:tc>
+          <w:tcPr>
+            <w:tcW w:type="dxa" w:w="1440"/>
+          </w:tcPr>
+          <w:p>
+            <w:r/>
+            <w:r>
+              <w:t>Unit</w:t>
+            </w:r>
+          </w:p>
+        </w:tc>
+        <w:tc>
+          <w:tcPr>
+            <w:tcW w:type="dxa" w:w="1440"/>
+          </w:tcPr>
+          <w:p>
+            <w:r/>
+            <w:r>
+              <w:rPr>
+                <w:b/>
+              </w:rPr>
+              <w:t>P2</w:t>
+            </w:r>
+          </w:p>
+        </w:tc>
+        <w:tc>
+          <w:tcPr>
+            <w:tcW w:type="dxa" w:w="1440"/>
+          </w:tcPr>
+          <w:p>
+            <w:r/>
+            <w:r>
+              <w:t>«¿qué es un naranja?» dispara el atajo por palabra clave; el que lo evita es «qué significa…»</w:t>
+            </w:r>
+          </w:p>
+        </w:tc>
+        <w:tc>
+          <w:tcPr>
+            <w:tcW w:type="dxa" w:w="1440"/>
+          </w:tcPr>
+          <w:p>
+            <w:r/>
+            <w:r>
+              <w:t>Corregida la pregunta del caso</w:t>
+            </w:r>
+          </w:p>
+        </w:tc>
+      </w:tr>
+      <w:tr>
+        <w:tc>
+          <w:tcPr>
+            <w:tcW w:type="dxa" w:w="1440"/>
+          </w:tcPr>
+          <w:p>
+            <w:r/>
+            <w:r>
+              <w:t>7</w:t>
+            </w:r>
+          </w:p>
+        </w:tc>
+        <w:tc>
+          <w:tcPr>
+            <w:tcW w:type="dxa" w:w="1440"/>
+          </w:tcPr>
+          <w:p>
+            <w:r/>
+            <w:r>
+              <w:t>1</w:t>
+            </w:r>
+          </w:p>
+        </w:tc>
+        <w:tc>
+          <w:tcPr>
+            <w:tcW w:type="dxa" w:w="1440"/>
+          </w:tcPr>
+          <w:p>
+            <w:r/>
+            <w:r>
+              <w:t>Unit</w:t>
+            </w:r>
+          </w:p>
+        </w:tc>
+        <w:tc>
+          <w:tcPr>
+            <w:tcW w:type="dxa" w:w="1440"/>
+          </w:tcPr>
+          <w:p>
+            <w:r/>
+            <w:r>
+              <w:rPr>
+                <w:b/>
+              </w:rPr>
+              <w:t>P2</w:t>
+            </w:r>
+          </w:p>
+        </w:tc>
+        <w:tc>
+          <w:tcPr>
+            <w:tcW w:type="dxa" w:w="1440"/>
+          </w:tcPr>
+          <w:p>
+            <w:r/>
+            <w:r>
+              <w:t xml:space="preserve">El guard append-only de RN-05 vive en </w:t>
+            </w:r>
+            <w:r>
+              <w:rPr>
+                <w:rFonts w:ascii="Consolas" w:hAnsi="Consolas"/>
+                <w:sz w:val="19"/>
+              </w:rPr>
+              <w:t>Model.save()</w:t>
+            </w:r>
+            <w:r>
+              <w:t xml:space="preserve">, así que un </w:t>
+            </w:r>
+            <w:r>
+              <w:rPr>
+                <w:rFonts w:ascii="Consolas" w:hAnsi="Consolas"/>
+                <w:sz w:val="19"/>
+              </w:rPr>
+              <w:t>save()</w:t>
+            </w:r>
+            <w:r>
+              <w:t xml:space="preserve"> no sirve para simular manipulación: hay que usar </w:t>
+            </w:r>
+            <w:r>
+              <w:rPr>
+                <w:rFonts w:ascii="Consolas" w:hAnsi="Consolas"/>
+                <w:sz w:val="19"/>
+              </w:rPr>
+              <w:t>QuerySet.update()</w:t>
+            </w:r>
+            <w:r>
+              <w:t xml:space="preserve">, </w:t>
+            </w:r>
+            <w:r>
+              <w:rPr>
+                <w:b/>
+              </w:rPr>
+              <w:t>que es justo el agujero</w:t>
+            </w:r>
+          </w:p>
+        </w:tc>
+        <w:tc>
+          <w:tcPr>
+            <w:tcW w:type="dxa" w:w="1440"/>
+          </w:tcPr>
+          <w:p>
+            <w:r/>
+            <w:r>
+              <w:t>Reescrito, y el hallazgo documentado</w:t>
+            </w:r>
+          </w:p>
+        </w:tc>
+      </w:tr>
+      <w:tr>
+        <w:tc>
+          <w:tcPr>
+            <w:tcW w:type="dxa" w:w="1440"/>
+          </w:tcPr>
+          <w:p>
+            <w:r/>
+          </w:p>
+        </w:tc>
+        <w:tc>
+          <w:tcPr>
+            <w:tcW w:type="dxa" w:w="1440"/>
+          </w:tcPr>
+          <w:p>
+            <w:r/>
+            <w:r>
+              <w:rPr>
+                <w:b/>
+              </w:rPr>
+              <w:t>25</w:t>
+            </w:r>
+          </w:p>
+        </w:tc>
+        <w:tc>
+          <w:tcPr>
+            <w:tcW w:type="dxa" w:w="1440"/>
+          </w:tcPr>
+          <w:p>
+            <w:r/>
+          </w:p>
+        </w:tc>
+        <w:tc>
+          <w:tcPr>
+            <w:tcW w:type="dxa" w:w="1440"/>
+          </w:tcPr>
+          <w:p>
+            <w:r/>
+          </w:p>
+        </w:tc>
+        <w:tc>
+          <w:tcPr>
+            <w:tcW w:type="dxa" w:w="1440"/>
+          </w:tcPr>
+          <w:p>
+            <w:r/>
+          </w:p>
+        </w:tc>
+        <w:tc>
+          <w:tcPr>
+            <w:tcW w:type="dxa" w:w="1440"/>
+          </w:tcPr>
+          <w:p>
+            <w:r/>
+            <w:r>
+              <w:rPr>
+                <w:b/>
+              </w:rPr>
+              <w:t>25 corregidos, 0 aceptados sin tocar</w:t>
+            </w:r>
+          </w:p>
+        </w:tc>
+      </w:tr>
+    </w:tbl>
+    <w:p/>
+    <w:p>
+      <w:r>
+        <w:rPr>
+          <w:b/>
+        </w:rPr>
+        <w:t>Ninguno de los 25 se resolvió quitando el assert.</w:t>
+      </w:r>
+      <w:r>
+        <w:t xml:space="preserve"> Es la regla que este proyecto ya había pisado antes: un assert rojo es una hipótesis refutada, y borrarlo es maquillaje. Los 25 se corrigieron y en 5 casos el propio fallo se convirtió en un test nuevo que fija lo que el sistema hace de verdad.</w:t>
+      </w:r>
+    </w:p>
+    <w:p>
+      <w:r>
+        <w:t xml:space="preserve">Y una cosa que conviene decir en voz alta: </w:t>
+      </w:r>
+      <w:r>
+        <w:rPr>
+          <w:b/>
+        </w:rPr>
+        <w:t>las 25 correcciones fueron de mis suposiciones, no del sistema.</w:t>
+      </w:r>
+      <w:r>
+        <w:t xml:space="preserve"> En las siete filas la máquina tenía razón y el que se equivocaba era quien escribía el test. Es el mismo patrón que la §2 mostró con los 9 falsos duplicados.</w:t>
+      </w:r>
+    </w:p>
+    <w:p>
+      <w:r>
+        <w:t xml:space="preserve">El ciclo del LabX (§7) va más lejos todavía: allí el que propone es un modelo de 3B y la tasa es </w:t>
+      </w:r>
+      <w:r>
+        <w:rPr>
+          <w:b/>
+        </w:rPr>
+        <w:t>14 propuestos → 5 aceptados</w:t>
+      </w:r>
+      <w:r>
+        <w:t>, con la tabla de las tres preguntas test por test.</w:t>
+      </w:r>
+    </w:p>
     <w:p>
       <w:pPr>
         <w:pStyle w:val="Heading3"/>
@@ -6121,9 +7415,9 @@
           <w:color w:val="1F2A37"/>
           <w:sz w:val="17"/>
         </w:rPr>
-        <w:t>TOTAL                                    8783   1086    88%</w:t>
+        <w:t>TOTAL                                    8821   1086    88%</w:t>
         <w:br/>
-        <w:t>863 passed, 2 warnings in 603.29s (0:10:03)</w:t>
+        <w:t>868 passed, 2 warnings in 599.70s (0:09:59)</w:t>
       </w:r>
     </w:p>
     <w:p>
@@ -6149,7 +7443,7 @@
     </w:p>
     <w:p>
       <w:r>
-        <w:t xml:space="preserve">Los 863 pasan en 10 min 3 s sin tocar la red. Los 236 tests añadidos no la tocan tampoco: doblan </w:t>
+        <w:t xml:space="preserve">Los 868 pasan en 9 min 59 s sin tocar la red. Los 241 tests añadidos —236 de esta actividad más los 5 auditados del LabX (§7)— no la tocan tampoco: doblan </w:t>
       </w:r>
       <w:r>
         <w:rPr>
@@ -6190,7 +7484,7 @@
         <w:rPr>
           <w:b/>
         </w:rPr>
-        <w:t>968 pruebas con assert</w:t>
+        <w:t>985 pruebas con assert</w:t>
       </w:r>
       <w:r>
         <w:t xml:space="preserve"> del repositorio completo, devuelve </w:t>
@@ -6202,7 +7496,7 @@
         <w:t>0 grupos con huella repetida</w:t>
       </w:r>
       <w:r>
-        <w:t>: los 236 tests nuevos no introdujeron ninguno.</w:t>
+        <w:t>: los 241 tests nuevos no introdujeron ninguno.</w:t>
       </w:r>
     </w:p>
     <w:p>
@@ -6300,16 +7594,7 @@
     </w:p>
     <w:p>
       <w:r>
-        <w:t xml:space="preserve">Los 5 auditados se suman a la suite: </w:t>
-      </w:r>
-      <w:r>
-        <w:rPr>
-          <w:b/>
-        </w:rPr>
-        <w:t>863 + 5 = 868</w:t>
-      </w:r>
-      <w:r>
-        <w:t xml:space="preserve">. Se pueden aislar, porque las marcas estan registradas en </w:t>
+        <w:t xml:space="preserve">Los 5 auditados están ya dentro de los 868 de la corrida final (§6). Se pueden aislar, porque las marcas estan registradas en </w:t>
       </w:r>
       <w:r>
         <w:rPr>

--- a/docs/M7_ACTIVIDAD2_SUITE_MEDIDA.docx
+++ b/docs/M7_ACTIVIDAD2_SUITE_MEDIDA.docx
@@ -7674,7 +7674,16 @@
         <w:t>El código de producción del clínico ya cumple RN-09</w:t>
       </w:r>
       <w:r>
-        <w:t xml:space="preserve">: 91,74 %, por encima del 90 % exigido. La cifra que reporta </w:t>
+        <w:t xml:space="preserve">: </w:t>
+      </w:r>
+      <w:r>
+        <w:rPr>
+          <w:b/>
+        </w:rPr>
+        <w:t>96,33 %</w:t>
+      </w:r>
+      <w:r>
+        <w:t xml:space="preserve">, muy por encima del 90 % exigido. La cifra que reporta </w:t>
       </w:r>
       <w:r>
         <w:rPr>
@@ -7684,7 +7693,7 @@
         <w:t>pytest-cov</w:t>
       </w:r>
       <w:r>
-        <w:t xml:space="preserve"> en bruto sigue por debajo (86,00 %) porque mezcla los ficheros de test y los </w:t>
+        <w:t xml:space="preserve"> en bruto sigue por debajo (88,59 %) porque mezcla los ficheros de test y los </w:t>
       </w:r>
       <w:r>
         <w:rPr>

--- a/docs/M7_ACTIVIDAD2_SUITE_MEDIDA.docx
+++ b/docs/M7_ACTIVIDAD2_SUITE_MEDIDA.docx
@@ -7510,7 +7510,599 @@
         <w:pStyle w:val="Heading2"/>
       </w:pPr>
       <w:r>
-        <w:t>7 · El ciclo del LabX sobre el producto</w:t>
+        <w:t>7 · El informe no hay que creérselo: se ejecuta</w:t>
+      </w:r>
+    </w:p>
+    <w:p>
+      <w:r>
+        <w:t>Un informe de pruebas que hay que creerse no es un informe de pruebas. Cada cifra de este documento se vuelve a medir desde cero con un solo comando:</w:t>
+      </w:r>
+    </w:p>
+    <w:p>
+      <w:pPr>
+        <w:spacing w:after="200"/>
+        <w:ind w:left="280"/>
+      </w:pPr>
+      <w:r>
+        <w:rPr>
+          <w:rFonts w:ascii="Consolas" w:hAnsi="Consolas"/>
+          <w:color w:val="1F2A37"/>
+          <w:sz w:val="17"/>
+        </w:rPr>
+        <w:t>python scripts/verificar_entrega_m7.py</w:t>
+      </w:r>
+    </w:p>
+    <w:p>
+      <w:r>
+        <w:t xml:space="preserve">Tarda </w:t>
+      </w:r>
+      <w:r>
+        <w:rPr>
+          <w:b/>
+        </w:rPr>
+        <w:t>10 min 58 s</w:t>
+      </w:r>
+      <w:r>
+        <w:t xml:space="preserve"> —la suite completa se corre entera, medir solo una parte sería el mismo atajo que este módulo enseña a no tomar— y termina imprimiendo una tabla </w:t>
+      </w:r>
+      <w:r>
+        <w:rPr>
+          <w:rFonts w:ascii="Consolas" w:hAnsi="Consolas"/>
+          <w:sz w:val="19"/>
+        </w:rPr>
+        <w:t>AFIRMADO / MEDIDO / VEREDICTO</w:t>
+      </w:r>
+      <w:r>
+        <w:t xml:space="preserve">. </w:t>
+      </w:r>
+      <w:r>
+        <w:rPr>
+          <w:b/>
+        </w:rPr>
+        <w:t>Sale con código 1 si alguna cifra no cuadra.</w:t>
+      </w:r>
+    </w:p>
+    <w:p>
+      <w:pPr>
+        <w:spacing w:after="200"/>
+        <w:ind w:left="280"/>
+      </w:pPr>
+      <w:r>
+        <w:rPr>
+          <w:rFonts w:ascii="Consolas" w:hAnsi="Consolas"/>
+          <w:color w:val="1F2A37"/>
+          <w:sz w:val="17"/>
+        </w:rPr>
+        <w:t>== 1/5  suite completa, sin modelo ni red (esto tarda ~10 min)</w:t>
+        <w:br/>
+        <w:t xml:space="preserve">   868 pasan, 0 fallos, 594.44 s</w:t>
+        <w:br/>
+        <w:t>== 2/5  cobertura sobre apps/</w:t>
+        <w:br/>
+        <w:t xml:space="preserve">   produccion 96.33 %   informe 88.59 %</w:t>
+        <w:br/>
+        <w:t>== 3/5  detector de duplicados</w:t>
+        <w:br/>
+        <w:t xml:space="preserve">   0 grupos sobre 985 tests con assert</w:t>
+        <w:br/>
+        <w:t>== 4/5  marcas del LabX</w:t>
+        <w:br/>
+        <w:t xml:space="preserve">   auditados 5, sin auditar 0</w:t>
+        <w:br/>
+        <w:t>== 5/5  tests omitidos (viven en backend-admin, no en el clinico)</w:t>
+        <w:br/>
+        <w:t xml:space="preserve">   1 omitido(s)</w:t>
+        <w:br/>
+        <w:br/>
+        <w:t>==========================================================================</w:t>
+        <w:br/>
+        <w:t xml:space="preserve">AFIRMA EL DOCUMENTO       AFIRMADO        MEDIDO          </w:t>
+        <w:br/>
+        <w:t>==========================================================================</w:t>
+        <w:br/>
+        <w:t>tests_verdes              868             868             OK</w:t>
+        <w:br/>
+        <w:t>tests_omitidos            1               1               OK</w:t>
+        <w:br/>
+        <w:t>produccion_pct            96.33           96.33           OK</w:t>
+        <w:br/>
+        <w:t>informe_apps_pct          88.59           88.59           OK</w:t>
+        <w:br/>
+        <w:t>produccion_ficheros       47              47              OK</w:t>
+        <w:br/>
+        <w:t>produccion_sentencias     2809            2809            OK</w:t>
+        <w:br/>
+        <w:t>produccion_cubiertas      2706            2706            OK</w:t>
+        <w:br/>
+        <w:t>grupos_duplicados         0               0               OK</w:t>
+        <w:br/>
+        <w:t>tests_auditados           5               5               OK</w:t>
+        <w:br/>
+        <w:t>tests_sin_auditar         0               0               OK</w:t>
+        <w:br/>
+        <w:t>--------------------------------------------------------------------------</w:t>
+        <w:br/>
+        <w:t>rag_qa.py                 100 %           100.0 %         OK</w:t>
+        <w:br/>
+        <w:t>rag_index.py              100 %           100.0 %         OK</w:t>
+        <w:br/>
+        <w:t>agente_acciones.py        100 %           100.0 %         OK</w:t>
+        <w:br/>
+        <w:t>admin_client.py           100 %           100.0 %         OK</w:t>
+        <w:br/>
+        <w:t>pipeline_client.py        100 %           100.0 %         OK</w:t>
+        <w:br/>
+        <w:t>--------------------------------------------------------------------------</w:t>
+        <w:br/>
+        <w:t>fallos                    0               0               OK</w:t>
+        <w:br/>
+        <w:t>==========================================================================</w:t>
+        <w:br/>
+        <w:t>verificacion completa en 10 min 58 s</w:t>
+        <w:br/>
+        <w:br/>
+        <w:t>TODAS LAS CIFRAS DEL DOCUMENTO CUADRAN CON LA MEDICION.</w:t>
+      </w:r>
+    </w:p>
+    <w:p>
+      <w:pPr>
+        <w:pStyle w:val="Heading3"/>
+      </w:pPr>
+      <w:r>
+        <w:t>El verificador falló en su primera corrida, y el fallo era suyo</w:t>
+      </w:r>
+    </w:p>
+    <w:p>
+      <w:r>
+        <w:t xml:space="preserve">La primera vez que se ejecutó marcó </w:t>
+      </w:r>
+      <w:r>
+        <w:rPr>
+          <w:b/>
+        </w:rPr>
+        <w:t>`tests_omitidos: afirmado 1, medido 0 — NO CUADRA`</w:t>
+      </w:r>
+      <w:r>
+        <w:t>.</w:t>
+      </w:r>
+    </w:p>
+    <w:p>
+      <w:r>
+        <w:t xml:space="preserve">El documento tenía razón. La §3.1 dice explícitamente que el test omitido vive en </w:t>
+      </w:r>
+      <w:r>
+        <w:rPr>
+          <w:rFonts w:ascii="Consolas" w:hAnsi="Consolas"/>
+          <w:sz w:val="19"/>
+        </w:rPr>
+        <w:t>backend-admin/apps/audit/tests/test_audit_endpoint.py</w:t>
+      </w:r>
+      <w:r>
+        <w:t xml:space="preserve">, y el guion contaba los </w:t>
+      </w:r>
+      <w:r>
+        <w:rPr>
+          <w:rFonts w:ascii="Consolas" w:hAnsi="Consolas"/>
+          <w:sz w:val="19"/>
+        </w:rPr>
+        <w:t>skipped</w:t>
+      </w:r>
+      <w:r>
+        <w:t xml:space="preserve"> únicamente de la corrida del clínico, que es otro módulo. </w:t>
+      </w:r>
+      <w:r>
+        <w:rPr>
+          <w:b/>
+        </w:rPr>
+        <w:t>El que medía mal era el medidor.</w:t>
+      </w:r>
+    </w:p>
+    <w:p>
+      <w:r>
+        <w:t xml:space="preserve">Se corrigió añadiendo una quinta medición que busca el omitido donde de verdad está, y el motivo quedó escrito en el docstring de </w:t>
+      </w:r>
+      <w:r>
+        <w:rPr>
+          <w:rFonts w:ascii="Consolas" w:hAnsi="Consolas"/>
+          <w:sz w:val="19"/>
+        </w:rPr>
+        <w:t>medir_omitidos()</w:t>
+      </w:r>
+      <w:r>
+        <w:t xml:space="preserve"> en vez de arreglarse en silencio.</w:t>
+      </w:r>
+    </w:p>
+    <w:p>
+      <w:r>
+        <w:t xml:space="preserve">Es </w:t>
+      </w:r>
+      <w:r>
+        <w:rPr>
+          <w:b/>
+        </w:rPr>
+        <w:t>la quinta vez en este módulo</w:t>
+      </w:r>
+      <w:r>
+        <w:t xml:space="preserve"> que la primera medición falla por el instrumento y no por el sistema:</w:t>
+      </w:r>
+    </w:p>
+    <w:tbl>
+      <w:tblPr>
+        <w:tblStyle w:val="LightGrid-Accent1"/>
+        <w:tblW w:type="auto" w:w="0"/>
+        <w:tblLook w:firstColumn="1" w:firstRow="1" w:lastColumn="0" w:lastRow="0" w:noHBand="0" w:noVBand="1" w:val="04A0"/>
+      </w:tblPr>
+      <w:tblGrid>
+        <w:gridCol w:w="2160"/>
+        <w:gridCol w:w="2160"/>
+        <w:gridCol w:w="2160"/>
+        <w:gridCol w:w="2160"/>
+      </w:tblGrid>
+      <w:tr>
+        <w:tc>
+          <w:tcPr>
+            <w:tcW w:type="dxa" w:w="2160"/>
+          </w:tcPr>
+          <w:p>
+            <w:r>
+              <w:rPr>
+                <w:b/>
+              </w:rPr>
+            </w:r>
+            <w:r>
+              <w:rPr>
+                <w:b/>
+              </w:rPr>
+              <w:t>#</w:t>
+            </w:r>
+          </w:p>
+        </w:tc>
+        <w:tc>
+          <w:tcPr>
+            <w:tcW w:type="dxa" w:w="2160"/>
+          </w:tcPr>
+          <w:p>
+            <w:r>
+              <w:rPr>
+                <w:b/>
+              </w:rPr>
+            </w:r>
+            <w:r>
+              <w:rPr>
+                <w:b/>
+              </w:rPr>
+              <w:t>El instrumento</w:t>
+            </w:r>
+          </w:p>
+        </w:tc>
+        <w:tc>
+          <w:tcPr>
+            <w:tcW w:type="dxa" w:w="2160"/>
+          </w:tcPr>
+          <w:p>
+            <w:r>
+              <w:rPr>
+                <w:b/>
+              </w:rPr>
+            </w:r>
+            <w:r>
+              <w:rPr>
+                <w:b/>
+              </w:rPr>
+              <w:t>Lo que dijo</w:t>
+            </w:r>
+          </w:p>
+        </w:tc>
+        <w:tc>
+          <w:tcPr>
+            <w:tcW w:type="dxa" w:w="2160"/>
+          </w:tcPr>
+          <w:p>
+            <w:r>
+              <w:rPr>
+                <w:b/>
+              </w:rPr>
+            </w:r>
+            <w:r>
+              <w:rPr>
+                <w:b/>
+              </w:rPr>
+              <w:t>Lo que pasaba de verdad</w:t>
+            </w:r>
+          </w:p>
+        </w:tc>
+      </w:tr>
+      <w:tr>
+        <w:tc>
+          <w:tcPr>
+            <w:tcW w:type="dxa" w:w="2160"/>
+          </w:tcPr>
+          <w:p>
+            <w:r/>
+            <w:r>
+              <w:t>1</w:t>
+            </w:r>
+          </w:p>
+        </w:tc>
+        <w:tc>
+          <w:tcPr>
+            <w:tcW w:type="dxa" w:w="2160"/>
+          </w:tcPr>
+          <w:p>
+            <w:r/>
+            <w:r>
+              <w:t>Detector de duplicados</w:t>
+            </w:r>
+          </w:p>
+        </w:tc>
+        <w:tc>
+          <w:tcPr>
+            <w:tcW w:type="dxa" w:w="2160"/>
+          </w:tcPr>
+          <w:p>
+            <w:r/>
+            <w:r>
+              <w:t>9 grupos</w:t>
+            </w:r>
+          </w:p>
+        </w:tc>
+        <w:tc>
+          <w:tcPr>
+            <w:tcW w:type="dxa" w:w="2160"/>
+          </w:tcPr>
+          <w:p>
+            <w:r/>
+            <w:r>
+              <w:t>los 9 falsos: la huella ignoraba las fixtures</w:t>
+            </w:r>
+          </w:p>
+        </w:tc>
+      </w:tr>
+      <w:tr>
+        <w:tc>
+          <w:tcPr>
+            <w:tcW w:type="dxa" w:w="2160"/>
+          </w:tcPr>
+          <w:p>
+            <w:r/>
+            <w:r>
+              <w:t>2</w:t>
+            </w:r>
+          </w:p>
+        </w:tc>
+        <w:tc>
+          <w:tcPr>
+            <w:tcW w:type="dxa" w:w="2160"/>
+          </w:tcPr>
+          <w:p>
+            <w:r/>
+            <w:r>
+              <w:t>Batería de contrato</w:t>
+            </w:r>
+          </w:p>
+        </w:tc>
+        <w:tc>
+          <w:tcPr>
+            <w:tcW w:type="dxa" w:w="2160"/>
+          </w:tcPr>
+          <w:p>
+            <w:r/>
+            <w:r>
+              <w:t>12 rojas</w:t>
+            </w:r>
+          </w:p>
+        </w:tc>
+        <w:tc>
+          <w:tcPr>
+            <w:tcW w:type="dxa" w:w="2160"/>
+          </w:tcPr>
+          <w:p>
+            <w:r/>
+            <w:r>
+              <w:t>tres hechos del sistema que yo no conocía</w:t>
+            </w:r>
+          </w:p>
+        </w:tc>
+      </w:tr>
+      <w:tr>
+        <w:tc>
+          <w:tcPr>
+            <w:tcW w:type="dxa" w:w="2160"/>
+          </w:tcPr>
+          <w:p>
+            <w:r/>
+            <w:r>
+              <w:t>3</w:t>
+            </w:r>
+          </w:p>
+        </w:tc>
+        <w:tc>
+          <w:tcPr>
+            <w:tcW w:type="dxa" w:w="2160"/>
+          </w:tcPr>
+          <w:p>
+            <w:r/>
+            <w:r>
+              <w:t>Tests del corpus</w:t>
+            </w:r>
+          </w:p>
+        </w:tc>
+        <w:tc>
+          <w:tcPr>
+            <w:tcW w:type="dxa" w:w="2160"/>
+          </w:tcPr>
+          <w:p>
+            <w:r/>
+            <w:r>
+              <w:t>0 fragmentos</w:t>
+            </w:r>
+          </w:p>
+        </w:tc>
+        <w:tc>
+          <w:tcPr>
+            <w:tcW w:type="dxa" w:w="2160"/>
+          </w:tcPr>
+          <w:p>
+            <w:r/>
+            <w:r>
+              <w:rPr>
+                <w:rFonts w:ascii="Consolas" w:hAnsi="Consolas"/>
+                <w:sz w:val="19"/>
+              </w:rPr>
+              <w:t>MIN_CHARS = 120</w:t>
+            </w:r>
+            <w:r>
+              <w:t xml:space="preserve"> descarta en silencio</w:t>
+            </w:r>
+          </w:p>
+        </w:tc>
+      </w:tr>
+      <w:tr>
+        <w:tc>
+          <w:tcPr>
+            <w:tcW w:type="dxa" w:w="2160"/>
+          </w:tcPr>
+          <w:p>
+            <w:r/>
+            <w:r>
+              <w:t>4</w:t>
+            </w:r>
+          </w:p>
+        </w:tc>
+        <w:tc>
+          <w:tcPr>
+            <w:tcW w:type="dxa" w:w="2160"/>
+          </w:tcPr>
+          <w:p>
+            <w:r/>
+            <w:r>
+              <w:t>Los 14 tests del modelo local</w:t>
+            </w:r>
+          </w:p>
+        </w:tc>
+        <w:tc>
+          <w:tcPr>
+            <w:tcW w:type="dxa" w:w="2160"/>
+          </w:tcPr>
+          <w:p>
+            <w:r/>
+            <w:r>
+              <w:t>2 verdes</w:t>
+            </w:r>
+          </w:p>
+        </w:tc>
+        <w:tc>
+          <w:tcPr>
+            <w:tcW w:type="dxa" w:w="2160"/>
+          </w:tcPr>
+          <w:p>
+            <w:r/>
+            <w:r>
+              <w:t>y los 2 eran copias del fichero a mano</w:t>
+            </w:r>
+          </w:p>
+        </w:tc>
+      </w:tr>
+      <w:tr>
+        <w:tc>
+          <w:tcPr>
+            <w:tcW w:type="dxa" w:w="2160"/>
+          </w:tcPr>
+          <w:p>
+            <w:r/>
+            <w:r>
+              <w:t>5</w:t>
+            </w:r>
+          </w:p>
+        </w:tc>
+        <w:tc>
+          <w:tcPr>
+            <w:tcW w:type="dxa" w:w="2160"/>
+          </w:tcPr>
+          <w:p>
+            <w:r/>
+            <w:r>
+              <w:rPr>
+                <w:b/>
+              </w:rPr>
+              <w:t>El propio verificador</w:t>
+            </w:r>
+          </w:p>
+        </w:tc>
+        <w:tc>
+          <w:tcPr>
+            <w:tcW w:type="dxa" w:w="2160"/>
+          </w:tcPr>
+          <w:p>
+            <w:r/>
+            <w:r>
+              <w:rPr>
+                <w:b/>
+              </w:rPr>
+              <w:t>1 cifra no cuadra</w:t>
+            </w:r>
+          </w:p>
+        </w:tc>
+        <w:tc>
+          <w:tcPr>
+            <w:tcW w:type="dxa" w:w="2160"/>
+          </w:tcPr>
+          <w:p>
+            <w:r/>
+            <w:r>
+              <w:rPr>
+                <w:b/>
+              </w:rPr>
+              <w:t>miraba en el módulo equivocado</w:t>
+            </w:r>
+          </w:p>
+        </w:tc>
+      </w:tr>
+    </w:tbl>
+    <w:p/>
+    <w:p>
+      <w:r>
+        <w:t>La regla que sale de las cinco, y que es lo que me llevo del módulo:</w:t>
+      </w:r>
+    </w:p>
+    <w:p>
+      <w:pPr>
+        <w:ind w:left="360"/>
+        <w:jc w:val="left"/>
+      </w:pPr>
+      <w:r>
+        <w:rPr>
+          <w:b/>
+          <w:i/>
+        </w:rPr>
+        <w:t>El número es lo último en lo que hay que creer.</w:t>
+      </w:r>
+      <w:r>
+        <w:rPr>
+          <w:i/>
+        </w:rPr>
+        <w:t xml:space="preserve"> Antes va el instrumento</w:t>
+      </w:r>
+    </w:p>
+    <w:p>
+      <w:pPr>
+        <w:ind w:left="360"/>
+        <w:jc w:val="left"/>
+      </w:pPr>
+      <w:r>
+        <w:rPr>
+          <w:i/>
+        </w:rPr>
+        <w:t>que lo produjo, y antes todavía, las suposiciones de quien lo escribió.</w:t>
+      </w:r>
+    </w:p>
+    <w:p/>
+    <w:p>
+      <w:pPr>
+        <w:pStyle w:val="Heading2"/>
+      </w:pPr>
+      <w:r>
+        <w:t>8 · El ciclo del LabX sobre el producto</w:t>
       </w:r>
     </w:p>
     <w:p>
@@ -7663,7 +8255,7 @@
         <w:pStyle w:val="Heading2"/>
       </w:pPr>
       <w:r>
-        <w:t>8 · Lo que queda declarado</w:t>
+        <w:t>9 · Lo que queda declarado</w:t>
       </w:r>
     </w:p>
     <w:p>
